--- a/documentos/APA.docx
+++ b/documentos/APA.docx
@@ -54,6 +54,9 @@
         <w:jc w:val="center"/>
       </w:pPr>
       <w:r>
+        <w:rPr>
+          <w:noProof/>
+        </w:rPr>
         <w:drawing>
           <wp:inline distT="0" distB="0" distL="0" distR="0" wp14:anchorId="51AEAAFB" wp14:editId="34E22FE2">
             <wp:extent cx="1760220" cy="2115185"/>
@@ -123,6 +126,9 @@
         <w:jc w:val="center"/>
       </w:pPr>
       <w:r>
+        <w:rPr>
+          <w:noProof/>
+        </w:rPr>
         <w:drawing>
           <wp:inline distT="0" distB="0" distL="0" distR="0" wp14:anchorId="6453BCA1" wp14:editId="7B7849EC">
             <wp:extent cx="2025650" cy="2069465"/>
@@ -198,7 +204,6 @@
         <w:sectPr>
           <w:headerReference w:type="even" r:id="rId10"/>
           <w:headerReference w:type="default" r:id="rId11"/>
-          <w:headerReference w:type="first" r:id="rId12"/>
           <w:pgSz w:w="12240" w:h="15840"/>
           <w:pgMar w:top="1497" w:right="1440" w:bottom="1440" w:left="1440" w:header="1440" w:footer="0" w:gutter="0"/>
           <w:pgNumType w:fmt="lowerRoman" w:start="1"/>
@@ -231,21 +236,42 @@
     </w:p>
     <w:p>
       <w:r>
-        <w:t>Hoy en día el medio ambiente se toma como un problema principal pero las personas no lo toman tan enserio, sobre todo los jóvenes, que no ven el problema tan grave que se enfrenta la humanidad, desde nuestro punto de vista esta situación se debe a la poca lúdica con la que se toma este tema.  Desde nuestro punto de vista esta problemática se soluciona cuando se comienza a implementar una forma lúdica de enseñar talvez esto no solucione el problema, pero nuestro objetivo es iniciar una de las soluciones del problema, además de iniciar una nueva etapa en la educación ambiental. Además de tratar el problema ambiental, estamos apoyando nuevas tecnologías es el caso de Godot Engime que es la nueva competencia de unity, este tiene varias ventajas por ejemplo es de código abierto la comunidad hace aportes en él y tiene una gran comunidad, el juego abordara diversos factores que contribuyen con la problemática ambiental   y sus soluciones.</w:t>
-      </w:r>
-    </w:p>
-    <w:p>
-      <w:pPr>
-        <w:jc w:val="center"/>
+        <w:t>Hoy en día, el medio ambiente se considera un tema principal, pero mucha gente</w:t>
+      </w:r>
+      <w:r>
+        <w:t xml:space="preserve"> </w:t>
+      </w:r>
+      <w:r>
+        <w:t>especialmente los jóvenes no se lo toma tan en serio. No terminan de ver la gravedad de lo que enfrentamos como humanidad. Desde nuestro punto de vista, esto pasa porque el tema se enseña de una forma muy poco lúdica, es decir, no es nada entretenido.</w:t>
+      </w:r>
+    </w:p>
+    <w:p>
+      <w:r>
+        <w:t>Nuestra idea es cambiar esto implementando una forma divertida de aprender. Sabemos que esto no va a solucionar el problema por completo, pero nuestro objetivo es ser el punto de partida para una nueva etapa en la educación ambiental. Además de cuidar el planeta, estamos apostando por tecnologías como Godot Engine. Es una gran alternativa a Unity porque es de código abierto y tiene una comunidad increíble que siempre está aportando mejoras. Con este juego, queremos mostrar los factores que dañan el entorno y, sobre todo, cómo podemos trabajar en sus soluciones.</w:t>
+      </w:r>
+    </w:p>
+    <w:p>
+      <w:pPr>
         <w:rPr>
           <w:b/>
           <w:bCs/>
         </w:rPr>
       </w:pPr>
-      <w:r>
+    </w:p>
+    <w:p>
+      <w:pPr>
+        <w:jc w:val="center"/>
         <w:rPr>
           <w:b/>
           <w:bCs/>
+          <w:lang w:val="en-US"/>
+        </w:rPr>
+      </w:pPr>
+      <w:r>
+        <w:rPr>
+          <w:b/>
+          <w:bCs/>
+          <w:lang w:val="en-US"/>
         </w:rPr>
         <w:t>Abstract</w:t>
       </w:r>
@@ -254,25 +280,58 @@
       <w:pPr>
         <w:rPr>
           <w:bCs/>
-        </w:rPr>
-        <w:sectPr>
-          <w:headerReference w:type="even" r:id="rId13"/>
-          <w:headerReference w:type="default" r:id="rId14"/>
-          <w:headerReference w:type="first" r:id="rId15"/>
-          <w:pgSz w:w="12240" w:h="15840"/>
-          <w:pgMar w:top="1497" w:right="1440" w:bottom="1440" w:left="1440" w:header="1440" w:footer="0" w:gutter="0"/>
-          <w:pgNumType w:fmt="lowerRoman" w:start="1"/>
-          <w:cols w:space="720"/>
-          <w:formProt w:val="0"/>
-          <w:titlePg/>
-          <w:docGrid w:linePitch="100"/>
-        </w:sectPr>
+          <w:lang w:val="en-US"/>
+        </w:rPr>
       </w:pPr>
       <w:r>
         <w:rPr>
           <w:bCs/>
-        </w:rPr>
-        <w:t>Today, the environment is considered a major issue, but people don't take it seriously, especially young people, who don't see the serious problem humanity faces. From our point of view, this situation is due to the lack of playfulness with which this issue is taken. From our point of view, this problem is solved when we begin to implement a playful way of teaching. Perhaps this does not solve the problem, but our goal is to initiate one of the solutions to the problem, in addition to starting a new stage in environmental education. In addition to addressing the environmental problem, we are supporting new technologies, such as Godot Engime, which is the new Unity competition. It has several advantages, for example, it is open source, the community makes contributions to it, and it has a large community. The game will address various factors that contribute to environmental problems and their solutions.</w:t>
+          <w:lang w:val="en-US"/>
+        </w:rPr>
+        <w:t>Nowadays, the environment is considered a major issue, but many people</w:t>
+      </w:r>
+      <w:r>
+        <w:rPr>
+          <w:bCs/>
+          <w:lang w:val="en-US"/>
+        </w:rPr>
+        <w:t xml:space="preserve"> </w:t>
+      </w:r>
+      <w:r>
+        <w:rPr>
+          <w:bCs/>
+          <w:lang w:val="en-US"/>
+        </w:rPr>
+        <w:t>especially young people</w:t>
+      </w:r>
+      <w:r>
+        <w:rPr>
+          <w:bCs/>
+          <w:lang w:val="en-US"/>
+        </w:rPr>
+        <w:t xml:space="preserve"> </w:t>
+      </w:r>
+      <w:r>
+        <w:rPr>
+          <w:bCs/>
+          <w:lang w:val="en-US"/>
+        </w:rPr>
+        <w:t>don't really take it seriously. They don't quite see how grave the situation is for humanity. From our perspective, this happens because the subject is taught in a way that isn't 'playful' at all; basically, it’s just not fun.</w:t>
+      </w:r>
+    </w:p>
+    <w:p>
+      <w:pPr>
+        <w:rPr>
+          <w:bCs/>
+          <w:lang w:val="en-US"/>
+        </w:rPr>
+      </w:pPr>
+      <w:r>
+        <w:rPr>
+          <w:bCs/>
+          <w:lang w:val="en-US"/>
+        </w:rPr>
+        <w:t>Our idea is to change that by making learning fun. We know this won't solve the problem entirely, but our goal is to kickstart a new era for environmental education. Besides helping the planet, we’re betting on technologies like Godot Engine. It’s a great alternative to Unity because it’s open-source and has an amazing community that’s always contributing. Through this game, we want to show the factors that are damaging our surroundings and, most importantly, how we can work on the solutions."</w:t>
       </w:r>
     </w:p>
     <w:p>
@@ -280,6 +339,7 @@
         <w:ind w:firstLine="720"/>
         <w:rPr>
           <w:b/>
+          <w:lang w:val="en-US"/>
         </w:rPr>
       </w:pPr>
     </w:p>
@@ -314,13 +374,36 @@
     </w:p>
     <w:sdt>
       <w:sdtPr>
-        <w:id w:val="-1657148595"/>
+        <w:rPr>
+          <w:lang w:val="es-ES"/>
+        </w:rPr>
+        <w:id w:val="-1404830958"/>
         <w:docPartObj>
           <w:docPartGallery w:val="Table of Contents"/>
           <w:docPartUnique/>
         </w:docPartObj>
       </w:sdtPr>
+      <w:sdtEndPr>
+        <w:rPr>
+          <w:rFonts w:ascii="Times New Roman" w:hAnsi="Times New Roman"/>
+          <w:color w:val="auto"/>
+          <w:sz w:val="24"/>
+          <w:szCs w:val="24"/>
+          <w:lang w:eastAsia="en-US"/>
+        </w:rPr>
+      </w:sdtEndPr>
       <w:sdtContent>
+        <w:p>
+          <w:pPr>
+            <w:pStyle w:val="TtuloTDC"/>
+          </w:pPr>
+          <w:r>
+            <w:rPr>
+              <w:lang w:val="es-ES"/>
+            </w:rPr>
+            <w:t>Contenido</w:t>
+          </w:r>
+        </w:p>
         <w:p>
           <w:pPr>
             <w:pStyle w:val="TDC1"/>
@@ -329,72 +412,73 @@
             </w:tabs>
             <w:rPr>
               <w:rFonts w:asciiTheme="minorHAnsi" w:eastAsiaTheme="minorEastAsia" w:hAnsiTheme="minorHAnsi" w:cstheme="minorBidi"/>
-              <w:sz w:val="22"/>
-              <w:szCs w:val="22"/>
+              <w:noProof/>
+              <w:kern w:val="2"/>
               <w:lang w:eastAsia="es-CO"/>
+              <w14:ligatures w14:val="standardContextual"/>
             </w:rPr>
           </w:pPr>
           <w:r>
             <w:fldChar w:fldCharType="begin"/>
           </w:r>
           <w:r>
-            <w:rPr>
-              <w:rStyle w:val="Enlacedelndice"/>
-              <w:webHidden/>
-            </w:rPr>
-            <w:instrText xml:space="preserve"> TOC \z \o "1-3" \u \h</w:instrText>
+            <w:instrText xml:space="preserve"> TOC \o "1-3" \h \z \u </w:instrText>
           </w:r>
           <w:r>
-            <w:rPr>
-              <w:rStyle w:val="Enlacedelndice"/>
-            </w:rPr>
             <w:fldChar w:fldCharType="separate"/>
           </w:r>
-          <w:hyperlink w:anchor="_Toc97882135">
-            <w:r>
-              <w:rPr>
-                <w:rStyle w:val="Enlacedelndice"/>
-                <w:webHidden/>
+          <w:hyperlink w:anchor="_Toc223602875" w:history="1">
+            <w:r>
+              <w:rPr>
+                <w:rStyle w:val="Hipervnculo"/>
+                <w:noProof/>
               </w:rPr>
               <w:t>Capítulo 1: Introducción e información general</w:t>
             </w:r>
             <w:r>
               <w:rPr>
-                <w:rStyle w:val="Enlacedelndice"/>
+                <w:noProof/>
+                <w:webHidden/>
               </w:rPr>
               <w:tab/>
             </w:r>
             <w:r>
               <w:rPr>
+                <w:noProof/>
                 <w:webHidden/>
               </w:rPr>
               <w:fldChar w:fldCharType="begin"/>
             </w:r>
             <w:r>
               <w:rPr>
-                <w:webHidden/>
-              </w:rPr>
-              <w:instrText>PAGEREF _Toc97882135 \h</w:instrText>
-            </w:r>
-            <w:r>
-              <w:rPr>
-                <w:webHidden/>
-              </w:rPr>
-            </w:r>
-            <w:r>
-              <w:rPr>
+                <w:noProof/>
+                <w:webHidden/>
+              </w:rPr>
+              <w:instrText xml:space="preserve"> PAGEREF _Toc223602875 \h </w:instrText>
+            </w:r>
+            <w:r>
+              <w:rPr>
+                <w:noProof/>
+                <w:webHidden/>
+              </w:rPr>
+            </w:r>
+            <w:r>
+              <w:rPr>
+                <w:noProof/>
                 <w:webHidden/>
               </w:rPr>
               <w:fldChar w:fldCharType="separate"/>
             </w:r>
             <w:r>
               <w:rPr>
-                <w:rStyle w:val="Enlacedelndice"/>
-              </w:rPr>
-              <w:t>1</w:t>
-            </w:r>
-            <w:r>
-              <w:rPr>
+                <w:noProof/>
+                <w:webHidden/>
+              </w:rPr>
+              <w:t>2</w:t>
+            </w:r>
+            <w:r>
+              <w:rPr>
+                <w:noProof/>
                 <w:webHidden/>
               </w:rPr>
               <w:fldChar w:fldCharType="end"/>
@@ -409,57 +493,64 @@
             </w:tabs>
             <w:rPr>
               <w:rFonts w:asciiTheme="minorHAnsi" w:eastAsiaTheme="minorEastAsia" w:hAnsiTheme="minorHAnsi" w:cstheme="minorBidi"/>
-              <w:sz w:val="22"/>
-              <w:szCs w:val="22"/>
+              <w:noProof/>
+              <w:kern w:val="2"/>
               <w:lang w:eastAsia="es-CO"/>
+              <w14:ligatures w14:val="standardContextual"/>
             </w:rPr>
           </w:pPr>
-          <w:hyperlink w:anchor="_Toc97882136">
-            <w:r>
-              <w:rPr>
-                <w:rStyle w:val="Enlacedelndice"/>
-                <w:webHidden/>
+          <w:hyperlink w:anchor="_Toc223602876" w:history="1">
+            <w:r>
+              <w:rPr>
+                <w:rStyle w:val="Hipervnculo"/>
+                <w:noProof/>
               </w:rPr>
               <w:t>Tema</w:t>
             </w:r>
             <w:r>
               <w:rPr>
-                <w:rStyle w:val="Enlacedelndice"/>
+                <w:noProof/>
                 <w:webHidden/>
               </w:rPr>
               <w:tab/>
             </w:r>
             <w:r>
               <w:rPr>
+                <w:noProof/>
                 <w:webHidden/>
               </w:rPr>
               <w:fldChar w:fldCharType="begin"/>
             </w:r>
             <w:r>
               <w:rPr>
-                <w:webHidden/>
-              </w:rPr>
-              <w:instrText>PAGEREF _Toc97882136 \h</w:instrText>
-            </w:r>
-            <w:r>
-              <w:rPr>
-                <w:webHidden/>
-              </w:rPr>
-            </w:r>
-            <w:r>
-              <w:rPr>
+                <w:noProof/>
+                <w:webHidden/>
+              </w:rPr>
+              <w:instrText xml:space="preserve"> PAGEREF _Toc223602876 \h </w:instrText>
+            </w:r>
+            <w:r>
+              <w:rPr>
+                <w:noProof/>
+                <w:webHidden/>
+              </w:rPr>
+            </w:r>
+            <w:r>
+              <w:rPr>
+                <w:noProof/>
                 <w:webHidden/>
               </w:rPr>
               <w:fldChar w:fldCharType="separate"/>
             </w:r>
             <w:r>
               <w:rPr>
-                <w:rStyle w:val="Enlacedelndice"/>
-              </w:rPr>
-              <w:t>1</w:t>
-            </w:r>
-            <w:r>
-              <w:rPr>
+                <w:noProof/>
+                <w:webHidden/>
+              </w:rPr>
+              <w:t>2</w:t>
+            </w:r>
+            <w:r>
+              <w:rPr>
+                <w:noProof/>
                 <w:webHidden/>
               </w:rPr>
               <w:fldChar w:fldCharType="end"/>
@@ -474,57 +565,64 @@
             </w:tabs>
             <w:rPr>
               <w:rFonts w:asciiTheme="minorHAnsi" w:eastAsiaTheme="minorEastAsia" w:hAnsiTheme="minorHAnsi" w:cstheme="minorBidi"/>
-              <w:sz w:val="22"/>
-              <w:szCs w:val="22"/>
+              <w:noProof/>
+              <w:kern w:val="2"/>
               <w:lang w:eastAsia="es-CO"/>
+              <w14:ligatures w14:val="standardContextual"/>
             </w:rPr>
           </w:pPr>
-          <w:hyperlink w:anchor="_Toc97882137">
-            <w:r>
-              <w:rPr>
-                <w:rStyle w:val="Enlacedelndice"/>
-                <w:webHidden/>
+          <w:hyperlink w:anchor="_Toc223602877" w:history="1">
+            <w:r>
+              <w:rPr>
+                <w:rStyle w:val="Hipervnculo"/>
+                <w:noProof/>
               </w:rPr>
               <w:t>Introducción general</w:t>
             </w:r>
             <w:r>
               <w:rPr>
-                <w:rStyle w:val="Enlacedelndice"/>
+                <w:noProof/>
                 <w:webHidden/>
               </w:rPr>
               <w:tab/>
             </w:r>
             <w:r>
               <w:rPr>
+                <w:noProof/>
                 <w:webHidden/>
               </w:rPr>
               <w:fldChar w:fldCharType="begin"/>
             </w:r>
             <w:r>
               <w:rPr>
-                <w:webHidden/>
-              </w:rPr>
-              <w:instrText>PAGEREF _Toc97882137 \h</w:instrText>
-            </w:r>
-            <w:r>
-              <w:rPr>
-                <w:webHidden/>
-              </w:rPr>
-            </w:r>
-            <w:r>
-              <w:rPr>
+                <w:noProof/>
+                <w:webHidden/>
+              </w:rPr>
+              <w:instrText xml:space="preserve"> PAGEREF _Toc223602877 \h </w:instrText>
+            </w:r>
+            <w:r>
+              <w:rPr>
+                <w:noProof/>
+                <w:webHidden/>
+              </w:rPr>
+            </w:r>
+            <w:r>
+              <w:rPr>
+                <w:noProof/>
                 <w:webHidden/>
               </w:rPr>
               <w:fldChar w:fldCharType="separate"/>
             </w:r>
             <w:r>
               <w:rPr>
-                <w:rStyle w:val="Enlacedelndice"/>
-              </w:rPr>
-              <w:t>1</w:t>
-            </w:r>
-            <w:r>
-              <w:rPr>
+                <w:noProof/>
+                <w:webHidden/>
+              </w:rPr>
+              <w:t>2</w:t>
+            </w:r>
+            <w:r>
+              <w:rPr>
+                <w:noProof/>
                 <w:webHidden/>
               </w:rPr>
               <w:fldChar w:fldCharType="end"/>
@@ -539,57 +637,64 @@
             </w:tabs>
             <w:rPr>
               <w:rFonts w:asciiTheme="minorHAnsi" w:eastAsiaTheme="minorEastAsia" w:hAnsiTheme="minorHAnsi" w:cstheme="minorBidi"/>
-              <w:sz w:val="22"/>
-              <w:szCs w:val="22"/>
+              <w:noProof/>
+              <w:kern w:val="2"/>
               <w:lang w:eastAsia="es-CO"/>
+              <w14:ligatures w14:val="standardContextual"/>
             </w:rPr>
           </w:pPr>
-          <w:hyperlink w:anchor="_Toc97882138">
-            <w:r>
-              <w:rPr>
-                <w:rStyle w:val="Enlacedelndice"/>
-                <w:webHidden/>
+          <w:hyperlink w:anchor="_Toc223602878" w:history="1">
+            <w:r>
+              <w:rPr>
+                <w:rStyle w:val="Hipervnculo"/>
+                <w:noProof/>
               </w:rPr>
               <w:t>Definición del problema</w:t>
             </w:r>
             <w:r>
               <w:rPr>
-                <w:rStyle w:val="Enlacedelndice"/>
+                <w:noProof/>
                 <w:webHidden/>
               </w:rPr>
               <w:tab/>
             </w:r>
             <w:r>
               <w:rPr>
+                <w:noProof/>
                 <w:webHidden/>
               </w:rPr>
               <w:fldChar w:fldCharType="begin"/>
             </w:r>
             <w:r>
               <w:rPr>
-                <w:webHidden/>
-              </w:rPr>
-              <w:instrText>PAGEREF _Toc97882138 \h</w:instrText>
-            </w:r>
-            <w:r>
-              <w:rPr>
-                <w:webHidden/>
-              </w:rPr>
-            </w:r>
-            <w:r>
-              <w:rPr>
+                <w:noProof/>
+                <w:webHidden/>
+              </w:rPr>
+              <w:instrText xml:space="preserve"> PAGEREF _Toc223602878 \h </w:instrText>
+            </w:r>
+            <w:r>
+              <w:rPr>
+                <w:noProof/>
+                <w:webHidden/>
+              </w:rPr>
+            </w:r>
+            <w:r>
+              <w:rPr>
+                <w:noProof/>
                 <w:webHidden/>
               </w:rPr>
               <w:fldChar w:fldCharType="separate"/>
             </w:r>
             <w:r>
               <w:rPr>
-                <w:rStyle w:val="Enlacedelndice"/>
-              </w:rPr>
-              <w:t>1</w:t>
-            </w:r>
-            <w:r>
-              <w:rPr>
+                <w:noProof/>
+                <w:webHidden/>
+              </w:rPr>
+              <w:t>3</w:t>
+            </w:r>
+            <w:r>
+              <w:rPr>
+                <w:noProof/>
                 <w:webHidden/>
               </w:rPr>
               <w:fldChar w:fldCharType="end"/>
@@ -604,57 +709,64 @@
             </w:tabs>
             <w:rPr>
               <w:rFonts w:asciiTheme="minorHAnsi" w:eastAsiaTheme="minorEastAsia" w:hAnsiTheme="minorHAnsi" w:cstheme="minorBidi"/>
-              <w:sz w:val="22"/>
-              <w:szCs w:val="22"/>
+              <w:noProof/>
+              <w:kern w:val="2"/>
               <w:lang w:eastAsia="es-CO"/>
+              <w14:ligatures w14:val="standardContextual"/>
             </w:rPr>
           </w:pPr>
-          <w:hyperlink w:anchor="_Toc97882139">
-            <w:r>
-              <w:rPr>
-                <w:rStyle w:val="Enlacedelndice"/>
-                <w:webHidden/>
+          <w:hyperlink w:anchor="_Toc223602879" w:history="1">
+            <w:r>
+              <w:rPr>
+                <w:rStyle w:val="Hipervnculo"/>
+                <w:noProof/>
               </w:rPr>
               <w:t>Justificación</w:t>
             </w:r>
             <w:r>
               <w:rPr>
-                <w:rStyle w:val="Enlacedelndice"/>
+                <w:noProof/>
                 <w:webHidden/>
               </w:rPr>
               <w:tab/>
             </w:r>
             <w:r>
               <w:rPr>
+                <w:noProof/>
                 <w:webHidden/>
               </w:rPr>
               <w:fldChar w:fldCharType="begin"/>
             </w:r>
             <w:r>
               <w:rPr>
-                <w:webHidden/>
-              </w:rPr>
-              <w:instrText>PAGEREF _Toc97882139 \h</w:instrText>
-            </w:r>
-            <w:r>
-              <w:rPr>
-                <w:webHidden/>
-              </w:rPr>
-            </w:r>
-            <w:r>
-              <w:rPr>
+                <w:noProof/>
+                <w:webHidden/>
+              </w:rPr>
+              <w:instrText xml:space="preserve"> PAGEREF _Toc223602879 \h </w:instrText>
+            </w:r>
+            <w:r>
+              <w:rPr>
+                <w:noProof/>
+                <w:webHidden/>
+              </w:rPr>
+            </w:r>
+            <w:r>
+              <w:rPr>
+                <w:noProof/>
                 <w:webHidden/>
               </w:rPr>
               <w:fldChar w:fldCharType="separate"/>
             </w:r>
             <w:r>
               <w:rPr>
-                <w:rStyle w:val="Enlacedelndice"/>
-              </w:rPr>
-              <w:t>2</w:t>
-            </w:r>
-            <w:r>
-              <w:rPr>
+                <w:noProof/>
+                <w:webHidden/>
+              </w:rPr>
+              <w:t>4</w:t>
+            </w:r>
+            <w:r>
+              <w:rPr>
+                <w:noProof/>
                 <w:webHidden/>
               </w:rPr>
               <w:fldChar w:fldCharType="end"/>
@@ -669,57 +781,64 @@
             </w:tabs>
             <w:rPr>
               <w:rFonts w:asciiTheme="minorHAnsi" w:eastAsiaTheme="minorEastAsia" w:hAnsiTheme="minorHAnsi" w:cstheme="minorBidi"/>
-              <w:sz w:val="22"/>
-              <w:szCs w:val="22"/>
+              <w:noProof/>
+              <w:kern w:val="2"/>
               <w:lang w:eastAsia="es-CO"/>
+              <w14:ligatures w14:val="standardContextual"/>
             </w:rPr>
           </w:pPr>
-          <w:hyperlink w:anchor="_Toc97882140">
-            <w:r>
-              <w:rPr>
-                <w:rStyle w:val="Enlacedelndice"/>
-                <w:webHidden/>
+          <w:hyperlink w:anchor="_Toc223602880" w:history="1">
+            <w:r>
+              <w:rPr>
+                <w:rStyle w:val="Hipervnculo"/>
+                <w:noProof/>
               </w:rPr>
               <w:t>Capítulo 2: Objetivos</w:t>
             </w:r>
             <w:r>
               <w:rPr>
-                <w:rStyle w:val="Enlacedelndice"/>
+                <w:noProof/>
                 <w:webHidden/>
               </w:rPr>
               <w:tab/>
             </w:r>
             <w:r>
               <w:rPr>
+                <w:noProof/>
                 <w:webHidden/>
               </w:rPr>
               <w:fldChar w:fldCharType="begin"/>
             </w:r>
             <w:r>
               <w:rPr>
-                <w:webHidden/>
-              </w:rPr>
-              <w:instrText>PAGEREF _Toc97882140 \h</w:instrText>
-            </w:r>
-            <w:r>
-              <w:rPr>
-                <w:webHidden/>
-              </w:rPr>
-            </w:r>
-            <w:r>
-              <w:rPr>
+                <w:noProof/>
+                <w:webHidden/>
+              </w:rPr>
+              <w:instrText xml:space="preserve"> PAGEREF _Toc223602880 \h </w:instrText>
+            </w:r>
+            <w:r>
+              <w:rPr>
+                <w:noProof/>
+                <w:webHidden/>
+              </w:rPr>
+            </w:r>
+            <w:r>
+              <w:rPr>
+                <w:noProof/>
                 <w:webHidden/>
               </w:rPr>
               <w:fldChar w:fldCharType="separate"/>
             </w:r>
             <w:r>
               <w:rPr>
-                <w:rStyle w:val="Enlacedelndice"/>
-              </w:rPr>
-              <w:t>3</w:t>
-            </w:r>
-            <w:r>
-              <w:rPr>
+                <w:noProof/>
+                <w:webHidden/>
+              </w:rPr>
+              <w:t>5</w:t>
+            </w:r>
+            <w:r>
+              <w:rPr>
+                <w:noProof/>
                 <w:webHidden/>
               </w:rPr>
               <w:fldChar w:fldCharType="end"/>
@@ -734,57 +853,64 @@
             </w:tabs>
             <w:rPr>
               <w:rFonts w:asciiTheme="minorHAnsi" w:eastAsiaTheme="minorEastAsia" w:hAnsiTheme="minorHAnsi" w:cstheme="minorBidi"/>
-              <w:sz w:val="22"/>
-              <w:szCs w:val="22"/>
+              <w:noProof/>
+              <w:kern w:val="2"/>
               <w:lang w:eastAsia="es-CO"/>
+              <w14:ligatures w14:val="standardContextual"/>
             </w:rPr>
           </w:pPr>
-          <w:hyperlink w:anchor="_Toc97882141">
-            <w:r>
-              <w:rPr>
-                <w:rStyle w:val="Enlacedelndice"/>
-                <w:webHidden/>
+          <w:hyperlink w:anchor="_Toc223602881" w:history="1">
+            <w:r>
+              <w:rPr>
+                <w:rStyle w:val="Hipervnculo"/>
+                <w:noProof/>
               </w:rPr>
               <w:t>Objetivo General.</w:t>
             </w:r>
             <w:r>
               <w:rPr>
-                <w:rStyle w:val="Enlacedelndice"/>
+                <w:noProof/>
                 <w:webHidden/>
               </w:rPr>
               <w:tab/>
             </w:r>
             <w:r>
               <w:rPr>
+                <w:noProof/>
                 <w:webHidden/>
               </w:rPr>
               <w:fldChar w:fldCharType="begin"/>
             </w:r>
             <w:r>
               <w:rPr>
-                <w:webHidden/>
-              </w:rPr>
-              <w:instrText>PAGEREF _Toc97882141 \h</w:instrText>
-            </w:r>
-            <w:r>
-              <w:rPr>
-                <w:webHidden/>
-              </w:rPr>
-            </w:r>
-            <w:r>
-              <w:rPr>
+                <w:noProof/>
+                <w:webHidden/>
+              </w:rPr>
+              <w:instrText xml:space="preserve"> PAGEREF _Toc223602881 \h </w:instrText>
+            </w:r>
+            <w:r>
+              <w:rPr>
+                <w:noProof/>
+                <w:webHidden/>
+              </w:rPr>
+            </w:r>
+            <w:r>
+              <w:rPr>
+                <w:noProof/>
                 <w:webHidden/>
               </w:rPr>
               <w:fldChar w:fldCharType="separate"/>
             </w:r>
             <w:r>
               <w:rPr>
-                <w:rStyle w:val="Enlacedelndice"/>
-              </w:rPr>
-              <w:t>3</w:t>
-            </w:r>
-            <w:r>
-              <w:rPr>
+                <w:noProof/>
+                <w:webHidden/>
+              </w:rPr>
+              <w:t>5</w:t>
+            </w:r>
+            <w:r>
+              <w:rPr>
+                <w:noProof/>
                 <w:webHidden/>
               </w:rPr>
               <w:fldChar w:fldCharType="end"/>
@@ -799,57 +925,136 @@
             </w:tabs>
             <w:rPr>
               <w:rFonts w:asciiTheme="minorHAnsi" w:eastAsiaTheme="minorEastAsia" w:hAnsiTheme="minorHAnsi" w:cstheme="minorBidi"/>
-              <w:sz w:val="22"/>
-              <w:szCs w:val="22"/>
+              <w:noProof/>
+              <w:kern w:val="2"/>
               <w:lang w:eastAsia="es-CO"/>
+              <w14:ligatures w14:val="standardContextual"/>
             </w:rPr>
           </w:pPr>
-          <w:hyperlink w:anchor="_Toc97882142">
-            <w:r>
-              <w:rPr>
-                <w:rStyle w:val="Enlacedelndice"/>
-                <w:webHidden/>
+          <w:hyperlink w:anchor="_Toc223602882" w:history="1">
+            <w:r>
+              <w:rPr>
+                <w:rStyle w:val="Hipervnculo"/>
+                <w:noProof/>
               </w:rPr>
               <w:t>Objetivos específicos</w:t>
             </w:r>
             <w:r>
               <w:rPr>
-                <w:rStyle w:val="Enlacedelndice"/>
+                <w:noProof/>
                 <w:webHidden/>
               </w:rPr>
               <w:tab/>
             </w:r>
             <w:r>
               <w:rPr>
+                <w:noProof/>
                 <w:webHidden/>
               </w:rPr>
               <w:fldChar w:fldCharType="begin"/>
             </w:r>
             <w:r>
               <w:rPr>
-                <w:webHidden/>
-              </w:rPr>
-              <w:instrText>PAGEREF _Toc97882142 \h</w:instrText>
-            </w:r>
-            <w:r>
-              <w:rPr>
-                <w:webHidden/>
-              </w:rPr>
-            </w:r>
-            <w:r>
-              <w:rPr>
+                <w:noProof/>
+                <w:webHidden/>
+              </w:rPr>
+              <w:instrText xml:space="preserve"> PAGEREF _Toc223602882 \h </w:instrText>
+            </w:r>
+            <w:r>
+              <w:rPr>
+                <w:noProof/>
+                <w:webHidden/>
+              </w:rPr>
+            </w:r>
+            <w:r>
+              <w:rPr>
+                <w:noProof/>
                 <w:webHidden/>
               </w:rPr>
               <w:fldChar w:fldCharType="separate"/>
             </w:r>
             <w:r>
               <w:rPr>
-                <w:rStyle w:val="Enlacedelndice"/>
-              </w:rPr>
-              <w:t>3</w:t>
-            </w:r>
-            <w:r>
-              <w:rPr>
+                <w:noProof/>
+                <w:webHidden/>
+              </w:rPr>
+              <w:t>5</w:t>
+            </w:r>
+            <w:r>
+              <w:rPr>
+                <w:noProof/>
+                <w:webHidden/>
+              </w:rPr>
+              <w:fldChar w:fldCharType="end"/>
+            </w:r>
+          </w:hyperlink>
+        </w:p>
+        <w:p>
+          <w:pPr>
+            <w:pStyle w:val="TDC1"/>
+            <w:tabs>
+              <w:tab w:val="right" w:leader="dot" w:pos="9350"/>
+            </w:tabs>
+            <w:rPr>
+              <w:rFonts w:asciiTheme="minorHAnsi" w:eastAsiaTheme="minorEastAsia" w:hAnsiTheme="minorHAnsi" w:cstheme="minorBidi"/>
+              <w:noProof/>
+              <w:kern w:val="2"/>
+              <w:lang w:eastAsia="es-CO"/>
+              <w14:ligatures w14:val="standardContextual"/>
+            </w:rPr>
+          </w:pPr>
+          <w:hyperlink w:anchor="_Toc223602883" w:history="1">
+            <w:r>
+              <w:rPr>
+                <w:rStyle w:val="Hipervnculo"/>
+                <w:noProof/>
+              </w:rPr>
+              <w:t>Capítulo 3: Marco Referencial o contexto del proyecto o investigación</w:t>
+            </w:r>
+            <w:r>
+              <w:rPr>
+                <w:noProof/>
+                <w:webHidden/>
+              </w:rPr>
+              <w:tab/>
+            </w:r>
+            <w:r>
+              <w:rPr>
+                <w:noProof/>
+                <w:webHidden/>
+              </w:rPr>
+              <w:fldChar w:fldCharType="begin"/>
+            </w:r>
+            <w:r>
+              <w:rPr>
+                <w:noProof/>
+                <w:webHidden/>
+              </w:rPr>
+              <w:instrText xml:space="preserve"> PAGEREF _Toc223602883 \h </w:instrText>
+            </w:r>
+            <w:r>
+              <w:rPr>
+                <w:noProof/>
+                <w:webHidden/>
+              </w:rPr>
+            </w:r>
+            <w:r>
+              <w:rPr>
+                <w:noProof/>
+                <w:webHidden/>
+              </w:rPr>
+              <w:fldChar w:fldCharType="separate"/>
+            </w:r>
+            <w:r>
+              <w:rPr>
+                <w:noProof/>
+                <w:webHidden/>
+              </w:rPr>
+              <w:t>6</w:t>
+            </w:r>
+            <w:r>
+              <w:rPr>
+                <w:noProof/>
                 <w:webHidden/>
               </w:rPr>
               <w:fldChar w:fldCharType="end"/>
@@ -864,57 +1069,64 @@
             </w:tabs>
             <w:rPr>
               <w:rFonts w:asciiTheme="minorHAnsi" w:eastAsiaTheme="minorEastAsia" w:hAnsiTheme="minorHAnsi" w:cstheme="minorBidi"/>
-              <w:sz w:val="22"/>
-              <w:szCs w:val="22"/>
+              <w:noProof/>
+              <w:kern w:val="2"/>
               <w:lang w:eastAsia="es-CO"/>
+              <w14:ligatures w14:val="standardContextual"/>
             </w:rPr>
           </w:pPr>
-          <w:hyperlink w:anchor="_Toc97882143">
-            <w:r>
-              <w:rPr>
-                <w:rStyle w:val="Enlacedelndice"/>
-                <w:webHidden/>
-              </w:rPr>
-              <w:t>Título 2: Lectura APA para párrafos y capítulos.</w:t>
-            </w:r>
-            <w:r>
-              <w:rPr>
-                <w:rStyle w:val="Enlacedelndice"/>
+          <w:hyperlink w:anchor="_Toc223602884" w:history="1">
+            <w:r>
+              <w:rPr>
+                <w:rStyle w:val="Hipervnculo"/>
+                <w:noProof/>
+              </w:rPr>
+              <w:t>Marco Teórico</w:t>
+            </w:r>
+            <w:r>
+              <w:rPr>
+                <w:noProof/>
                 <w:webHidden/>
               </w:rPr>
               <w:tab/>
             </w:r>
             <w:r>
               <w:rPr>
+                <w:noProof/>
                 <w:webHidden/>
               </w:rPr>
               <w:fldChar w:fldCharType="begin"/>
             </w:r>
             <w:r>
               <w:rPr>
-                <w:webHidden/>
-              </w:rPr>
-              <w:instrText>PAGEREF _Toc97882143 \h</w:instrText>
-            </w:r>
-            <w:r>
-              <w:rPr>
-                <w:webHidden/>
-              </w:rPr>
-            </w:r>
-            <w:r>
-              <w:rPr>
+                <w:noProof/>
+                <w:webHidden/>
+              </w:rPr>
+              <w:instrText xml:space="preserve"> PAGEREF _Toc223602884 \h </w:instrText>
+            </w:r>
+            <w:r>
+              <w:rPr>
+                <w:noProof/>
+                <w:webHidden/>
+              </w:rPr>
+            </w:r>
+            <w:r>
+              <w:rPr>
+                <w:noProof/>
                 <w:webHidden/>
               </w:rPr>
               <w:fldChar w:fldCharType="separate"/>
             </w:r>
             <w:r>
               <w:rPr>
-                <w:rStyle w:val="Enlacedelndice"/>
-              </w:rPr>
-              <w:t>3</w:t>
-            </w:r>
-            <w:r>
-              <w:rPr>
+                <w:noProof/>
+                <w:webHidden/>
+              </w:rPr>
+              <w:t>7</w:t>
+            </w:r>
+            <w:r>
+              <w:rPr>
+                <w:noProof/>
                 <w:webHidden/>
               </w:rPr>
               <w:fldChar w:fldCharType="end"/>
@@ -929,57 +1141,64 @@
             </w:tabs>
             <w:rPr>
               <w:rFonts w:asciiTheme="minorHAnsi" w:eastAsiaTheme="minorEastAsia" w:hAnsiTheme="minorHAnsi" w:cstheme="minorBidi"/>
-              <w:sz w:val="22"/>
-              <w:szCs w:val="22"/>
+              <w:noProof/>
+              <w:kern w:val="2"/>
               <w:lang w:eastAsia="es-CO"/>
+              <w14:ligatures w14:val="standardContextual"/>
             </w:rPr>
           </w:pPr>
-          <w:hyperlink w:anchor="_Toc97882144">
-            <w:r>
-              <w:rPr>
-                <w:rStyle w:val="Enlacedelndice"/>
-                <w:webHidden/>
-              </w:rPr>
-              <w:t>Título 2: lectura APA subtítulos tipo Titulo 2 y Titulo 3.</w:t>
-            </w:r>
-            <w:r>
-              <w:rPr>
-                <w:rStyle w:val="Enlacedelndice"/>
+          <w:hyperlink w:anchor="_Toc223602885" w:history="1">
+            <w:r>
+              <w:rPr>
+                <w:rStyle w:val="Hipervnculo"/>
+                <w:noProof/>
+              </w:rPr>
+              <w:t>Marco Conceptual</w:t>
+            </w:r>
+            <w:r>
+              <w:rPr>
+                <w:noProof/>
                 <w:webHidden/>
               </w:rPr>
               <w:tab/>
             </w:r>
             <w:r>
               <w:rPr>
+                <w:noProof/>
                 <w:webHidden/>
               </w:rPr>
               <w:fldChar w:fldCharType="begin"/>
             </w:r>
             <w:r>
               <w:rPr>
-                <w:webHidden/>
-              </w:rPr>
-              <w:instrText>PAGEREF _Toc97882144 \h</w:instrText>
-            </w:r>
-            <w:r>
-              <w:rPr>
-                <w:webHidden/>
-              </w:rPr>
-            </w:r>
-            <w:r>
-              <w:rPr>
+                <w:noProof/>
+                <w:webHidden/>
+              </w:rPr>
+              <w:instrText xml:space="preserve"> PAGEREF _Toc223602885 \h </w:instrText>
+            </w:r>
+            <w:r>
+              <w:rPr>
+                <w:noProof/>
+                <w:webHidden/>
+              </w:rPr>
+            </w:r>
+            <w:r>
+              <w:rPr>
+                <w:noProof/>
                 <w:webHidden/>
               </w:rPr>
               <w:fldChar w:fldCharType="separate"/>
             </w:r>
             <w:r>
               <w:rPr>
-                <w:rStyle w:val="Enlacedelndice"/>
-              </w:rPr>
-              <w:t>4</w:t>
-            </w:r>
-            <w:r>
-              <w:rPr>
+                <w:noProof/>
+                <w:webHidden/>
+              </w:rPr>
+              <w:t>9</w:t>
+            </w:r>
+            <w:r>
+              <w:rPr>
+                <w:noProof/>
                 <w:webHidden/>
               </w:rPr>
               <w:fldChar w:fldCharType="end"/>
@@ -988,63 +1207,70 @@
         </w:p>
         <w:p>
           <w:pPr>
-            <w:pStyle w:val="TDC3"/>
+            <w:pStyle w:val="TDC2"/>
             <w:tabs>
               <w:tab w:val="right" w:leader="dot" w:pos="9350"/>
             </w:tabs>
             <w:rPr>
               <w:rFonts w:asciiTheme="minorHAnsi" w:eastAsiaTheme="minorEastAsia" w:hAnsiTheme="minorHAnsi" w:cstheme="minorBidi"/>
-              <w:sz w:val="22"/>
-              <w:szCs w:val="22"/>
+              <w:noProof/>
+              <w:kern w:val="2"/>
               <w:lang w:eastAsia="es-CO"/>
+              <w14:ligatures w14:val="standardContextual"/>
             </w:rPr>
           </w:pPr>
-          <w:hyperlink w:anchor="_Toc97882145">
-            <w:r>
-              <w:rPr>
-                <w:rStyle w:val="Enlacedelndice"/>
-                <w:webHidden/>
-              </w:rPr>
-              <w:t>Título 3.</w:t>
-            </w:r>
-            <w:r>
-              <w:rPr>
-                <w:rStyle w:val="Enlacedelndice"/>
+          <w:hyperlink w:anchor="_Toc223602886" w:history="1">
+            <w:r>
+              <w:rPr>
+                <w:rStyle w:val="Hipervnculo"/>
+                <w:noProof/>
+              </w:rPr>
+              <w:t>Marco Histórico</w:t>
+            </w:r>
+            <w:r>
+              <w:rPr>
+                <w:noProof/>
                 <w:webHidden/>
               </w:rPr>
               <w:tab/>
             </w:r>
             <w:r>
               <w:rPr>
+                <w:noProof/>
                 <w:webHidden/>
               </w:rPr>
               <w:fldChar w:fldCharType="begin"/>
             </w:r>
             <w:r>
               <w:rPr>
-                <w:webHidden/>
-              </w:rPr>
-              <w:instrText>PAGEREF _Toc97882145 \h</w:instrText>
-            </w:r>
-            <w:r>
-              <w:rPr>
-                <w:webHidden/>
-              </w:rPr>
-            </w:r>
-            <w:r>
-              <w:rPr>
+                <w:noProof/>
+                <w:webHidden/>
+              </w:rPr>
+              <w:instrText xml:space="preserve"> PAGEREF _Toc223602886 \h </w:instrText>
+            </w:r>
+            <w:r>
+              <w:rPr>
+                <w:noProof/>
+                <w:webHidden/>
+              </w:rPr>
+            </w:r>
+            <w:r>
+              <w:rPr>
+                <w:noProof/>
                 <w:webHidden/>
               </w:rPr>
               <w:fldChar w:fldCharType="separate"/>
             </w:r>
             <w:r>
               <w:rPr>
-                <w:rStyle w:val="Enlacedelndice"/>
-              </w:rPr>
-              <w:t>4</w:t>
-            </w:r>
-            <w:r>
-              <w:rPr>
+                <w:noProof/>
+                <w:webHidden/>
+              </w:rPr>
+              <w:t>10</w:t>
+            </w:r>
+            <w:r>
+              <w:rPr>
+                <w:noProof/>
                 <w:webHidden/>
               </w:rPr>
               <w:fldChar w:fldCharType="end"/>
@@ -1053,63 +1279,70 @@
         </w:p>
         <w:p>
           <w:pPr>
-            <w:pStyle w:val="TDC3"/>
+            <w:pStyle w:val="TDC2"/>
             <w:tabs>
               <w:tab w:val="right" w:leader="dot" w:pos="9350"/>
             </w:tabs>
             <w:rPr>
               <w:rFonts w:asciiTheme="minorHAnsi" w:eastAsiaTheme="minorEastAsia" w:hAnsiTheme="minorHAnsi" w:cstheme="minorBidi"/>
-              <w:sz w:val="22"/>
-              <w:szCs w:val="22"/>
+              <w:noProof/>
+              <w:kern w:val="2"/>
               <w:lang w:eastAsia="es-CO"/>
+              <w14:ligatures w14:val="standardContextual"/>
             </w:rPr>
           </w:pPr>
-          <w:hyperlink w:anchor="_Toc97882146">
-            <w:r>
-              <w:rPr>
-                <w:rStyle w:val="Enlacedelndice"/>
-                <w:webHidden/>
-              </w:rPr>
-              <w:t>Título 3.</w:t>
-            </w:r>
-            <w:r>
-              <w:rPr>
-                <w:rStyle w:val="Enlacedelndice"/>
+          <w:hyperlink w:anchor="_Toc223602887" w:history="1">
+            <w:r>
+              <w:rPr>
+                <w:rStyle w:val="Hipervnculo"/>
+                <w:noProof/>
+              </w:rPr>
+              <w:t>Marco Jurídico</w:t>
+            </w:r>
+            <w:r>
+              <w:rPr>
+                <w:noProof/>
                 <w:webHidden/>
               </w:rPr>
               <w:tab/>
             </w:r>
             <w:r>
               <w:rPr>
+                <w:noProof/>
                 <w:webHidden/>
               </w:rPr>
               <w:fldChar w:fldCharType="begin"/>
             </w:r>
             <w:r>
               <w:rPr>
-                <w:webHidden/>
-              </w:rPr>
-              <w:instrText>PAGEREF _Toc97882146 \h</w:instrText>
-            </w:r>
-            <w:r>
-              <w:rPr>
-                <w:webHidden/>
-              </w:rPr>
-            </w:r>
-            <w:r>
-              <w:rPr>
+                <w:noProof/>
+                <w:webHidden/>
+              </w:rPr>
+              <w:instrText xml:space="preserve"> PAGEREF _Toc223602887 \h </w:instrText>
+            </w:r>
+            <w:r>
+              <w:rPr>
+                <w:noProof/>
+                <w:webHidden/>
+              </w:rPr>
+            </w:r>
+            <w:r>
+              <w:rPr>
+                <w:noProof/>
                 <w:webHidden/>
               </w:rPr>
               <w:fldChar w:fldCharType="separate"/>
             </w:r>
             <w:r>
               <w:rPr>
-                <w:rStyle w:val="Enlacedelndice"/>
-              </w:rPr>
-              <w:t>4</w:t>
-            </w:r>
-            <w:r>
-              <w:rPr>
+                <w:noProof/>
+                <w:webHidden/>
+              </w:rPr>
+              <w:t>12</w:t>
+            </w:r>
+            <w:r>
+              <w:rPr>
+                <w:noProof/>
                 <w:webHidden/>
               </w:rPr>
               <w:fldChar w:fldCharType="end"/>
@@ -1124,57 +1357,64 @@
             </w:tabs>
             <w:rPr>
               <w:rFonts w:asciiTheme="minorHAnsi" w:eastAsiaTheme="minorEastAsia" w:hAnsiTheme="minorHAnsi" w:cstheme="minorBidi"/>
-              <w:sz w:val="22"/>
-              <w:szCs w:val="22"/>
+              <w:noProof/>
+              <w:kern w:val="2"/>
               <w:lang w:eastAsia="es-CO"/>
+              <w14:ligatures w14:val="standardContextual"/>
             </w:rPr>
           </w:pPr>
-          <w:hyperlink w:anchor="_Toc97882147">
-            <w:r>
-              <w:rPr>
-                <w:rStyle w:val="Enlacedelndice"/>
-                <w:webHidden/>
-              </w:rPr>
-              <w:t>Capítulo 3: Marco Referencial o contexto del proyecto o investigación</w:t>
-            </w:r>
-            <w:r>
-              <w:rPr>
-                <w:rStyle w:val="Enlacedelndice"/>
+          <w:hyperlink w:anchor="_Toc223602888" w:history="1">
+            <w:r>
+              <w:rPr>
+                <w:rStyle w:val="Hipervnculo"/>
+                <w:noProof/>
+              </w:rPr>
+              <w:t>Capítulo 4: Materiales y recursos</w:t>
+            </w:r>
+            <w:r>
+              <w:rPr>
+                <w:noProof/>
                 <w:webHidden/>
               </w:rPr>
               <w:tab/>
             </w:r>
             <w:r>
               <w:rPr>
+                <w:noProof/>
                 <w:webHidden/>
               </w:rPr>
               <w:fldChar w:fldCharType="begin"/>
             </w:r>
             <w:r>
               <w:rPr>
-                <w:webHidden/>
-              </w:rPr>
-              <w:instrText>PAGEREF _Toc97882147 \h</w:instrText>
-            </w:r>
-            <w:r>
-              <w:rPr>
-                <w:webHidden/>
-              </w:rPr>
-            </w:r>
-            <w:r>
-              <w:rPr>
+                <w:noProof/>
+                <w:webHidden/>
+              </w:rPr>
+              <w:instrText xml:space="preserve"> PAGEREF _Toc223602888 \h </w:instrText>
+            </w:r>
+            <w:r>
+              <w:rPr>
+                <w:noProof/>
+                <w:webHidden/>
+              </w:rPr>
+            </w:r>
+            <w:r>
+              <w:rPr>
+                <w:noProof/>
                 <w:webHidden/>
               </w:rPr>
               <w:fldChar w:fldCharType="separate"/>
             </w:r>
             <w:r>
               <w:rPr>
-                <w:rStyle w:val="Enlacedelndice"/>
-              </w:rPr>
-              <w:t>5</w:t>
-            </w:r>
-            <w:r>
-              <w:rPr>
+                <w:noProof/>
+                <w:webHidden/>
+              </w:rPr>
+              <w:t>15</w:t>
+            </w:r>
+            <w:r>
+              <w:rPr>
+                <w:noProof/>
                 <w:webHidden/>
               </w:rPr>
               <w:fldChar w:fldCharType="end"/>
@@ -1189,57 +1429,64 @@
             </w:tabs>
             <w:rPr>
               <w:rFonts w:asciiTheme="minorHAnsi" w:eastAsiaTheme="minorEastAsia" w:hAnsiTheme="minorHAnsi" w:cstheme="minorBidi"/>
-              <w:sz w:val="22"/>
-              <w:szCs w:val="22"/>
+              <w:noProof/>
+              <w:kern w:val="2"/>
               <w:lang w:eastAsia="es-CO"/>
+              <w14:ligatures w14:val="standardContextual"/>
             </w:rPr>
           </w:pPr>
-          <w:hyperlink w:anchor="_Toc97882148">
-            <w:r>
-              <w:rPr>
-                <w:rStyle w:val="Enlacedelndice"/>
-                <w:webHidden/>
-              </w:rPr>
-              <w:t>Marco Teórico</w:t>
-            </w:r>
-            <w:r>
-              <w:rPr>
-                <w:rStyle w:val="Enlacedelndice"/>
+          <w:hyperlink w:anchor="_Toc223602889" w:history="1">
+            <w:r>
+              <w:rPr>
+                <w:rStyle w:val="Hipervnculo"/>
+                <w:noProof/>
+              </w:rPr>
+              <w:t>Presupuesto</w:t>
+            </w:r>
+            <w:r>
+              <w:rPr>
+                <w:noProof/>
                 <w:webHidden/>
               </w:rPr>
               <w:tab/>
             </w:r>
             <w:r>
               <w:rPr>
+                <w:noProof/>
                 <w:webHidden/>
               </w:rPr>
               <w:fldChar w:fldCharType="begin"/>
             </w:r>
             <w:r>
               <w:rPr>
-                <w:webHidden/>
-              </w:rPr>
-              <w:instrText>PAGEREF _Toc97882148 \h</w:instrText>
-            </w:r>
-            <w:r>
-              <w:rPr>
-                <w:webHidden/>
-              </w:rPr>
-            </w:r>
-            <w:r>
-              <w:rPr>
+                <w:noProof/>
+                <w:webHidden/>
+              </w:rPr>
+              <w:instrText xml:space="preserve"> PAGEREF _Toc223602889 \h </w:instrText>
+            </w:r>
+            <w:r>
+              <w:rPr>
+                <w:noProof/>
+                <w:webHidden/>
+              </w:rPr>
+            </w:r>
+            <w:r>
+              <w:rPr>
+                <w:noProof/>
                 <w:webHidden/>
               </w:rPr>
               <w:fldChar w:fldCharType="separate"/>
             </w:r>
             <w:r>
               <w:rPr>
-                <w:rStyle w:val="Enlacedelndice"/>
-              </w:rPr>
-              <w:t>5</w:t>
-            </w:r>
-            <w:r>
-              <w:rPr>
+                <w:noProof/>
+                <w:webHidden/>
+              </w:rPr>
+              <w:t>15</w:t>
+            </w:r>
+            <w:r>
+              <w:rPr>
+                <w:noProof/>
                 <w:webHidden/>
               </w:rPr>
               <w:fldChar w:fldCharType="end"/>
@@ -1254,57 +1501,64 @@
             </w:tabs>
             <w:rPr>
               <w:rFonts w:asciiTheme="minorHAnsi" w:eastAsiaTheme="minorEastAsia" w:hAnsiTheme="minorHAnsi" w:cstheme="minorBidi"/>
-              <w:sz w:val="22"/>
-              <w:szCs w:val="22"/>
+              <w:noProof/>
+              <w:kern w:val="2"/>
               <w:lang w:eastAsia="es-CO"/>
+              <w14:ligatures w14:val="standardContextual"/>
             </w:rPr>
           </w:pPr>
-          <w:hyperlink w:anchor="_Toc97882149">
-            <w:r>
-              <w:rPr>
-                <w:rStyle w:val="Enlacedelndice"/>
-                <w:webHidden/>
-              </w:rPr>
-              <w:t>Marco Conceptual</w:t>
-            </w:r>
-            <w:r>
-              <w:rPr>
-                <w:rStyle w:val="Enlacedelndice"/>
+          <w:hyperlink w:anchor="_Toc223602890" w:history="1">
+            <w:r>
+              <w:rPr>
+                <w:rStyle w:val="Hipervnculo"/>
+                <w:noProof/>
+              </w:rPr>
+              <w:t>Recursos humanos</w:t>
+            </w:r>
+            <w:r>
+              <w:rPr>
+                <w:noProof/>
                 <w:webHidden/>
               </w:rPr>
               <w:tab/>
             </w:r>
             <w:r>
               <w:rPr>
+                <w:noProof/>
                 <w:webHidden/>
               </w:rPr>
               <w:fldChar w:fldCharType="begin"/>
             </w:r>
             <w:r>
               <w:rPr>
-                <w:webHidden/>
-              </w:rPr>
-              <w:instrText>PAGEREF _Toc97882149 \h</w:instrText>
-            </w:r>
-            <w:r>
-              <w:rPr>
-                <w:webHidden/>
-              </w:rPr>
-            </w:r>
-            <w:r>
-              <w:rPr>
+                <w:noProof/>
+                <w:webHidden/>
+              </w:rPr>
+              <w:instrText xml:space="preserve"> PAGEREF _Toc223602890 \h </w:instrText>
+            </w:r>
+            <w:r>
+              <w:rPr>
+                <w:noProof/>
+                <w:webHidden/>
+              </w:rPr>
+            </w:r>
+            <w:r>
+              <w:rPr>
+                <w:noProof/>
                 <w:webHidden/>
               </w:rPr>
               <w:fldChar w:fldCharType="separate"/>
             </w:r>
             <w:r>
               <w:rPr>
-                <w:rStyle w:val="Enlacedelndice"/>
-              </w:rPr>
-              <w:t>5</w:t>
-            </w:r>
-            <w:r>
-              <w:rPr>
+                <w:noProof/>
+                <w:webHidden/>
+              </w:rPr>
+              <w:t>15</w:t>
+            </w:r>
+            <w:r>
+              <w:rPr>
+                <w:noProof/>
                 <w:webHidden/>
               </w:rPr>
               <w:fldChar w:fldCharType="end"/>
@@ -1319,382 +1573,64 @@
             </w:tabs>
             <w:rPr>
               <w:rFonts w:asciiTheme="minorHAnsi" w:eastAsiaTheme="minorEastAsia" w:hAnsiTheme="minorHAnsi" w:cstheme="minorBidi"/>
-              <w:sz w:val="22"/>
-              <w:szCs w:val="22"/>
+              <w:noProof/>
+              <w:kern w:val="2"/>
               <w:lang w:eastAsia="es-CO"/>
+              <w14:ligatures w14:val="standardContextual"/>
             </w:rPr>
           </w:pPr>
-          <w:hyperlink w:anchor="_Toc97882150">
-            <w:r>
-              <w:rPr>
-                <w:rStyle w:val="Enlacedelndice"/>
-                <w:webHidden/>
-              </w:rPr>
-              <w:t>Marco Histórico</w:t>
-            </w:r>
-            <w:r>
-              <w:rPr>
-                <w:rStyle w:val="Enlacedelndice"/>
+          <w:hyperlink w:anchor="_Toc223602891" w:history="1">
+            <w:r>
+              <w:rPr>
+                <w:rStyle w:val="Hipervnculo"/>
+                <w:noProof/>
+              </w:rPr>
+              <w:t>Recursos institucionales</w:t>
+            </w:r>
+            <w:r>
+              <w:rPr>
+                <w:noProof/>
                 <w:webHidden/>
               </w:rPr>
               <w:tab/>
             </w:r>
             <w:r>
               <w:rPr>
+                <w:noProof/>
                 <w:webHidden/>
               </w:rPr>
               <w:fldChar w:fldCharType="begin"/>
             </w:r>
             <w:r>
               <w:rPr>
-                <w:webHidden/>
-              </w:rPr>
-              <w:instrText>PAGEREF _Toc97882150 \h</w:instrText>
-            </w:r>
-            <w:r>
-              <w:rPr>
-                <w:webHidden/>
-              </w:rPr>
-            </w:r>
-            <w:r>
-              <w:rPr>
+                <w:noProof/>
+                <w:webHidden/>
+              </w:rPr>
+              <w:instrText xml:space="preserve"> PAGEREF _Toc223602891 \h </w:instrText>
+            </w:r>
+            <w:r>
+              <w:rPr>
+                <w:noProof/>
+                <w:webHidden/>
+              </w:rPr>
+            </w:r>
+            <w:r>
+              <w:rPr>
+                <w:noProof/>
                 <w:webHidden/>
               </w:rPr>
               <w:fldChar w:fldCharType="separate"/>
             </w:r>
             <w:r>
               <w:rPr>
-                <w:rStyle w:val="Enlacedelndice"/>
-              </w:rPr>
-              <w:t>5</w:t>
-            </w:r>
-            <w:r>
-              <w:rPr>
-                <w:webHidden/>
-              </w:rPr>
-              <w:fldChar w:fldCharType="end"/>
-            </w:r>
-          </w:hyperlink>
-        </w:p>
-        <w:p>
-          <w:pPr>
-            <w:pStyle w:val="TDC2"/>
-            <w:tabs>
-              <w:tab w:val="right" w:leader="dot" w:pos="9350"/>
-            </w:tabs>
-            <w:rPr>
-              <w:rFonts w:asciiTheme="minorHAnsi" w:eastAsiaTheme="minorEastAsia" w:hAnsiTheme="minorHAnsi" w:cstheme="minorBidi"/>
-              <w:sz w:val="22"/>
-              <w:szCs w:val="22"/>
-              <w:lang w:eastAsia="es-CO"/>
-            </w:rPr>
-          </w:pPr>
-          <w:hyperlink w:anchor="_Toc97882151">
-            <w:r>
-              <w:rPr>
-                <w:rStyle w:val="Enlacedelndice"/>
-                <w:webHidden/>
-              </w:rPr>
-              <w:t>Marco Jurídico</w:t>
-            </w:r>
-            <w:r>
-              <w:rPr>
-                <w:rStyle w:val="Enlacedelndice"/>
-                <w:webHidden/>
-              </w:rPr>
-              <w:tab/>
-            </w:r>
-            <w:r>
-              <w:rPr>
-                <w:webHidden/>
-              </w:rPr>
-              <w:fldChar w:fldCharType="begin"/>
-            </w:r>
-            <w:r>
-              <w:rPr>
-                <w:webHidden/>
-              </w:rPr>
-              <w:instrText>PAGEREF _Toc97882151 \h</w:instrText>
-            </w:r>
-            <w:r>
-              <w:rPr>
-                <w:webHidden/>
-              </w:rPr>
-            </w:r>
-            <w:r>
-              <w:rPr>
-                <w:webHidden/>
-              </w:rPr>
-              <w:fldChar w:fldCharType="separate"/>
-            </w:r>
-            <w:r>
-              <w:rPr>
-                <w:rStyle w:val="Enlacedelndice"/>
-              </w:rPr>
-              <w:t>5</w:t>
-            </w:r>
-            <w:r>
-              <w:rPr>
-                <w:webHidden/>
-              </w:rPr>
-              <w:fldChar w:fldCharType="end"/>
-            </w:r>
-          </w:hyperlink>
-        </w:p>
-        <w:p>
-          <w:pPr>
-            <w:pStyle w:val="TDC2"/>
-            <w:tabs>
-              <w:tab w:val="right" w:leader="dot" w:pos="9350"/>
-            </w:tabs>
-            <w:rPr>
-              <w:rFonts w:asciiTheme="minorHAnsi" w:eastAsiaTheme="minorEastAsia" w:hAnsiTheme="minorHAnsi" w:cstheme="minorBidi"/>
-              <w:sz w:val="22"/>
-              <w:szCs w:val="22"/>
-              <w:lang w:eastAsia="es-CO"/>
-            </w:rPr>
-          </w:pPr>
-          <w:hyperlink w:anchor="_Toc97882152">
-            <w:r>
-              <w:rPr>
-                <w:rStyle w:val="Enlacedelndice"/>
-                <w:webHidden/>
-              </w:rPr>
-              <w:t>Titulo 2: Figuras y tablas</w:t>
-            </w:r>
-            <w:r>
-              <w:rPr>
-                <w:rStyle w:val="Enlacedelndice"/>
-                <w:webHidden/>
-              </w:rPr>
-              <w:tab/>
-            </w:r>
-            <w:r>
-              <w:rPr>
-                <w:webHidden/>
-              </w:rPr>
-              <w:fldChar w:fldCharType="begin"/>
-            </w:r>
-            <w:r>
-              <w:rPr>
-                <w:webHidden/>
-              </w:rPr>
-              <w:instrText>PAGEREF _Toc97882152 \h</w:instrText>
-            </w:r>
-            <w:r>
-              <w:rPr>
-                <w:webHidden/>
-              </w:rPr>
-            </w:r>
-            <w:r>
-              <w:rPr>
-                <w:webHidden/>
-              </w:rPr>
-              <w:fldChar w:fldCharType="separate"/>
-            </w:r>
-            <w:r>
-              <w:rPr>
-                <w:rStyle w:val="Enlacedelndice"/>
-              </w:rPr>
-              <w:t>6</w:t>
-            </w:r>
-            <w:r>
-              <w:rPr>
-                <w:webHidden/>
-              </w:rPr>
-              <w:fldChar w:fldCharType="end"/>
-            </w:r>
-          </w:hyperlink>
-        </w:p>
-        <w:p>
-          <w:pPr>
-            <w:pStyle w:val="TDC2"/>
-            <w:tabs>
-              <w:tab w:val="right" w:leader="dot" w:pos="9350"/>
-            </w:tabs>
-            <w:rPr>
-              <w:rFonts w:asciiTheme="minorHAnsi" w:eastAsiaTheme="minorEastAsia" w:hAnsiTheme="minorHAnsi" w:cstheme="minorBidi"/>
-              <w:sz w:val="22"/>
-              <w:szCs w:val="22"/>
-              <w:lang w:eastAsia="es-CO"/>
-            </w:rPr>
-          </w:pPr>
-          <w:hyperlink w:anchor="_Toc97882153">
-            <w:r>
-              <w:rPr>
-                <w:rStyle w:val="Enlacedelndice"/>
-                <w:webHidden/>
-              </w:rPr>
-              <w:t>Título 2</w:t>
-            </w:r>
-            <w:r>
-              <w:rPr>
-                <w:rStyle w:val="Enlacedelndice"/>
-                <w:webHidden/>
-              </w:rPr>
-              <w:tab/>
-            </w:r>
-            <w:r>
-              <w:rPr>
-                <w:webHidden/>
-              </w:rPr>
-              <w:fldChar w:fldCharType="begin"/>
-            </w:r>
-            <w:r>
-              <w:rPr>
-                <w:webHidden/>
-              </w:rPr>
-              <w:instrText>PAGEREF _Toc97882153 \h</w:instrText>
-            </w:r>
-            <w:r>
-              <w:rPr>
-                <w:webHidden/>
-              </w:rPr>
-            </w:r>
-            <w:r>
-              <w:rPr>
-                <w:webHidden/>
-              </w:rPr>
-              <w:fldChar w:fldCharType="separate"/>
-            </w:r>
-            <w:r>
-              <w:rPr>
-                <w:rStyle w:val="Enlacedelndice"/>
-              </w:rPr>
-              <w:t>6</w:t>
-            </w:r>
-            <w:r>
-              <w:rPr>
-                <w:webHidden/>
-              </w:rPr>
-              <w:fldChar w:fldCharType="end"/>
-            </w:r>
-          </w:hyperlink>
-        </w:p>
-        <w:p>
-          <w:pPr>
-            <w:pStyle w:val="TDC3"/>
-            <w:tabs>
-              <w:tab w:val="right" w:leader="dot" w:pos="9350"/>
-            </w:tabs>
-            <w:rPr>
-              <w:rFonts w:asciiTheme="minorHAnsi" w:eastAsiaTheme="minorEastAsia" w:hAnsiTheme="minorHAnsi" w:cstheme="minorBidi"/>
-              <w:sz w:val="22"/>
-              <w:szCs w:val="22"/>
-              <w:lang w:eastAsia="es-CO"/>
-            </w:rPr>
-          </w:pPr>
-          <w:hyperlink w:anchor="_Toc97882154">
-            <w:r>
-              <w:rPr>
-                <w:rStyle w:val="Enlacedelndice"/>
-                <w:webHidden/>
-              </w:rPr>
-              <w:t>Título 3.</w:t>
-            </w:r>
-            <w:r>
-              <w:rPr>
-                <w:rStyle w:val="Enlacedelndice"/>
-                <w:webHidden/>
-              </w:rPr>
-              <w:tab/>
-            </w:r>
-            <w:r>
-              <w:rPr>
-                <w:webHidden/>
-              </w:rPr>
-              <w:fldChar w:fldCharType="begin"/>
-            </w:r>
-            <w:r>
-              <w:rPr>
-                <w:webHidden/>
-              </w:rPr>
-              <w:instrText>PAGEREF _Toc97882154 \h</w:instrText>
-            </w:r>
-            <w:r>
-              <w:rPr>
-                <w:webHidden/>
-              </w:rPr>
-            </w:r>
-            <w:r>
-              <w:rPr>
-                <w:webHidden/>
-              </w:rPr>
-              <w:fldChar w:fldCharType="separate"/>
-            </w:r>
-            <w:r>
-              <w:rPr>
-                <w:rStyle w:val="Enlacedelndice"/>
-              </w:rPr>
-              <w:t>6</w:t>
-            </w:r>
-            <w:r>
-              <w:rPr>
-                <w:webHidden/>
-              </w:rPr>
-              <w:fldChar w:fldCharType="end"/>
-            </w:r>
-          </w:hyperlink>
-        </w:p>
-        <w:p>
-          <w:pPr>
-            <w:pStyle w:val="TDC3"/>
-            <w:tabs>
-              <w:tab w:val="right" w:leader="dot" w:pos="9350"/>
-            </w:tabs>
-            <w:rPr>
-              <w:rFonts w:asciiTheme="minorHAnsi" w:eastAsiaTheme="minorEastAsia" w:hAnsiTheme="minorHAnsi" w:cstheme="minorBidi"/>
-              <w:sz w:val="22"/>
-              <w:szCs w:val="22"/>
-              <w:lang w:eastAsia="es-CO"/>
-            </w:rPr>
-          </w:pPr>
-          <w:hyperlink w:anchor="_Toc97882155">
-            <w:r>
-              <w:rPr>
-                <w:rStyle w:val="Enlacedelndice"/>
-                <w:webHidden/>
-              </w:rPr>
-              <w:t>Título 3.</w:t>
-            </w:r>
-            <w:r>
-              <w:rPr>
-                <w:rStyle w:val="Enlacedelndice"/>
-                <w:webHidden/>
-              </w:rPr>
-              <w:tab/>
-            </w:r>
-            <w:r>
-              <w:rPr>
-                <w:webHidden/>
-              </w:rPr>
-              <w:fldChar w:fldCharType="begin"/>
-            </w:r>
-            <w:r>
-              <w:rPr>
-                <w:webHidden/>
-              </w:rPr>
-              <w:instrText>PAGEREF _Toc97882155 \h</w:instrText>
-            </w:r>
-            <w:r>
-              <w:rPr>
-                <w:webHidden/>
-              </w:rPr>
-            </w:r>
-            <w:r>
-              <w:rPr>
-                <w:webHidden/>
-              </w:rPr>
-              <w:fldChar w:fldCharType="separate"/>
-            </w:r>
-            <w:r>
-              <w:rPr>
-                <w:rStyle w:val="Enlacedelndice"/>
-              </w:rPr>
-              <w:t>6</w:t>
-            </w:r>
-            <w:r>
-              <w:rPr>
+                <w:noProof/>
+                <w:webHidden/>
+              </w:rPr>
+              <w:t>16</w:t>
+            </w:r>
+            <w:r>
+              <w:rPr>
+                <w:noProof/>
                 <w:webHidden/>
               </w:rPr>
               <w:fldChar w:fldCharType="end"/>
@@ -1709,252 +1645,64 @@
             </w:tabs>
             <w:rPr>
               <w:rFonts w:asciiTheme="minorHAnsi" w:eastAsiaTheme="minorEastAsia" w:hAnsiTheme="minorHAnsi" w:cstheme="minorBidi"/>
-              <w:sz w:val="22"/>
-              <w:szCs w:val="22"/>
+              <w:noProof/>
+              <w:kern w:val="2"/>
               <w:lang w:eastAsia="es-CO"/>
+              <w14:ligatures w14:val="standardContextual"/>
             </w:rPr>
           </w:pPr>
-          <w:hyperlink w:anchor="_Toc97882156">
-            <w:r>
-              <w:rPr>
-                <w:rStyle w:val="Enlacedelndice"/>
-                <w:webHidden/>
-              </w:rPr>
-              <w:t>Capítulo 4: Materiales y recursos</w:t>
-            </w:r>
-            <w:r>
-              <w:rPr>
-                <w:rStyle w:val="Enlacedelndice"/>
+          <w:hyperlink w:anchor="_Toc223602892" w:history="1">
+            <w:r>
+              <w:rPr>
+                <w:rStyle w:val="Hipervnculo"/>
+                <w:noProof/>
+              </w:rPr>
+              <w:t>Capítulo 5: Metodología</w:t>
+            </w:r>
+            <w:r>
+              <w:rPr>
+                <w:noProof/>
                 <w:webHidden/>
               </w:rPr>
               <w:tab/>
             </w:r>
             <w:r>
               <w:rPr>
+                <w:noProof/>
                 <w:webHidden/>
               </w:rPr>
               <w:fldChar w:fldCharType="begin"/>
             </w:r>
             <w:r>
               <w:rPr>
-                <w:webHidden/>
-              </w:rPr>
-              <w:instrText>PAGEREF _Toc97882156 \h</w:instrText>
-            </w:r>
-            <w:r>
-              <w:rPr>
-                <w:webHidden/>
-              </w:rPr>
-            </w:r>
-            <w:r>
-              <w:rPr>
+                <w:noProof/>
+                <w:webHidden/>
+              </w:rPr>
+              <w:instrText xml:space="preserve"> PAGEREF _Toc223602892 \h </w:instrText>
+            </w:r>
+            <w:r>
+              <w:rPr>
+                <w:noProof/>
+                <w:webHidden/>
+              </w:rPr>
+            </w:r>
+            <w:r>
+              <w:rPr>
+                <w:noProof/>
                 <w:webHidden/>
               </w:rPr>
               <w:fldChar w:fldCharType="separate"/>
             </w:r>
             <w:r>
               <w:rPr>
-                <w:rStyle w:val="Enlacedelndice"/>
-              </w:rPr>
-              <w:t>8</w:t>
-            </w:r>
-            <w:r>
-              <w:rPr>
-                <w:webHidden/>
-              </w:rPr>
-              <w:fldChar w:fldCharType="end"/>
-            </w:r>
-          </w:hyperlink>
-        </w:p>
-        <w:p>
-          <w:pPr>
-            <w:pStyle w:val="TDC2"/>
-            <w:tabs>
-              <w:tab w:val="right" w:leader="dot" w:pos="9350"/>
-            </w:tabs>
-            <w:rPr>
-              <w:rFonts w:asciiTheme="minorHAnsi" w:eastAsiaTheme="minorEastAsia" w:hAnsiTheme="minorHAnsi" w:cstheme="minorBidi"/>
-              <w:sz w:val="22"/>
-              <w:szCs w:val="22"/>
-              <w:lang w:eastAsia="es-CO"/>
-            </w:rPr>
-          </w:pPr>
-          <w:hyperlink w:anchor="_Toc97882157">
-            <w:r>
-              <w:rPr>
-                <w:rStyle w:val="Enlacedelndice"/>
-                <w:webHidden/>
-              </w:rPr>
-              <w:t>Presupuesto</w:t>
-            </w:r>
-            <w:r>
-              <w:rPr>
-                <w:rStyle w:val="Enlacedelndice"/>
-                <w:webHidden/>
-              </w:rPr>
-              <w:tab/>
-            </w:r>
-            <w:r>
-              <w:rPr>
-                <w:webHidden/>
-              </w:rPr>
-              <w:fldChar w:fldCharType="begin"/>
-            </w:r>
-            <w:r>
-              <w:rPr>
-                <w:webHidden/>
-              </w:rPr>
-              <w:instrText>PAGEREF _Toc97882157 \h</w:instrText>
-            </w:r>
-            <w:r>
-              <w:rPr>
-                <w:webHidden/>
-              </w:rPr>
-            </w:r>
-            <w:r>
-              <w:rPr>
-                <w:webHidden/>
-              </w:rPr>
-              <w:fldChar w:fldCharType="separate"/>
-            </w:r>
-            <w:r>
-              <w:rPr>
-                <w:rStyle w:val="Enlacedelndice"/>
-              </w:rPr>
-              <w:t>8</w:t>
-            </w:r>
-            <w:r>
-              <w:rPr>
-                <w:webHidden/>
-              </w:rPr>
-              <w:fldChar w:fldCharType="end"/>
-            </w:r>
-          </w:hyperlink>
-        </w:p>
-        <w:p>
-          <w:pPr>
-            <w:pStyle w:val="TDC2"/>
-            <w:tabs>
-              <w:tab w:val="right" w:leader="dot" w:pos="9350"/>
-            </w:tabs>
-            <w:rPr>
-              <w:rFonts w:asciiTheme="minorHAnsi" w:eastAsiaTheme="minorEastAsia" w:hAnsiTheme="minorHAnsi" w:cstheme="minorBidi"/>
-              <w:sz w:val="22"/>
-              <w:szCs w:val="22"/>
-              <w:lang w:eastAsia="es-CO"/>
-            </w:rPr>
-          </w:pPr>
-          <w:hyperlink w:anchor="_Toc97882158">
-            <w:r>
-              <w:rPr>
-                <w:rStyle w:val="Enlacedelndice"/>
-                <w:webHidden/>
-              </w:rPr>
-              <w:t>Recursos humanos</w:t>
-            </w:r>
-            <w:r>
-              <w:rPr>
-                <w:rStyle w:val="Enlacedelndice"/>
-                <w:webHidden/>
-              </w:rPr>
-              <w:tab/>
-            </w:r>
-            <w:r>
-              <w:rPr>
-                <w:webHidden/>
-              </w:rPr>
-              <w:fldChar w:fldCharType="begin"/>
-            </w:r>
-            <w:r>
-              <w:rPr>
-                <w:webHidden/>
-              </w:rPr>
-              <w:instrText>PAGEREF _Toc97882158 \h</w:instrText>
-            </w:r>
-            <w:r>
-              <w:rPr>
-                <w:webHidden/>
-              </w:rPr>
-            </w:r>
-            <w:r>
-              <w:rPr>
-                <w:webHidden/>
-              </w:rPr>
-              <w:fldChar w:fldCharType="separate"/>
-            </w:r>
-            <w:r>
-              <w:rPr>
-                <w:rStyle w:val="Enlacedelndice"/>
-              </w:rPr>
-              <w:t>8</w:t>
-            </w:r>
-            <w:r>
-              <w:rPr>
-                <w:webHidden/>
-              </w:rPr>
-              <w:fldChar w:fldCharType="end"/>
-            </w:r>
-          </w:hyperlink>
-        </w:p>
-        <w:p>
-          <w:pPr>
-            <w:pStyle w:val="TDC2"/>
-            <w:tabs>
-              <w:tab w:val="right" w:leader="dot" w:pos="9350"/>
-            </w:tabs>
-            <w:rPr>
-              <w:rFonts w:asciiTheme="minorHAnsi" w:eastAsiaTheme="minorEastAsia" w:hAnsiTheme="minorHAnsi" w:cstheme="minorBidi"/>
-              <w:sz w:val="22"/>
-              <w:szCs w:val="22"/>
-              <w:lang w:eastAsia="es-CO"/>
-            </w:rPr>
-          </w:pPr>
-          <w:hyperlink w:anchor="_Toc97882159">
-            <w:r>
-              <w:rPr>
-                <w:rStyle w:val="Enlacedelndice"/>
-                <w:webHidden/>
-              </w:rPr>
-              <w:t>Recursos institucionales</w:t>
-            </w:r>
-            <w:r>
-              <w:rPr>
-                <w:rStyle w:val="Enlacedelndice"/>
-                <w:webHidden/>
-              </w:rPr>
-              <w:tab/>
-            </w:r>
-            <w:r>
-              <w:rPr>
-                <w:webHidden/>
-              </w:rPr>
-              <w:fldChar w:fldCharType="begin"/>
-            </w:r>
-            <w:r>
-              <w:rPr>
-                <w:webHidden/>
-              </w:rPr>
-              <w:instrText>PAGEREF _Toc97882159 \h</w:instrText>
-            </w:r>
-            <w:r>
-              <w:rPr>
-                <w:webHidden/>
-              </w:rPr>
-            </w:r>
-            <w:r>
-              <w:rPr>
-                <w:webHidden/>
-              </w:rPr>
-              <w:fldChar w:fldCharType="separate"/>
-            </w:r>
-            <w:r>
-              <w:rPr>
-                <w:rStyle w:val="Enlacedelndice"/>
-              </w:rPr>
-              <w:t>9</w:t>
-            </w:r>
-            <w:r>
-              <w:rPr>
+                <w:noProof/>
+                <w:webHidden/>
+              </w:rPr>
+              <w:t>17</w:t>
+            </w:r>
+            <w:r>
+              <w:rPr>
+                <w:noProof/>
                 <w:webHidden/>
               </w:rPr>
               <w:fldChar w:fldCharType="end"/>
@@ -1969,57 +1717,64 @@
             </w:tabs>
             <w:rPr>
               <w:rFonts w:asciiTheme="minorHAnsi" w:eastAsiaTheme="minorEastAsia" w:hAnsiTheme="minorHAnsi" w:cstheme="minorBidi"/>
-              <w:sz w:val="22"/>
-              <w:szCs w:val="22"/>
+              <w:noProof/>
+              <w:kern w:val="2"/>
               <w:lang w:eastAsia="es-CO"/>
+              <w14:ligatures w14:val="standardContextual"/>
             </w:rPr>
           </w:pPr>
-          <w:hyperlink w:anchor="_Toc97882160">
-            <w:r>
-              <w:rPr>
-                <w:rStyle w:val="Enlacedelndice"/>
-                <w:webHidden/>
-              </w:rPr>
-              <w:t>Capítulo 5: Metodología</w:t>
-            </w:r>
-            <w:r>
-              <w:rPr>
-                <w:rStyle w:val="Enlacedelndice"/>
+          <w:hyperlink w:anchor="_Toc223602893" w:history="1">
+            <w:r>
+              <w:rPr>
+                <w:rStyle w:val="Hipervnculo"/>
+                <w:noProof/>
+              </w:rPr>
+              <w:t>Capítulo 6: Cronograma</w:t>
+            </w:r>
+            <w:r>
+              <w:rPr>
+                <w:noProof/>
                 <w:webHidden/>
               </w:rPr>
               <w:tab/>
             </w:r>
             <w:r>
               <w:rPr>
+                <w:noProof/>
                 <w:webHidden/>
               </w:rPr>
               <w:fldChar w:fldCharType="begin"/>
             </w:r>
             <w:r>
               <w:rPr>
-                <w:webHidden/>
-              </w:rPr>
-              <w:instrText>PAGEREF _Toc97882160 \h</w:instrText>
-            </w:r>
-            <w:r>
-              <w:rPr>
-                <w:webHidden/>
-              </w:rPr>
-            </w:r>
-            <w:r>
-              <w:rPr>
+                <w:noProof/>
+                <w:webHidden/>
+              </w:rPr>
+              <w:instrText xml:space="preserve"> PAGEREF _Toc223602893 \h </w:instrText>
+            </w:r>
+            <w:r>
+              <w:rPr>
+                <w:noProof/>
+                <w:webHidden/>
+              </w:rPr>
+            </w:r>
+            <w:r>
+              <w:rPr>
+                <w:noProof/>
                 <w:webHidden/>
               </w:rPr>
               <w:fldChar w:fldCharType="separate"/>
             </w:r>
             <w:r>
               <w:rPr>
-                <w:rStyle w:val="Enlacedelndice"/>
-              </w:rPr>
-              <w:t>10</w:t>
-            </w:r>
-            <w:r>
-              <w:rPr>
+                <w:noProof/>
+                <w:webHidden/>
+              </w:rPr>
+              <w:t>18</w:t>
+            </w:r>
+            <w:r>
+              <w:rPr>
+                <w:noProof/>
                 <w:webHidden/>
               </w:rPr>
               <w:fldChar w:fldCharType="end"/>
@@ -2034,187 +1789,64 @@
             </w:tabs>
             <w:rPr>
               <w:rFonts w:asciiTheme="minorHAnsi" w:eastAsiaTheme="minorEastAsia" w:hAnsiTheme="minorHAnsi" w:cstheme="minorBidi"/>
-              <w:sz w:val="22"/>
-              <w:szCs w:val="22"/>
+              <w:noProof/>
+              <w:kern w:val="2"/>
               <w:lang w:eastAsia="es-CO"/>
+              <w14:ligatures w14:val="standardContextual"/>
             </w:rPr>
           </w:pPr>
-          <w:hyperlink w:anchor="_Toc97882161">
-            <w:r>
-              <w:rPr>
-                <w:rStyle w:val="Enlacedelndice"/>
-                <w:webHidden/>
-              </w:rPr>
-              <w:t>Capítulo 6: Cronograma</w:t>
-            </w:r>
-            <w:r>
-              <w:rPr>
-                <w:rStyle w:val="Enlacedelndice"/>
+          <w:hyperlink w:anchor="_Toc223602894" w:history="1">
+            <w:r>
+              <w:rPr>
+                <w:rStyle w:val="Hipervnculo"/>
+                <w:noProof/>
+              </w:rPr>
+              <w:t>Lista de Referencias</w:t>
+            </w:r>
+            <w:r>
+              <w:rPr>
+                <w:noProof/>
                 <w:webHidden/>
               </w:rPr>
               <w:tab/>
             </w:r>
             <w:r>
               <w:rPr>
+                <w:noProof/>
                 <w:webHidden/>
               </w:rPr>
               <w:fldChar w:fldCharType="begin"/>
             </w:r>
             <w:r>
               <w:rPr>
-                <w:webHidden/>
-              </w:rPr>
-              <w:instrText>PAGEREF _Toc97882161 \h</w:instrText>
-            </w:r>
-            <w:r>
-              <w:rPr>
-                <w:webHidden/>
-              </w:rPr>
-            </w:r>
-            <w:r>
-              <w:rPr>
+                <w:noProof/>
+                <w:webHidden/>
+              </w:rPr>
+              <w:instrText xml:space="preserve"> PAGEREF _Toc223602894 \h </w:instrText>
+            </w:r>
+            <w:r>
+              <w:rPr>
+                <w:noProof/>
+                <w:webHidden/>
+              </w:rPr>
+            </w:r>
+            <w:r>
+              <w:rPr>
+                <w:noProof/>
                 <w:webHidden/>
               </w:rPr>
               <w:fldChar w:fldCharType="separate"/>
             </w:r>
             <w:r>
               <w:rPr>
-                <w:rStyle w:val="Enlacedelndice"/>
-              </w:rPr>
-              <w:t>13</w:t>
-            </w:r>
-            <w:r>
-              <w:rPr>
-                <w:webHidden/>
-              </w:rPr>
-              <w:fldChar w:fldCharType="end"/>
-            </w:r>
-          </w:hyperlink>
-        </w:p>
-        <w:p>
-          <w:pPr>
-            <w:pStyle w:val="TDC2"/>
-            <w:tabs>
-              <w:tab w:val="right" w:leader="dot" w:pos="9350"/>
-            </w:tabs>
-            <w:rPr>
-              <w:rFonts w:asciiTheme="minorHAnsi" w:eastAsiaTheme="minorEastAsia" w:hAnsiTheme="minorHAnsi" w:cstheme="minorBidi"/>
-              <w:sz w:val="22"/>
-              <w:szCs w:val="22"/>
-              <w:lang w:eastAsia="es-CO"/>
-            </w:rPr>
-          </w:pPr>
-          <w:hyperlink w:anchor="_Toc97882162">
-            <w:r>
-              <w:rPr>
-                <w:rStyle w:val="Enlacedelndice"/>
-                <w:webHidden/>
-              </w:rPr>
-              <w:t>Objetivo 1</w:t>
-            </w:r>
-            <w:r>
-              <w:rPr>
-                <w:rStyle w:val="Enlacedelndice"/>
-                <w:webHidden/>
-              </w:rPr>
-              <w:tab/>
-            </w:r>
-            <w:r>
-              <w:rPr>
-                <w:webHidden/>
-              </w:rPr>
-              <w:fldChar w:fldCharType="begin"/>
-            </w:r>
-            <w:r>
-              <w:rPr>
-                <w:webHidden/>
-              </w:rPr>
-              <w:instrText>PAGEREF _Toc97882162 \h</w:instrText>
-            </w:r>
-            <w:r>
-              <w:rPr>
-                <w:webHidden/>
-              </w:rPr>
-            </w:r>
-            <w:r>
-              <w:rPr>
-                <w:webHidden/>
-              </w:rPr>
-              <w:fldChar w:fldCharType="separate"/>
-            </w:r>
-            <w:r>
-              <w:rPr>
-                <w:rStyle w:val="Enlacedelndice"/>
-              </w:rPr>
-              <w:t>14</w:t>
-            </w:r>
-            <w:r>
-              <w:rPr>
-                <w:webHidden/>
-              </w:rPr>
-              <w:fldChar w:fldCharType="end"/>
-            </w:r>
-          </w:hyperlink>
-        </w:p>
-        <w:p>
-          <w:pPr>
-            <w:pStyle w:val="TDC2"/>
-            <w:tabs>
-              <w:tab w:val="right" w:leader="dot" w:pos="9350"/>
-            </w:tabs>
-            <w:rPr>
-              <w:rFonts w:asciiTheme="minorHAnsi" w:eastAsiaTheme="minorEastAsia" w:hAnsiTheme="minorHAnsi" w:cstheme="minorBidi"/>
-              <w:sz w:val="22"/>
-              <w:szCs w:val="22"/>
-              <w:lang w:eastAsia="es-CO"/>
-            </w:rPr>
-          </w:pPr>
-          <w:hyperlink w:anchor="_Toc97882163">
-            <w:r>
-              <w:rPr>
-                <w:rStyle w:val="Enlacedelndice"/>
-                <w:webHidden/>
-              </w:rPr>
-              <w:t>Objetivo 2</w:t>
-            </w:r>
-            <w:r>
-              <w:rPr>
-                <w:rStyle w:val="Enlacedelndice"/>
-                <w:webHidden/>
-              </w:rPr>
-              <w:tab/>
-            </w:r>
-            <w:r>
-              <w:rPr>
-                <w:webHidden/>
-              </w:rPr>
-              <w:fldChar w:fldCharType="begin"/>
-            </w:r>
-            <w:r>
-              <w:rPr>
-                <w:webHidden/>
-              </w:rPr>
-              <w:instrText>PAGEREF _Toc97882163 \h</w:instrText>
-            </w:r>
-            <w:r>
-              <w:rPr>
-                <w:webHidden/>
-              </w:rPr>
-            </w:r>
-            <w:r>
-              <w:rPr>
-                <w:webHidden/>
-              </w:rPr>
-              <w:fldChar w:fldCharType="separate"/>
-            </w:r>
-            <w:r>
-              <w:rPr>
-                <w:rStyle w:val="Enlacedelndice"/>
-              </w:rPr>
-              <w:t>14</w:t>
-            </w:r>
-            <w:r>
-              <w:rPr>
+                <w:noProof/>
+                <w:webHidden/>
+              </w:rPr>
+              <w:t>20</w:t>
+            </w:r>
+            <w:r>
+              <w:rPr>
+                <w:noProof/>
                 <w:webHidden/>
               </w:rPr>
               <w:fldChar w:fldCharType="end"/>
@@ -2229,57 +1861,64 @@
             </w:tabs>
             <w:rPr>
               <w:rFonts w:asciiTheme="minorHAnsi" w:eastAsiaTheme="minorEastAsia" w:hAnsiTheme="minorHAnsi" w:cstheme="minorBidi"/>
-              <w:sz w:val="22"/>
-              <w:szCs w:val="22"/>
+              <w:noProof/>
+              <w:kern w:val="2"/>
               <w:lang w:eastAsia="es-CO"/>
+              <w14:ligatures w14:val="standardContextual"/>
             </w:rPr>
           </w:pPr>
-          <w:hyperlink w:anchor="_Toc97882164">
-            <w:r>
-              <w:rPr>
-                <w:rStyle w:val="Enlacedelndice"/>
-                <w:webHidden/>
-              </w:rPr>
-              <w:t>Lista de Referencias</w:t>
-            </w:r>
-            <w:r>
-              <w:rPr>
-                <w:rStyle w:val="Enlacedelndice"/>
+          <w:hyperlink w:anchor="_Toc223602895" w:history="1">
+            <w:r>
+              <w:rPr>
+                <w:rStyle w:val="Hipervnculo"/>
+                <w:noProof/>
+              </w:rPr>
+              <w:t>La educación ambiental busca formar ciudadanos críticos y comprometidos con el entorno (Sauvé, 2005).</w:t>
+            </w:r>
+            <w:r>
+              <w:rPr>
+                <w:noProof/>
                 <w:webHidden/>
               </w:rPr>
               <w:tab/>
             </w:r>
             <w:r>
               <w:rPr>
+                <w:noProof/>
                 <w:webHidden/>
               </w:rPr>
               <w:fldChar w:fldCharType="begin"/>
             </w:r>
             <w:r>
               <w:rPr>
-                <w:webHidden/>
-              </w:rPr>
-              <w:instrText>PAGEREF _Toc97882164 \h</w:instrText>
-            </w:r>
-            <w:r>
-              <w:rPr>
-                <w:webHidden/>
-              </w:rPr>
-            </w:r>
-            <w:r>
-              <w:rPr>
+                <w:noProof/>
+                <w:webHidden/>
+              </w:rPr>
+              <w:instrText xml:space="preserve"> PAGEREF _Toc223602895 \h </w:instrText>
+            </w:r>
+            <w:r>
+              <w:rPr>
+                <w:noProof/>
+                <w:webHidden/>
+              </w:rPr>
+            </w:r>
+            <w:r>
+              <w:rPr>
+                <w:noProof/>
                 <w:webHidden/>
               </w:rPr>
               <w:fldChar w:fldCharType="separate"/>
             </w:r>
             <w:r>
               <w:rPr>
-                <w:rStyle w:val="Enlacedelndice"/>
-              </w:rPr>
-              <w:t>15</w:t>
-            </w:r>
-            <w:r>
-              <w:rPr>
+                <w:noProof/>
+                <w:webHidden/>
+              </w:rPr>
+              <w:t>20</w:t>
+            </w:r>
+            <w:r>
+              <w:rPr>
+                <w:noProof/>
                 <w:webHidden/>
               </w:rPr>
               <w:fldChar w:fldCharType="end"/>
@@ -2294,57 +1933,64 @@
             </w:tabs>
             <w:rPr>
               <w:rFonts w:asciiTheme="minorHAnsi" w:eastAsiaTheme="minorEastAsia" w:hAnsiTheme="minorHAnsi" w:cstheme="minorBidi"/>
-              <w:sz w:val="22"/>
-              <w:szCs w:val="22"/>
+              <w:noProof/>
+              <w:kern w:val="2"/>
               <w:lang w:eastAsia="es-CO"/>
+              <w14:ligatures w14:val="standardContextual"/>
             </w:rPr>
           </w:pPr>
-          <w:hyperlink w:anchor="_Toc97882165">
-            <w:r>
-              <w:rPr>
-                <w:rStyle w:val="Enlacedelndice"/>
-                <w:webHidden/>
-              </w:rPr>
-              <w:t>Apéndice</w:t>
-            </w:r>
-            <w:r>
-              <w:rPr>
-                <w:rStyle w:val="Enlacedelndice"/>
+          <w:hyperlink w:anchor="_Toc223602896" w:history="1">
+            <w:r>
+              <w:rPr>
+                <w:rStyle w:val="Hipervnculo"/>
+                <w:noProof/>
+              </w:rPr>
+              <w:t>La gamificación ha demostrado aumentar la motivación y el compromiso en contextos educativos (Deterding et al., 2011; Werbach &amp; Hunter, 2012).</w:t>
+            </w:r>
+            <w:r>
+              <w:rPr>
+                <w:noProof/>
                 <w:webHidden/>
               </w:rPr>
               <w:tab/>
             </w:r>
             <w:r>
               <w:rPr>
+                <w:noProof/>
                 <w:webHidden/>
               </w:rPr>
               <w:fldChar w:fldCharType="begin"/>
             </w:r>
             <w:r>
               <w:rPr>
-                <w:webHidden/>
-              </w:rPr>
-              <w:instrText>PAGEREF _Toc97882165 \h</w:instrText>
-            </w:r>
-            <w:r>
-              <w:rPr>
-                <w:webHidden/>
-              </w:rPr>
-            </w:r>
-            <w:r>
-              <w:rPr>
+                <w:noProof/>
+                <w:webHidden/>
+              </w:rPr>
+              <w:instrText xml:space="preserve"> PAGEREF _Toc223602896 \h </w:instrText>
+            </w:r>
+            <w:r>
+              <w:rPr>
+                <w:noProof/>
+                <w:webHidden/>
+              </w:rPr>
+            </w:r>
+            <w:r>
+              <w:rPr>
+                <w:noProof/>
                 <w:webHidden/>
               </w:rPr>
               <w:fldChar w:fldCharType="separate"/>
             </w:r>
             <w:r>
               <w:rPr>
-                <w:rStyle w:val="Enlacedelndice"/>
-              </w:rPr>
-              <w:t>16</w:t>
-            </w:r>
-            <w:r>
-              <w:rPr>
+                <w:noProof/>
+                <w:webHidden/>
+              </w:rPr>
+              <w:t>20</w:t>
+            </w:r>
+            <w:r>
+              <w:rPr>
+                <w:noProof/>
                 <w:webHidden/>
               </w:rPr>
               <w:fldChar w:fldCharType="end"/>
@@ -2359,85 +2005,368 @@
             </w:tabs>
             <w:rPr>
               <w:rFonts w:asciiTheme="minorHAnsi" w:eastAsiaTheme="minorEastAsia" w:hAnsiTheme="minorHAnsi" w:cstheme="minorBidi"/>
-              <w:sz w:val="22"/>
-              <w:szCs w:val="22"/>
+              <w:noProof/>
+              <w:kern w:val="2"/>
               <w:lang w:eastAsia="es-CO"/>
+              <w14:ligatures w14:val="standardContextual"/>
             </w:rPr>
           </w:pPr>
-          <w:hyperlink w:anchor="_Toc97882166">
-            <w:r>
-              <w:rPr>
-                <w:rStyle w:val="Enlacedelndice"/>
-                <w:webHidden/>
-              </w:rPr>
-              <w:t>Vita</w:t>
-            </w:r>
-            <w:r>
-              <w:rPr>
-                <w:rStyle w:val="Enlacedelndice"/>
+          <w:hyperlink w:anchor="_Toc223602897" w:history="1">
+            <w:r>
+              <w:rPr>
+                <w:rStyle w:val="Hipervnculo"/>
+                <w:noProof/>
+              </w:rPr>
+              <w:t>Los videojuegos son una herramienta poderosa para el aprendizaje si se diseñan correctamente (Gee, 2003; Prensky, 2001).</w:t>
+            </w:r>
+            <w:r>
+              <w:rPr>
+                <w:noProof/>
                 <w:webHidden/>
               </w:rPr>
               <w:tab/>
             </w:r>
             <w:r>
               <w:rPr>
+                <w:noProof/>
                 <w:webHidden/>
               </w:rPr>
               <w:fldChar w:fldCharType="begin"/>
             </w:r>
             <w:r>
               <w:rPr>
-                <w:webHidden/>
-              </w:rPr>
-              <w:instrText>PAGEREF _Toc97882166 \h</w:instrText>
-            </w:r>
-            <w:r>
-              <w:rPr>
-                <w:webHidden/>
-              </w:rPr>
-            </w:r>
-            <w:r>
-              <w:rPr>
+                <w:noProof/>
+                <w:webHidden/>
+              </w:rPr>
+              <w:instrText xml:space="preserve"> PAGEREF _Toc223602897 \h </w:instrText>
+            </w:r>
+            <w:r>
+              <w:rPr>
+                <w:noProof/>
+                <w:webHidden/>
+              </w:rPr>
+            </w:r>
+            <w:r>
+              <w:rPr>
+                <w:noProof/>
                 <w:webHidden/>
               </w:rPr>
               <w:fldChar w:fldCharType="separate"/>
             </w:r>
             <w:r>
               <w:rPr>
-                <w:rStyle w:val="Enlacedelndice"/>
-              </w:rPr>
-              <w:t>17</w:t>
-            </w:r>
-            <w:r>
-              <w:rPr>
+                <w:noProof/>
+                <w:webHidden/>
+              </w:rPr>
+              <w:t>20</w:t>
+            </w:r>
+            <w:r>
+              <w:rPr>
+                <w:noProof/>
                 <w:webHidden/>
               </w:rPr>
               <w:fldChar w:fldCharType="end"/>
             </w:r>
           </w:hyperlink>
+        </w:p>
+        <w:p>
+          <w:pPr>
+            <w:pStyle w:val="TDC1"/>
+            <w:tabs>
+              <w:tab w:val="right" w:leader="dot" w:pos="9350"/>
+            </w:tabs>
+            <w:rPr>
+              <w:rFonts w:asciiTheme="minorHAnsi" w:eastAsiaTheme="minorEastAsia" w:hAnsiTheme="minorHAnsi" w:cstheme="minorBidi"/>
+              <w:noProof/>
+              <w:kern w:val="2"/>
+              <w:lang w:eastAsia="es-CO"/>
+              <w14:ligatures w14:val="standardContextual"/>
+            </w:rPr>
+          </w:pPr>
+          <w:hyperlink w:anchor="_Toc223602898" w:history="1">
+            <w:r>
+              <w:rPr>
+                <w:rStyle w:val="Hipervnculo"/>
+                <w:noProof/>
+              </w:rPr>
+              <w:t>El aprendizaje significativo ocurre cuando se conectan nuevos conocimientos con los previos (Ausubel, 1963).</w:t>
+            </w:r>
+            <w:r>
+              <w:rPr>
+                <w:noProof/>
+                <w:webHidden/>
+              </w:rPr>
+              <w:tab/>
+            </w:r>
+            <w:r>
+              <w:rPr>
+                <w:noProof/>
+                <w:webHidden/>
+              </w:rPr>
+              <w:fldChar w:fldCharType="begin"/>
+            </w:r>
+            <w:r>
+              <w:rPr>
+                <w:noProof/>
+                <w:webHidden/>
+              </w:rPr>
+              <w:instrText xml:space="preserve"> PAGEREF _Toc223602898 \h </w:instrText>
+            </w:r>
+            <w:r>
+              <w:rPr>
+                <w:noProof/>
+                <w:webHidden/>
+              </w:rPr>
+            </w:r>
+            <w:r>
+              <w:rPr>
+                <w:noProof/>
+                <w:webHidden/>
+              </w:rPr>
+              <w:fldChar w:fldCharType="separate"/>
+            </w:r>
+            <w:r>
+              <w:rPr>
+                <w:noProof/>
+                <w:webHidden/>
+              </w:rPr>
+              <w:t>20</w:t>
+            </w:r>
+            <w:r>
+              <w:rPr>
+                <w:noProof/>
+                <w:webHidden/>
+              </w:rPr>
+              <w:fldChar w:fldCharType="end"/>
+            </w:r>
+          </w:hyperlink>
+        </w:p>
+        <w:p>
+          <w:pPr>
+            <w:pStyle w:val="TDC1"/>
+            <w:tabs>
+              <w:tab w:val="right" w:leader="dot" w:pos="9350"/>
+            </w:tabs>
+            <w:rPr>
+              <w:rFonts w:asciiTheme="minorHAnsi" w:eastAsiaTheme="minorEastAsia" w:hAnsiTheme="minorHAnsi" w:cstheme="minorBidi"/>
+              <w:noProof/>
+              <w:kern w:val="2"/>
+              <w:lang w:eastAsia="es-CO"/>
+              <w14:ligatures w14:val="standardContextual"/>
+            </w:rPr>
+          </w:pPr>
+          <w:hyperlink w:anchor="_Toc223602899" w:history="1">
+            <w:r>
+              <w:rPr>
+                <w:rStyle w:val="Hipervnculo"/>
+                <w:noProof/>
+              </w:rPr>
+              <w:t>La motivación es un factor clave en el aprendizaje y puede potenciarse satisfaciendo las necesidades de autonomía, competencia y relación (Deci &amp; Ryan, 1985).</w:t>
+            </w:r>
+            <w:r>
+              <w:rPr>
+                <w:noProof/>
+                <w:webHidden/>
+              </w:rPr>
+              <w:tab/>
+            </w:r>
+            <w:r>
+              <w:rPr>
+                <w:noProof/>
+                <w:webHidden/>
+              </w:rPr>
+              <w:fldChar w:fldCharType="begin"/>
+            </w:r>
+            <w:r>
+              <w:rPr>
+                <w:noProof/>
+                <w:webHidden/>
+              </w:rPr>
+              <w:instrText xml:space="preserve"> PAGEREF _Toc223602899 \h </w:instrText>
+            </w:r>
+            <w:r>
+              <w:rPr>
+                <w:noProof/>
+                <w:webHidden/>
+              </w:rPr>
+            </w:r>
+            <w:r>
+              <w:rPr>
+                <w:noProof/>
+                <w:webHidden/>
+              </w:rPr>
+              <w:fldChar w:fldCharType="separate"/>
+            </w:r>
+            <w:r>
+              <w:rPr>
+                <w:noProof/>
+                <w:webHidden/>
+              </w:rPr>
+              <w:t>20</w:t>
+            </w:r>
+            <w:r>
+              <w:rPr>
+                <w:noProof/>
+                <w:webHidden/>
+              </w:rPr>
+              <w:fldChar w:fldCharType="end"/>
+            </w:r>
+          </w:hyperlink>
+        </w:p>
+        <w:p>
+          <w:pPr>
+            <w:pStyle w:val="TDC1"/>
+            <w:tabs>
+              <w:tab w:val="right" w:leader="dot" w:pos="9350"/>
+            </w:tabs>
+            <w:rPr>
+              <w:rFonts w:asciiTheme="minorHAnsi" w:eastAsiaTheme="minorEastAsia" w:hAnsiTheme="minorHAnsi" w:cstheme="minorBidi"/>
+              <w:noProof/>
+              <w:kern w:val="2"/>
+              <w:lang w:eastAsia="es-CO"/>
+              <w14:ligatures w14:val="standardContextual"/>
+            </w:rPr>
+          </w:pPr>
+          <w:hyperlink w:anchor="_Toc223602900" w:history="1">
+            <w:r>
+              <w:rPr>
+                <w:rStyle w:val="Hipervnculo"/>
+                <w:noProof/>
+              </w:rPr>
+              <w:t>La investigación educativa puede ser de varios tipos, entre ellos exploratoria y aplicada (Mimenza, 2021).</w:t>
+            </w:r>
+            <w:r>
+              <w:rPr>
+                <w:noProof/>
+                <w:webHidden/>
+              </w:rPr>
+              <w:tab/>
+            </w:r>
+            <w:r>
+              <w:rPr>
+                <w:noProof/>
+                <w:webHidden/>
+              </w:rPr>
+              <w:fldChar w:fldCharType="begin"/>
+            </w:r>
+            <w:r>
+              <w:rPr>
+                <w:noProof/>
+                <w:webHidden/>
+              </w:rPr>
+              <w:instrText xml:space="preserve"> PAGEREF _Toc223602900 \h </w:instrText>
+            </w:r>
+            <w:r>
+              <w:rPr>
+                <w:noProof/>
+                <w:webHidden/>
+              </w:rPr>
+            </w:r>
+            <w:r>
+              <w:rPr>
+                <w:noProof/>
+                <w:webHidden/>
+              </w:rPr>
+              <w:fldChar w:fldCharType="separate"/>
+            </w:r>
+            <w:r>
+              <w:rPr>
+                <w:noProof/>
+                <w:webHidden/>
+              </w:rPr>
+              <w:t>20</w:t>
+            </w:r>
+            <w:r>
+              <w:rPr>
+                <w:noProof/>
+                <w:webHidden/>
+              </w:rPr>
+              <w:fldChar w:fldCharType="end"/>
+            </w:r>
+          </w:hyperlink>
+        </w:p>
+        <w:p>
+          <w:pPr>
+            <w:pStyle w:val="TDC1"/>
+            <w:tabs>
+              <w:tab w:val="right" w:leader="dot" w:pos="9350"/>
+            </w:tabs>
+            <w:rPr>
+              <w:rFonts w:asciiTheme="minorHAnsi" w:eastAsiaTheme="minorEastAsia" w:hAnsiTheme="minorHAnsi" w:cstheme="minorBidi"/>
+              <w:noProof/>
+              <w:kern w:val="2"/>
+              <w:lang w:eastAsia="es-CO"/>
+              <w14:ligatures w14:val="standardContextual"/>
+            </w:rPr>
+          </w:pPr>
+          <w:hyperlink w:anchor="_Toc223602901" w:history="1">
+            <w:r>
+              <w:rPr>
+                <w:rStyle w:val="Hipervnculo"/>
+                <w:noProof/>
+              </w:rPr>
+              <w:t>Apéndice</w:t>
+            </w:r>
+            <w:r>
+              <w:rPr>
+                <w:noProof/>
+                <w:webHidden/>
+              </w:rPr>
+              <w:tab/>
+            </w:r>
+            <w:r>
+              <w:rPr>
+                <w:noProof/>
+                <w:webHidden/>
+              </w:rPr>
+              <w:fldChar w:fldCharType="begin"/>
+            </w:r>
+            <w:r>
+              <w:rPr>
+                <w:noProof/>
+                <w:webHidden/>
+              </w:rPr>
+              <w:instrText xml:space="preserve"> PAGEREF _Toc223602901 \h </w:instrText>
+            </w:r>
+            <w:r>
+              <w:rPr>
+                <w:noProof/>
+                <w:webHidden/>
+              </w:rPr>
+            </w:r>
+            <w:r>
+              <w:rPr>
+                <w:noProof/>
+                <w:webHidden/>
+              </w:rPr>
+              <w:fldChar w:fldCharType="separate"/>
+            </w:r>
+            <w:r>
+              <w:rPr>
+                <w:noProof/>
+                <w:webHidden/>
+              </w:rPr>
+              <w:t>21</w:t>
+            </w:r>
+            <w:r>
+              <w:rPr>
+                <w:noProof/>
+                <w:webHidden/>
+              </w:rPr>
+              <w:fldChar w:fldCharType="end"/>
+            </w:r>
+          </w:hyperlink>
+        </w:p>
+        <w:p>
           <w:r>
             <w:rPr>
-              <w:rStyle w:val="Enlacedelndice"/>
+              <w:b/>
+              <w:bCs/>
+              <w:lang w:val="es-ES"/>
             </w:rPr>
             <w:fldChar w:fldCharType="end"/>
           </w:r>
         </w:p>
-        <w:p>
-          <w:pPr>
-            <w:sectPr>
-              <w:headerReference w:type="even" r:id="rId16"/>
-              <w:headerReference w:type="default" r:id="rId17"/>
-              <w:headerReference w:type="first" r:id="rId18"/>
-              <w:pgSz w:w="12240" w:h="15840"/>
-              <w:pgMar w:top="1497" w:right="1440" w:bottom="1440" w:left="1440" w:header="1440" w:footer="0" w:gutter="0"/>
-              <w:pgNumType w:fmt="lowerRoman" w:start="1"/>
-              <w:cols w:space="720"/>
-              <w:formProt w:val="0"/>
-              <w:titlePg/>
-              <w:docGrid w:linePitch="100"/>
-            </w:sectPr>
-          </w:pPr>
-        </w:p>
       </w:sdtContent>
     </w:sdt>
     <w:p>
@@ -2453,7 +2382,6 @@
           <w:b/>
           <w:bCs/>
         </w:rPr>
-        <w:lastRenderedPageBreak/>
         <w:t>Lista de tablas</w:t>
       </w:r>
     </w:p>
@@ -2482,85 +2410,13 @@
               <w:lang w:eastAsia="es-CO"/>
             </w:rPr>
           </w:pPr>
-          <w:r>
-            <w:fldChar w:fldCharType="begin"/>
-          </w:r>
-          <w:r>
-            <w:rPr>
-              <w:rStyle w:val="Enlacedelndice"/>
-              <w:webHidden/>
-            </w:rPr>
-            <w:instrText xml:space="preserve"> TOC \z \t "Titulo tabla,1" \h</w:instrText>
-          </w:r>
-          <w:r>
-            <w:rPr>
-              <w:rStyle w:val="Enlacedelndice"/>
-            </w:rPr>
-            <w:fldChar w:fldCharType="separate"/>
-          </w:r>
-          <w:hyperlink w:anchor="_Toc410629016">
-            <w:r>
-              <w:rPr>
-                <w:rStyle w:val="Enlacedelndice"/>
-                <w:webHidden/>
-              </w:rPr>
-              <w:t>Tabla 1. Se recomiendan títulos cortos y concisos.</w:t>
-            </w:r>
-            <w:r>
-              <w:rPr>
-                <w:rStyle w:val="Enlacedelndice"/>
-              </w:rPr>
-              <w:tab/>
-            </w:r>
-            <w:r>
-              <w:rPr>
-                <w:webHidden/>
-              </w:rPr>
-              <w:fldChar w:fldCharType="begin"/>
-            </w:r>
-            <w:r>
-              <w:rPr>
-                <w:webHidden/>
-              </w:rPr>
-              <w:instrText>PAGEREF _Toc410629016 \h</w:instrText>
-            </w:r>
-            <w:r>
-              <w:rPr>
-                <w:webHidden/>
-              </w:rPr>
-            </w:r>
-            <w:r>
-              <w:rPr>
-                <w:webHidden/>
-              </w:rPr>
-              <w:fldChar w:fldCharType="separate"/>
-            </w:r>
-            <w:r>
-              <w:rPr>
-                <w:rStyle w:val="Enlacedelndice"/>
-              </w:rPr>
-              <w:t>3</w:t>
-            </w:r>
-            <w:r>
-              <w:rPr>
-                <w:webHidden/>
-              </w:rPr>
-              <w:fldChar w:fldCharType="end"/>
-            </w:r>
-          </w:hyperlink>
-          <w:r>
-            <w:rPr>
-              <w:rStyle w:val="Enlacedelndice"/>
-            </w:rPr>
-            <w:fldChar w:fldCharType="end"/>
-          </w:r>
         </w:p>
         <w:p>
           <w:pPr>
             <w:sectPr>
-              <w:headerReference w:type="even" r:id="rId19"/>
-              <w:headerReference w:type="default" r:id="rId20"/>
-              <w:headerReference w:type="first" r:id="rId21"/>
+              <w:headerReference w:type="even" r:id="rId12"/>
+              <w:headerReference w:type="default" r:id="rId13"/>
+              <w:headerReference w:type="first" r:id="rId14"/>
               <w:pgSz w:w="12240" w:h="15840"/>
               <w:pgMar w:top="1497" w:right="1440" w:bottom="1440" w:left="1440" w:header="1440" w:footer="0" w:gutter="0"/>
               <w:pgNumType w:fmt="lowerRoman" w:start="1"/>
@@ -2614,85 +2470,13 @@
               <w:lang w:eastAsia="es-CO"/>
             </w:rPr>
           </w:pPr>
-          <w:r>
-            <w:fldChar w:fldCharType="begin"/>
-          </w:r>
-          <w:r>
-            <w:rPr>
-              <w:rStyle w:val="Enlacedelndice"/>
-              <w:webHidden/>
-            </w:rPr>
-            <w:instrText xml:space="preserve"> TOC \z \t "Pie de imagen,1" \h</w:instrText>
-          </w:r>
-          <w:r>
-            <w:rPr>
-              <w:rStyle w:val="Enlacedelndice"/>
-            </w:rPr>
-            <w:fldChar w:fldCharType="separate"/>
-          </w:r>
-          <w:hyperlink w:anchor="_Toc410629185">
-            <w:r>
-              <w:rPr>
-                <w:rStyle w:val="Enlacedelndice"/>
-                <w:webHidden/>
-              </w:rPr>
-              <w:t>Figura 1. Figuras y formas con títulos cortos y concisos..</w:t>
-            </w:r>
-            <w:r>
-              <w:rPr>
-                <w:rStyle w:val="Enlacedelndice"/>
-              </w:rPr>
-              <w:tab/>
-            </w:r>
-            <w:r>
-              <w:rPr>
-                <w:webHidden/>
-              </w:rPr>
-              <w:fldChar w:fldCharType="begin"/>
-            </w:r>
-            <w:r>
-              <w:rPr>
-                <w:webHidden/>
-              </w:rPr>
-              <w:instrText>PAGEREF _Toc410629185 \h</w:instrText>
-            </w:r>
-            <w:r>
-              <w:rPr>
-                <w:webHidden/>
-              </w:rPr>
-            </w:r>
-            <w:r>
-              <w:rPr>
-                <w:webHidden/>
-              </w:rPr>
-              <w:fldChar w:fldCharType="separate"/>
-            </w:r>
-            <w:r>
-              <w:rPr>
-                <w:rStyle w:val="Enlacedelndice"/>
-              </w:rPr>
-              <w:t>4</w:t>
-            </w:r>
-            <w:r>
-              <w:rPr>
-                <w:webHidden/>
-              </w:rPr>
-              <w:fldChar w:fldCharType="end"/>
-            </w:r>
-          </w:hyperlink>
-          <w:r>
-            <w:rPr>
-              <w:rStyle w:val="Enlacedelndice"/>
-            </w:rPr>
-            <w:fldChar w:fldCharType="end"/>
-          </w:r>
         </w:p>
         <w:p>
           <w:pPr>
             <w:sectPr>
-              <w:headerReference w:type="even" r:id="rId22"/>
-              <w:headerReference w:type="default" r:id="rId23"/>
-              <w:headerReference w:type="first" r:id="rId24"/>
+              <w:headerReference w:type="even" r:id="rId15"/>
+              <w:headerReference w:type="default" r:id="rId16"/>
+              <w:headerReference w:type="first" r:id="rId17"/>
               <w:pgSz w:w="12240" w:h="15840"/>
               <w:pgMar w:top="1497" w:right="1440" w:bottom="1440" w:left="1440" w:header="1440" w:footer="0" w:gutter="0"/>
               <w:pgNumType w:fmt="lowerRoman" w:start="1"/>
@@ -2711,7 +2495,7 @@
       </w:pPr>
       <w:bookmarkStart w:id="0" w:name="_Toc285535799"/>
       <w:bookmarkStart w:id="1" w:name="_Toc410627893"/>
-      <w:bookmarkStart w:id="2" w:name="_Toc97882135"/>
+      <w:bookmarkStart w:id="2" w:name="_Toc223602875"/>
       <w:r>
         <w:lastRenderedPageBreak/>
         <w:t xml:space="preserve">Capítulo 1: </w:t>
@@ -2727,7 +2511,7 @@
       <w:pPr>
         <w:pStyle w:val="Ttulo2"/>
       </w:pPr>
-      <w:bookmarkStart w:id="3" w:name="_Toc97882136"/>
+      <w:bookmarkStart w:id="3" w:name="_Toc223602876"/>
       <w:r>
         <w:t>Tema</w:t>
       </w:r>
@@ -2735,25 +2519,88 @@
     </w:p>
     <w:p>
       <w:pPr>
-        <w:spacing w:line="480" w:lineRule="auto"/>
-      </w:pPr>
-      <w:r>
-        <w:t xml:space="preserve">Nuestro proyecto se basa en desarrollar un videojuego educativo que </w:t>
-      </w:r>
-      <w:r>
-        <w:tab/>
-        <w:t xml:space="preserve">sirva como una herramienta innovadora para aumentar la </w:t>
-      </w:r>
-      <w:r>
-        <w:tab/>
-        <w:t xml:space="preserve">conciencia ambiental entre los jóvenes, será desarrollado en el motor Godot Engime que tiene el lenguaje de programación GDScript además de estas herramientas se utilizara git para el control de versiones y el trabajo remoto, el juego contara con una historia entretenida y mecánicas que muestre actividades como reciclar, la siembra de árboles, etc. </w:t>
-      </w:r>
-    </w:p>
-    <w:p>
-      <w:pPr>
         <w:pStyle w:val="Ttulo2"/>
-      </w:pPr>
-      <w:bookmarkStart w:id="4" w:name="_Toc97882137"/>
+        <w:rPr>
+          <w:b w:val="0"/>
+          <w:bCs w:val="0"/>
+        </w:rPr>
+      </w:pPr>
+      <w:bookmarkStart w:id="4" w:name="_Toc223602877"/>
+      <w:r>
+        <w:rPr>
+          <w:b w:val="0"/>
+          <w:bCs w:val="0"/>
+        </w:rPr>
+        <w:t>Nuestro proyecto consiste en crear un videojuego educativo para generar conciencia ambiental en los jóvenes de una manera más entretenida. Lo estamos desarrollando en Godot Engine usando GDScript, y gestionamos todo con Git para el control de versiones y el trabajo en equipo.</w:t>
+      </w:r>
+    </w:p>
+    <w:p>
+      <w:pPr>
+        <w:pStyle w:val="Ttulo2"/>
+        <w:rPr>
+          <w:b w:val="0"/>
+          <w:bCs w:val="0"/>
+          <w:u w:val="single"/>
+        </w:rPr>
+      </w:pPr>
+      <w:r>
+        <w:rPr>
+          <w:b w:val="0"/>
+          <w:bCs w:val="0"/>
+        </w:rPr>
+        <w:t xml:space="preserve">El juego combina una historia </w:t>
+      </w:r>
+      <w:r>
+        <w:rPr>
+          <w:b w:val="0"/>
+          <w:bCs w:val="0"/>
+        </w:rPr>
+        <w:t>interesante</w:t>
+      </w:r>
+      <w:r>
+        <w:rPr>
+          <w:b w:val="0"/>
+          <w:bCs w:val="0"/>
+        </w:rPr>
+        <w:t xml:space="preserve"> con mecánicas prácticas, como el reciclaje y la siembra de árboles. Nuestro objetivo es que aprender sobre el cuidado del planeta no</w:t>
+      </w:r>
+      <w:r>
+        <w:t xml:space="preserve"> </w:t>
+      </w:r>
+      <w:r>
+        <w:rPr>
+          <w:b w:val="0"/>
+          <w:bCs w:val="0"/>
+        </w:rPr>
+        <w:t xml:space="preserve">sea a aburrido, sino una experiencia dinámica y </w:t>
+      </w:r>
+      <w:r>
+        <w:rPr>
+          <w:b w:val="0"/>
+          <w:bCs w:val="0"/>
+        </w:rPr>
+        <w:t>lúdica</w:t>
+      </w:r>
+      <w:r>
+        <w:rPr>
+          <w:b w:val="0"/>
+          <w:bCs w:val="0"/>
+        </w:rPr>
+        <w:t>.</w:t>
+      </w:r>
+      <w:r>
+        <w:rPr>
+          <w:b w:val="0"/>
+          <w:bCs w:val="0"/>
+          <w:u w:val="single"/>
+        </w:rPr>
+        <w:t xml:space="preserve"> </w:t>
+      </w:r>
+    </w:p>
+    <w:p>
+      <w:pPr>
+        <w:pStyle w:val="Ttulo2"/>
+      </w:pPr>
       <w:r>
         <w:t>Introducción general</w:t>
       </w:r>
@@ -2761,58 +2608,49 @@
     </w:p>
     <w:p>
       <w:pPr>
-        <w:spacing w:line="480" w:lineRule="auto"/>
-      </w:pPr>
-      <w:r>
-        <w:t xml:space="preserve">Este trabajo se centra en la conciencia ambiental y cómo las herramientas tecnológicas pueden mejorar la educación en este ámbito. Nació de la observación de un problema común entre </w:t>
-      </w:r>
-      <w:r>
-        <w:t>l</w:t>
-      </w:r>
-      <w:r>
-        <w:t>os jóvenes: su falta de interés o conocimiento sobre el impacto ambiental de sus acciones diarias. Esto, muchas veces, se debe a que los métodos tradicionales de enseñanza ambiental no logran captar su atención de manera efectiva. Por eso, se desarrolla un videojuego educativo como una estrategia innovadora para abordar esta situación, combinando aprendizaje, diversión y el uso de nuevas tecnologías.</w:t>
-      </w:r>
-    </w:p>
-    <w:p>
-      <w:pPr>
-        <w:spacing w:line="480" w:lineRule="auto"/>
-      </w:pPr>
-      <w:r>
-        <w:t>El videojuego se desarrollará utilizando Godot Engime, un motor de código abierto que permite implementar mecánicas interactivas, accesibles y adaptables a diferentes contextos educativos.</w:t>
-      </w:r>
-    </w:p>
-    <w:p>
-      <w:pPr>
-        <w:spacing w:line="480" w:lineRule="auto"/>
-        <w:ind w:left="0"/>
-      </w:pPr>
-    </w:p>
-    <w:p>
-      <w:pPr>
-        <w:spacing w:line="480" w:lineRule="auto"/>
-      </w:pPr>
-      <w:r>
+        <w:pStyle w:val="Ttulo2"/>
+        <w:rPr>
+          <w:b w:val="0"/>
+          <w:bCs w:val="0"/>
+        </w:rPr>
+      </w:pPr>
+      <w:bookmarkStart w:id="5" w:name="_Toc223602878"/>
+      <w:r>
+        <w:rPr>
+          <w:b w:val="0"/>
+          <w:bCs w:val="0"/>
+        </w:rPr>
+        <w:t>Este trabajo se centra en la conciencia ambiental y en cómo las herramientas tecnológicas pueden transformar la educación en este ámbito. El proyecto nace al observar un problema común entre los jóvenes: la falta de interés o conocimiento sobre el impacto ambiental de sus acciones diarias. Creemos que esto sucede, en gran medida, porque los métodos tradicionales de enseñanza no logran captar su atención de manera efectiva. Por eso, proponemos el desarrollo de un videojuego educativo como una estrategia innovadora que combina el aprendizaje con la diversión y el uso de nuevas tecnologías.</w:t>
+      </w:r>
+    </w:p>
+    <w:p>
+      <w:pPr>
+        <w:pStyle w:val="Ttulo2"/>
+        <w:rPr>
+          <w:b w:val="0"/>
+          <w:bCs w:val="0"/>
+        </w:rPr>
+      </w:pPr>
+      <w:r>
+        <w:rPr>
+          <w:b w:val="0"/>
+          <w:bCs w:val="0"/>
+        </w:rPr>
+        <w:t xml:space="preserve">Para el desarrollo del videojuego utilizaremos Godot Engine, un motor de código abierto que nos permite implementar mecánicas interactivas, accesibles y adaptables. El proceso incluye un análisis sólido del contenido ambiental, una </w:t>
+      </w:r>
+      <w:r>
+        <w:rPr>
+          <w:b w:val="0"/>
+          <w:bCs w:val="0"/>
+        </w:rPr>
         <w:lastRenderedPageBreak/>
-        <w:t xml:space="preserve">Se llevará a cabo un análisis de contenido ambiental, una </w:t>
-      </w:r>
-      <w:r>
-        <w:tab/>
-        <w:t xml:space="preserve">planificación del desarrollo del juego y la creación de una interfaz amigable para el usuario. Entre las principales limitaciones del proyecto se encuentran el tiempo limitado para desarrollar el </w:t>
-      </w:r>
-      <w:r>
-        <w:tab/>
-        <w:t xml:space="preserve">juego, la dificultad de evaluar el impacto real del juego a gran escala. Se espera que este trabajo sea un primer paso hacia futuras </w:t>
-      </w:r>
-      <w:r>
-        <w:tab/>
-        <w:t>iniciativas en este campo.</w:t>
+        <w:t>planificación detallada del desarrollo y la creación de una interfaz amigable e intuitiva para el usuario.</w:t>
       </w:r>
     </w:p>
     <w:p>
       <w:pPr>
         <w:pStyle w:val="Ttulo2"/>
       </w:pPr>
-      <w:bookmarkStart w:id="5" w:name="_Toc97882138"/>
       <w:r>
         <w:t>Definición del problema</w:t>
       </w:r>
@@ -2836,22 +2674,22 @@
     </w:p>
     <w:p>
       <w:r>
+        <w:t>- Sujetos involucrados: Estudiantes jóvenes, principalmente de secundaria, que muestran poco interés por los temas ambientales.</w:t>
+      </w:r>
+    </w:p>
+    <w:p>
+      <w:r>
+        <w:t>- Contexto: Un sistema educativo tradicional que no integra de manera efectiva tecnologías lúdicas en la enseñanza de la educación ambiental.</w:t>
+      </w:r>
+    </w:p>
+    <w:p>
+      <w:r>
+        <w:t>- Causa principal: Métodos pedagógicos poco dinámicos que no se alinean con los intereses y hábitos digitales de los jóvenes.</w:t>
+      </w:r>
+    </w:p>
+    <w:p>
+      <w:r>
         <w:lastRenderedPageBreak/>
-        <w:t>- Sujetos involucrados: Estudiantes jóvenes, principalmente de secundaria, que muestran poco interés por los temas ambientales.</w:t>
-      </w:r>
-    </w:p>
-    <w:p>
-      <w:r>
-        <w:t>- Contexto: Un sistema educativo tradicional que no integra de manera efectiva tecnologías lúdicas en la enseñanza de la educación ambiental.</w:t>
-      </w:r>
-    </w:p>
-    <w:p>
-      <w:r>
-        <w:t>- Causa principal: Métodos pedagógicos poco dinámicos que no se alinean con los intereses y hábitos digitales de los jóvenes.</w:t>
-      </w:r>
-    </w:p>
-    <w:p>
-      <w:r>
         <w:t>- Consecuencia: Falta de conciencia ambiental, escasa participación en acciones ecológicas y desconocimiento de soluciones prácticas a problemas ambientales.</w:t>
       </w:r>
     </w:p>
@@ -2864,7 +2702,7 @@
       <w:pPr>
         <w:pStyle w:val="Ttulo2"/>
       </w:pPr>
-      <w:bookmarkStart w:id="6" w:name="_Toc97882139"/>
+      <w:bookmarkStart w:id="6" w:name="_Toc223602879"/>
       <w:r>
         <w:t>Justificación</w:t>
       </w:r>
@@ -2872,44 +2710,73 @@
     </w:p>
     <w:p>
       <w:r>
-        <w:t>El deterioro ambiental es uno de los desafíos más apremiantes que enfrenta la humanidad hoy en día. A pesar de su seriedad, muchos jóvenes no son completamente conscientes del impacto que sus acciones tienen en el planeta. Esta desconexión se debe, en gran medida, a la falta de métodos educativos que logren captar su atención de manera efectiva y significativa. Por eso, este proyecto propone crear un videojuego educativo en Godot Engine, como una herramienta innovadora para fomentar la conciencia ambiental en jóvenes mayores de 10 años.</w:t>
+        <w:t xml:space="preserve">El deterioro ambiental es uno de los desafíos más urgentes que enfrentamos hoy en día. A pesar de la gravedad del problema, muchos jóvenes no terminan de ser conscientes del impacto de sus acciones diarias. Creemos que esta desconexión se debe, en gran medida, a que los métodos educativos actuales no logran captar su atención. Por eso, este proyecto propone el desarrollo de un videojuego en </w:t>
+      </w:r>
+      <w:r>
+        <w:rPr>
+          <w:b/>
+          <w:bCs/>
+        </w:rPr>
+        <w:t>Godot Engine</w:t>
+      </w:r>
+      <w:r>
+        <w:t xml:space="preserve"> como una herramienta innovadora para fomentar la conciencia ambiental en jóvenes mayores de 10 años.</w:t>
+      </w:r>
+    </w:p>
+    <w:p>
+      <w:r>
+        <w:t>Desde una perspectiva, este trabajo ofrece un enfoque alternativo al modelo educativo tradicional. En la práctica, presentamos una solución concreta: un juego que no solo transmite información, sino que promueve valores y hábitos ecológicos mediante la interacción. Queremos que el compromiso ambiental nazca del juego y la experiencia propia, no de una lección aburrida.</w:t>
+      </w:r>
+    </w:p>
+    <w:p>
+      <w:r>
+        <w:t>Al enfocarnos en estudiantes jóvenes, aprovechamos una etapa crucial para moldear comportamientos positivos. Hoy en día, la tecnología es parte esencial de su vida, por lo que utilizar este medio no es solo una opción, es una necesidad.</w:t>
+      </w:r>
+    </w:p>
+    <w:p>
+      <w:r>
+        <w:t xml:space="preserve">Para hacerlo realidad, utilizamos metodologías modernas de desarrollo. Empleamos </w:t>
+      </w:r>
+      <w:r>
+        <w:rPr>
+          <w:b/>
+          <w:bCs/>
+        </w:rPr>
+        <w:t>Godot Engine</w:t>
+      </w:r>
+      <w:r>
+        <w:t xml:space="preserve"> con </w:t>
+      </w:r>
+      <w:r>
+        <w:rPr>
+          <w:b/>
+          <w:bCs/>
+        </w:rPr>
+        <w:t>GDScript</w:t>
+      </w:r>
+      <w:r>
+        <w:t xml:space="preserve"> y gestionamos todo el progreso con </w:t>
+      </w:r>
+      <w:r>
+        <w:rPr>
+          <w:b/>
+          <w:bCs/>
+        </w:rPr>
+        <w:t>Git</w:t>
+      </w:r>
+      <w:r>
+        <w:t xml:space="preserve"> para asegurar un trabajo colaborativo y organizado. Esta combinación no solo beneficia al usuario final, sino que también nos permite crecer como desarrolladores, fortaleciendo habilidades en lógica, creatividad y resolución de problemas.</w:t>
       </w:r>
     </w:p>
     <w:p/>
-    <w:p>
-      <w:r>
-        <w:t>Desde una perspectiva teórica, este proyecto aporta al campo de la educación ambiental ofreciendo un enfoque alternativo y actualizado al modelo tradicional. En la práctica, se presenta una solución concreta: un videojuego que no solo imparte conocimientos, sino que también promueve el desarrollo de valores y hábitos ecológicos a través de la interacción y el juego.</w:t>
-      </w:r>
-    </w:p>
     <w:p/>
     <w:p>
-      <w:r>
-        <w:t xml:space="preserve">El videojuego tiene como objetivo generar un impacto positivo en la sociedad al formar nuevas generaciones con un mayor compromiso hacia el medio ambiente. </w:t>
-      </w:r>
+      <w:pPr>
+        <w:pStyle w:val="Ttulo1"/>
+      </w:pPr>
+      <w:bookmarkStart w:id="7" w:name="_Toc223602880"/>
       <w:r>
         <w:lastRenderedPageBreak/>
-        <w:t>Al enfocarse en estudiantes jóvenes, se aprovecha una etapa crucial para moldear actitudes y comportamientos. La propuesta reconoce que los jóvenes de hoy están inmersos en la tecnología, por lo que utilizar este medio no solo es efectivo, sino esencial.</w:t>
-      </w:r>
-    </w:p>
-    <w:p/>
-    <w:p>
-      <w:r>
-        <w:t>El desarrollo del proyecto implica el uso de metodologías modernas de diseño y programación de videojuegos, así como la integración de contenidos educativos en un entorno interactivo. Se emplearán herramientas como Godot Engine, un motor de desarrollo de código abierto con su propio lenguaje (GDScript), y Git, para el control de versiones y el trabajo colaborativo. Esta combinación permite una experiencia de aprendizaje tanto para los desarrolladores como para los usuarios finales, fomentando el pensamiento lógico, la creatividad y la colaboración.</w:t>
-      </w:r>
-    </w:p>
-    <w:p/>
-    <w:p>
-      <w:r>
-        <w:t>A diferencia de otros enfoques, este proyecto busca innovar en la forma en que se aborda la educación ambiental, utilizando la tecnología de manera creativa y efectiva.</w:t>
-      </w:r>
-    </w:p>
-    <w:p/>
-    <w:p>
-      <w:pPr>
-        <w:pStyle w:val="Ttulo1"/>
-      </w:pPr>
-      <w:bookmarkStart w:id="7" w:name="_Toc97882140"/>
-      <w:r>
         <w:t>Capítulo 2: Objetivos</w:t>
       </w:r>
       <w:bookmarkEnd w:id="7"/>
@@ -2918,7 +2785,7 @@
       <w:pPr>
         <w:pStyle w:val="Ttulo3"/>
       </w:pPr>
-      <w:bookmarkStart w:id="8" w:name="_Toc97882141"/>
+      <w:bookmarkStart w:id="8" w:name="_Toc223602881"/>
       <w:r>
         <w:t>Objetivo General.</w:t>
       </w:r>
@@ -2936,7 +2803,7 @@
       <w:pPr>
         <w:pStyle w:val="Ttulo3"/>
       </w:pPr>
-      <w:bookmarkStart w:id="9" w:name="_Toc97882142"/>
+      <w:bookmarkStart w:id="9" w:name="_Toc223602882"/>
       <w:r>
         <w:t>Objetivos específicos</w:t>
       </w:r>
@@ -2952,10 +2819,8 @@
         <w:t>2.Implementar mecánicas de juego que promuevan actividades sostenibles como la siembra de árboles, el reciclaje y el cuidado de los recursos naturales.</w:t>
       </w:r>
     </w:p>
-    <w:p/>
-    <w:p>
-      <w:r>
-        <w:lastRenderedPageBreak/>
+    <w:p>
+      <w:r>
         <w:t>3.Evaluar la recepción y comprensión del contenido ambiental por parte de los usuarios a través de pruebas piloto en estudiantes mayores de 10 años.</w:t>
       </w:r>
     </w:p>
@@ -2975,7 +2840,7 @@
       </w:pPr>
       <w:bookmarkStart w:id="12" w:name="_Toc285535805"/>
       <w:bookmarkStart w:id="13" w:name="_Toc410627900"/>
-      <w:bookmarkStart w:id="14" w:name="_Toc97882147"/>
+      <w:bookmarkStart w:id="14" w:name="_Toc223602883"/>
       <w:bookmarkEnd w:id="12"/>
       <w:bookmarkEnd w:id="13"/>
       <w:r>
@@ -2988,33 +2853,34 @@
         <w:t>La educación ambiental tiene como objetivo formar ciudadanos que sean críticos, responsables y conscientes de su conexión con el entorno. Según Sauvé (2005), no se trata solo de transmitir conocimientos, sino también de cultivar valores, actitudes y comportamientos positivos hacia el medio ambiente. Sin embargo, esta enseñanza enfrenta el desafío de adaptarse a los intereses y hábitos de las nuevas generaciones.</w:t>
       </w:r>
     </w:p>
+    <w:p>
+      <w:r>
+        <w:t xml:space="preserve">La </w:t>
+      </w:r>
+      <w:r>
+        <w:t>gamificación, se</w:t>
+      </w:r>
+      <w:r>
+        <w:t xml:space="preserve"> refiere a la incorporación de elementos de juego en contextos que no son lúdicos, ha demostrado ser una estrategia efectiva para aumentar la motivación y el aprendizaje significativo entre los estudiantes (Deterding et al., 2011). Varios estudios han mostrado que los videojuegos pueden ser herramientas educativas muy poderosas si se diseñan adecuadamente desde el punto de vista pedagógico (Gee, 2003).</w:t>
+      </w:r>
+    </w:p>
     <w:p/>
     <w:p>
       <w:r>
-        <w:t>La gamificación, que se refiere a la incorporación de elementos de juego en contextos que no son lúdicos, ha demostrado ser una estrategia efectiva para aumentar la motivación y el aprendizaje significativo entre los estudiantes (Deterding et al., 2011). Varios estudios han mostrado que los videojuegos pueden ser herramientas educativas muy poderosas si se diseñan adecuadamente desde el punto de vista pedagógico (Gee, 2003).</w:t>
+        <w:t>El desarrollo de videojuegos educativos permite combinar contenido académico con mecánicas de juego que fomentan la participación activa del estudiante. Según Prensky (2001), los videojuegos ayudan a los jóvenes a aprender a través de la práctica, a tomar decisiones y a reflexionar sobre las consecuencias de esas decisiones, lo cual es especialmente útil para temas como el cuidado del medio ambiente.</w:t>
       </w:r>
     </w:p>
     <w:p/>
     <w:p>
       <w:r>
-        <w:t>El desarrollo de videojuegos educativos permite combinar contenido académico con mecánicas de juego que fomentan la participación activa del estudiante. Según Prensky (2001), los videojuegos ayudan a los jóvenes a aprender a través de la práctica, a tomar decisiones y a reflexionar sobre las consecuencias de esas decisiones, lo cual es especialmente útil para temas como el cuidado del medio ambiente.</w:t>
-      </w:r>
-    </w:p>
-    <w:p/>
-    <w:p>
-      <w:r>
-        <w:t xml:space="preserve">En lo que respecta a las herramientas de desarrollo, Godot Engine se ha convertido en una plataforma de código abierto muy popular gracias a su </w:t>
-      </w:r>
-      <w:r>
-        <w:lastRenderedPageBreak/>
-        <w:t>flexibilidad y al uso de GDScript, un lenguaje que resulta accesible para programadores principiantes (Godot Docs, 2024). Esta herramienta es perfecta para proyectos educativos, ya que permite un desarrollo modular, colaborativo y a bajo costo.</w:t>
+        <w:t>En lo que respecta a las herramientas de desarrollo, Godot Engine se ha convertido en una plataforma de código abierto muy popular gracias a su flexibilidad y al uso de GDScript, un lenguaje que resulta accesible para programadores principiantes (Godot Docs, 2024). Esta herramienta es perfecta para proyectos educativos, ya que permite un desarrollo modular, colaborativo y a bajo costo.</w:t>
       </w:r>
     </w:p>
     <w:p>
       <w:pPr>
         <w:pStyle w:val="Ttulo2"/>
       </w:pPr>
-      <w:bookmarkStart w:id="15" w:name="_Toc97882148"/>
+      <w:bookmarkStart w:id="15" w:name="_Toc223602884"/>
       <w:r>
         <w:t>Marco Teórico</w:t>
       </w:r>
@@ -3102,6 +2968,7 @@
           <w:sz w:val="24"/>
           <w:szCs w:val="24"/>
         </w:rPr>
+        <w:lastRenderedPageBreak/>
         <w:t>Aplicación en el proyecto:</w:t>
       </w:r>
       <w:r>
@@ -3112,16 +2979,14 @@
         </w:rPr>
         <w:t xml:space="preserve"> El videojuego se diseñará partiendo de conceptos ambientales que los </w:t>
       </w:r>
-      <w:proofErr w:type="gramStart"/>
       <w:r>
         <w:rPr>
           <w:color w:val="000000"/>
           <w:sz w:val="24"/>
           <w:szCs w:val="24"/>
         </w:rPr>
-        <w:t>jugadores  puedan</w:t>
-      </w:r>
-      <w:proofErr w:type="gramEnd"/>
+        <w:t>jugadores puedan</w:t>
+      </w:r>
       <w:r>
         <w:rPr>
           <w:color w:val="000000"/>
@@ -3156,16 +3021,7 @@
           <w:szCs w:val="24"/>
         </w:rPr>
         <w:br/>
-        <w:t xml:space="preserve">La gamificación consiste en aplicar elementos y técnicas propias del diseño de juegos en contextos no lúdicos para motivar y potenciar la conducta de las </w:t>
-      </w:r>
-      <w:r>
-        <w:rPr>
-          <w:color w:val="000000"/>
-          <w:sz w:val="24"/>
-          <w:szCs w:val="24"/>
-        </w:rPr>
-        <w:lastRenderedPageBreak/>
-        <w:t>personas. No se trata solo de jugar, sino de utilizar mecánicas como puntos, insignias, tablas de clasificación y narrativas para aumentar la motivación intrínseca y extrínseca, el compromiso (engagement) y la perseverancia en una tarea.</w:t>
+        <w:t>La gamificación consiste en aplicar elementos y técnicas propias del diseño de juegos en contextos no lúdicos para motivar y potenciar la conducta de las personas. No se trata solo de jugar, sino de utilizar mecánicas como puntos, insignias, tablas de clasificación y narrativas para aumentar la motivación intrínseca y extrínseca, el compromiso y la perseverancia en una tarea.</w:t>
       </w:r>
     </w:p>
     <w:p>
@@ -3200,7 +3056,39 @@
           <w:sz w:val="24"/>
           <w:szCs w:val="24"/>
         </w:rPr>
-        <w:t> El juego implementará un sistema de recompensas (ej: puntos por reciclar correctamente, insignias por completar niveles de reforestación) y de progresión claro (niveles que se desbloquean) que incentive la participación continua. La retroalimentación inmediata (feedback) sobre las acciones del jugador, como el impacto positivo visual de sus decisiones en el entorno virtual, reforzará los comportamientos deseados.</w:t>
+        <w:t> El juego implementará un sistema de recompensas (ej</w:t>
+      </w:r>
+      <w:r>
+        <w:rPr>
+          <w:color w:val="000000"/>
+          <w:sz w:val="24"/>
+          <w:szCs w:val="24"/>
+        </w:rPr>
+        <w:t>emplo</w:t>
+      </w:r>
+      <w:r>
+        <w:rPr>
+          <w:color w:val="000000"/>
+          <w:sz w:val="24"/>
+          <w:szCs w:val="24"/>
+        </w:rPr>
+        <w:t xml:space="preserve">: puntos por reciclar correctamente, insignias por completar niveles de reforestación) y de progresión claro (niveles que se desbloquean) que incentive la participación continua. La retroalimentación </w:t>
+      </w:r>
+      <w:r>
+        <w:rPr>
+          <w:color w:val="000000"/>
+          <w:sz w:val="24"/>
+          <w:szCs w:val="24"/>
+        </w:rPr>
+        <w:t>inmediata sobre</w:t>
+      </w:r>
+      <w:r>
+        <w:rPr>
+          <w:color w:val="000000"/>
+          <w:sz w:val="24"/>
+          <w:szCs w:val="24"/>
+        </w:rPr>
+        <w:t xml:space="preserve"> las acciones del jugador, como el impacto positivo visual de sus decisiones en el entorno virtual, reforzará los comportamientos deseados.</w:t>
       </w:r>
     </w:p>
     <w:p>
@@ -3228,7 +3116,22 @@
           <w:szCs w:val="24"/>
         </w:rPr>
         <w:br/>
-        <w:t>Diferente a la gamificación, el Aprendizaje Basado en el Juego utiliza juegos completos (no solo sus elementos) como vehículo principal para el aprendizaje. Según James Paul Gee (2003), los buenos videojuegos incorporan principios de aprendizaje inherentes, como la asunción de identidades, la toma de decisiones con consecuencias y la resolución de problemas en un entorno de riesgo controlado.</w:t>
+      </w:r>
+      <w:r>
+        <w:rPr>
+          <w:color w:val="000000"/>
+          <w:sz w:val="24"/>
+          <w:szCs w:val="24"/>
+        </w:rPr>
+        <w:t>E</w:t>
+      </w:r>
+      <w:r>
+        <w:rPr>
+          <w:color w:val="000000"/>
+          <w:sz w:val="24"/>
+          <w:szCs w:val="24"/>
+        </w:rPr>
+        <w:t>l Aprendizaje Basado en el Juego utiliza juegos completos (no solo sus elementos) como vehículo principal para el aprendizaje. Según James Paul Gee (2003), los buenos videojuegos incorporan principios de aprendizaje inherentes, como la asunción de identidades, la toma de decisiones con consecuencias y la resolución de problemas en un entorno de riesgo controlado.</w:t>
       </w:r>
     </w:p>
     <w:p>
@@ -3263,8 +3166,46 @@
           <w:sz w:val="24"/>
           <w:szCs w:val="24"/>
         </w:rPr>
-        <w:t> El videojuego en sí es la herramienta de aprendizaje. Los jugadores aprenderán sobre el medio ambiente no leyendo textos, sino </w:t>
-      </w:r>
+        <w:t xml:space="preserve"> El videojuego en sí es la herramienta de aprendizaje. Los jugadores aprenderán sobre el medio ambiente no leyendo textos, </w:t>
+      </w:r>
+      <w:r>
+        <w:rPr>
+          <w:color w:val="000000"/>
+          <w:sz w:val="24"/>
+          <w:szCs w:val="24"/>
+        </w:rPr>
+        <w:lastRenderedPageBreak/>
+        <w:t>sino </w:t>
+      </w:r>
+      <w:r>
+        <w:rPr>
+          <w:rStyle w:val="Textoennegrita"/>
+          <w:b w:val="0"/>
+          <w:bCs w:val="0"/>
+          <w:color w:val="000000"/>
+          <w:sz w:val="24"/>
+          <w:szCs w:val="24"/>
+        </w:rPr>
+        <w:t>simulando experiencias</w:t>
+      </w:r>
+      <w:r>
+        <w:rPr>
+          <w:color w:val="000000"/>
+          <w:sz w:val="24"/>
+          <w:szCs w:val="24"/>
+        </w:rPr>
+        <w:t>: gestionando recursos limitados, tomando decisiones que afectan el ecosistema virtual y observando las consecuencias a largo plazo de sus actos. Esto convierte el aprendizaje en una experiencia activa y experimental.</w:t>
+      </w:r>
+    </w:p>
+    <w:p>
+      <w:pPr>
+        <w:pStyle w:val="Textoindependiente"/>
+        <w:spacing w:before="195" w:after="195" w:line="420" w:lineRule="atLeast"/>
+        <w:rPr>
+          <w:sz w:val="24"/>
+          <w:szCs w:val="24"/>
+        </w:rPr>
+      </w:pPr>
       <w:r>
         <w:rPr>
           <w:rStyle w:val="Textoennegrita"/>
@@ -3272,7 +3213,7 @@
           <w:sz w:val="24"/>
           <w:szCs w:val="24"/>
         </w:rPr>
-        <w:t>simulando experiencias</w:t>
+        <w:t>4. Teoría de la Autodeterminación (Edward Deci &amp; Richard Ryan, 1985)</w:t>
       </w:r>
       <w:r>
         <w:rPr>
@@ -3280,26 +3221,16 @@
           <w:sz w:val="24"/>
           <w:szCs w:val="24"/>
         </w:rPr>
-        <w:t>: gestionando recursos limitados, tomando decisiones que afectan el ecosistema virtual y observando las consecuencias a largo plazo de sus actos. Esto convierte el aprendizaje en una experiencia activa y experimental.</w:t>
-      </w:r>
-    </w:p>
-    <w:p>
-      <w:pPr>
-        <w:pStyle w:val="Textoindependiente"/>
-        <w:spacing w:before="195" w:after="195" w:line="420" w:lineRule="atLeast"/>
-        <w:rPr>
-          <w:sz w:val="24"/>
-          <w:szCs w:val="24"/>
-        </w:rPr>
-      </w:pPr>
-      <w:r>
-        <w:rPr>
-          <w:rStyle w:val="Textoennegrita"/>
+        <w:br/>
+        <w:t xml:space="preserve">Esta teoría de la motivación humana identifica tres necesidades psicológicas universales que, cuando se satisfacen, </w:t>
+      </w:r>
+      <w:r>
+        <w:rPr>
           <w:color w:val="000000"/>
           <w:sz w:val="24"/>
           <w:szCs w:val="24"/>
         </w:rPr>
-        <w:t>4. Teoría de la Autodeterminación (Edward Deci &amp; Richard Ryan, 1985)</w:t>
+        <w:t>nace</w:t>
       </w:r>
       <w:r>
         <w:rPr>
@@ -3307,8 +3238,7 @@
           <w:sz w:val="24"/>
           <w:szCs w:val="24"/>
         </w:rPr>
-        <w:br/>
-        <w:t>Esta teoría de la motivación humana identifica tres necesidades psicológicas universales que, cuando se satisfacen, enhance la motivación intrínseca y el bienestar:</w:t>
+        <w:t xml:space="preserve"> la motivación intrínseca y el bienestar:</w:t>
       </w:r>
     </w:p>
     <w:p>
@@ -3335,7 +3265,6 @@
           <w:sz w:val="24"/>
           <w:szCs w:val="24"/>
         </w:rPr>
-        <w:lastRenderedPageBreak/>
         <w:t>Competencia:</w:t>
       </w:r>
       <w:r>
@@ -3569,7 +3498,7 @@
       <w:pPr>
         <w:pStyle w:val="Ttulo2"/>
       </w:pPr>
-      <w:bookmarkStart w:id="16" w:name="_Toc97882149"/>
+      <w:bookmarkStart w:id="16" w:name="_Toc223602885"/>
       <w:r>
         <w:t>Marco Conceptual</w:t>
       </w:r>
@@ -3600,6 +3529,7 @@
         <w:t>Se entiende como el proceso de formación dirigido a crear conciencia y desarrollar valores, actitudes y comportamientos responsables hacia el cuidado del medio ambiente (Sauvé, 2005). No solo implica la transmisión de conocimientos, sino también la promoción de hábitos sostenibles que contribuyan a la conservación del planeta.</w:t>
       </w:r>
     </w:p>
+    <w:p/>
     <w:p>
       <w:pPr>
         <w:rPr>
@@ -3612,6 +3542,7 @@
           <w:b/>
           <w:bCs/>
         </w:rPr>
+        <w:lastRenderedPageBreak/>
         <w:t>Conciencia Ambiental</w:t>
       </w:r>
     </w:p>
@@ -3633,11 +3564,7 @@
       </w:r>
       <w:r>
         <w:br/>
-        <w:t xml:space="preserve">La gamificación consiste en incorporar elementos y dinámicas de juego en contextos no lúdicos para aumentar la motivación y el aprendizaje significativo </w:t>
-      </w:r>
-      <w:r>
-        <w:lastRenderedPageBreak/>
-        <w:t>(Deterding et al., 2011). Los videojuegos educativos combinan contenido pedagógico con mecánicas interactivas que facilitan el aprendizaje activo, permitiendo a los jugadores experimentar, practicar y reflexionar sobre conceptos clave (Gee, 2003; Prensky, 2001).</w:t>
+        <w:t>La gamificación consiste en incorporar elementos y dinámicas de juego en contextos no lúdicos para aumentar la motivación y el aprendizaje significativo (Deterding et al., 2011). Los videojuegos educativos combinan contenido pedagógico con mecánicas interactivas que facilitan el aprendizaje activo, permitiendo a los jugadores experimentar, practicar y reflexionar sobre conceptos clave (Gee, 2003; Prensky, 2001).</w:t>
       </w:r>
     </w:p>
     <w:p>
@@ -3673,12 +3600,15 @@
       </w:r>
     </w:p>
     <w:p/>
+    <w:p/>
+    <w:p/>
     <w:p>
       <w:pPr>
         <w:pStyle w:val="Ttulo2"/>
       </w:pPr>
-      <w:bookmarkStart w:id="17" w:name="_Toc97882150"/>
-      <w:r>
+      <w:bookmarkStart w:id="17" w:name="_Toc223602886"/>
+      <w:r>
+        <w:lastRenderedPageBreak/>
         <w:t>Marco Histórico</w:t>
       </w:r>
       <w:bookmarkEnd w:id="17"/>
@@ -3718,23 +3648,19 @@
           <w:szCs w:val="24"/>
         </w:rPr>
         <w:br/>
-        <w:t xml:space="preserve">La preocupación por el medio ambiente, si bien siempre ha existido, se consolidó como un movimiento global a partir de la segunda mitad del siglo XX. Hitos fundamentales incluyen la publicación de "Primavera Silenciosa" de Rachel Carson en 1962, que alertó sobre el impacto de los pesticidas; la celebración del primer Día de la Tierra en 1970; y la Conferencia de las Naciones Unidas sobre el Medio Humano en Estocolmo (1972). Este proceso culminó en la Cumbre de la Tierra de Río de Janeiro (1992), donde se popularizó el concepto de "desarrollo sostenible". En el siglo XXI, el debate se ha centrado en el cambio climático, acelerado por los informes del IPCC y movimientos sociales globales. Este </w:t>
-      </w:r>
-      <w:r>
+        <w:t>La preocupación por el medio ambiente, si bien siempre ha existido, se consolidó como un movimiento global a partir de la segunda mitad del siglo XX. Hitos fundamentales incluyen la publicación de "Primavera Silenciosa" de Rachel Carson en 1962, que alertó sobre el impacto de los pesticidas; la celebración del primer Día de la Tierra en 1970; y la Conferencia de las Naciones Unidas sobre el Medio Humano en Estocolmo (1972). Este proceso culminó en la Cumbre de la Tierra de Río de Janeiro (1992), donde se popularizó el concepto de "desarrollo sostenible". En el siglo XXI, el debate se ha centrado en el cambio climático, acelerado por los informes del IPCC y movimientos sociales globales. Este contexto histórico justifica la urgencia de encontrar nuevas y mejores formas de educar a las nuevas generaciones, como los jóvenes mayores de 10 años, que son el público objetivo de este proyecto.</w:t>
+      </w:r>
+    </w:p>
+    <w:p>
+      <w:pPr>
+        <w:pStyle w:val="Textoindependiente"/>
+        <w:numPr>
+          <w:ilvl w:val="0"/>
+          <w:numId w:val="8"/>
+        </w:numPr>
+        <w:spacing w:before="195" w:after="195" w:line="420" w:lineRule="atLeast"/>
         <w:rPr>
           <w:color w:val="000000"/>
-          <w:sz w:val="24"/>
-          <w:szCs w:val="24"/>
-        </w:rPr>
-        <w:lastRenderedPageBreak/>
-        <w:t>contexto histórico justifica la urgencia de encontrar nuevas y mejores formas de educar a las nuevas generaciones, como los jóvenes mayores de 10 años, que son el público objetivo de este proyecto.</w:t>
-      </w:r>
-    </w:p>
-    <w:p>
-      <w:pPr>
-        <w:pStyle w:val="Textoindependiente"/>
-        <w:spacing w:before="195" w:after="195" w:line="420" w:lineRule="atLeast"/>
-        <w:rPr>
           <w:sz w:val="24"/>
           <w:szCs w:val="24"/>
         </w:rPr>
@@ -3746,7 +3672,7 @@
           <w:sz w:val="24"/>
           <w:szCs w:val="24"/>
         </w:rPr>
-        <w:t>2. La Historia de la Educación Ambiental y sus Métodos:</w:t>
+        <w:t>La Historia de la Educación Ambiental y sus Métodos:</w:t>
       </w:r>
       <w:r>
         <w:rPr>
@@ -3757,6 +3683,16 @@
         <w:br/>
         <w:t>Inicialmente, la educación ambiental se basaba en métodos tradicionales y unidireccionales: clases magistrales, libros de texto y documentales. Si bien efectivos para transmitir información, a menudo resultaban insuficientes para generar un cambio tangible de actitudes y comportamientos, especialmente en audiencias jóvenes acostumbradas a estímulos multimedia e interactivos. A finales del siglo XX y principios del XXI, la pedagogía comenzó a enfatizar el "aprendizaje por doing" (learning by doing) y lo lúdico como motor de engagement. Esto creó un terreno fértil para la integración de tecnologías digitales interactivas, buscando transformar al estudiante de un receptor pasivo en un participante activo de su propio aprendizaje.</w:t>
       </w:r>
+    </w:p>
+    <w:p>
+      <w:pPr>
+        <w:pStyle w:val="Textoindependiente"/>
+        <w:spacing w:before="195" w:after="195" w:line="420" w:lineRule="atLeast"/>
+        <w:rPr>
+          <w:sz w:val="24"/>
+          <w:szCs w:val="24"/>
+        </w:rPr>
+      </w:pPr>
     </w:p>
     <w:p>
       <w:pPr>
@@ -3774,6 +3710,7 @@
           <w:sz w:val="24"/>
           <w:szCs w:val="24"/>
         </w:rPr>
+        <w:lastRenderedPageBreak/>
         <w:t>3. El Surgimiento de los Videojuegos Serios y Educativos:</w:t>
       </w:r>
       <w:r>
@@ -3811,16 +3748,7 @@
           <w:szCs w:val="24"/>
         </w:rPr>
         <w:br/>
-        <w:t xml:space="preserve">Históricamente, el desarrollo de videojuegos estuvo dominado por motores </w:t>
-      </w:r>
-      <w:r>
-        <w:rPr>
-          <w:color w:val="000000"/>
-          <w:sz w:val="24"/>
-          <w:szCs w:val="24"/>
-        </w:rPr>
-        <w:lastRenderedPageBreak/>
-        <w:t>comerciales y costosos, creando una barrera de entrada alta para proyectos educativos o independientes con fines sociales. La democratización de la tecnología comenzó con el movimiento de software de código abierto (</w:t>
+        <w:t>Históricamente, el desarrollo de videojuegos estuvo dominado por motores comerciales y costosos, creando una barrera de entrada alta para proyectos educativos o independientes con fines sociales. La democratización de la tecnología comenzó con el movimiento de software de código abierto (</w:t>
       </w:r>
       <w:r>
         <w:rPr>
@@ -3869,8 +3797,9 @@
       <w:pPr>
         <w:pStyle w:val="Ttulo2"/>
       </w:pPr>
-      <w:bookmarkStart w:id="18" w:name="_Toc97882151"/>
-      <w:r>
+      <w:bookmarkStart w:id="18" w:name="_Toc223602887"/>
+      <w:r>
+        <w:lastRenderedPageBreak/>
         <w:t>Marco Jurídico</w:t>
       </w:r>
       <w:bookmarkEnd w:id="18"/>
@@ -3890,25 +3819,7 @@
           <w:sz w:val="24"/>
           <w:szCs w:val="24"/>
         </w:rPr>
-        <w:t xml:space="preserve">El desarrollo del videojuego educativo se enmarca dentro de un </w:t>
-      </w:r>
-      <w:r>
-        <w:rPr>
-          <w:color w:val="000000"/>
-          <w:sz w:val="24"/>
-          <w:szCs w:val="24"/>
-        </w:rPr>
-        <w:tab/>
-        <w:t xml:space="preserve">conjunto de normas nacionales e internacionales que regulan </w:t>
-      </w:r>
-      <w:r>
-        <w:rPr>
-          <w:color w:val="000000"/>
-          <w:sz w:val="24"/>
-          <w:szCs w:val="24"/>
-        </w:rPr>
-        <w:tab/>
-        <w:t xml:space="preserve">aspectos cruciales como la propiedad intelectual, la protección de datos de los usuarios, el consumo digital y las directrices ambientales que inspiran el proyecto. El cumplimiento de este marco legal es fundamental para garantizar la viabilidad, legalidad y </w:t>
+        <w:t xml:space="preserve">El desarrollo del videojuego educativo se enmarca dentro de un conjunto de normas nacionales e internacionales que regulan aspectos cruciales como la propiedad intelectual, la protección de datos de los usuarios, el consumo digital y las directrices ambientales que inspiran el proyecto. El cumplimiento de este marco legal es fundamental para garantizar la viabilidad, legalidad y </w:t>
       </w:r>
       <w:r>
         <w:rPr>
@@ -4005,7 +3916,6 @@
           <w:sz w:val="24"/>
           <w:szCs w:val="24"/>
         </w:rPr>
-        <w:lastRenderedPageBreak/>
         <w:t>Licencia MIT (Massachusetts Institute of Technology):</w:t>
       </w:r>
       <w:r>
@@ -4057,17 +3967,54 @@
         <w:pStyle w:val="Textoindependiente"/>
         <w:spacing w:before="195" w:after="195" w:line="420" w:lineRule="atLeast"/>
         <w:rPr>
-          <w:sz w:val="24"/>
-          <w:szCs w:val="24"/>
-        </w:rPr>
-      </w:pPr>
-      <w:r>
-        <w:rPr>
           <w:rStyle w:val="Textoennegrita"/>
           <w:color w:val="000000"/>
           <w:sz w:val="24"/>
           <w:szCs w:val="24"/>
         </w:rPr>
+      </w:pPr>
+    </w:p>
+    <w:p>
+      <w:pPr>
+        <w:pStyle w:val="Textoindependiente"/>
+        <w:spacing w:before="195" w:after="195" w:line="420" w:lineRule="atLeast"/>
+        <w:rPr>
+          <w:rStyle w:val="Textoennegrita"/>
+          <w:color w:val="000000"/>
+          <w:sz w:val="24"/>
+          <w:szCs w:val="24"/>
+        </w:rPr>
+      </w:pPr>
+    </w:p>
+    <w:p>
+      <w:pPr>
+        <w:pStyle w:val="Textoindependiente"/>
+        <w:spacing w:before="195" w:after="195" w:line="420" w:lineRule="atLeast"/>
+        <w:rPr>
+          <w:rStyle w:val="Textoennegrita"/>
+          <w:color w:val="000000"/>
+          <w:sz w:val="24"/>
+          <w:szCs w:val="24"/>
+        </w:rPr>
+      </w:pPr>
+    </w:p>
+    <w:p>
+      <w:pPr>
+        <w:pStyle w:val="Textoindependiente"/>
+        <w:spacing w:before="195" w:after="195" w:line="420" w:lineRule="atLeast"/>
+        <w:rPr>
+          <w:sz w:val="24"/>
+          <w:szCs w:val="24"/>
+        </w:rPr>
+      </w:pPr>
+      <w:r>
+        <w:rPr>
+          <w:rStyle w:val="Textoennegrita"/>
+          <w:color w:val="000000"/>
+          <w:sz w:val="24"/>
+          <w:szCs w:val="24"/>
+        </w:rPr>
+        <w:lastRenderedPageBreak/>
         <w:t>2. Protección de Datos Personales:</w:t>
       </w:r>
     </w:p>
@@ -4173,7 +4120,7 @@
           <w:sz w:val="24"/>
           <w:szCs w:val="24"/>
         </w:rPr>
-        <w:t> El juego debe incluir una política de privacidad clara, accesible y redactada en lenguaje sencillo, informando qué datos se recopilan (ej: progreso en el juego, nicknames, correo para restablecer contraseñas), con qué fin y cómo se protegen.</w:t>
+        <w:t> El juego debe incluir una política de privacidad clara, accesible y redactada en lenguaje sencillo, informando qué datos se recopilan con qué fin y cómo se protegen.</w:t>
       </w:r>
     </w:p>
     <w:p>
@@ -4262,7 +4209,6 @@
           <w:sz w:val="24"/>
           <w:szCs w:val="24"/>
         </w:rPr>
-        <w:lastRenderedPageBreak/>
         <w:t>3. Derechos de Consumidor y Comercio Electrónico:</w:t>
       </w:r>
     </w:p>
@@ -4341,17 +4287,42 @@
         <w:pStyle w:val="Textoindependiente"/>
         <w:spacing w:before="195" w:after="195" w:line="420" w:lineRule="atLeast"/>
         <w:rPr>
-          <w:sz w:val="24"/>
-          <w:szCs w:val="24"/>
-        </w:rPr>
-      </w:pPr>
-      <w:r>
-        <w:rPr>
           <w:rStyle w:val="Textoennegrita"/>
           <w:color w:val="000000"/>
           <w:sz w:val="24"/>
           <w:szCs w:val="24"/>
         </w:rPr>
+      </w:pPr>
+    </w:p>
+    <w:p>
+      <w:pPr>
+        <w:pStyle w:val="Textoindependiente"/>
+        <w:spacing w:before="195" w:after="195" w:line="420" w:lineRule="atLeast"/>
+        <w:rPr>
+          <w:rStyle w:val="Textoennegrita"/>
+          <w:color w:val="000000"/>
+          <w:sz w:val="24"/>
+          <w:szCs w:val="24"/>
+        </w:rPr>
+      </w:pPr>
+    </w:p>
+    <w:p>
+      <w:pPr>
+        <w:pStyle w:val="Textoindependiente"/>
+        <w:spacing w:before="195" w:after="195" w:line="420" w:lineRule="atLeast"/>
+        <w:rPr>
+          <w:sz w:val="24"/>
+          <w:szCs w:val="24"/>
+        </w:rPr>
+      </w:pPr>
+      <w:r>
+        <w:rPr>
+          <w:rStyle w:val="Textoennegrita"/>
+          <w:color w:val="000000"/>
+          <w:sz w:val="24"/>
+          <w:szCs w:val="24"/>
+        </w:rPr>
+        <w:lastRenderedPageBreak/>
         <w:t>4. Normativa Ambiental (Como Marco Inspirador):</w:t>
       </w:r>
       <w:r>
@@ -4451,9 +4422,9 @@
           <w:szCs w:val="24"/>
         </w:rPr>
         <w:sectPr>
-          <w:headerReference w:type="even" r:id="rId25"/>
-          <w:headerReference w:type="default" r:id="rId26"/>
-          <w:headerReference w:type="first" r:id="rId27"/>
+          <w:headerReference w:type="even" r:id="rId18"/>
+          <w:headerReference w:type="default" r:id="rId19"/>
+          <w:headerReference w:type="first" r:id="rId20"/>
           <w:pgSz w:w="12240" w:h="15840"/>
           <w:pgMar w:top="2016" w:right="1800" w:bottom="1440" w:left="1800" w:header="1440" w:footer="0" w:gutter="0"/>
           <w:cols w:space="720"/>
@@ -4485,7 +4456,7 @@
       </w:pPr>
       <w:bookmarkStart w:id="19" w:name="_Toc285535805_Copia_1"/>
       <w:bookmarkStart w:id="20" w:name="_Toc410627900_Copia_1"/>
-      <w:bookmarkStart w:id="21" w:name="_Toc97882156"/>
+      <w:bookmarkStart w:id="21" w:name="_Toc223602888"/>
       <w:bookmarkEnd w:id="19"/>
       <w:bookmarkEnd w:id="20"/>
       <w:r>
@@ -5251,7 +5222,7 @@
         <w:pStyle w:val="Ttulo2"/>
         <w:ind w:left="0"/>
       </w:pPr>
-      <w:bookmarkStart w:id="22" w:name="_Toc97882157"/>
+      <w:bookmarkStart w:id="22" w:name="_Toc223602889"/>
       <w:r>
         <w:t>Presupuesto</w:t>
       </w:r>
@@ -5405,7 +5376,21 @@
                 <w:rFonts w:ascii="Times New Roman" w:hAnsi="Times New Roman" w:cs="Times New Roman"/>
                 <w:color w:val="000000" w:themeColor="text1"/>
               </w:rPr>
-              <w:t>En GDScript y creación de texturas y música</w:t>
+              <w:t xml:space="preserve">En GDScript y </w:t>
+            </w:r>
+            <w:r>
+              <w:rPr>
+                <w:rFonts w:ascii="Times New Roman" w:hAnsi="Times New Roman" w:cs="Times New Roman"/>
+                <w:color w:val="000000" w:themeColor="text1"/>
+              </w:rPr>
+              <w:t>creación</w:t>
+            </w:r>
+            <w:r>
+              <w:rPr>
+                <w:rFonts w:ascii="Times New Roman" w:hAnsi="Times New Roman" w:cs="Times New Roman"/>
+                <w:color w:val="000000" w:themeColor="text1"/>
+              </w:rPr>
+              <w:t xml:space="preserve"> de texturas y música</w:t>
             </w:r>
           </w:p>
         </w:tc>
@@ -5574,7 +5559,17 @@
       <w:pPr>
         <w:pStyle w:val="Ttulo2"/>
       </w:pPr>
-      <w:bookmarkStart w:id="23" w:name="_Toc97882158"/>
+      <w:bookmarkStart w:id="23" w:name="_Toc223602890"/>
+    </w:p>
+    <w:p>
+      <w:pPr>
+        <w:pStyle w:val="Ttulo2"/>
+      </w:pPr>
+    </w:p>
+    <w:p>
+      <w:pPr>
+        <w:pStyle w:val="Ttulo2"/>
+      </w:pPr>
       <w:r>
         <w:t>Recursos humanos</w:t>
       </w:r>
@@ -5707,7 +5702,6 @@
           <w:sz w:val="24"/>
           <w:szCs w:val="24"/>
         </w:rPr>
-        <w:lastRenderedPageBreak/>
         <w:t xml:space="preserve">Miguel </w:t>
       </w:r>
       <w:r>
@@ -5780,7 +5774,7 @@
       <w:pPr>
         <w:pStyle w:val="Ttulo2"/>
       </w:pPr>
-      <w:bookmarkStart w:id="24" w:name="_Toc97882159"/>
+      <w:bookmarkStart w:id="24" w:name="_Toc223602891"/>
       <w:r>
         <w:t>Recursos institucionales</w:t>
       </w:r>
@@ -5822,7 +5816,6 @@
         </w:rPr>
         <w:t xml:space="preserve"> Aula de sistemas con conexión a internet estable, que sirvió como espacio de </w:t>
       </w:r>
-      <w:proofErr w:type="gramStart"/>
       <w:r>
         <w:rPr>
           <w:rFonts w:ascii="quote-cjk-patch;Inter;system-ui" w:hAnsi="quote-cjk-patch;Inter;system-ui"/>
@@ -5830,9 +5823,8 @@
           <w:sz w:val="24"/>
           <w:szCs w:val="24"/>
         </w:rPr>
-        <w:t>trabajo  para</w:t>
-      </w:r>
-      <w:proofErr w:type="gramEnd"/>
+        <w:t>trabajo para</w:t>
+      </w:r>
       <w:r>
         <w:rPr>
           <w:rFonts w:ascii="quote-cjk-patch;Inter;system-ui" w:hAnsi="quote-cjk-patch;Inter;system-ui"/>
@@ -5897,9 +5889,9 @@
           <w:szCs w:val="24"/>
         </w:rPr>
         <w:sectPr>
-          <w:headerReference w:type="even" r:id="rId28"/>
-          <w:headerReference w:type="default" r:id="rId29"/>
-          <w:headerReference w:type="first" r:id="rId30"/>
+          <w:headerReference w:type="even" r:id="rId21"/>
+          <w:headerReference w:type="default" r:id="rId22"/>
+          <w:headerReference w:type="first" r:id="rId23"/>
           <w:pgSz w:w="12240" w:h="15840"/>
           <w:pgMar w:top="2016" w:right="1800" w:bottom="1440" w:left="1800" w:header="1440" w:footer="0" w:gutter="0"/>
           <w:cols w:space="720"/>
@@ -5931,7 +5923,7 @@
       <w:pPr>
         <w:pStyle w:val="Ttulo1"/>
       </w:pPr>
-      <w:bookmarkStart w:id="25" w:name="_Toc97882160"/>
+      <w:bookmarkStart w:id="25" w:name="_Toc223602892"/>
       <w:r>
         <w:lastRenderedPageBreak/>
         <w:t>Capítulo 5: Metodología</w:t>
@@ -5951,133 +5943,126 @@
           <w:b/>
           <w:bCs/>
         </w:rPr>
-        <w:t>Tipo de estudi</w:t>
-      </w:r>
-      <w:r>
+        <w:t>Tipo de estudio</w:t>
+      </w:r>
+    </w:p>
+    <w:p>
+      <w:pPr>
+        <w:ind w:left="0"/>
+      </w:pPr>
+      <w:r>
+        <w:t>El presente estudio se clasifica como una investigación aplicada, dado que busca formular estrategias que permitan alcanzar objetivos concretos con aplicaciones prácticas en el área de [indicar área o tema específico de tu proyecto].</w:t>
+      </w:r>
+    </w:p>
+    <w:p>
+      <w:pPr>
+        <w:ind w:firstLine="720"/>
+      </w:pPr>
+    </w:p>
+    <w:p>
+      <w:pPr>
+        <w:ind w:left="0"/>
         <w:rPr>
           <w:b/>
           <w:bCs/>
         </w:rPr>
-        <w:t>o</w:t>
-      </w:r>
-    </w:p>
-    <w:p>
-      <w:pPr>
-        <w:ind w:left="0"/>
-      </w:pPr>
-      <w:r>
-        <w:t>El presente estudio se clasifica como una investigación aplicada, dado que busca formular estrategias que permitan alcanzar objetivos concretos con aplicaciones prácticas en el área de [indicar área o tema específico de tu proyecto].</w:t>
-      </w:r>
-    </w:p>
-    <w:p>
-      <w:pPr>
-        <w:ind w:firstLine="720"/>
-      </w:pPr>
-    </w:p>
-    <w:p>
-      <w:pPr>
-        <w:ind w:left="0"/>
+      </w:pPr>
+      <w:r>
         <w:rPr>
           <w:b/>
           <w:bCs/>
         </w:rPr>
-      </w:pPr>
-      <w:r>
+        <w:t>Nivel de profundidad</w:t>
+      </w:r>
+    </w:p>
+    <w:p>
+      <w:pPr>
+        <w:ind w:left="0"/>
+      </w:pPr>
+      <w:r>
+        <w:t>Se realiza una investigación de tipo exploratoria, puesto que se busca analizar aspectos específicos del fenómeno en estudio que no han sido profundamente investigados anteriormente, lo que constituye un primer acercamiento a la problemática planteada.</w:t>
+      </w:r>
+    </w:p>
+    <w:p>
+      <w:pPr>
+        <w:ind w:firstLine="720"/>
+      </w:pPr>
+    </w:p>
+    <w:p>
+      <w:pPr>
+        <w:ind w:left="0"/>
         <w:rPr>
           <w:b/>
           <w:bCs/>
         </w:rPr>
-        <w:t>Nivel de profundidad</w:t>
-      </w:r>
-    </w:p>
-    <w:p>
-      <w:pPr>
-        <w:ind w:left="0"/>
-      </w:pPr>
-      <w:r>
-        <w:t>Se realiza una investigación de tipo exploratoria, puesto que se busca analizar aspectos específicos del fenómeno en estudio que no han sido profundamente investigados anteriormente, lo que constituye un primer acercamiento a la problemática planteada.</w:t>
-      </w:r>
-    </w:p>
-    <w:p>
-      <w:pPr>
-        <w:ind w:firstLine="720"/>
-      </w:pPr>
-    </w:p>
-    <w:p>
-      <w:pPr>
-        <w:ind w:left="0"/>
+      </w:pPr>
+      <w:r>
         <w:rPr>
           <w:b/>
           <w:bCs/>
         </w:rPr>
-      </w:pPr>
-      <w:r>
+        <w:t>Tipo de datos y enfoque</w:t>
+      </w:r>
+    </w:p>
+    <w:p>
+      <w:pPr>
+        <w:ind w:left="0"/>
+      </w:pPr>
+      <w:r>
+        <w:t>El proyecto emplea un enfoque cualitativo, basado en la obtención de datos subjetivos que permiten un análisis profundo del fenómeno, aunque también se consideran algunos aspectos cuantitativos para complementar la información.</w:t>
+      </w:r>
+    </w:p>
+    <w:p>
+      <w:pPr>
+        <w:ind w:firstLine="720"/>
         <w:rPr>
           <w:b/>
           <w:bCs/>
         </w:rPr>
-        <w:t>Tipo de datos y enfoque</w:t>
-      </w:r>
+      </w:pPr>
     </w:p>
     <w:p>
       <w:pPr>
         <w:ind w:left="0"/>
-      </w:pPr>
-      <w:r>
-        <w:t>El proyecto emplea un enfoque cualitativo, basado en la obtención de datos subjetivos que permiten un análisis profundo del fenómeno, aunque también se consideran algunos aspectos cuantitativos para complementar la información.</w:t>
-      </w:r>
-    </w:p>
-    <w:p>
-      <w:pPr>
-        <w:ind w:firstLine="720"/>
         <w:rPr>
           <w:b/>
           <w:bCs/>
         </w:rPr>
       </w:pPr>
-    </w:p>
-    <w:p>
-      <w:pPr>
-        <w:ind w:left="0"/>
+      <w:r>
         <w:rPr>
           <w:b/>
           <w:bCs/>
         </w:rPr>
-      </w:pPr>
-      <w:r>
+        <w:t>Manipulación de variables</w:t>
+      </w:r>
+    </w:p>
+    <w:p>
+      <w:pPr>
+        <w:ind w:left="0"/>
+      </w:pPr>
+      <w:r>
+        <w:t>La investigación es de tipo no experimental, ya que se basa fundamentalmente en la observación directa del fenómeno sin manipulación ni control de las variables involucradas.</w:t>
+      </w:r>
+    </w:p>
+    <w:p>
+      <w:pPr>
+        <w:ind w:firstLine="720"/>
+      </w:pPr>
+    </w:p>
+    <w:p>
+      <w:pPr>
+        <w:ind w:left="0"/>
         <w:rPr>
           <w:b/>
           <w:bCs/>
         </w:rPr>
-        <w:t>Manipulación de variables</w:t>
-      </w:r>
-    </w:p>
-    <w:p>
-      <w:pPr>
-        <w:ind w:left="0"/>
-      </w:pPr>
-      <w:r>
-        <w:t>La investigación es de tipo no experimental, ya que se basa fundamentalmente en la observación directa del fenómeno sin manipulación ni control de las variables involucradas.</w:t>
-      </w:r>
-    </w:p>
-    <w:p>
-      <w:pPr>
-        <w:ind w:firstLine="720"/>
-      </w:pPr>
-    </w:p>
-    <w:p>
-      <w:pPr>
-        <w:ind w:left="0"/>
+      </w:pPr>
+      <w:r>
         <w:rPr>
           <w:b/>
           <w:bCs/>
         </w:rPr>
-      </w:pPr>
-      <w:r>
-        <w:rPr>
-          <w:b/>
-          <w:bCs/>
-        </w:rPr>
         <w:t>Método de inferencia</w:t>
       </w:r>
     </w:p>
@@ -6085,9 +6070,9 @@
       <w:pPr>
         <w:ind w:left="0"/>
         <w:sectPr>
-          <w:headerReference w:type="even" r:id="rId31"/>
-          <w:headerReference w:type="default" r:id="rId32"/>
-          <w:headerReference w:type="first" r:id="rId33"/>
+          <w:headerReference w:type="even" r:id="rId24"/>
+          <w:headerReference w:type="default" r:id="rId25"/>
+          <w:headerReference w:type="first" r:id="rId26"/>
           <w:pgSz w:w="12240" w:h="15840"/>
           <w:pgMar w:top="2016" w:right="1800" w:bottom="1440" w:left="1800" w:header="1440" w:footer="0" w:gutter="0"/>
           <w:cols w:space="720"/>
@@ -6151,7 +6136,6 @@
                 <w:lang w:eastAsia="es-ES"/>
               </w:rPr>
             </w:pPr>
-            <w:bookmarkStart w:id="26" w:name="_Toc97882161"/>
             <w:r>
               <w:rPr>
                 <w:color w:val="000000"/>
@@ -10031,7 +10015,29 @@
       <w:pPr>
         <w:pStyle w:val="Ttulo1"/>
       </w:pPr>
-      <w:r>
+      <w:bookmarkStart w:id="26" w:name="_Toc223602893"/>
+    </w:p>
+    <w:p>
+      <w:pPr>
+        <w:pStyle w:val="Ttulo1"/>
+      </w:pPr>
+    </w:p>
+    <w:p>
+      <w:pPr>
+        <w:pStyle w:val="Ttulo1"/>
+      </w:pPr>
+    </w:p>
+    <w:p>
+      <w:pPr>
+        <w:pStyle w:val="Ttulo1"/>
+      </w:pPr>
+    </w:p>
+    <w:p>
+      <w:pPr>
+        <w:pStyle w:val="Ttulo1"/>
+      </w:pPr>
+      <w:r>
+        <w:lastRenderedPageBreak/>
         <w:t>Capítulo 6: Cronograma</w:t>
       </w:r>
       <w:bookmarkEnd w:id="26"/>
@@ -10070,19 +10076,13 @@
     </w:p>
     <w:p>
       <w:r>
-        <w:t>Activida</w:t>
-      </w:r>
-      <w:r>
-        <w:t>d 1:</w:t>
+        <w:t>Actividad 1:</w:t>
       </w:r>
       <w:r>
         <w:t xml:space="preserve"> </w:t>
       </w:r>
       <w:r>
-        <w:t>consulta</w:t>
-      </w:r>
-      <w:r>
-        <w:t xml:space="preserve"> bibliográfica en diferentes fuentes (físicas, digitales y entrevistas con expertos), con el fin de contextualizar el tema educativo y ambiental del videojuego.</w:t>
+        <w:t>consulta bibliográfica en diferentes fuentes (físicas, digitales y entrevistas con expertos), con el fin de contextualizar el tema educativo y ambiental del videojuego.</w:t>
       </w:r>
     </w:p>
     <w:p>
@@ -10170,36 +10170,13 @@
       <w:r>
         <w:t>Actividad 9: Lanzamiento del videojuego al público.</w:t>
       </w:r>
-    </w:p>
-    <w:p>
-      <w:pPr>
-        <w:ind w:left="0"/>
-      </w:pPr>
-    </w:p>
-    <w:p>
-      <w:pPr>
-        <w:ind w:left="0"/>
-        <w:sectPr>
-          <w:headerReference w:type="even" r:id="rId34"/>
-          <w:headerReference w:type="default" r:id="rId35"/>
-          <w:headerReference w:type="first" r:id="rId36"/>
-          <w:pgSz w:w="12240" w:h="15840"/>
-          <w:pgMar w:top="2016" w:right="1800" w:bottom="1440" w:left="1800" w:header="1440" w:footer="0" w:gutter="0"/>
-          <w:cols w:space="720"/>
-          <w:formProt w:val="0"/>
-          <w:docGrid w:linePitch="100"/>
-        </w:sectPr>
-      </w:pPr>
-      <w:r>
-        <w:br w:type="page"/>
-      </w:r>
-    </w:p>
-    <w:bookmarkStart w:id="27" w:name="_Toc97882164" w:displacedByCustomXml="next"/>
+      <w:bookmarkStart w:id="27" w:name="_Toc223602894"/>
+    </w:p>
     <w:sdt>
       <w:sdtPr>
         <w:rPr>
-          <w:b w:val="0"/>
-          <w:bCs w:val="0"/>
+          <w:b/>
+          <w:bCs/>
         </w:rPr>
         <w:id w:val="-1231841174"/>
         <w:docPartObj>
@@ -10207,10 +10184,16 @@
           <w:docPartUnique/>
         </w:docPartObj>
       </w:sdtPr>
+      <w:sdtEndPr>
+        <w:rPr>
+          <w:b w:val="0"/>
+          <w:bCs w:val="0"/>
+        </w:rPr>
+      </w:sdtEndPr>
       <w:sdtContent>
         <w:p>
           <w:pPr>
-            <w:pStyle w:val="Ttulo1"/>
+            <w:ind w:left="0"/>
           </w:pPr>
           <w:r>
             <w:t>Lista de Referencias</w:t>
@@ -10225,6 +10208,7 @@
               <w:bCs w:val="0"/>
             </w:rPr>
           </w:pPr>
+          <w:bookmarkStart w:id="28" w:name="_Toc223602895"/>
           <w:r>
             <w:rPr>
               <w:b w:val="0"/>
@@ -10232,6 +10216,7 @@
             </w:rPr>
             <w:t>La educación ambiental busca formar ciudadanos críticos y comprometidos con el entorno (Sauvé, 2005).</w:t>
           </w:r>
+          <w:bookmarkEnd w:id="28"/>
         </w:p>
         <w:p/>
         <w:p>
@@ -10242,6 +10227,7 @@
               <w:bCs w:val="0"/>
             </w:rPr>
           </w:pPr>
+          <w:bookmarkStart w:id="29" w:name="_Toc223602896"/>
           <w:r>
             <w:rPr>
               <w:b w:val="0"/>
@@ -10249,6 +10235,7 @@
             </w:rPr>
             <w:t>La gamificación ha demostrado aumentar la motivación y el compromiso en contextos educativos (Deterding et al., 2011; Werbach &amp; Hunter, 2012).</w:t>
           </w:r>
+          <w:bookmarkEnd w:id="29"/>
         </w:p>
         <w:p/>
         <w:p>
@@ -10259,6 +10246,7 @@
               <w:bCs w:val="0"/>
             </w:rPr>
           </w:pPr>
+          <w:bookmarkStart w:id="30" w:name="_Toc223602897"/>
           <w:r>
             <w:rPr>
               <w:b w:val="0"/>
@@ -10266,6 +10254,7 @@
             </w:rPr>
             <w:t>Los videojuegos son una herramienta poderosa para el aprendizaje si se diseñan correctamente (Gee, 2003; Prensky, 2001).</w:t>
           </w:r>
+          <w:bookmarkEnd w:id="30"/>
         </w:p>
         <w:p>
           <w:pPr>
@@ -10275,6 +10264,7 @@
               <w:bCs w:val="0"/>
             </w:rPr>
           </w:pPr>
+          <w:bookmarkStart w:id="31" w:name="_Toc223602898"/>
           <w:r>
             <w:rPr>
               <w:b w:val="0"/>
@@ -10282,6 +10272,7 @@
             </w:rPr>
             <w:t>El aprendizaje significativo ocurre cuando se conectan nuevos conocimientos con los previos (Ausubel, 1963).</w:t>
           </w:r>
+          <w:bookmarkEnd w:id="31"/>
         </w:p>
         <w:p/>
         <w:p>
@@ -10292,6 +10283,7 @@
               <w:bCs w:val="0"/>
             </w:rPr>
           </w:pPr>
+          <w:bookmarkStart w:id="32" w:name="_Toc223602899"/>
           <w:r>
             <w:rPr>
               <w:b w:val="0"/>
@@ -10299,6 +10291,7 @@
             </w:rPr>
             <w:t>La motivación es un factor clave en el aprendizaje y puede potenciarse satisfaciendo las necesidades de autonomía, competencia y relación (Deci &amp; Ryan, 1985).</w:t>
           </w:r>
+          <w:bookmarkEnd w:id="32"/>
         </w:p>
         <w:p/>
         <w:p>
@@ -10309,6 +10302,7 @@
               <w:bCs w:val="0"/>
             </w:rPr>
           </w:pPr>
+          <w:bookmarkStart w:id="33" w:name="_Toc223602900"/>
           <w:r>
             <w:rPr>
               <w:b w:val="0"/>
@@ -10316,6 +10310,7 @@
             </w:rPr>
             <w:t>La investigación educativa puede ser de varios tipos, entre ellos exploratoria y aplicada (Mimenza, 2021).</w:t>
           </w:r>
+          <w:bookmarkEnd w:id="33"/>
         </w:p>
         <w:p/>
         <w:p>
@@ -10359,6 +10354,11 @@
           </w:pPr>
         </w:p>
         <w:p>
+          <w:pPr>
+            <w:rPr>
+              <w:lang w:val="en-US"/>
+            </w:rPr>
+          </w:pPr>
           <w:r>
             <w:rPr>
               <w:lang w:val="en-US"/>
@@ -10366,10 +10366,19 @@
             <w:t xml:space="preserve">Deterding, S., Dixon, D., Khaled, R., &amp; Nacke, L. (2011). From game design elements to gamefulness: Defining "gamification". </w:t>
           </w:r>
           <w:r>
+            <w:rPr>
+              <w:lang w:val="en-US"/>
+            </w:rPr>
             <w:t>Proceedings of the 15th International Academic MindTrek Conference, 9–15.</w:t>
           </w:r>
         </w:p>
-        <w:p/>
+        <w:p>
+          <w:pPr>
+            <w:rPr>
+              <w:lang w:val="en-US"/>
+            </w:rPr>
+          </w:pPr>
+        </w:p>
         <w:p>
           <w:pPr>
             <w:rPr>
@@ -10517,11 +10526,27 @@
       <w:pPr>
         <w:pStyle w:val="Ttulo1"/>
       </w:pPr>
-      <w:bookmarkStart w:id="28" w:name="_Toc97882165"/>
-      <w:r>
+      <w:bookmarkStart w:id="34" w:name="_Toc223602901"/>
+    </w:p>
+    <w:p>
+      <w:pPr>
+        <w:pStyle w:val="Ttulo1"/>
+      </w:pPr>
+    </w:p>
+    <w:p>
+      <w:pPr>
+        <w:pStyle w:val="Ttulo1"/>
+      </w:pPr>
+    </w:p>
+    <w:p>
+      <w:pPr>
+        <w:pStyle w:val="Ttulo1"/>
+      </w:pPr>
+      <w:r>
+        <w:lastRenderedPageBreak/>
         <w:t>Apéndice</w:t>
       </w:r>
-      <w:bookmarkEnd w:id="28"/>
+      <w:bookmarkEnd w:id="34"/>
     </w:p>
     <w:p/>
     <w:p>
@@ -10563,7 +10588,6 @@
                 <w:rFonts w:ascii="Times New Roman" w:hAnsi="Times New Roman" w:cs="Times New Roman"/>
                 <w:color w:val="000000" w:themeColor="text1"/>
               </w:rPr>
-              <w:lastRenderedPageBreak/>
               <w:t>Tipo de juegos</w:t>
             </w:r>
           </w:p>
@@ -11174,9 +11198,9 @@
           <w:lang w:eastAsia="es-CO"/>
         </w:rPr>
         <w:sectPr>
-          <w:headerReference w:type="even" r:id="rId37"/>
-          <w:headerReference w:type="default" r:id="rId38"/>
-          <w:headerReference w:type="first" r:id="rId39"/>
+          <w:headerReference w:type="even" r:id="rId27"/>
+          <w:headerReference w:type="default" r:id="rId28"/>
+          <w:headerReference w:type="first" r:id="rId29"/>
           <w:pgSz w:w="12240" w:h="15840"/>
           <w:pgMar w:top="2016" w:right="1800" w:bottom="1440" w:left="1800" w:header="1440" w:footer="0" w:gutter="0"/>
           <w:cols w:space="720"/>
@@ -11198,9 +11222,9 @@
       </w:pPr>
     </w:p>
     <w:sectPr>
-      <w:headerReference w:type="even" r:id="rId40"/>
-      <w:headerReference w:type="default" r:id="rId41"/>
-      <w:headerReference w:type="first" r:id="rId42"/>
+      <w:headerReference w:type="even" r:id="rId30"/>
+      <w:headerReference w:type="default" r:id="rId31"/>
+      <w:headerReference w:type="first" r:id="rId32"/>
       <w:pgSz w:w="12240" w:h="15840"/>
       <w:pgMar w:top="2016" w:right="1800" w:bottom="1440" w:left="1800" w:header="1440" w:footer="0" w:gutter="0"/>
       <w:cols w:space="720"/>
@@ -11270,6 +11294,9 @@
       <w:jc w:val="center"/>
     </w:pPr>
     <w:r>
+      <w:rPr>
+        <w:noProof/>
+      </w:rPr>
       <mc:AlternateContent>
         <mc:Choice Requires="wps">
           <w:drawing>
@@ -11435,401 +11462,14 @@
 <w:hdr xmlns:wpc="http://schemas.microsoft.com/office/word/2010/wordprocessingCanvas" xmlns:cx="http://schemas.microsoft.com/office/drawing/2014/chartex" xmlns:cx1="http://schemas.microsoft.com/office/drawing/2015/9/8/chartex" xmlns:cx2="http://schemas.microsoft.com/office/drawing/2015/10/21/chartex" xmlns:cx3="http://schemas.microsoft.com/office/drawing/2016/5/9/chartex" xmlns:cx4="http://schemas.microsoft.com/office/drawing/2016/5/10/chartex" xmlns:cx5="http://schemas.microsoft.com/office/drawing/2016/5/11/chartex" xmlns:cx6="http://schemas.microsoft.com/office/drawing/2016/5/12/chartex" xmlns:cx7="http://schemas.microsoft.com/office/drawing/2016/5/13/chartex" xmlns:cx8="http://schemas.microsoft.com/office/drawing/2016/5/14/chartex" xmlns:mc="http://schemas.openxmlformats.org/markup-compatibility/2006" xmlns:aink="http://schemas.microsoft.com/office/drawing/2016/ink" xmlns:am3d="http://schemas.microsoft.com/office/drawing/2017/model3d" xmlns:o="urn:schemas-microsoft-com:office:office" xmlns:oel="http://schemas.microsoft.com/office/2019/extlst" xmlns:r="http://schemas.openxmlformats.org/officeDocument/2006/relationships" xmlns:m="http://schemas.openxmlformats.org/officeDocument/2006/math" xmlns:v="urn:schemas-microsoft-com:vml" xmlns:wp14="http://schemas.microsoft.com/office/word/2010/wordprocessingDrawing" xmlns:wp="http://schemas.openxmlformats.org/drawingml/2006/wordprocessingDrawing" xmlns:w10="urn:schemas-microsoft-com:office:word" xmlns:w="http://schemas.openxmlformats.org/wordprocessingml/2006/main" xmlns:w14="http://schemas.microsoft.com/office/word/2010/wordml" xmlns:w15="http://schemas.microsoft.com/office/word/2012/wordml" xmlns:w16cex="http://schemas.microsoft.com/office/word/2018/wordml/cex" xmlns:w16cid="http://schemas.microsoft.com/office/word/2016/wordml/cid" xmlns:w16="http://schemas.microsoft.com/office/word/2018/wordml" xmlns:w16du="http://schemas.microsoft.com/office/word/2023/wordml/word16du" xmlns:w16sdtdh="http://schemas.microsoft.com/office/word/2020/wordml/sdtdatahash" xmlns:w16sdtfl="http://schemas.microsoft.com/office/word/2024/wordml/sdtformatlock" xmlns:w16se="http://schemas.microsoft.com/office/word/2015/wordml/symex" xmlns:wpg="http://schemas.microsoft.com/office/word/2010/wordprocessingGroup" xmlns:wpi="http://schemas.microsoft.com/office/word/2010/wordprocessingInk" xmlns:wne="http://schemas.microsoft.com/office/word/2006/wordml" xmlns:wps="http://schemas.microsoft.com/office/word/2010/wordprocessingShape" mc:Ignorable="w14 w15 w16se w16cid w16 w16cex w16sdtdh w16sdtfl w16du wp14">
   <w:p>
     <w:pPr>
-      <w:pStyle w:val="Encabezado"/>
-    </w:pPr>
-  </w:p>
-</w:hdr>
-</file>
-
-<file path=word/header11.xml><?xml version="1.0" encoding="utf-8"?>
-<w:hdr xmlns:wpc="http://schemas.microsoft.com/office/word/2010/wordprocessingCanvas" xmlns:cx="http://schemas.microsoft.com/office/drawing/2014/chartex" xmlns:cx1="http://schemas.microsoft.com/office/drawing/2015/9/8/chartex" xmlns:cx2="http://schemas.microsoft.com/office/drawing/2015/10/21/chartex" xmlns:cx3="http://schemas.microsoft.com/office/drawing/2016/5/9/chartex" xmlns:cx4="http://schemas.microsoft.com/office/drawing/2016/5/10/chartex" xmlns:cx5="http://schemas.microsoft.com/office/drawing/2016/5/11/chartex" xmlns:cx6="http://schemas.microsoft.com/office/drawing/2016/5/12/chartex" xmlns:cx7="http://schemas.microsoft.com/office/drawing/2016/5/13/chartex" xmlns:cx8="http://schemas.microsoft.com/office/drawing/2016/5/14/chartex" xmlns:mc="http://schemas.openxmlformats.org/markup-compatibility/2006" xmlns:aink="http://schemas.microsoft.com/office/drawing/2016/ink" xmlns:am3d="http://schemas.microsoft.com/office/drawing/2017/model3d" xmlns:o="urn:schemas-microsoft-com:office:office" xmlns:oel="http://schemas.microsoft.com/office/2019/extlst" xmlns:r="http://schemas.openxmlformats.org/officeDocument/2006/relationships" xmlns:m="http://schemas.openxmlformats.org/officeDocument/2006/math" xmlns:v="urn:schemas-microsoft-com:vml" xmlns:wp14="http://schemas.microsoft.com/office/word/2010/wordprocessingDrawing" xmlns:wp="http://schemas.openxmlformats.org/drawingml/2006/wordprocessingDrawing" xmlns:w10="urn:schemas-microsoft-com:office:word" xmlns:w="http://schemas.openxmlformats.org/wordprocessingml/2006/main" xmlns:w14="http://schemas.microsoft.com/office/word/2010/wordml" xmlns:w15="http://schemas.microsoft.com/office/word/2012/wordml" xmlns:w16cex="http://schemas.microsoft.com/office/word/2018/wordml/cex" xmlns:w16cid="http://schemas.microsoft.com/office/word/2016/wordml/cid" xmlns:w16="http://schemas.microsoft.com/office/word/2018/wordml" xmlns:w16du="http://schemas.microsoft.com/office/word/2023/wordml/word16du" xmlns:w16sdtdh="http://schemas.microsoft.com/office/word/2020/wordml/sdtdatahash" xmlns:w16sdtfl="http://schemas.microsoft.com/office/word/2024/wordml/sdtformatlock" xmlns:w16se="http://schemas.microsoft.com/office/word/2015/wordml/symex" xmlns:wpg="http://schemas.microsoft.com/office/word/2010/wordprocessingGroup" xmlns:wpi="http://schemas.microsoft.com/office/word/2010/wordprocessingInk" xmlns:wne="http://schemas.microsoft.com/office/word/2006/wordml" xmlns:wps="http://schemas.microsoft.com/office/word/2010/wordprocessingShape" mc:Ignorable="w14 w15 w16se w16cid w16 w16cex w16sdtdh w16sdtfl w16du wp14">
-  <w:p>
-    <w:pPr>
       <w:spacing w:line="34" w:lineRule="auto"/>
       <w:ind w:right="360"/>
       <w:jc w:val="center"/>
     </w:pPr>
     <w:r>
-      <mc:AlternateContent>
-        <mc:Choice Requires="wps">
-          <w:drawing>
-            <wp:anchor distT="0" distB="0" distL="0" distR="0" simplePos="0" relativeHeight="251652096" behindDoc="1" locked="0" layoutInCell="0" allowOverlap="1" wp14:anchorId="144203CB" wp14:editId="4398474E">
-              <wp:simplePos x="0" y="0"/>
-              <wp:positionH relativeFrom="margin">
-                <wp:align>right</wp:align>
-              </wp:positionH>
-              <wp:positionV relativeFrom="paragraph">
-                <wp:posOffset>635</wp:posOffset>
-              </wp:positionV>
-              <wp:extent cx="14605" cy="14605"/>
-              <wp:effectExtent l="0" t="0" r="0" b="0"/>
-              <wp:wrapSquare wrapText="bothSides"/>
-              <wp:docPr id="7" name="Marco5"/>
-              <wp:cNvGraphicFramePr/>
-              <a:graphic xmlns:a="http://schemas.openxmlformats.org/drawingml/2006/main">
-                <a:graphicData uri="http://schemas.microsoft.com/office/word/2010/wordprocessingShape">
-                  <wps:wsp>
-                    <wps:cNvSpPr/>
-                    <wps:spPr>
-                      <a:xfrm>
-                        <a:off x="0" y="0"/>
-                        <a:ext cx="14760" cy="14760"/>
-                      </a:xfrm>
-                      <a:prstGeom prst="rect">
-                        <a:avLst/>
-                      </a:prstGeom>
-                      <a:noFill/>
-                      <a:ln w="0">
-                        <a:noFill/>
-                      </a:ln>
-                    </wps:spPr>
-                    <wps:style>
-                      <a:lnRef idx="0">
-                        <a:scrgbClr r="0" g="0" b="0"/>
-                      </a:lnRef>
-                      <a:fillRef idx="0">
-                        <a:scrgbClr r="0" g="0" b="0"/>
-                      </a:fillRef>
-                      <a:effectRef idx="0">
-                        <a:scrgbClr r="0" g="0" b="0"/>
-                      </a:effectRef>
-                      <a:fontRef idx="minor"/>
-                    </wps:style>
-                    <wps:txbx>
-                      <w:txbxContent>
-                        <w:p>
-                          <w:pPr>
-                            <w:pStyle w:val="Encabezado"/>
-                            <w:rPr>
-                              <w:rStyle w:val="Nmerodepgina"/>
-                            </w:rPr>
-                          </w:pPr>
-                          <w:r>
-                            <w:rPr>
-                              <w:rStyle w:val="Nmerodepgina"/>
-                              <w:color w:val="000000"/>
-                            </w:rPr>
-                            <w:fldChar w:fldCharType="begin"/>
-                          </w:r>
-                          <w:r>
-                            <w:rPr>
-                              <w:rStyle w:val="Nmerodepgina"/>
-                              <w:color w:val="000000"/>
-                            </w:rPr>
-                            <w:instrText xml:space="preserve"> PAGE </w:instrText>
-                          </w:r>
-                          <w:r>
-                            <w:rPr>
-                              <w:rStyle w:val="Nmerodepgina"/>
-                              <w:color w:val="000000"/>
-                            </w:rPr>
-                            <w:fldChar w:fldCharType="separate"/>
-                          </w:r>
-                          <w:r>
-                            <w:rPr>
-                              <w:rStyle w:val="Nmerodepgina"/>
-                              <w:color w:val="000000"/>
-                            </w:rPr>
-                            <w:t>0</w:t>
-                          </w:r>
-                          <w:r>
-                            <w:rPr>
-                              <w:rStyle w:val="Nmerodepgina"/>
-                              <w:color w:val="000000"/>
-                            </w:rPr>
-                            <w:fldChar w:fldCharType="end"/>
-                          </w:r>
-                        </w:p>
-                      </w:txbxContent>
-                    </wps:txbx>
-                    <wps:bodyPr lIns="0" tIns="0" rIns="0" bIns="0" anchor="t">
-                      <a:spAutoFit/>
-                    </wps:bodyPr>
-                  </wps:wsp>
-                </a:graphicData>
-              </a:graphic>
-            </wp:anchor>
-          </w:drawing>
-        </mc:Choice>
-        <mc:Fallback>
-          <w:pict>
-            <v:rect w14:anchorId="144203CB" id="Marco5" o:spid="_x0000_s1030" style="position:absolute;left:0;text-align:left;margin-left:-50.05pt;margin-top:.05pt;width:1.15pt;height:1.15pt;z-index:-251664384;visibility:visible;mso-wrap-style:square;mso-wrap-distance-left:0;mso-wrap-distance-top:0;mso-wrap-distance-right:0;mso-wrap-distance-bottom:0;mso-position-horizontal:right;mso-position-horizontal-relative:margin;mso-position-vertical:absolute;mso-position-vertical-relative:text;v-text-anchor:top" o:gfxdata="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" o:allowincell="f" filled="f" stroked="f" strokeweight="0">
-              <v:textbox style="mso-fit-shape-to-text:t" inset="0,0,0,0">
-                <w:txbxContent>
-                  <w:p>
-                    <w:pPr>
-                      <w:pStyle w:val="Encabezado"/>
-                      <w:rPr>
-                        <w:rStyle w:val="Nmerodepgina"/>
-                      </w:rPr>
-                    </w:pPr>
-                    <w:r>
-                      <w:rPr>
-                        <w:rStyle w:val="Nmerodepgina"/>
-                        <w:color w:val="000000"/>
-                      </w:rPr>
-                      <w:fldChar w:fldCharType="begin"/>
-                    </w:r>
-                    <w:r>
-                      <w:rPr>
-                        <w:rStyle w:val="Nmerodepgina"/>
-                        <w:color w:val="000000"/>
-                      </w:rPr>
-                      <w:instrText xml:space="preserve"> PAGE </w:instrText>
-                    </w:r>
-                    <w:r>
-                      <w:rPr>
-                        <w:rStyle w:val="Nmerodepgina"/>
-                        <w:color w:val="000000"/>
-                      </w:rPr>
-                      <w:fldChar w:fldCharType="separate"/>
-                    </w:r>
-                    <w:r>
-                      <w:rPr>
-                        <w:rStyle w:val="Nmerodepgina"/>
-                        <w:color w:val="000000"/>
-                      </w:rPr>
-                      <w:t>0</w:t>
-                    </w:r>
-                    <w:r>
-                      <w:rPr>
-                        <w:rStyle w:val="Nmerodepgina"/>
-                        <w:color w:val="000000"/>
-                      </w:rPr>
-                      <w:fldChar w:fldCharType="end"/>
-                    </w:r>
-                  </w:p>
-                </w:txbxContent>
-              </v:textbox>
-              <w10:wrap type="square" anchorx="margin"/>
-            </v:rect>
-          </w:pict>
-        </mc:Fallback>
-      </mc:AlternateContent>
-    </w:r>
-  </w:p>
-</w:hdr>
-</file>
-
-<file path=word/header12.xml><?xml version="1.0" encoding="utf-8"?>
-<w:hdr xmlns:wpc="http://schemas.microsoft.com/office/word/2010/wordprocessingCanvas" xmlns:cx="http://schemas.microsoft.com/office/drawing/2014/chartex" xmlns:cx1="http://schemas.microsoft.com/office/drawing/2015/9/8/chartex" xmlns:cx2="http://schemas.microsoft.com/office/drawing/2015/10/21/chartex" xmlns:cx3="http://schemas.microsoft.com/office/drawing/2016/5/9/chartex" xmlns:cx4="http://schemas.microsoft.com/office/drawing/2016/5/10/chartex" xmlns:cx5="http://schemas.microsoft.com/office/drawing/2016/5/11/chartex" xmlns:cx6="http://schemas.microsoft.com/office/drawing/2016/5/12/chartex" xmlns:cx7="http://schemas.microsoft.com/office/drawing/2016/5/13/chartex" xmlns:cx8="http://schemas.microsoft.com/office/drawing/2016/5/14/chartex" xmlns:mc="http://schemas.openxmlformats.org/markup-compatibility/2006" xmlns:aink="http://schemas.microsoft.com/office/drawing/2016/ink" xmlns:am3d="http://schemas.microsoft.com/office/drawing/2017/model3d" xmlns:o="urn:schemas-microsoft-com:office:office" xmlns:oel="http://schemas.microsoft.com/office/2019/extlst" xmlns:r="http://schemas.openxmlformats.org/officeDocument/2006/relationships" xmlns:m="http://schemas.openxmlformats.org/officeDocument/2006/math" xmlns:v="urn:schemas-microsoft-com:vml" xmlns:wp14="http://schemas.microsoft.com/office/word/2010/wordprocessingDrawing" xmlns:wp="http://schemas.openxmlformats.org/drawingml/2006/wordprocessingDrawing" xmlns:w10="urn:schemas-microsoft-com:office:word" xmlns:w="http://schemas.openxmlformats.org/wordprocessingml/2006/main" xmlns:w14="http://schemas.microsoft.com/office/word/2010/wordml" xmlns:w15="http://schemas.microsoft.com/office/word/2012/wordml" xmlns:w16cex="http://schemas.microsoft.com/office/word/2018/wordml/cex" xmlns:w16cid="http://schemas.microsoft.com/office/word/2016/wordml/cid" xmlns:w16="http://schemas.microsoft.com/office/word/2018/wordml" xmlns:w16du="http://schemas.microsoft.com/office/word/2023/wordml/word16du" xmlns:w16sdtdh="http://schemas.microsoft.com/office/word/2020/wordml/sdtdatahash" xmlns:w16sdtfl="http://schemas.microsoft.com/office/word/2024/wordml/sdtformatlock" xmlns:w16se="http://schemas.microsoft.com/office/word/2015/wordml/symex" xmlns:wpg="http://schemas.microsoft.com/office/word/2010/wordprocessingGroup" xmlns:wpi="http://schemas.microsoft.com/office/word/2010/wordprocessingInk" xmlns:wne="http://schemas.microsoft.com/office/word/2006/wordml" xmlns:wps="http://schemas.microsoft.com/office/word/2010/wordprocessingShape" mc:Ignorable="w14 w15 w16se w16cid w16 w16cex w16sdtdh w16sdtfl w16du wp14">
-  <w:p>
-    <w:pPr>
-      <w:pStyle w:val="Encabezado"/>
-    </w:pPr>
-  </w:p>
-</w:hdr>
-</file>
-
-<file path=word/header13.xml><?xml version="1.0" encoding="utf-8"?>
-<w:hdr xmlns:wpc="http://schemas.microsoft.com/office/word/2010/wordprocessingCanvas" xmlns:cx="http://schemas.microsoft.com/office/drawing/2014/chartex" xmlns:cx1="http://schemas.microsoft.com/office/drawing/2015/9/8/chartex" xmlns:cx2="http://schemas.microsoft.com/office/drawing/2015/10/21/chartex" xmlns:cx3="http://schemas.microsoft.com/office/drawing/2016/5/9/chartex" xmlns:cx4="http://schemas.microsoft.com/office/drawing/2016/5/10/chartex" xmlns:cx5="http://schemas.microsoft.com/office/drawing/2016/5/11/chartex" xmlns:cx6="http://schemas.microsoft.com/office/drawing/2016/5/12/chartex" xmlns:cx7="http://schemas.microsoft.com/office/drawing/2016/5/13/chartex" xmlns:cx8="http://schemas.microsoft.com/office/drawing/2016/5/14/chartex" xmlns:mc="http://schemas.openxmlformats.org/markup-compatibility/2006" xmlns:aink="http://schemas.microsoft.com/office/drawing/2016/ink" xmlns:am3d="http://schemas.microsoft.com/office/drawing/2017/model3d" xmlns:o="urn:schemas-microsoft-com:office:office" xmlns:oel="http://schemas.microsoft.com/office/2019/extlst" xmlns:r="http://schemas.openxmlformats.org/officeDocument/2006/relationships" xmlns:m="http://schemas.openxmlformats.org/officeDocument/2006/math" xmlns:v="urn:schemas-microsoft-com:vml" xmlns:wp14="http://schemas.microsoft.com/office/word/2010/wordprocessingDrawing" xmlns:wp="http://schemas.openxmlformats.org/drawingml/2006/wordprocessingDrawing" xmlns:w10="urn:schemas-microsoft-com:office:word" xmlns:w="http://schemas.openxmlformats.org/wordprocessingml/2006/main" xmlns:w14="http://schemas.microsoft.com/office/word/2010/wordml" xmlns:w15="http://schemas.microsoft.com/office/word/2012/wordml" xmlns:w16cex="http://schemas.microsoft.com/office/word/2018/wordml/cex" xmlns:w16cid="http://schemas.microsoft.com/office/word/2016/wordml/cid" xmlns:w16="http://schemas.microsoft.com/office/word/2018/wordml" xmlns:w16du="http://schemas.microsoft.com/office/word/2023/wordml/word16du" xmlns:w16sdtdh="http://schemas.microsoft.com/office/word/2020/wordml/sdtdatahash" xmlns:w16sdtfl="http://schemas.microsoft.com/office/word/2024/wordml/sdtformatlock" xmlns:w16se="http://schemas.microsoft.com/office/word/2015/wordml/symex" xmlns:wpg="http://schemas.microsoft.com/office/word/2010/wordprocessingGroup" xmlns:wpi="http://schemas.microsoft.com/office/word/2010/wordprocessingInk" xmlns:wne="http://schemas.microsoft.com/office/word/2006/wordml" xmlns:wps="http://schemas.microsoft.com/office/word/2010/wordprocessingShape" mc:Ignorable="w14 w15 w16se w16cid w16 w16cex w16sdtdh w16sdtfl w16du wp14">
-  <w:p>
-    <w:pPr>
-      <w:pStyle w:val="Encabezado"/>
-    </w:pPr>
-  </w:p>
-</w:hdr>
-</file>
-
-<file path=word/header14.xml><?xml version="1.0" encoding="utf-8"?>
-<w:hdr xmlns:wpc="http://schemas.microsoft.com/office/word/2010/wordprocessingCanvas" xmlns:cx="http://schemas.microsoft.com/office/drawing/2014/chartex" xmlns:cx1="http://schemas.microsoft.com/office/drawing/2015/9/8/chartex" xmlns:cx2="http://schemas.microsoft.com/office/drawing/2015/10/21/chartex" xmlns:cx3="http://schemas.microsoft.com/office/drawing/2016/5/9/chartex" xmlns:cx4="http://schemas.microsoft.com/office/drawing/2016/5/10/chartex" xmlns:cx5="http://schemas.microsoft.com/office/drawing/2016/5/11/chartex" xmlns:cx6="http://schemas.microsoft.com/office/drawing/2016/5/12/chartex" xmlns:cx7="http://schemas.microsoft.com/office/drawing/2016/5/13/chartex" xmlns:cx8="http://schemas.microsoft.com/office/drawing/2016/5/14/chartex" xmlns:mc="http://schemas.openxmlformats.org/markup-compatibility/2006" xmlns:aink="http://schemas.microsoft.com/office/drawing/2016/ink" xmlns:am3d="http://schemas.microsoft.com/office/drawing/2017/model3d" xmlns:o="urn:schemas-microsoft-com:office:office" xmlns:oel="http://schemas.microsoft.com/office/2019/extlst" xmlns:r="http://schemas.openxmlformats.org/officeDocument/2006/relationships" xmlns:m="http://schemas.openxmlformats.org/officeDocument/2006/math" xmlns:v="urn:schemas-microsoft-com:vml" xmlns:wp14="http://schemas.microsoft.com/office/word/2010/wordprocessingDrawing" xmlns:wp="http://schemas.openxmlformats.org/drawingml/2006/wordprocessingDrawing" xmlns:w10="urn:schemas-microsoft-com:office:word" xmlns:w="http://schemas.openxmlformats.org/wordprocessingml/2006/main" xmlns:w14="http://schemas.microsoft.com/office/word/2010/wordml" xmlns:w15="http://schemas.microsoft.com/office/word/2012/wordml" xmlns:w16cex="http://schemas.microsoft.com/office/word/2018/wordml/cex" xmlns:w16cid="http://schemas.microsoft.com/office/word/2016/wordml/cid" xmlns:w16="http://schemas.microsoft.com/office/word/2018/wordml" xmlns:w16du="http://schemas.microsoft.com/office/word/2023/wordml/word16du" xmlns:w16sdtdh="http://schemas.microsoft.com/office/word/2020/wordml/sdtdatahash" xmlns:w16sdtfl="http://schemas.microsoft.com/office/word/2024/wordml/sdtformatlock" xmlns:w16se="http://schemas.microsoft.com/office/word/2015/wordml/symex" xmlns:wpg="http://schemas.microsoft.com/office/word/2010/wordprocessingGroup" xmlns:wpi="http://schemas.microsoft.com/office/word/2010/wordprocessingInk" xmlns:wne="http://schemas.microsoft.com/office/word/2006/wordml" xmlns:wps="http://schemas.microsoft.com/office/word/2010/wordprocessingShape" mc:Ignorable="w14 w15 w16se w16cid w16 w16cex w16sdtdh w16sdtfl w16du wp14">
-  <w:p>
-    <w:pPr>
-      <w:spacing w:line="34" w:lineRule="auto"/>
-      <w:ind w:right="360"/>
-      <w:jc w:val="center"/>
-    </w:pPr>
-    <w:r>
-      <mc:AlternateContent>
-        <mc:Choice Requires="wps">
-          <w:drawing>
-            <wp:anchor distT="0" distB="0" distL="0" distR="0" simplePos="0" relativeHeight="251669504" behindDoc="1" locked="0" layoutInCell="0" allowOverlap="1" wp14:anchorId="43F45CE5" wp14:editId="109C83B4">
-              <wp:simplePos x="0" y="0"/>
-              <wp:positionH relativeFrom="margin">
-                <wp:align>right</wp:align>
-              </wp:positionH>
-              <wp:positionV relativeFrom="paragraph">
-                <wp:posOffset>635</wp:posOffset>
-              </wp:positionV>
-              <wp:extent cx="14605" cy="14605"/>
-              <wp:effectExtent l="0" t="0" r="0" b="0"/>
-              <wp:wrapSquare wrapText="bothSides"/>
-              <wp:docPr id="8" name="Marco6"/>
-              <wp:cNvGraphicFramePr/>
-              <a:graphic xmlns:a="http://schemas.openxmlformats.org/drawingml/2006/main">
-                <a:graphicData uri="http://schemas.microsoft.com/office/word/2010/wordprocessingShape">
-                  <wps:wsp>
-                    <wps:cNvSpPr/>
-                    <wps:spPr>
-                      <a:xfrm>
-                        <a:off x="0" y="0"/>
-                        <a:ext cx="14760" cy="14760"/>
-                      </a:xfrm>
-                      <a:prstGeom prst="rect">
-                        <a:avLst/>
-                      </a:prstGeom>
-                      <a:noFill/>
-                      <a:ln w="0">
-                        <a:noFill/>
-                      </a:ln>
-                    </wps:spPr>
-                    <wps:style>
-                      <a:lnRef idx="0">
-                        <a:scrgbClr r="0" g="0" b="0"/>
-                      </a:lnRef>
-                      <a:fillRef idx="0">
-                        <a:scrgbClr r="0" g="0" b="0"/>
-                      </a:fillRef>
-                      <a:effectRef idx="0">
-                        <a:scrgbClr r="0" g="0" b="0"/>
-                      </a:effectRef>
-                      <a:fontRef idx="minor"/>
-                    </wps:style>
-                    <wps:txbx>
-                      <w:txbxContent>
-                        <w:p>
-                          <w:pPr>
-                            <w:pStyle w:val="Encabezado"/>
-                            <w:rPr>
-                              <w:rStyle w:val="Nmerodepgina"/>
-                            </w:rPr>
-                          </w:pPr>
-                          <w:r>
-                            <w:rPr>
-                              <w:rStyle w:val="Nmerodepgina"/>
-                              <w:color w:val="000000"/>
-                            </w:rPr>
-                            <w:fldChar w:fldCharType="begin"/>
-                          </w:r>
-                          <w:r>
-                            <w:rPr>
-                              <w:rStyle w:val="Nmerodepgina"/>
-                              <w:color w:val="000000"/>
-                            </w:rPr>
-                            <w:instrText xml:space="preserve"> PAGE </w:instrText>
-                          </w:r>
-                          <w:r>
-                            <w:rPr>
-                              <w:rStyle w:val="Nmerodepgina"/>
-                              <w:color w:val="000000"/>
-                            </w:rPr>
-                            <w:fldChar w:fldCharType="separate"/>
-                          </w:r>
-                          <w:r>
-                            <w:rPr>
-                              <w:rStyle w:val="Nmerodepgina"/>
-                              <w:color w:val="000000"/>
-                            </w:rPr>
-                            <w:t>0</w:t>
-                          </w:r>
-                          <w:r>
-                            <w:rPr>
-                              <w:rStyle w:val="Nmerodepgina"/>
-                              <w:color w:val="000000"/>
-                            </w:rPr>
-                            <w:fldChar w:fldCharType="end"/>
-                          </w:r>
-                        </w:p>
-                      </w:txbxContent>
-                    </wps:txbx>
-                    <wps:bodyPr lIns="0" tIns="0" rIns="0" bIns="0" anchor="t">
-                      <a:spAutoFit/>
-                    </wps:bodyPr>
-                  </wps:wsp>
-                </a:graphicData>
-              </a:graphic>
-            </wp:anchor>
-          </w:drawing>
-        </mc:Choice>
-        <mc:Fallback>
-          <w:pict>
-            <v:rect w14:anchorId="43F45CE5" id="Marco6" o:spid="_x0000_s1031" style="position:absolute;left:0;text-align:left;margin-left:-50.05pt;margin-top:.05pt;width:1.15pt;height:1.15pt;z-index:-251646976;visibility:visible;mso-wrap-style:square;mso-wrap-distance-left:0;mso-wrap-distance-top:0;mso-wrap-distance-right:0;mso-wrap-distance-bottom:0;mso-position-horizontal:right;mso-position-horizontal-relative:margin;mso-position-vertical:absolute;mso-position-vertical-relative:text;v-text-anchor:top" o:gfxdata="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" o:allowincell="f" filled="f" stroked="f" strokeweight="0">
-              <v:textbox style="mso-fit-shape-to-text:t" inset="0,0,0,0">
-                <w:txbxContent>
-                  <w:p>
-                    <w:pPr>
-                      <w:pStyle w:val="Encabezado"/>
-                      <w:rPr>
-                        <w:rStyle w:val="Nmerodepgina"/>
-                      </w:rPr>
-                    </w:pPr>
-                    <w:r>
-                      <w:rPr>
-                        <w:rStyle w:val="Nmerodepgina"/>
-                        <w:color w:val="000000"/>
-                      </w:rPr>
-                      <w:fldChar w:fldCharType="begin"/>
-                    </w:r>
-                    <w:r>
-                      <w:rPr>
-                        <w:rStyle w:val="Nmerodepgina"/>
-                        <w:color w:val="000000"/>
-                      </w:rPr>
-                      <w:instrText xml:space="preserve"> PAGE </w:instrText>
-                    </w:r>
-                    <w:r>
-                      <w:rPr>
-                        <w:rStyle w:val="Nmerodepgina"/>
-                        <w:color w:val="000000"/>
-                      </w:rPr>
-                      <w:fldChar w:fldCharType="separate"/>
-                    </w:r>
-                    <w:r>
-                      <w:rPr>
-                        <w:rStyle w:val="Nmerodepgina"/>
-                        <w:color w:val="000000"/>
-                      </w:rPr>
-                      <w:t>0</w:t>
-                    </w:r>
-                    <w:r>
-                      <w:rPr>
-                        <w:rStyle w:val="Nmerodepgina"/>
-                        <w:color w:val="000000"/>
-                      </w:rPr>
-                      <w:fldChar w:fldCharType="end"/>
-                    </w:r>
-                  </w:p>
-                </w:txbxContent>
-              </v:textbox>
-              <w10:wrap type="square" anchorx="margin"/>
-            </v:rect>
-          </w:pict>
-        </mc:Fallback>
-      </mc:AlternateContent>
-    </w:r>
-  </w:p>
-</w:hdr>
-</file>
-
-<file path=word/header15.xml><?xml version="1.0" encoding="utf-8"?>
-<w:hdr xmlns:wpc="http://schemas.microsoft.com/office/word/2010/wordprocessingCanvas" xmlns:cx="http://schemas.microsoft.com/office/drawing/2014/chartex" xmlns:cx1="http://schemas.microsoft.com/office/drawing/2015/9/8/chartex" xmlns:cx2="http://schemas.microsoft.com/office/drawing/2015/10/21/chartex" xmlns:cx3="http://schemas.microsoft.com/office/drawing/2016/5/9/chartex" xmlns:cx4="http://schemas.microsoft.com/office/drawing/2016/5/10/chartex" xmlns:cx5="http://schemas.microsoft.com/office/drawing/2016/5/11/chartex" xmlns:cx6="http://schemas.microsoft.com/office/drawing/2016/5/12/chartex" xmlns:cx7="http://schemas.microsoft.com/office/drawing/2016/5/13/chartex" xmlns:cx8="http://schemas.microsoft.com/office/drawing/2016/5/14/chartex" xmlns:mc="http://schemas.openxmlformats.org/markup-compatibility/2006" xmlns:aink="http://schemas.microsoft.com/office/drawing/2016/ink" xmlns:am3d="http://schemas.microsoft.com/office/drawing/2017/model3d" xmlns:o="urn:schemas-microsoft-com:office:office" xmlns:oel="http://schemas.microsoft.com/office/2019/extlst" xmlns:r="http://schemas.openxmlformats.org/officeDocument/2006/relationships" xmlns:m="http://schemas.openxmlformats.org/officeDocument/2006/math" xmlns:v="urn:schemas-microsoft-com:vml" xmlns:wp14="http://schemas.microsoft.com/office/word/2010/wordprocessingDrawing" xmlns:wp="http://schemas.openxmlformats.org/drawingml/2006/wordprocessingDrawing" xmlns:w10="urn:schemas-microsoft-com:office:word" xmlns:w="http://schemas.openxmlformats.org/wordprocessingml/2006/main" xmlns:w14="http://schemas.microsoft.com/office/word/2010/wordml" xmlns:w15="http://schemas.microsoft.com/office/word/2012/wordml" xmlns:w16cex="http://schemas.microsoft.com/office/word/2018/wordml/cex" xmlns:w16cid="http://schemas.microsoft.com/office/word/2016/wordml/cid" xmlns:w16="http://schemas.microsoft.com/office/word/2018/wordml" xmlns:w16du="http://schemas.microsoft.com/office/word/2023/wordml/word16du" xmlns:w16sdtdh="http://schemas.microsoft.com/office/word/2020/wordml/sdtdatahash" xmlns:w16sdtfl="http://schemas.microsoft.com/office/word/2024/wordml/sdtformatlock" xmlns:w16se="http://schemas.microsoft.com/office/word/2015/wordml/symex" xmlns:wpg="http://schemas.microsoft.com/office/word/2010/wordprocessingGroup" xmlns:wpi="http://schemas.microsoft.com/office/word/2010/wordprocessingInk" xmlns:wne="http://schemas.microsoft.com/office/word/2006/wordml" xmlns:wps="http://schemas.microsoft.com/office/word/2010/wordprocessingShape" mc:Ignorable="w14 w15 w16se w16cid w16 w16cex w16sdtdh w16sdtfl w16du wp14">
-  <w:p>
-    <w:pPr>
-      <w:pStyle w:val="Encabezado"/>
-    </w:pPr>
-  </w:p>
-</w:hdr>
-</file>
-
-<file path=word/header16.xml><?xml version="1.0" encoding="utf-8"?>
-<w:hdr xmlns:wpc="http://schemas.microsoft.com/office/word/2010/wordprocessingCanvas" xmlns:cx="http://schemas.microsoft.com/office/drawing/2014/chartex" xmlns:cx1="http://schemas.microsoft.com/office/drawing/2015/9/8/chartex" xmlns:cx2="http://schemas.microsoft.com/office/drawing/2015/10/21/chartex" xmlns:cx3="http://schemas.microsoft.com/office/drawing/2016/5/9/chartex" xmlns:cx4="http://schemas.microsoft.com/office/drawing/2016/5/10/chartex" xmlns:cx5="http://schemas.microsoft.com/office/drawing/2016/5/11/chartex" xmlns:cx6="http://schemas.microsoft.com/office/drawing/2016/5/12/chartex" xmlns:cx7="http://schemas.microsoft.com/office/drawing/2016/5/13/chartex" xmlns:cx8="http://schemas.microsoft.com/office/drawing/2016/5/14/chartex" xmlns:mc="http://schemas.openxmlformats.org/markup-compatibility/2006" xmlns:aink="http://schemas.microsoft.com/office/drawing/2016/ink" xmlns:am3d="http://schemas.microsoft.com/office/drawing/2017/model3d" xmlns:o="urn:schemas-microsoft-com:office:office" xmlns:oel="http://schemas.microsoft.com/office/2019/extlst" xmlns:r="http://schemas.openxmlformats.org/officeDocument/2006/relationships" xmlns:m="http://schemas.openxmlformats.org/officeDocument/2006/math" xmlns:v="urn:schemas-microsoft-com:vml" xmlns:wp14="http://schemas.microsoft.com/office/word/2010/wordprocessingDrawing" xmlns:wp="http://schemas.openxmlformats.org/drawingml/2006/wordprocessingDrawing" xmlns:w10="urn:schemas-microsoft-com:office:word" xmlns:w="http://schemas.openxmlformats.org/wordprocessingml/2006/main" xmlns:w14="http://schemas.microsoft.com/office/word/2010/wordml" xmlns:w15="http://schemas.microsoft.com/office/word/2012/wordml" xmlns:w16cex="http://schemas.microsoft.com/office/word/2018/wordml/cex" xmlns:w16cid="http://schemas.microsoft.com/office/word/2016/wordml/cid" xmlns:w16="http://schemas.microsoft.com/office/word/2018/wordml" xmlns:w16du="http://schemas.microsoft.com/office/word/2023/wordml/word16du" xmlns:w16sdtdh="http://schemas.microsoft.com/office/word/2020/wordml/sdtdatahash" xmlns:w16sdtfl="http://schemas.microsoft.com/office/word/2024/wordml/sdtformatlock" xmlns:w16se="http://schemas.microsoft.com/office/word/2015/wordml/symex" xmlns:wpg="http://schemas.microsoft.com/office/word/2010/wordprocessingGroup" xmlns:wpi="http://schemas.microsoft.com/office/word/2010/wordprocessingInk" xmlns:wne="http://schemas.microsoft.com/office/word/2006/wordml" xmlns:wps="http://schemas.microsoft.com/office/word/2010/wordprocessingShape" mc:Ignorable="w14 w15 w16se w16cid w16 w16cex w16sdtdh w16sdtfl w16du wp14">
-  <w:p>
-    <w:pPr>
-      <w:pStyle w:val="Encabezado"/>
-    </w:pPr>
-  </w:p>
-</w:hdr>
-</file>
-
-<file path=word/header17.xml><?xml version="1.0" encoding="utf-8"?>
-<w:hdr xmlns:wpc="http://schemas.microsoft.com/office/word/2010/wordprocessingCanvas" xmlns:cx="http://schemas.microsoft.com/office/drawing/2014/chartex" xmlns:cx1="http://schemas.microsoft.com/office/drawing/2015/9/8/chartex" xmlns:cx2="http://schemas.microsoft.com/office/drawing/2015/10/21/chartex" xmlns:cx3="http://schemas.microsoft.com/office/drawing/2016/5/9/chartex" xmlns:cx4="http://schemas.microsoft.com/office/drawing/2016/5/10/chartex" xmlns:cx5="http://schemas.microsoft.com/office/drawing/2016/5/11/chartex" xmlns:cx6="http://schemas.microsoft.com/office/drawing/2016/5/12/chartex" xmlns:cx7="http://schemas.microsoft.com/office/drawing/2016/5/13/chartex" xmlns:cx8="http://schemas.microsoft.com/office/drawing/2016/5/14/chartex" xmlns:mc="http://schemas.openxmlformats.org/markup-compatibility/2006" xmlns:aink="http://schemas.microsoft.com/office/drawing/2016/ink" xmlns:am3d="http://schemas.microsoft.com/office/drawing/2017/model3d" xmlns:o="urn:schemas-microsoft-com:office:office" xmlns:oel="http://schemas.microsoft.com/office/2019/extlst" xmlns:r="http://schemas.openxmlformats.org/officeDocument/2006/relationships" xmlns:m="http://schemas.openxmlformats.org/officeDocument/2006/math" xmlns:v="urn:schemas-microsoft-com:vml" xmlns:wp14="http://schemas.microsoft.com/office/word/2010/wordprocessingDrawing" xmlns:wp="http://schemas.openxmlformats.org/drawingml/2006/wordprocessingDrawing" xmlns:w10="urn:schemas-microsoft-com:office:word" xmlns:w="http://schemas.openxmlformats.org/wordprocessingml/2006/main" xmlns:w14="http://schemas.microsoft.com/office/word/2010/wordml" xmlns:w15="http://schemas.microsoft.com/office/word/2012/wordml" xmlns:w16cex="http://schemas.microsoft.com/office/word/2018/wordml/cex" xmlns:w16cid="http://schemas.microsoft.com/office/word/2016/wordml/cid" xmlns:w16="http://schemas.microsoft.com/office/word/2018/wordml" xmlns:w16du="http://schemas.microsoft.com/office/word/2023/wordml/word16du" xmlns:w16sdtdh="http://schemas.microsoft.com/office/word/2020/wordml/sdtdatahash" xmlns:w16sdtfl="http://schemas.microsoft.com/office/word/2024/wordml/sdtformatlock" xmlns:w16se="http://schemas.microsoft.com/office/word/2015/wordml/symex" xmlns:wpg="http://schemas.microsoft.com/office/word/2010/wordprocessingGroup" xmlns:wpi="http://schemas.microsoft.com/office/word/2010/wordprocessingInk" xmlns:wne="http://schemas.microsoft.com/office/word/2006/wordml" xmlns:wps="http://schemas.microsoft.com/office/word/2010/wordprocessingShape" mc:Ignorable="w14 w15 w16se w16cid w16 w16cex w16sdtdh w16sdtfl w16du wp14">
-  <w:p>
-    <w:pPr>
-      <w:spacing w:line="34" w:lineRule="auto"/>
-      <w:ind w:right="360"/>
-      <w:jc w:val="center"/>
-    </w:pPr>
-    <w:r>
+      <w:rPr>
+        <w:noProof/>
+      </w:rPr>
       <mc:AlternateContent>
         <mc:Choice Requires="wps">
           <w:drawing>
@@ -11933,7 +11573,7 @@
         </mc:Choice>
         <mc:Fallback>
           <w:pict>
-            <v:rect w14:anchorId="5F7540F1" id="Marco7" o:spid="_x0000_s1032" style="position:absolute;left:0;text-align:left;margin-left:-1.75pt;margin-top:.05pt;width:49.45pt;height:16.25pt;z-index:-251670528;visibility:visible;mso-wrap-style:square;mso-wrap-distance-left:0;mso-wrap-distance-top:0;mso-wrap-distance-right:0;mso-wrap-distance-bottom:0;mso-position-horizontal:right;mso-position-horizontal-relative:margin;mso-position-vertical:absolute;mso-position-vertical-relative:text;v-text-anchor:top" o:gfxdata="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" o:allowincell="f" filled="f" stroked="f" strokeweight="0">
+            <v:rect w14:anchorId="5F7540F1" id="Marco7" o:spid="_x0000_s1030" style="position:absolute;left:0;text-align:left;margin-left:-1.75pt;margin-top:.05pt;width:49.45pt;height:16.25pt;z-index:-251670528;visibility:visible;mso-wrap-style:square;mso-wrap-distance-left:0;mso-wrap-distance-top:0;mso-wrap-distance-right:0;mso-wrap-distance-bottom:0;mso-position-horizontal:right;mso-position-horizontal-relative:margin;mso-position-vertical:absolute;mso-position-vertical-relative:text;v-text-anchor:top" o:gfxdata="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" o:allowincell="f" filled="f" stroked="f" strokeweight="0">
               <v:textbox style="mso-fit-shape-to-text:t" inset="0,0,0,0">
                 <w:txbxContent>
                   <w:p>
@@ -11991,7 +11631,7 @@
 </w:hdr>
 </file>
 
-<file path=word/header18.xml><?xml version="1.0" encoding="utf-8"?>
+<file path=word/header11.xml><?xml version="1.0" encoding="utf-8"?>
 <w:hdr xmlns:wpc="http://schemas.microsoft.com/office/word/2010/wordprocessingCanvas" xmlns:cx="http://schemas.microsoft.com/office/drawing/2014/chartex" xmlns:cx1="http://schemas.microsoft.com/office/drawing/2015/9/8/chartex" xmlns:cx2="http://schemas.microsoft.com/office/drawing/2015/10/21/chartex" xmlns:cx3="http://schemas.microsoft.com/office/drawing/2016/5/9/chartex" xmlns:cx4="http://schemas.microsoft.com/office/drawing/2016/5/10/chartex" xmlns:cx5="http://schemas.microsoft.com/office/drawing/2016/5/11/chartex" xmlns:cx6="http://schemas.microsoft.com/office/drawing/2016/5/12/chartex" xmlns:cx7="http://schemas.microsoft.com/office/drawing/2016/5/13/chartex" xmlns:cx8="http://schemas.microsoft.com/office/drawing/2016/5/14/chartex" xmlns:mc="http://schemas.openxmlformats.org/markup-compatibility/2006" xmlns:aink="http://schemas.microsoft.com/office/drawing/2016/ink" xmlns:am3d="http://schemas.microsoft.com/office/drawing/2017/model3d" xmlns:o="urn:schemas-microsoft-com:office:office" xmlns:oel="http://schemas.microsoft.com/office/2019/extlst" xmlns:r="http://schemas.openxmlformats.org/officeDocument/2006/relationships" xmlns:m="http://schemas.openxmlformats.org/officeDocument/2006/math" xmlns:v="urn:schemas-microsoft-com:vml" xmlns:wp14="http://schemas.microsoft.com/office/word/2010/wordprocessingDrawing" xmlns:wp="http://schemas.openxmlformats.org/drawingml/2006/wordprocessingDrawing" xmlns:w10="urn:schemas-microsoft-com:office:word" xmlns:w="http://schemas.openxmlformats.org/wordprocessingml/2006/main" xmlns:w14="http://schemas.microsoft.com/office/word/2010/wordml" xmlns:w15="http://schemas.microsoft.com/office/word/2012/wordml" xmlns:w16cex="http://schemas.microsoft.com/office/word/2018/wordml/cex" xmlns:w16cid="http://schemas.microsoft.com/office/word/2016/wordml/cid" xmlns:w16="http://schemas.microsoft.com/office/word/2018/wordml" xmlns:w16du="http://schemas.microsoft.com/office/word/2023/wordml/word16du" xmlns:w16sdtdh="http://schemas.microsoft.com/office/word/2020/wordml/sdtdatahash" xmlns:w16sdtfl="http://schemas.microsoft.com/office/word/2024/wordml/sdtformatlock" xmlns:w16se="http://schemas.microsoft.com/office/word/2015/wordml/symex" xmlns:wpg="http://schemas.microsoft.com/office/word/2010/wordprocessingGroup" xmlns:wpi="http://schemas.microsoft.com/office/word/2010/wordprocessingInk" xmlns:wne="http://schemas.microsoft.com/office/word/2006/wordml" xmlns:wps="http://schemas.microsoft.com/office/word/2010/wordprocessingShape" mc:Ignorable="w14 w15 w16se w16cid w16 w16cex w16sdtdh w16sdtfl w16du wp14">
   <w:p>
     <w:pPr>
@@ -12000,6 +11640,9 @@
       <w:jc w:val="center"/>
     </w:pPr>
     <w:r>
+      <w:rPr>
+        <w:noProof/>
+      </w:rPr>
       <mc:AlternateContent>
         <mc:Choice Requires="wps">
           <w:drawing>
@@ -12103,7 +11746,7 @@
         </mc:Choice>
         <mc:Fallback>
           <w:pict>
-            <v:rect w14:anchorId="07E99A72" id="_x0000_s1033" style="position:absolute;left:0;text-align:left;margin-left:-1.75pt;margin-top:.05pt;width:49.45pt;height:16.25pt;z-index:-251669504;visibility:visible;mso-wrap-style:square;mso-wrap-distance-left:0;mso-wrap-distance-top:0;mso-wrap-distance-right:0;mso-wrap-distance-bottom:0;mso-position-horizontal:right;mso-position-horizontal-relative:margin;mso-position-vertical:absolute;mso-position-vertical-relative:text;v-text-anchor:top" o:gfxdata="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" o:allowincell="f" filled="f" stroked="f" strokeweight="0">
+            <v:rect w14:anchorId="07E99A72" id="_x0000_s1031" style="position:absolute;left:0;text-align:left;margin-left:-1.75pt;margin-top:.05pt;width:49.45pt;height:16.25pt;z-index:-251669504;visibility:visible;mso-wrap-style:square;mso-wrap-distance-left:0;mso-wrap-distance-top:0;mso-wrap-distance-right:0;mso-wrap-distance-bottom:0;mso-position-horizontal:right;mso-position-horizontal-relative:margin;mso-position-vertical:absolute;mso-position-vertical-relative:text;v-text-anchor:top" o:gfxdata="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" o:allowincell="f" filled="f" stroked="f" strokeweight="0">
               <v:textbox style="mso-fit-shape-to-text:t" inset="0,0,0,0">
                 <w:txbxContent>
                   <w:p>
@@ -12161,12 +11804,897 @@
 </w:hdr>
 </file>
 
-<file path=word/header19.xml><?xml version="1.0" encoding="utf-8"?>
+<file path=word/header12.xml><?xml version="1.0" encoding="utf-8"?>
 <w:hdr xmlns:wpc="http://schemas.microsoft.com/office/word/2010/wordprocessingCanvas" xmlns:cx="http://schemas.microsoft.com/office/drawing/2014/chartex" xmlns:cx1="http://schemas.microsoft.com/office/drawing/2015/9/8/chartex" xmlns:cx2="http://schemas.microsoft.com/office/drawing/2015/10/21/chartex" xmlns:cx3="http://schemas.microsoft.com/office/drawing/2016/5/9/chartex" xmlns:cx4="http://schemas.microsoft.com/office/drawing/2016/5/10/chartex" xmlns:cx5="http://schemas.microsoft.com/office/drawing/2016/5/11/chartex" xmlns:cx6="http://schemas.microsoft.com/office/drawing/2016/5/12/chartex" xmlns:cx7="http://schemas.microsoft.com/office/drawing/2016/5/13/chartex" xmlns:cx8="http://schemas.microsoft.com/office/drawing/2016/5/14/chartex" xmlns:mc="http://schemas.openxmlformats.org/markup-compatibility/2006" xmlns:aink="http://schemas.microsoft.com/office/drawing/2016/ink" xmlns:am3d="http://schemas.microsoft.com/office/drawing/2017/model3d" xmlns:o="urn:schemas-microsoft-com:office:office" xmlns:oel="http://schemas.microsoft.com/office/2019/extlst" xmlns:r="http://schemas.openxmlformats.org/officeDocument/2006/relationships" xmlns:m="http://schemas.openxmlformats.org/officeDocument/2006/math" xmlns:v="urn:schemas-microsoft-com:vml" xmlns:wp14="http://schemas.microsoft.com/office/word/2010/wordprocessingDrawing" xmlns:wp="http://schemas.openxmlformats.org/drawingml/2006/wordprocessingDrawing" xmlns:w10="urn:schemas-microsoft-com:office:word" xmlns:w="http://schemas.openxmlformats.org/wordprocessingml/2006/main" xmlns:w14="http://schemas.microsoft.com/office/word/2010/wordml" xmlns:w15="http://schemas.microsoft.com/office/word/2012/wordml" xmlns:w16cex="http://schemas.microsoft.com/office/word/2018/wordml/cex" xmlns:w16cid="http://schemas.microsoft.com/office/word/2016/wordml/cid" xmlns:w16="http://schemas.microsoft.com/office/word/2018/wordml" xmlns:w16du="http://schemas.microsoft.com/office/word/2023/wordml/word16du" xmlns:w16sdtdh="http://schemas.microsoft.com/office/word/2020/wordml/sdtdatahash" xmlns:w16sdtfl="http://schemas.microsoft.com/office/word/2024/wordml/sdtformatlock" xmlns:w16se="http://schemas.microsoft.com/office/word/2015/wordml/symex" xmlns:wpg="http://schemas.microsoft.com/office/word/2010/wordprocessingGroup" xmlns:wpi="http://schemas.microsoft.com/office/word/2010/wordprocessingInk" xmlns:wne="http://schemas.microsoft.com/office/word/2006/wordml" xmlns:wps="http://schemas.microsoft.com/office/word/2010/wordprocessingShape" mc:Ignorable="w14 w15 w16se w16cid w16 w16cex w16sdtdh w16sdtfl w16du wp14">
   <w:p>
     <w:pPr>
       <w:pStyle w:val="Encabezado"/>
     </w:pPr>
+  </w:p>
+</w:hdr>
+</file>
+
+<file path=word/header13.xml><?xml version="1.0" encoding="utf-8"?>
+<w:hdr xmlns:wpc="http://schemas.microsoft.com/office/word/2010/wordprocessingCanvas" xmlns:cx="http://schemas.microsoft.com/office/drawing/2014/chartex" xmlns:cx1="http://schemas.microsoft.com/office/drawing/2015/9/8/chartex" xmlns:cx2="http://schemas.microsoft.com/office/drawing/2015/10/21/chartex" xmlns:cx3="http://schemas.microsoft.com/office/drawing/2016/5/9/chartex" xmlns:cx4="http://schemas.microsoft.com/office/drawing/2016/5/10/chartex" xmlns:cx5="http://schemas.microsoft.com/office/drawing/2016/5/11/chartex" xmlns:cx6="http://schemas.microsoft.com/office/drawing/2016/5/12/chartex" xmlns:cx7="http://schemas.microsoft.com/office/drawing/2016/5/13/chartex" xmlns:cx8="http://schemas.microsoft.com/office/drawing/2016/5/14/chartex" xmlns:mc="http://schemas.openxmlformats.org/markup-compatibility/2006" xmlns:aink="http://schemas.microsoft.com/office/drawing/2016/ink" xmlns:am3d="http://schemas.microsoft.com/office/drawing/2017/model3d" xmlns:o="urn:schemas-microsoft-com:office:office" xmlns:oel="http://schemas.microsoft.com/office/2019/extlst" xmlns:r="http://schemas.openxmlformats.org/officeDocument/2006/relationships" xmlns:m="http://schemas.openxmlformats.org/officeDocument/2006/math" xmlns:v="urn:schemas-microsoft-com:vml" xmlns:wp14="http://schemas.microsoft.com/office/word/2010/wordprocessingDrawing" xmlns:wp="http://schemas.openxmlformats.org/drawingml/2006/wordprocessingDrawing" xmlns:w10="urn:schemas-microsoft-com:office:word" xmlns:w="http://schemas.openxmlformats.org/wordprocessingml/2006/main" xmlns:w14="http://schemas.microsoft.com/office/word/2010/wordml" xmlns:w15="http://schemas.microsoft.com/office/word/2012/wordml" xmlns:w16cex="http://schemas.microsoft.com/office/word/2018/wordml/cex" xmlns:w16cid="http://schemas.microsoft.com/office/word/2016/wordml/cid" xmlns:w16="http://schemas.microsoft.com/office/word/2018/wordml" xmlns:w16du="http://schemas.microsoft.com/office/word/2023/wordml/word16du" xmlns:w16sdtdh="http://schemas.microsoft.com/office/word/2020/wordml/sdtdatahash" xmlns:w16sdtfl="http://schemas.microsoft.com/office/word/2024/wordml/sdtformatlock" xmlns:w16se="http://schemas.microsoft.com/office/word/2015/wordml/symex" xmlns:wpg="http://schemas.microsoft.com/office/word/2010/wordprocessingGroup" xmlns:wpi="http://schemas.microsoft.com/office/word/2010/wordprocessingInk" xmlns:wne="http://schemas.microsoft.com/office/word/2006/wordml" xmlns:wps="http://schemas.microsoft.com/office/word/2010/wordprocessingShape" mc:Ignorable="w14 w15 w16se w16cid w16 w16cex w16sdtdh w16sdtfl w16du wp14">
+  <w:p>
+    <w:pPr>
+      <w:spacing w:line="34" w:lineRule="auto"/>
+      <w:ind w:right="360"/>
+      <w:jc w:val="center"/>
+    </w:pPr>
+    <w:r>
+      <w:rPr>
+        <w:noProof/>
+      </w:rPr>
+      <mc:AlternateContent>
+        <mc:Choice Requires="wps">
+          <w:drawing>
+            <wp:anchor distT="0" distB="0" distL="0" distR="0" simplePos="0" relativeHeight="251655168" behindDoc="1" locked="0" layoutInCell="0" allowOverlap="1" wp14:anchorId="1A5B2AD2" wp14:editId="368671D0">
+              <wp:simplePos x="0" y="0"/>
+              <wp:positionH relativeFrom="margin">
+                <wp:align>right</wp:align>
+              </wp:positionH>
+              <wp:positionV relativeFrom="paragraph">
+                <wp:posOffset>635</wp:posOffset>
+              </wp:positionV>
+              <wp:extent cx="628015" cy="206375"/>
+              <wp:effectExtent l="0" t="0" r="0" b="0"/>
+              <wp:wrapSquare wrapText="bothSides"/>
+              <wp:docPr id="17" name="Marco12"/>
+              <wp:cNvGraphicFramePr/>
+              <a:graphic xmlns:a="http://schemas.openxmlformats.org/drawingml/2006/main">
+                <a:graphicData uri="http://schemas.microsoft.com/office/word/2010/wordprocessingShape">
+                  <wps:wsp>
+                    <wps:cNvSpPr/>
+                    <wps:spPr>
+                      <a:xfrm>
+                        <a:off x="0" y="0"/>
+                        <a:ext cx="627840" cy="206280"/>
+                      </a:xfrm>
+                      <a:prstGeom prst="rect">
+                        <a:avLst/>
+                      </a:prstGeom>
+                      <a:noFill/>
+                      <a:ln w="0">
+                        <a:noFill/>
+                      </a:ln>
+                    </wps:spPr>
+                    <wps:style>
+                      <a:lnRef idx="0">
+                        <a:scrgbClr r="0" g="0" b="0"/>
+                      </a:lnRef>
+                      <a:fillRef idx="0">
+                        <a:scrgbClr r="0" g="0" b="0"/>
+                      </a:fillRef>
+                      <a:effectRef idx="0">
+                        <a:scrgbClr r="0" g="0" b="0"/>
+                      </a:effectRef>
+                      <a:fontRef idx="minor"/>
+                    </wps:style>
+                    <wps:txbx>
+                      <w:txbxContent>
+                        <w:p>
+                          <w:pPr>
+                            <w:pStyle w:val="Encabezado"/>
+                            <w:rPr>
+                              <w:rStyle w:val="Nmerodepgina"/>
+                            </w:rPr>
+                          </w:pPr>
+                          <w:r>
+                            <w:rPr>
+                              <w:rStyle w:val="Nmerodepgina"/>
+                              <w:color w:val="000000"/>
+                            </w:rPr>
+                            <w:fldChar w:fldCharType="begin"/>
+                          </w:r>
+                          <w:r>
+                            <w:rPr>
+                              <w:rStyle w:val="Nmerodepgina"/>
+                              <w:color w:val="000000"/>
+                            </w:rPr>
+                            <w:instrText xml:space="preserve"> PAGE </w:instrText>
+                          </w:r>
+                          <w:r>
+                            <w:rPr>
+                              <w:rStyle w:val="Nmerodepgina"/>
+                              <w:color w:val="000000"/>
+                            </w:rPr>
+                            <w:fldChar w:fldCharType="separate"/>
+                          </w:r>
+                          <w:r>
+                            <w:rPr>
+                              <w:rStyle w:val="Nmerodepgina"/>
+                              <w:color w:val="000000"/>
+                            </w:rPr>
+                            <w:t>24</w:t>
+                          </w:r>
+                          <w:r>
+                            <w:rPr>
+                              <w:rStyle w:val="Nmerodepgina"/>
+                              <w:color w:val="000000"/>
+                            </w:rPr>
+                            <w:fldChar w:fldCharType="end"/>
+                          </w:r>
+                        </w:p>
+                      </w:txbxContent>
+                    </wps:txbx>
+                    <wps:bodyPr lIns="0" tIns="0" rIns="0" bIns="0" anchor="t">
+                      <a:spAutoFit/>
+                    </wps:bodyPr>
+                  </wps:wsp>
+                </a:graphicData>
+              </a:graphic>
+            </wp:anchor>
+          </w:drawing>
+        </mc:Choice>
+        <mc:Fallback>
+          <w:pict>
+            <v:rect w14:anchorId="1A5B2AD2" id="Marco12" o:spid="_x0000_s1032" style="position:absolute;left:0;text-align:left;margin-left:-1.75pt;margin-top:.05pt;width:49.45pt;height:16.25pt;z-index:-251661312;visibility:visible;mso-wrap-style:square;mso-wrap-distance-left:0;mso-wrap-distance-top:0;mso-wrap-distance-right:0;mso-wrap-distance-bottom:0;mso-position-horizontal:right;mso-position-horizontal-relative:margin;mso-position-vertical:absolute;mso-position-vertical-relative:text;v-text-anchor:top" o:gfxdata="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" o:allowincell="f" filled="f" stroked="f" strokeweight="0">
+              <v:textbox style="mso-fit-shape-to-text:t" inset="0,0,0,0">
+                <w:txbxContent>
+                  <w:p>
+                    <w:pPr>
+                      <w:pStyle w:val="Encabezado"/>
+                      <w:rPr>
+                        <w:rStyle w:val="Nmerodepgina"/>
+                      </w:rPr>
+                    </w:pPr>
+                    <w:r>
+                      <w:rPr>
+                        <w:rStyle w:val="Nmerodepgina"/>
+                        <w:color w:val="000000"/>
+                      </w:rPr>
+                      <w:fldChar w:fldCharType="begin"/>
+                    </w:r>
+                    <w:r>
+                      <w:rPr>
+                        <w:rStyle w:val="Nmerodepgina"/>
+                        <w:color w:val="000000"/>
+                      </w:rPr>
+                      <w:instrText xml:space="preserve"> PAGE </w:instrText>
+                    </w:r>
+                    <w:r>
+                      <w:rPr>
+                        <w:rStyle w:val="Nmerodepgina"/>
+                        <w:color w:val="000000"/>
+                      </w:rPr>
+                      <w:fldChar w:fldCharType="separate"/>
+                    </w:r>
+                    <w:r>
+                      <w:rPr>
+                        <w:rStyle w:val="Nmerodepgina"/>
+                        <w:color w:val="000000"/>
+                      </w:rPr>
+                      <w:t>24</w:t>
+                    </w:r>
+                    <w:r>
+                      <w:rPr>
+                        <w:rStyle w:val="Nmerodepgina"/>
+                        <w:color w:val="000000"/>
+                      </w:rPr>
+                      <w:fldChar w:fldCharType="end"/>
+                    </w:r>
+                  </w:p>
+                </w:txbxContent>
+              </v:textbox>
+              <w10:wrap type="square" anchorx="margin"/>
+            </v:rect>
+          </w:pict>
+        </mc:Fallback>
+      </mc:AlternateContent>
+    </w:r>
+  </w:p>
+</w:hdr>
+</file>
+
+<file path=word/header14.xml><?xml version="1.0" encoding="utf-8"?>
+<w:hdr xmlns:wpc="http://schemas.microsoft.com/office/word/2010/wordprocessingCanvas" xmlns:cx="http://schemas.microsoft.com/office/drawing/2014/chartex" xmlns:cx1="http://schemas.microsoft.com/office/drawing/2015/9/8/chartex" xmlns:cx2="http://schemas.microsoft.com/office/drawing/2015/10/21/chartex" xmlns:cx3="http://schemas.microsoft.com/office/drawing/2016/5/9/chartex" xmlns:cx4="http://schemas.microsoft.com/office/drawing/2016/5/10/chartex" xmlns:cx5="http://schemas.microsoft.com/office/drawing/2016/5/11/chartex" xmlns:cx6="http://schemas.microsoft.com/office/drawing/2016/5/12/chartex" xmlns:cx7="http://schemas.microsoft.com/office/drawing/2016/5/13/chartex" xmlns:cx8="http://schemas.microsoft.com/office/drawing/2016/5/14/chartex" xmlns:mc="http://schemas.openxmlformats.org/markup-compatibility/2006" xmlns:aink="http://schemas.microsoft.com/office/drawing/2016/ink" xmlns:am3d="http://schemas.microsoft.com/office/drawing/2017/model3d" xmlns:o="urn:schemas-microsoft-com:office:office" xmlns:oel="http://schemas.microsoft.com/office/2019/extlst" xmlns:r="http://schemas.openxmlformats.org/officeDocument/2006/relationships" xmlns:m="http://schemas.openxmlformats.org/officeDocument/2006/math" xmlns:v="urn:schemas-microsoft-com:vml" xmlns:wp14="http://schemas.microsoft.com/office/word/2010/wordprocessingDrawing" xmlns:wp="http://schemas.openxmlformats.org/drawingml/2006/wordprocessingDrawing" xmlns:w10="urn:schemas-microsoft-com:office:word" xmlns:w="http://schemas.openxmlformats.org/wordprocessingml/2006/main" xmlns:w14="http://schemas.microsoft.com/office/word/2010/wordml" xmlns:w15="http://schemas.microsoft.com/office/word/2012/wordml" xmlns:w16cex="http://schemas.microsoft.com/office/word/2018/wordml/cex" xmlns:w16cid="http://schemas.microsoft.com/office/word/2016/wordml/cid" xmlns:w16="http://schemas.microsoft.com/office/word/2018/wordml" xmlns:w16du="http://schemas.microsoft.com/office/word/2023/wordml/word16du" xmlns:w16sdtdh="http://schemas.microsoft.com/office/word/2020/wordml/sdtdatahash" xmlns:w16sdtfl="http://schemas.microsoft.com/office/word/2024/wordml/sdtformatlock" xmlns:w16se="http://schemas.microsoft.com/office/word/2015/wordml/symex" xmlns:wpg="http://schemas.microsoft.com/office/word/2010/wordprocessingGroup" xmlns:wpi="http://schemas.microsoft.com/office/word/2010/wordprocessingInk" xmlns:wne="http://schemas.microsoft.com/office/word/2006/wordml" xmlns:wps="http://schemas.microsoft.com/office/word/2010/wordprocessingShape" mc:Ignorable="w14 w15 w16se w16cid w16 w16cex w16sdtdh w16sdtfl w16du wp14">
+  <w:p>
+    <w:pPr>
+      <w:spacing w:line="34" w:lineRule="auto"/>
+      <w:ind w:right="360"/>
+      <w:jc w:val="center"/>
+    </w:pPr>
+    <w:r>
+      <w:rPr>
+        <w:noProof/>
+      </w:rPr>
+      <mc:AlternateContent>
+        <mc:Choice Requires="wps">
+          <w:drawing>
+            <wp:anchor distT="0" distB="0" distL="0" distR="0" simplePos="0" relativeHeight="251656192" behindDoc="1" locked="0" layoutInCell="0" allowOverlap="1" wp14:anchorId="5EC902E4" wp14:editId="6080C5DC">
+              <wp:simplePos x="0" y="0"/>
+              <wp:positionH relativeFrom="margin">
+                <wp:align>right</wp:align>
+              </wp:positionH>
+              <wp:positionV relativeFrom="paragraph">
+                <wp:posOffset>635</wp:posOffset>
+              </wp:positionV>
+              <wp:extent cx="628015" cy="206375"/>
+              <wp:effectExtent l="0" t="0" r="0" b="0"/>
+              <wp:wrapSquare wrapText="bothSides"/>
+              <wp:docPr id="18" name="Marco12"/>
+              <wp:cNvGraphicFramePr/>
+              <a:graphic xmlns:a="http://schemas.openxmlformats.org/drawingml/2006/main">
+                <a:graphicData uri="http://schemas.microsoft.com/office/word/2010/wordprocessingShape">
+                  <wps:wsp>
+                    <wps:cNvSpPr/>
+                    <wps:spPr>
+                      <a:xfrm>
+                        <a:off x="0" y="0"/>
+                        <a:ext cx="627840" cy="206280"/>
+                      </a:xfrm>
+                      <a:prstGeom prst="rect">
+                        <a:avLst/>
+                      </a:prstGeom>
+                      <a:noFill/>
+                      <a:ln w="0">
+                        <a:noFill/>
+                      </a:ln>
+                    </wps:spPr>
+                    <wps:style>
+                      <a:lnRef idx="0">
+                        <a:scrgbClr r="0" g="0" b="0"/>
+                      </a:lnRef>
+                      <a:fillRef idx="0">
+                        <a:scrgbClr r="0" g="0" b="0"/>
+                      </a:fillRef>
+                      <a:effectRef idx="0">
+                        <a:scrgbClr r="0" g="0" b="0"/>
+                      </a:effectRef>
+                      <a:fontRef idx="minor"/>
+                    </wps:style>
+                    <wps:txbx>
+                      <w:txbxContent>
+                        <w:p>
+                          <w:pPr>
+                            <w:pStyle w:val="Encabezado"/>
+                            <w:rPr>
+                              <w:rStyle w:val="Nmerodepgina"/>
+                            </w:rPr>
+                          </w:pPr>
+                          <w:r>
+                            <w:rPr>
+                              <w:rStyle w:val="Nmerodepgina"/>
+                              <w:color w:val="000000"/>
+                            </w:rPr>
+                            <w:fldChar w:fldCharType="begin"/>
+                          </w:r>
+                          <w:r>
+                            <w:rPr>
+                              <w:rStyle w:val="Nmerodepgina"/>
+                              <w:color w:val="000000"/>
+                            </w:rPr>
+                            <w:instrText xml:space="preserve"> PAGE </w:instrText>
+                          </w:r>
+                          <w:r>
+                            <w:rPr>
+                              <w:rStyle w:val="Nmerodepgina"/>
+                              <w:color w:val="000000"/>
+                            </w:rPr>
+                            <w:fldChar w:fldCharType="separate"/>
+                          </w:r>
+                          <w:r>
+                            <w:rPr>
+                              <w:rStyle w:val="Nmerodepgina"/>
+                              <w:color w:val="000000"/>
+                            </w:rPr>
+                            <w:t>24</w:t>
+                          </w:r>
+                          <w:r>
+                            <w:rPr>
+                              <w:rStyle w:val="Nmerodepgina"/>
+                              <w:color w:val="000000"/>
+                            </w:rPr>
+                            <w:fldChar w:fldCharType="end"/>
+                          </w:r>
+                        </w:p>
+                      </w:txbxContent>
+                    </wps:txbx>
+                    <wps:bodyPr lIns="0" tIns="0" rIns="0" bIns="0" anchor="t">
+                      <a:spAutoFit/>
+                    </wps:bodyPr>
+                  </wps:wsp>
+                </a:graphicData>
+              </a:graphic>
+            </wp:anchor>
+          </w:drawing>
+        </mc:Choice>
+        <mc:Fallback>
+          <w:pict>
+            <v:rect w14:anchorId="5EC902E4" id="_x0000_s1033" style="position:absolute;left:0;text-align:left;margin-left:-1.75pt;margin-top:.05pt;width:49.45pt;height:16.25pt;z-index:-251660288;visibility:visible;mso-wrap-style:square;mso-wrap-distance-left:0;mso-wrap-distance-top:0;mso-wrap-distance-right:0;mso-wrap-distance-bottom:0;mso-position-horizontal:right;mso-position-horizontal-relative:margin;mso-position-vertical:absolute;mso-position-vertical-relative:text;v-text-anchor:top" o:gfxdata="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" o:allowincell="f" filled="f" stroked="f" strokeweight="0">
+              <v:textbox style="mso-fit-shape-to-text:t" inset="0,0,0,0">
+                <w:txbxContent>
+                  <w:p>
+                    <w:pPr>
+                      <w:pStyle w:val="Encabezado"/>
+                      <w:rPr>
+                        <w:rStyle w:val="Nmerodepgina"/>
+                      </w:rPr>
+                    </w:pPr>
+                    <w:r>
+                      <w:rPr>
+                        <w:rStyle w:val="Nmerodepgina"/>
+                        <w:color w:val="000000"/>
+                      </w:rPr>
+                      <w:fldChar w:fldCharType="begin"/>
+                    </w:r>
+                    <w:r>
+                      <w:rPr>
+                        <w:rStyle w:val="Nmerodepgina"/>
+                        <w:color w:val="000000"/>
+                      </w:rPr>
+                      <w:instrText xml:space="preserve"> PAGE </w:instrText>
+                    </w:r>
+                    <w:r>
+                      <w:rPr>
+                        <w:rStyle w:val="Nmerodepgina"/>
+                        <w:color w:val="000000"/>
+                      </w:rPr>
+                      <w:fldChar w:fldCharType="separate"/>
+                    </w:r>
+                    <w:r>
+                      <w:rPr>
+                        <w:rStyle w:val="Nmerodepgina"/>
+                        <w:color w:val="000000"/>
+                      </w:rPr>
+                      <w:t>24</w:t>
+                    </w:r>
+                    <w:r>
+                      <w:rPr>
+                        <w:rStyle w:val="Nmerodepgina"/>
+                        <w:color w:val="000000"/>
+                      </w:rPr>
+                      <w:fldChar w:fldCharType="end"/>
+                    </w:r>
+                  </w:p>
+                </w:txbxContent>
+              </v:textbox>
+              <w10:wrap type="square" anchorx="margin"/>
+            </v:rect>
+          </w:pict>
+        </mc:Fallback>
+      </mc:AlternateContent>
+    </w:r>
+  </w:p>
+</w:hdr>
+</file>
+
+<file path=word/header15.xml><?xml version="1.0" encoding="utf-8"?>
+<w:hdr xmlns:wpc="http://schemas.microsoft.com/office/word/2010/wordprocessingCanvas" xmlns:cx="http://schemas.microsoft.com/office/drawing/2014/chartex" xmlns:cx1="http://schemas.microsoft.com/office/drawing/2015/9/8/chartex" xmlns:cx2="http://schemas.microsoft.com/office/drawing/2015/10/21/chartex" xmlns:cx3="http://schemas.microsoft.com/office/drawing/2016/5/9/chartex" xmlns:cx4="http://schemas.microsoft.com/office/drawing/2016/5/10/chartex" xmlns:cx5="http://schemas.microsoft.com/office/drawing/2016/5/11/chartex" xmlns:cx6="http://schemas.microsoft.com/office/drawing/2016/5/12/chartex" xmlns:cx7="http://schemas.microsoft.com/office/drawing/2016/5/13/chartex" xmlns:cx8="http://schemas.microsoft.com/office/drawing/2016/5/14/chartex" xmlns:mc="http://schemas.openxmlformats.org/markup-compatibility/2006" xmlns:aink="http://schemas.microsoft.com/office/drawing/2016/ink" xmlns:am3d="http://schemas.microsoft.com/office/drawing/2017/model3d" xmlns:o="urn:schemas-microsoft-com:office:office" xmlns:oel="http://schemas.microsoft.com/office/2019/extlst" xmlns:r="http://schemas.openxmlformats.org/officeDocument/2006/relationships" xmlns:m="http://schemas.openxmlformats.org/officeDocument/2006/math" xmlns:v="urn:schemas-microsoft-com:vml" xmlns:wp14="http://schemas.microsoft.com/office/word/2010/wordprocessingDrawing" xmlns:wp="http://schemas.openxmlformats.org/drawingml/2006/wordprocessingDrawing" xmlns:w10="urn:schemas-microsoft-com:office:word" xmlns:w="http://schemas.openxmlformats.org/wordprocessingml/2006/main" xmlns:w14="http://schemas.microsoft.com/office/word/2010/wordml" xmlns:w15="http://schemas.microsoft.com/office/word/2012/wordml" xmlns:w16cex="http://schemas.microsoft.com/office/word/2018/wordml/cex" xmlns:w16cid="http://schemas.microsoft.com/office/word/2016/wordml/cid" xmlns:w16="http://schemas.microsoft.com/office/word/2018/wordml" xmlns:w16du="http://schemas.microsoft.com/office/word/2023/wordml/word16du" xmlns:w16sdtdh="http://schemas.microsoft.com/office/word/2020/wordml/sdtdatahash" xmlns:w16sdtfl="http://schemas.microsoft.com/office/word/2024/wordml/sdtformatlock" xmlns:w16se="http://schemas.microsoft.com/office/word/2015/wordml/symex" xmlns:wpg="http://schemas.microsoft.com/office/word/2010/wordprocessingGroup" xmlns:wpi="http://schemas.microsoft.com/office/word/2010/wordprocessingInk" xmlns:wne="http://schemas.microsoft.com/office/word/2006/wordml" xmlns:wps="http://schemas.microsoft.com/office/word/2010/wordprocessingShape" mc:Ignorable="w14 w15 w16se w16cid w16 w16cex w16sdtdh w16sdtfl w16du wp14">
+  <w:p>
+    <w:pPr>
+      <w:pStyle w:val="Encabezado"/>
+    </w:pPr>
+  </w:p>
+</w:hdr>
+</file>
+
+<file path=word/header16.xml><?xml version="1.0" encoding="utf-8"?>
+<w:hdr xmlns:wpc="http://schemas.microsoft.com/office/word/2010/wordprocessingCanvas" xmlns:cx="http://schemas.microsoft.com/office/drawing/2014/chartex" xmlns:cx1="http://schemas.microsoft.com/office/drawing/2015/9/8/chartex" xmlns:cx2="http://schemas.microsoft.com/office/drawing/2015/10/21/chartex" xmlns:cx3="http://schemas.microsoft.com/office/drawing/2016/5/9/chartex" xmlns:cx4="http://schemas.microsoft.com/office/drawing/2016/5/10/chartex" xmlns:cx5="http://schemas.microsoft.com/office/drawing/2016/5/11/chartex" xmlns:cx6="http://schemas.microsoft.com/office/drawing/2016/5/12/chartex" xmlns:cx7="http://schemas.microsoft.com/office/drawing/2016/5/13/chartex" xmlns:cx8="http://schemas.microsoft.com/office/drawing/2016/5/14/chartex" xmlns:mc="http://schemas.openxmlformats.org/markup-compatibility/2006" xmlns:aink="http://schemas.microsoft.com/office/drawing/2016/ink" xmlns:am3d="http://schemas.microsoft.com/office/drawing/2017/model3d" xmlns:o="urn:schemas-microsoft-com:office:office" xmlns:oel="http://schemas.microsoft.com/office/2019/extlst" xmlns:r="http://schemas.openxmlformats.org/officeDocument/2006/relationships" xmlns:m="http://schemas.openxmlformats.org/officeDocument/2006/math" xmlns:v="urn:schemas-microsoft-com:vml" xmlns:wp14="http://schemas.microsoft.com/office/word/2010/wordprocessingDrawing" xmlns:wp="http://schemas.openxmlformats.org/drawingml/2006/wordprocessingDrawing" xmlns:w10="urn:schemas-microsoft-com:office:word" xmlns:w="http://schemas.openxmlformats.org/wordprocessingml/2006/main" xmlns:w14="http://schemas.microsoft.com/office/word/2010/wordml" xmlns:w15="http://schemas.microsoft.com/office/word/2012/wordml" xmlns:w16cex="http://schemas.microsoft.com/office/word/2018/wordml/cex" xmlns:w16cid="http://schemas.microsoft.com/office/word/2016/wordml/cid" xmlns:w16="http://schemas.microsoft.com/office/word/2018/wordml" xmlns:w16du="http://schemas.microsoft.com/office/word/2023/wordml/word16du" xmlns:w16sdtdh="http://schemas.microsoft.com/office/word/2020/wordml/sdtdatahash" xmlns:w16sdtfl="http://schemas.microsoft.com/office/word/2024/wordml/sdtformatlock" xmlns:w16se="http://schemas.microsoft.com/office/word/2015/wordml/symex" xmlns:wpg="http://schemas.microsoft.com/office/word/2010/wordprocessingGroup" xmlns:wpi="http://schemas.microsoft.com/office/word/2010/wordprocessingInk" xmlns:wne="http://schemas.microsoft.com/office/word/2006/wordml" xmlns:wps="http://schemas.microsoft.com/office/word/2010/wordprocessingShape" mc:Ignorable="w14 w15 w16se w16cid w16 w16cex w16sdtdh w16sdtfl w16du wp14">
+  <w:p>
+    <w:pPr>
+      <w:spacing w:line="34" w:lineRule="auto"/>
+      <w:ind w:right="360"/>
+      <w:jc w:val="center"/>
+    </w:pPr>
+    <w:r>
+      <w:rPr>
+        <w:noProof/>
+      </w:rPr>
+      <mc:AlternateContent>
+        <mc:Choice Requires="wps">
+          <w:drawing>
+            <wp:anchor distT="0" distB="0" distL="0" distR="0" simplePos="0" relativeHeight="251657216" behindDoc="1" locked="0" layoutInCell="0" allowOverlap="1" wp14:anchorId="47336B61" wp14:editId="1AAB35A4">
+              <wp:simplePos x="0" y="0"/>
+              <wp:positionH relativeFrom="margin">
+                <wp:align>right</wp:align>
+              </wp:positionH>
+              <wp:positionV relativeFrom="paragraph">
+                <wp:posOffset>635</wp:posOffset>
+              </wp:positionV>
+              <wp:extent cx="628015" cy="206375"/>
+              <wp:effectExtent l="0" t="0" r="0" b="0"/>
+              <wp:wrapSquare wrapText="bothSides"/>
+              <wp:docPr id="19" name="Marco13"/>
+              <wp:cNvGraphicFramePr/>
+              <a:graphic xmlns:a="http://schemas.openxmlformats.org/drawingml/2006/main">
+                <a:graphicData uri="http://schemas.microsoft.com/office/word/2010/wordprocessingShape">
+                  <wps:wsp>
+                    <wps:cNvSpPr/>
+                    <wps:spPr>
+                      <a:xfrm>
+                        <a:off x="0" y="0"/>
+                        <a:ext cx="627840" cy="206280"/>
+                      </a:xfrm>
+                      <a:prstGeom prst="rect">
+                        <a:avLst/>
+                      </a:prstGeom>
+                      <a:noFill/>
+                      <a:ln w="0">
+                        <a:noFill/>
+                      </a:ln>
+                    </wps:spPr>
+                    <wps:style>
+                      <a:lnRef idx="0">
+                        <a:scrgbClr r="0" g="0" b="0"/>
+                      </a:lnRef>
+                      <a:fillRef idx="0">
+                        <a:scrgbClr r="0" g="0" b="0"/>
+                      </a:fillRef>
+                      <a:effectRef idx="0">
+                        <a:scrgbClr r="0" g="0" b="0"/>
+                      </a:effectRef>
+                      <a:fontRef idx="minor"/>
+                    </wps:style>
+                    <wps:txbx>
+                      <w:txbxContent>
+                        <w:p>
+                          <w:pPr>
+                            <w:pStyle w:val="Encabezado"/>
+                            <w:rPr>
+                              <w:rStyle w:val="Nmerodepgina"/>
+                            </w:rPr>
+                          </w:pPr>
+                          <w:r>
+                            <w:rPr>
+                              <w:rStyle w:val="Nmerodepgina"/>
+                              <w:color w:val="000000"/>
+                            </w:rPr>
+                            <w:fldChar w:fldCharType="begin"/>
+                          </w:r>
+                          <w:r>
+                            <w:rPr>
+                              <w:rStyle w:val="Nmerodepgina"/>
+                              <w:color w:val="000000"/>
+                            </w:rPr>
+                            <w:instrText xml:space="preserve"> PAGE </w:instrText>
+                          </w:r>
+                          <w:r>
+                            <w:rPr>
+                              <w:rStyle w:val="Nmerodepgina"/>
+                              <w:color w:val="000000"/>
+                            </w:rPr>
+                            <w:fldChar w:fldCharType="separate"/>
+                          </w:r>
+                          <w:r>
+                            <w:rPr>
+                              <w:rStyle w:val="Nmerodepgina"/>
+                              <w:color w:val="000000"/>
+                            </w:rPr>
+                            <w:t>28</w:t>
+                          </w:r>
+                          <w:r>
+                            <w:rPr>
+                              <w:rStyle w:val="Nmerodepgina"/>
+                              <w:color w:val="000000"/>
+                            </w:rPr>
+                            <w:fldChar w:fldCharType="end"/>
+                          </w:r>
+                        </w:p>
+                      </w:txbxContent>
+                    </wps:txbx>
+                    <wps:bodyPr lIns="0" tIns="0" rIns="0" bIns="0" anchor="t">
+                      <a:spAutoFit/>
+                    </wps:bodyPr>
+                  </wps:wsp>
+                </a:graphicData>
+              </a:graphic>
+            </wp:anchor>
+          </w:drawing>
+        </mc:Choice>
+        <mc:Fallback>
+          <w:pict>
+            <v:rect w14:anchorId="47336B61" id="Marco13" o:spid="_x0000_s1034" style="position:absolute;left:0;text-align:left;margin-left:-1.75pt;margin-top:.05pt;width:49.45pt;height:16.25pt;z-index:-251659264;visibility:visible;mso-wrap-style:square;mso-wrap-distance-left:0;mso-wrap-distance-top:0;mso-wrap-distance-right:0;mso-wrap-distance-bottom:0;mso-position-horizontal:right;mso-position-horizontal-relative:margin;mso-position-vertical:absolute;mso-position-vertical-relative:text;v-text-anchor:top" o:gfxdata="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" o:allowincell="f" filled="f" stroked="f" strokeweight="0">
+              <v:textbox style="mso-fit-shape-to-text:t" inset="0,0,0,0">
+                <w:txbxContent>
+                  <w:p>
+                    <w:pPr>
+                      <w:pStyle w:val="Encabezado"/>
+                      <w:rPr>
+                        <w:rStyle w:val="Nmerodepgina"/>
+                      </w:rPr>
+                    </w:pPr>
+                    <w:r>
+                      <w:rPr>
+                        <w:rStyle w:val="Nmerodepgina"/>
+                        <w:color w:val="000000"/>
+                      </w:rPr>
+                      <w:fldChar w:fldCharType="begin"/>
+                    </w:r>
+                    <w:r>
+                      <w:rPr>
+                        <w:rStyle w:val="Nmerodepgina"/>
+                        <w:color w:val="000000"/>
+                      </w:rPr>
+                      <w:instrText xml:space="preserve"> PAGE </w:instrText>
+                    </w:r>
+                    <w:r>
+                      <w:rPr>
+                        <w:rStyle w:val="Nmerodepgina"/>
+                        <w:color w:val="000000"/>
+                      </w:rPr>
+                      <w:fldChar w:fldCharType="separate"/>
+                    </w:r>
+                    <w:r>
+                      <w:rPr>
+                        <w:rStyle w:val="Nmerodepgina"/>
+                        <w:color w:val="000000"/>
+                      </w:rPr>
+                      <w:t>28</w:t>
+                    </w:r>
+                    <w:r>
+                      <w:rPr>
+                        <w:rStyle w:val="Nmerodepgina"/>
+                        <w:color w:val="000000"/>
+                      </w:rPr>
+                      <w:fldChar w:fldCharType="end"/>
+                    </w:r>
+                  </w:p>
+                </w:txbxContent>
+              </v:textbox>
+              <w10:wrap type="square" anchorx="margin"/>
+            </v:rect>
+          </w:pict>
+        </mc:Fallback>
+      </mc:AlternateContent>
+    </w:r>
+  </w:p>
+</w:hdr>
+</file>
+
+<file path=word/header17.xml><?xml version="1.0" encoding="utf-8"?>
+<w:hdr xmlns:wpc="http://schemas.microsoft.com/office/word/2010/wordprocessingCanvas" xmlns:cx="http://schemas.microsoft.com/office/drawing/2014/chartex" xmlns:cx1="http://schemas.microsoft.com/office/drawing/2015/9/8/chartex" xmlns:cx2="http://schemas.microsoft.com/office/drawing/2015/10/21/chartex" xmlns:cx3="http://schemas.microsoft.com/office/drawing/2016/5/9/chartex" xmlns:cx4="http://schemas.microsoft.com/office/drawing/2016/5/10/chartex" xmlns:cx5="http://schemas.microsoft.com/office/drawing/2016/5/11/chartex" xmlns:cx6="http://schemas.microsoft.com/office/drawing/2016/5/12/chartex" xmlns:cx7="http://schemas.microsoft.com/office/drawing/2016/5/13/chartex" xmlns:cx8="http://schemas.microsoft.com/office/drawing/2016/5/14/chartex" xmlns:mc="http://schemas.openxmlformats.org/markup-compatibility/2006" xmlns:aink="http://schemas.microsoft.com/office/drawing/2016/ink" xmlns:am3d="http://schemas.microsoft.com/office/drawing/2017/model3d" xmlns:o="urn:schemas-microsoft-com:office:office" xmlns:oel="http://schemas.microsoft.com/office/2019/extlst" xmlns:r="http://schemas.openxmlformats.org/officeDocument/2006/relationships" xmlns:m="http://schemas.openxmlformats.org/officeDocument/2006/math" xmlns:v="urn:schemas-microsoft-com:vml" xmlns:wp14="http://schemas.microsoft.com/office/word/2010/wordprocessingDrawing" xmlns:wp="http://schemas.openxmlformats.org/drawingml/2006/wordprocessingDrawing" xmlns:w10="urn:schemas-microsoft-com:office:word" xmlns:w="http://schemas.openxmlformats.org/wordprocessingml/2006/main" xmlns:w14="http://schemas.microsoft.com/office/word/2010/wordml" xmlns:w15="http://schemas.microsoft.com/office/word/2012/wordml" xmlns:w16cex="http://schemas.microsoft.com/office/word/2018/wordml/cex" xmlns:w16cid="http://schemas.microsoft.com/office/word/2016/wordml/cid" xmlns:w16="http://schemas.microsoft.com/office/word/2018/wordml" xmlns:w16du="http://schemas.microsoft.com/office/word/2023/wordml/word16du" xmlns:w16sdtdh="http://schemas.microsoft.com/office/word/2020/wordml/sdtdatahash" xmlns:w16sdtfl="http://schemas.microsoft.com/office/word/2024/wordml/sdtformatlock" xmlns:w16se="http://schemas.microsoft.com/office/word/2015/wordml/symex" xmlns:wpg="http://schemas.microsoft.com/office/word/2010/wordprocessingGroup" xmlns:wpi="http://schemas.microsoft.com/office/word/2010/wordprocessingInk" xmlns:wne="http://schemas.microsoft.com/office/word/2006/wordml" xmlns:wps="http://schemas.microsoft.com/office/word/2010/wordprocessingShape" mc:Ignorable="w14 w15 w16se w16cid w16 w16cex w16sdtdh w16sdtfl w16du wp14">
+  <w:p>
+    <w:pPr>
+      <w:spacing w:line="34" w:lineRule="auto"/>
+      <w:ind w:right="360"/>
+      <w:jc w:val="center"/>
+    </w:pPr>
+    <w:r>
+      <w:rPr>
+        <w:noProof/>
+      </w:rPr>
+      <mc:AlternateContent>
+        <mc:Choice Requires="wps">
+          <w:drawing>
+            <wp:anchor distT="0" distB="0" distL="0" distR="0" simplePos="0" relativeHeight="251658240" behindDoc="1" locked="0" layoutInCell="0" allowOverlap="1" wp14:anchorId="3535A068" wp14:editId="655788BA">
+              <wp:simplePos x="0" y="0"/>
+              <wp:positionH relativeFrom="margin">
+                <wp:align>right</wp:align>
+              </wp:positionH>
+              <wp:positionV relativeFrom="paragraph">
+                <wp:posOffset>635</wp:posOffset>
+              </wp:positionV>
+              <wp:extent cx="628015" cy="206375"/>
+              <wp:effectExtent l="0" t="0" r="0" b="0"/>
+              <wp:wrapSquare wrapText="bothSides"/>
+              <wp:docPr id="20" name="Marco13"/>
+              <wp:cNvGraphicFramePr/>
+              <a:graphic xmlns:a="http://schemas.openxmlformats.org/drawingml/2006/main">
+                <a:graphicData uri="http://schemas.microsoft.com/office/word/2010/wordprocessingShape">
+                  <wps:wsp>
+                    <wps:cNvSpPr/>
+                    <wps:spPr>
+                      <a:xfrm>
+                        <a:off x="0" y="0"/>
+                        <a:ext cx="627840" cy="206280"/>
+                      </a:xfrm>
+                      <a:prstGeom prst="rect">
+                        <a:avLst/>
+                      </a:prstGeom>
+                      <a:noFill/>
+                      <a:ln w="0">
+                        <a:noFill/>
+                      </a:ln>
+                    </wps:spPr>
+                    <wps:style>
+                      <a:lnRef idx="0">
+                        <a:scrgbClr r="0" g="0" b="0"/>
+                      </a:lnRef>
+                      <a:fillRef idx="0">
+                        <a:scrgbClr r="0" g="0" b="0"/>
+                      </a:fillRef>
+                      <a:effectRef idx="0">
+                        <a:scrgbClr r="0" g="0" b="0"/>
+                      </a:effectRef>
+                      <a:fontRef idx="minor"/>
+                    </wps:style>
+                    <wps:txbx>
+                      <w:txbxContent>
+                        <w:p>
+                          <w:pPr>
+                            <w:pStyle w:val="Encabezado"/>
+                            <w:rPr>
+                              <w:rStyle w:val="Nmerodepgina"/>
+                            </w:rPr>
+                          </w:pPr>
+                          <w:r>
+                            <w:rPr>
+                              <w:rStyle w:val="Nmerodepgina"/>
+                              <w:color w:val="000000"/>
+                            </w:rPr>
+                            <w:fldChar w:fldCharType="begin"/>
+                          </w:r>
+                          <w:r>
+                            <w:rPr>
+                              <w:rStyle w:val="Nmerodepgina"/>
+                              <w:color w:val="000000"/>
+                            </w:rPr>
+                            <w:instrText xml:space="preserve"> PAGE </w:instrText>
+                          </w:r>
+                          <w:r>
+                            <w:rPr>
+                              <w:rStyle w:val="Nmerodepgina"/>
+                              <w:color w:val="000000"/>
+                            </w:rPr>
+                            <w:fldChar w:fldCharType="separate"/>
+                          </w:r>
+                          <w:r>
+                            <w:rPr>
+                              <w:rStyle w:val="Nmerodepgina"/>
+                              <w:color w:val="000000"/>
+                            </w:rPr>
+                            <w:t>28</w:t>
+                          </w:r>
+                          <w:r>
+                            <w:rPr>
+                              <w:rStyle w:val="Nmerodepgina"/>
+                              <w:color w:val="000000"/>
+                            </w:rPr>
+                            <w:fldChar w:fldCharType="end"/>
+                          </w:r>
+                        </w:p>
+                      </w:txbxContent>
+                    </wps:txbx>
+                    <wps:bodyPr lIns="0" tIns="0" rIns="0" bIns="0" anchor="t">
+                      <a:spAutoFit/>
+                    </wps:bodyPr>
+                  </wps:wsp>
+                </a:graphicData>
+              </a:graphic>
+            </wp:anchor>
+          </w:drawing>
+        </mc:Choice>
+        <mc:Fallback>
+          <w:pict>
+            <v:rect w14:anchorId="3535A068" id="_x0000_s1035" style="position:absolute;left:0;text-align:left;margin-left:-1.75pt;margin-top:.05pt;width:49.45pt;height:16.25pt;z-index:-251658240;visibility:visible;mso-wrap-style:square;mso-wrap-distance-left:0;mso-wrap-distance-top:0;mso-wrap-distance-right:0;mso-wrap-distance-bottom:0;mso-position-horizontal:right;mso-position-horizontal-relative:margin;mso-position-vertical:absolute;mso-position-vertical-relative:text;v-text-anchor:top" o:gfxdata="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" o:allowincell="f" filled="f" stroked="f" strokeweight="0">
+              <v:textbox style="mso-fit-shape-to-text:t" inset="0,0,0,0">
+                <w:txbxContent>
+                  <w:p>
+                    <w:pPr>
+                      <w:pStyle w:val="Encabezado"/>
+                      <w:rPr>
+                        <w:rStyle w:val="Nmerodepgina"/>
+                      </w:rPr>
+                    </w:pPr>
+                    <w:r>
+                      <w:rPr>
+                        <w:rStyle w:val="Nmerodepgina"/>
+                        <w:color w:val="000000"/>
+                      </w:rPr>
+                      <w:fldChar w:fldCharType="begin"/>
+                    </w:r>
+                    <w:r>
+                      <w:rPr>
+                        <w:rStyle w:val="Nmerodepgina"/>
+                        <w:color w:val="000000"/>
+                      </w:rPr>
+                      <w:instrText xml:space="preserve"> PAGE </w:instrText>
+                    </w:r>
+                    <w:r>
+                      <w:rPr>
+                        <w:rStyle w:val="Nmerodepgina"/>
+                        <w:color w:val="000000"/>
+                      </w:rPr>
+                      <w:fldChar w:fldCharType="separate"/>
+                    </w:r>
+                    <w:r>
+                      <w:rPr>
+                        <w:rStyle w:val="Nmerodepgina"/>
+                        <w:color w:val="000000"/>
+                      </w:rPr>
+                      <w:t>28</w:t>
+                    </w:r>
+                    <w:r>
+                      <w:rPr>
+                        <w:rStyle w:val="Nmerodepgina"/>
+                        <w:color w:val="000000"/>
+                      </w:rPr>
+                      <w:fldChar w:fldCharType="end"/>
+                    </w:r>
+                  </w:p>
+                </w:txbxContent>
+              </v:textbox>
+              <w10:wrap type="square" anchorx="margin"/>
+            </v:rect>
+          </w:pict>
+        </mc:Fallback>
+      </mc:AlternateContent>
+    </w:r>
+  </w:p>
+</w:hdr>
+</file>
+
+<file path=word/header18.xml><?xml version="1.0" encoding="utf-8"?>
+<w:hdr xmlns:wpc="http://schemas.microsoft.com/office/word/2010/wordprocessingCanvas" xmlns:cx="http://schemas.microsoft.com/office/drawing/2014/chartex" xmlns:cx1="http://schemas.microsoft.com/office/drawing/2015/9/8/chartex" xmlns:cx2="http://schemas.microsoft.com/office/drawing/2015/10/21/chartex" xmlns:cx3="http://schemas.microsoft.com/office/drawing/2016/5/9/chartex" xmlns:cx4="http://schemas.microsoft.com/office/drawing/2016/5/10/chartex" xmlns:cx5="http://schemas.microsoft.com/office/drawing/2016/5/11/chartex" xmlns:cx6="http://schemas.microsoft.com/office/drawing/2016/5/12/chartex" xmlns:cx7="http://schemas.microsoft.com/office/drawing/2016/5/13/chartex" xmlns:cx8="http://schemas.microsoft.com/office/drawing/2016/5/14/chartex" xmlns:mc="http://schemas.openxmlformats.org/markup-compatibility/2006" xmlns:aink="http://schemas.microsoft.com/office/drawing/2016/ink" xmlns:am3d="http://schemas.microsoft.com/office/drawing/2017/model3d" xmlns:o="urn:schemas-microsoft-com:office:office" xmlns:oel="http://schemas.microsoft.com/office/2019/extlst" xmlns:r="http://schemas.openxmlformats.org/officeDocument/2006/relationships" xmlns:m="http://schemas.openxmlformats.org/officeDocument/2006/math" xmlns:v="urn:schemas-microsoft-com:vml" xmlns:wp14="http://schemas.microsoft.com/office/word/2010/wordprocessingDrawing" xmlns:wp="http://schemas.openxmlformats.org/drawingml/2006/wordprocessingDrawing" xmlns:w10="urn:schemas-microsoft-com:office:word" xmlns:w="http://schemas.openxmlformats.org/wordprocessingml/2006/main" xmlns:w14="http://schemas.microsoft.com/office/word/2010/wordml" xmlns:w15="http://schemas.microsoft.com/office/word/2012/wordml" xmlns:w16cex="http://schemas.microsoft.com/office/word/2018/wordml/cex" xmlns:w16cid="http://schemas.microsoft.com/office/word/2016/wordml/cid" xmlns:w16="http://schemas.microsoft.com/office/word/2018/wordml" xmlns:w16du="http://schemas.microsoft.com/office/word/2023/wordml/word16du" xmlns:w16sdtdh="http://schemas.microsoft.com/office/word/2020/wordml/sdtdatahash" xmlns:w16sdtfl="http://schemas.microsoft.com/office/word/2024/wordml/sdtformatlock" xmlns:w16se="http://schemas.microsoft.com/office/word/2015/wordml/symex" xmlns:wpg="http://schemas.microsoft.com/office/word/2010/wordprocessingGroup" xmlns:wpi="http://schemas.microsoft.com/office/word/2010/wordprocessingInk" xmlns:wne="http://schemas.microsoft.com/office/word/2006/wordml" xmlns:wps="http://schemas.microsoft.com/office/word/2010/wordprocessingShape" mc:Ignorable="w14 w15 w16se w16cid w16 w16cex w16sdtdh w16sdtfl w16du wp14">
+  <w:p>
+    <w:pPr>
+      <w:pStyle w:val="Encabezado"/>
+    </w:pPr>
+  </w:p>
+</w:hdr>
+</file>
+
+<file path=word/header19.xml><?xml version="1.0" encoding="utf-8"?>
+<w:hdr xmlns:wpc="http://schemas.microsoft.com/office/word/2010/wordprocessingCanvas" xmlns:cx="http://schemas.microsoft.com/office/drawing/2014/chartex" xmlns:cx1="http://schemas.microsoft.com/office/drawing/2015/9/8/chartex" xmlns:cx2="http://schemas.microsoft.com/office/drawing/2015/10/21/chartex" xmlns:cx3="http://schemas.microsoft.com/office/drawing/2016/5/9/chartex" xmlns:cx4="http://schemas.microsoft.com/office/drawing/2016/5/10/chartex" xmlns:cx5="http://schemas.microsoft.com/office/drawing/2016/5/11/chartex" xmlns:cx6="http://schemas.microsoft.com/office/drawing/2016/5/12/chartex" xmlns:cx7="http://schemas.microsoft.com/office/drawing/2016/5/13/chartex" xmlns:cx8="http://schemas.microsoft.com/office/drawing/2016/5/14/chartex" xmlns:mc="http://schemas.openxmlformats.org/markup-compatibility/2006" xmlns:aink="http://schemas.microsoft.com/office/drawing/2016/ink" xmlns:am3d="http://schemas.microsoft.com/office/drawing/2017/model3d" xmlns:o="urn:schemas-microsoft-com:office:office" xmlns:oel="http://schemas.microsoft.com/office/2019/extlst" xmlns:r="http://schemas.openxmlformats.org/officeDocument/2006/relationships" xmlns:m="http://schemas.openxmlformats.org/officeDocument/2006/math" xmlns:v="urn:schemas-microsoft-com:vml" xmlns:wp14="http://schemas.microsoft.com/office/word/2010/wordprocessingDrawing" xmlns:wp="http://schemas.openxmlformats.org/drawingml/2006/wordprocessingDrawing" xmlns:w10="urn:schemas-microsoft-com:office:word" xmlns:w="http://schemas.openxmlformats.org/wordprocessingml/2006/main" xmlns:w14="http://schemas.microsoft.com/office/word/2010/wordml" xmlns:w15="http://schemas.microsoft.com/office/word/2012/wordml" xmlns:w16cex="http://schemas.microsoft.com/office/word/2018/wordml/cex" xmlns:w16cid="http://schemas.microsoft.com/office/word/2016/wordml/cid" xmlns:w16="http://schemas.microsoft.com/office/word/2018/wordml" xmlns:w16du="http://schemas.microsoft.com/office/word/2023/wordml/word16du" xmlns:w16sdtdh="http://schemas.microsoft.com/office/word/2020/wordml/sdtdatahash" xmlns:w16sdtfl="http://schemas.microsoft.com/office/word/2024/wordml/sdtformatlock" xmlns:w16se="http://schemas.microsoft.com/office/word/2015/wordml/symex" xmlns:wpg="http://schemas.microsoft.com/office/word/2010/wordprocessingGroup" xmlns:wpi="http://schemas.microsoft.com/office/word/2010/wordprocessingInk" xmlns:wne="http://schemas.microsoft.com/office/word/2006/wordml" xmlns:wps="http://schemas.microsoft.com/office/word/2010/wordprocessingShape" mc:Ignorable="w14 w15 w16se w16cid w16 w16cex w16sdtdh w16sdtfl w16du wp14">
+  <w:p>
+    <w:pPr>
+      <w:spacing w:line="34" w:lineRule="auto"/>
+      <w:ind w:right="360"/>
+      <w:jc w:val="center"/>
+    </w:pPr>
+    <w:r>
+      <w:rPr>
+        <w:noProof/>
+      </w:rPr>
+      <mc:AlternateContent>
+        <mc:Choice Requires="wps">
+          <w:drawing>
+            <wp:anchor distT="0" distB="0" distL="0" distR="0" simplePos="0" relativeHeight="251665408" behindDoc="1" locked="0" layoutInCell="0" allowOverlap="1" wp14:anchorId="7196AB40" wp14:editId="3C34A9A4">
+              <wp:simplePos x="0" y="0"/>
+              <wp:positionH relativeFrom="margin">
+                <wp:align>right</wp:align>
+              </wp:positionH>
+              <wp:positionV relativeFrom="paragraph">
+                <wp:posOffset>635</wp:posOffset>
+              </wp:positionV>
+              <wp:extent cx="628015" cy="206375"/>
+              <wp:effectExtent l="0" t="0" r="0" b="0"/>
+              <wp:wrapSquare wrapText="bothSides"/>
+              <wp:docPr id="27" name="Marco17"/>
+              <wp:cNvGraphicFramePr/>
+              <a:graphic xmlns:a="http://schemas.openxmlformats.org/drawingml/2006/main">
+                <a:graphicData uri="http://schemas.microsoft.com/office/word/2010/wordprocessingShape">
+                  <wps:wsp>
+                    <wps:cNvSpPr/>
+                    <wps:spPr>
+                      <a:xfrm>
+                        <a:off x="0" y="0"/>
+                        <a:ext cx="627840" cy="206280"/>
+                      </a:xfrm>
+                      <a:prstGeom prst="rect">
+                        <a:avLst/>
+                      </a:prstGeom>
+                      <a:noFill/>
+                      <a:ln w="0">
+                        <a:noFill/>
+                      </a:ln>
+                    </wps:spPr>
+                    <wps:style>
+                      <a:lnRef idx="0">
+                        <a:scrgbClr r="0" g="0" b="0"/>
+                      </a:lnRef>
+                      <a:fillRef idx="0">
+                        <a:scrgbClr r="0" g="0" b="0"/>
+                      </a:fillRef>
+                      <a:effectRef idx="0">
+                        <a:scrgbClr r="0" g="0" b="0"/>
+                      </a:effectRef>
+                      <a:fontRef idx="minor"/>
+                    </wps:style>
+                    <wps:txbx>
+                      <w:txbxContent>
+                        <w:p>
+                          <w:pPr>
+                            <w:pStyle w:val="Encabezado"/>
+                            <w:rPr>
+                              <w:rStyle w:val="Nmerodepgina"/>
+                            </w:rPr>
+                          </w:pPr>
+                          <w:r>
+                            <w:rPr>
+                              <w:rStyle w:val="Nmerodepgina"/>
+                              <w:color w:val="000000"/>
+                            </w:rPr>
+                            <w:fldChar w:fldCharType="begin"/>
+                          </w:r>
+                          <w:r>
+                            <w:rPr>
+                              <w:rStyle w:val="Nmerodepgina"/>
+                              <w:color w:val="000000"/>
+                            </w:rPr>
+                            <w:instrText xml:space="preserve"> PAGE </w:instrText>
+                          </w:r>
+                          <w:r>
+                            <w:rPr>
+                              <w:rStyle w:val="Nmerodepgina"/>
+                              <w:color w:val="000000"/>
+                            </w:rPr>
+                            <w:fldChar w:fldCharType="separate"/>
+                          </w:r>
+                          <w:r>
+                            <w:rPr>
+                              <w:rStyle w:val="Nmerodepgina"/>
+                              <w:color w:val="000000"/>
+                            </w:rPr>
+                            <w:t>34</w:t>
+                          </w:r>
+                          <w:r>
+                            <w:rPr>
+                              <w:rStyle w:val="Nmerodepgina"/>
+                              <w:color w:val="000000"/>
+                            </w:rPr>
+                            <w:fldChar w:fldCharType="end"/>
+                          </w:r>
+                        </w:p>
+                      </w:txbxContent>
+                    </wps:txbx>
+                    <wps:bodyPr lIns="0" tIns="0" rIns="0" bIns="0" anchor="t">
+                      <a:spAutoFit/>
+                    </wps:bodyPr>
+                  </wps:wsp>
+                </a:graphicData>
+              </a:graphic>
+            </wp:anchor>
+          </w:drawing>
+        </mc:Choice>
+        <mc:Fallback>
+          <w:pict>
+            <v:rect w14:anchorId="7196AB40" id="Marco17" o:spid="_x0000_s1036" style="position:absolute;left:0;text-align:left;margin-left:-1.75pt;margin-top:.05pt;width:49.45pt;height:16.25pt;z-index:-251651072;visibility:visible;mso-wrap-style:square;mso-wrap-distance-left:0;mso-wrap-distance-top:0;mso-wrap-distance-right:0;mso-wrap-distance-bottom:0;mso-position-horizontal:right;mso-position-horizontal-relative:margin;mso-position-vertical:absolute;mso-position-vertical-relative:text;v-text-anchor:top" o:gfxdata="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" o:allowincell="f" filled="f" stroked="f" strokeweight="0">
+              <v:textbox style="mso-fit-shape-to-text:t" inset="0,0,0,0">
+                <w:txbxContent>
+                  <w:p>
+                    <w:pPr>
+                      <w:pStyle w:val="Encabezado"/>
+                      <w:rPr>
+                        <w:rStyle w:val="Nmerodepgina"/>
+                      </w:rPr>
+                    </w:pPr>
+                    <w:r>
+                      <w:rPr>
+                        <w:rStyle w:val="Nmerodepgina"/>
+                        <w:color w:val="000000"/>
+                      </w:rPr>
+                      <w:fldChar w:fldCharType="begin"/>
+                    </w:r>
+                    <w:r>
+                      <w:rPr>
+                        <w:rStyle w:val="Nmerodepgina"/>
+                        <w:color w:val="000000"/>
+                      </w:rPr>
+                      <w:instrText xml:space="preserve"> PAGE </w:instrText>
+                    </w:r>
+                    <w:r>
+                      <w:rPr>
+                        <w:rStyle w:val="Nmerodepgina"/>
+                        <w:color w:val="000000"/>
+                      </w:rPr>
+                      <w:fldChar w:fldCharType="separate"/>
+                    </w:r>
+                    <w:r>
+                      <w:rPr>
+                        <w:rStyle w:val="Nmerodepgina"/>
+                        <w:color w:val="000000"/>
+                      </w:rPr>
+                      <w:t>34</w:t>
+                    </w:r>
+                    <w:r>
+                      <w:rPr>
+                        <w:rStyle w:val="Nmerodepgina"/>
+                        <w:color w:val="000000"/>
+                      </w:rPr>
+                      <w:fldChar w:fldCharType="end"/>
+                    </w:r>
+                  </w:p>
+                </w:txbxContent>
+              </v:textbox>
+              <w10:wrap type="square" anchorx="margin"/>
+            </v:rect>
+          </w:pict>
+        </mc:Fallback>
+      </mc:AlternateContent>
+    </w:r>
   </w:p>
 </w:hdr>
 </file>
@@ -12180,6 +12708,9 @@
       <w:jc w:val="center"/>
     </w:pPr>
     <w:r>
+      <w:rPr>
+        <w:noProof/>
+      </w:rPr>
       <mc:AlternateContent>
         <mc:Choice Requires="wps">
           <w:drawing>
@@ -12350,1236 +12881,9 @@
       <w:jc w:val="center"/>
     </w:pPr>
     <w:r>
-      <mc:AlternateContent>
-        <mc:Choice Requires="wps">
-          <w:drawing>
-            <wp:anchor distT="0" distB="0" distL="0" distR="0" simplePos="0" relativeHeight="251655168" behindDoc="1" locked="0" layoutInCell="0" allowOverlap="1" wp14:anchorId="1A5B2AD2" wp14:editId="368671D0">
-              <wp:simplePos x="0" y="0"/>
-              <wp:positionH relativeFrom="margin">
-                <wp:align>right</wp:align>
-              </wp:positionH>
-              <wp:positionV relativeFrom="paragraph">
-                <wp:posOffset>635</wp:posOffset>
-              </wp:positionV>
-              <wp:extent cx="628015" cy="206375"/>
-              <wp:effectExtent l="0" t="0" r="0" b="0"/>
-              <wp:wrapSquare wrapText="bothSides"/>
-              <wp:docPr id="17" name="Marco12"/>
-              <wp:cNvGraphicFramePr/>
-              <a:graphic xmlns:a="http://schemas.openxmlformats.org/drawingml/2006/main">
-                <a:graphicData uri="http://schemas.microsoft.com/office/word/2010/wordprocessingShape">
-                  <wps:wsp>
-                    <wps:cNvSpPr/>
-                    <wps:spPr>
-                      <a:xfrm>
-                        <a:off x="0" y="0"/>
-                        <a:ext cx="627840" cy="206280"/>
-                      </a:xfrm>
-                      <a:prstGeom prst="rect">
-                        <a:avLst/>
-                      </a:prstGeom>
-                      <a:noFill/>
-                      <a:ln w="0">
-                        <a:noFill/>
-                      </a:ln>
-                    </wps:spPr>
-                    <wps:style>
-                      <a:lnRef idx="0">
-                        <a:scrgbClr r="0" g="0" b="0"/>
-                      </a:lnRef>
-                      <a:fillRef idx="0">
-                        <a:scrgbClr r="0" g="0" b="0"/>
-                      </a:fillRef>
-                      <a:effectRef idx="0">
-                        <a:scrgbClr r="0" g="0" b="0"/>
-                      </a:effectRef>
-                      <a:fontRef idx="minor"/>
-                    </wps:style>
-                    <wps:txbx>
-                      <w:txbxContent>
-                        <w:p>
-                          <w:pPr>
-                            <w:pStyle w:val="Encabezado"/>
-                            <w:rPr>
-                              <w:rStyle w:val="Nmerodepgina"/>
-                            </w:rPr>
-                          </w:pPr>
-                          <w:r>
-                            <w:rPr>
-                              <w:rStyle w:val="Nmerodepgina"/>
-                              <w:color w:val="000000"/>
-                            </w:rPr>
-                            <w:fldChar w:fldCharType="begin"/>
-                          </w:r>
-                          <w:r>
-                            <w:rPr>
-                              <w:rStyle w:val="Nmerodepgina"/>
-                              <w:color w:val="000000"/>
-                            </w:rPr>
-                            <w:instrText xml:space="preserve"> PAGE </w:instrText>
-                          </w:r>
-                          <w:r>
-                            <w:rPr>
-                              <w:rStyle w:val="Nmerodepgina"/>
-                              <w:color w:val="000000"/>
-                            </w:rPr>
-                            <w:fldChar w:fldCharType="separate"/>
-                          </w:r>
-                          <w:r>
-                            <w:rPr>
-                              <w:rStyle w:val="Nmerodepgina"/>
-                              <w:color w:val="000000"/>
-                            </w:rPr>
-                            <w:t>24</w:t>
-                          </w:r>
-                          <w:r>
-                            <w:rPr>
-                              <w:rStyle w:val="Nmerodepgina"/>
-                              <w:color w:val="000000"/>
-                            </w:rPr>
-                            <w:fldChar w:fldCharType="end"/>
-                          </w:r>
-                        </w:p>
-                      </w:txbxContent>
-                    </wps:txbx>
-                    <wps:bodyPr lIns="0" tIns="0" rIns="0" bIns="0" anchor="t">
-                      <a:spAutoFit/>
-                    </wps:bodyPr>
-                  </wps:wsp>
-                </a:graphicData>
-              </a:graphic>
-            </wp:anchor>
-          </w:drawing>
-        </mc:Choice>
-        <mc:Fallback>
-          <w:pict>
-            <v:rect w14:anchorId="1A5B2AD2" id="Marco12" o:spid="_x0000_s1034" style="position:absolute;left:0;text-align:left;margin-left:-1.75pt;margin-top:.05pt;width:49.45pt;height:16.25pt;z-index:-251661312;visibility:visible;mso-wrap-style:square;mso-wrap-distance-left:0;mso-wrap-distance-top:0;mso-wrap-distance-right:0;mso-wrap-distance-bottom:0;mso-position-horizontal:right;mso-position-horizontal-relative:margin;mso-position-vertical:absolute;mso-position-vertical-relative:text;v-text-anchor:top" o:gfxdata="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" o:allowincell="f" filled="f" stroked="f" strokeweight="0">
-              <v:textbox style="mso-fit-shape-to-text:t" inset="0,0,0,0">
-                <w:txbxContent>
-                  <w:p>
-                    <w:pPr>
-                      <w:pStyle w:val="Encabezado"/>
-                      <w:rPr>
-                        <w:rStyle w:val="Nmerodepgina"/>
-                      </w:rPr>
-                    </w:pPr>
-                    <w:r>
-                      <w:rPr>
-                        <w:rStyle w:val="Nmerodepgina"/>
-                        <w:color w:val="000000"/>
-                      </w:rPr>
-                      <w:fldChar w:fldCharType="begin"/>
-                    </w:r>
-                    <w:r>
-                      <w:rPr>
-                        <w:rStyle w:val="Nmerodepgina"/>
-                        <w:color w:val="000000"/>
-                      </w:rPr>
-                      <w:instrText xml:space="preserve"> PAGE </w:instrText>
-                    </w:r>
-                    <w:r>
-                      <w:rPr>
-                        <w:rStyle w:val="Nmerodepgina"/>
-                        <w:color w:val="000000"/>
-                      </w:rPr>
-                      <w:fldChar w:fldCharType="separate"/>
-                    </w:r>
-                    <w:r>
-                      <w:rPr>
-                        <w:rStyle w:val="Nmerodepgina"/>
-                        <w:color w:val="000000"/>
-                      </w:rPr>
-                      <w:t>24</w:t>
-                    </w:r>
-                    <w:r>
-                      <w:rPr>
-                        <w:rStyle w:val="Nmerodepgina"/>
-                        <w:color w:val="000000"/>
-                      </w:rPr>
-                      <w:fldChar w:fldCharType="end"/>
-                    </w:r>
-                  </w:p>
-                </w:txbxContent>
-              </v:textbox>
-              <w10:wrap type="square" anchorx="margin"/>
-            </v:rect>
-          </w:pict>
-        </mc:Fallback>
-      </mc:AlternateContent>
-    </w:r>
-  </w:p>
-</w:hdr>
-</file>
-
-<file path=word/header21.xml><?xml version="1.0" encoding="utf-8"?>
-<w:hdr xmlns:wpc="http://schemas.microsoft.com/office/word/2010/wordprocessingCanvas" xmlns:cx="http://schemas.microsoft.com/office/drawing/2014/chartex" xmlns:cx1="http://schemas.microsoft.com/office/drawing/2015/9/8/chartex" xmlns:cx2="http://schemas.microsoft.com/office/drawing/2015/10/21/chartex" xmlns:cx3="http://schemas.microsoft.com/office/drawing/2016/5/9/chartex" xmlns:cx4="http://schemas.microsoft.com/office/drawing/2016/5/10/chartex" xmlns:cx5="http://schemas.microsoft.com/office/drawing/2016/5/11/chartex" xmlns:cx6="http://schemas.microsoft.com/office/drawing/2016/5/12/chartex" xmlns:cx7="http://schemas.microsoft.com/office/drawing/2016/5/13/chartex" xmlns:cx8="http://schemas.microsoft.com/office/drawing/2016/5/14/chartex" xmlns:mc="http://schemas.openxmlformats.org/markup-compatibility/2006" xmlns:aink="http://schemas.microsoft.com/office/drawing/2016/ink" xmlns:am3d="http://schemas.microsoft.com/office/drawing/2017/model3d" xmlns:o="urn:schemas-microsoft-com:office:office" xmlns:oel="http://schemas.microsoft.com/office/2019/extlst" xmlns:r="http://schemas.openxmlformats.org/officeDocument/2006/relationships" xmlns:m="http://schemas.openxmlformats.org/officeDocument/2006/math" xmlns:v="urn:schemas-microsoft-com:vml" xmlns:wp14="http://schemas.microsoft.com/office/word/2010/wordprocessingDrawing" xmlns:wp="http://schemas.openxmlformats.org/drawingml/2006/wordprocessingDrawing" xmlns:w10="urn:schemas-microsoft-com:office:word" xmlns:w="http://schemas.openxmlformats.org/wordprocessingml/2006/main" xmlns:w14="http://schemas.microsoft.com/office/word/2010/wordml" xmlns:w15="http://schemas.microsoft.com/office/word/2012/wordml" xmlns:w16cex="http://schemas.microsoft.com/office/word/2018/wordml/cex" xmlns:w16cid="http://schemas.microsoft.com/office/word/2016/wordml/cid" xmlns:w16="http://schemas.microsoft.com/office/word/2018/wordml" xmlns:w16du="http://schemas.microsoft.com/office/word/2023/wordml/word16du" xmlns:w16sdtdh="http://schemas.microsoft.com/office/word/2020/wordml/sdtdatahash" xmlns:w16sdtfl="http://schemas.microsoft.com/office/word/2024/wordml/sdtformatlock" xmlns:w16se="http://schemas.microsoft.com/office/word/2015/wordml/symex" xmlns:wpg="http://schemas.microsoft.com/office/word/2010/wordprocessingGroup" xmlns:wpi="http://schemas.microsoft.com/office/word/2010/wordprocessingInk" xmlns:wne="http://schemas.microsoft.com/office/word/2006/wordml" xmlns:wps="http://schemas.microsoft.com/office/word/2010/wordprocessingShape" mc:Ignorable="w14 w15 w16se w16cid w16 w16cex w16sdtdh w16sdtfl w16du wp14">
-  <w:p>
-    <w:pPr>
-      <w:spacing w:line="34" w:lineRule="auto"/>
-      <w:ind w:right="360"/>
-      <w:jc w:val="center"/>
-    </w:pPr>
-    <w:r>
-      <mc:AlternateContent>
-        <mc:Choice Requires="wps">
-          <w:drawing>
-            <wp:anchor distT="0" distB="0" distL="0" distR="0" simplePos="0" relativeHeight="251656192" behindDoc="1" locked="0" layoutInCell="0" allowOverlap="1" wp14:anchorId="5EC902E4" wp14:editId="6080C5DC">
-              <wp:simplePos x="0" y="0"/>
-              <wp:positionH relativeFrom="margin">
-                <wp:align>right</wp:align>
-              </wp:positionH>
-              <wp:positionV relativeFrom="paragraph">
-                <wp:posOffset>635</wp:posOffset>
-              </wp:positionV>
-              <wp:extent cx="628015" cy="206375"/>
-              <wp:effectExtent l="0" t="0" r="0" b="0"/>
-              <wp:wrapSquare wrapText="bothSides"/>
-              <wp:docPr id="18" name="Marco12"/>
-              <wp:cNvGraphicFramePr/>
-              <a:graphic xmlns:a="http://schemas.openxmlformats.org/drawingml/2006/main">
-                <a:graphicData uri="http://schemas.microsoft.com/office/word/2010/wordprocessingShape">
-                  <wps:wsp>
-                    <wps:cNvSpPr/>
-                    <wps:spPr>
-                      <a:xfrm>
-                        <a:off x="0" y="0"/>
-                        <a:ext cx="627840" cy="206280"/>
-                      </a:xfrm>
-                      <a:prstGeom prst="rect">
-                        <a:avLst/>
-                      </a:prstGeom>
-                      <a:noFill/>
-                      <a:ln w="0">
-                        <a:noFill/>
-                      </a:ln>
-                    </wps:spPr>
-                    <wps:style>
-                      <a:lnRef idx="0">
-                        <a:scrgbClr r="0" g="0" b="0"/>
-                      </a:lnRef>
-                      <a:fillRef idx="0">
-                        <a:scrgbClr r="0" g="0" b="0"/>
-                      </a:fillRef>
-                      <a:effectRef idx="0">
-                        <a:scrgbClr r="0" g="0" b="0"/>
-                      </a:effectRef>
-                      <a:fontRef idx="minor"/>
-                    </wps:style>
-                    <wps:txbx>
-                      <w:txbxContent>
-                        <w:p>
-                          <w:pPr>
-                            <w:pStyle w:val="Encabezado"/>
-                            <w:rPr>
-                              <w:rStyle w:val="Nmerodepgina"/>
-                            </w:rPr>
-                          </w:pPr>
-                          <w:r>
-                            <w:rPr>
-                              <w:rStyle w:val="Nmerodepgina"/>
-                              <w:color w:val="000000"/>
-                            </w:rPr>
-                            <w:fldChar w:fldCharType="begin"/>
-                          </w:r>
-                          <w:r>
-                            <w:rPr>
-                              <w:rStyle w:val="Nmerodepgina"/>
-                              <w:color w:val="000000"/>
-                            </w:rPr>
-                            <w:instrText xml:space="preserve"> PAGE </w:instrText>
-                          </w:r>
-                          <w:r>
-                            <w:rPr>
-                              <w:rStyle w:val="Nmerodepgina"/>
-                              <w:color w:val="000000"/>
-                            </w:rPr>
-                            <w:fldChar w:fldCharType="separate"/>
-                          </w:r>
-                          <w:r>
-                            <w:rPr>
-                              <w:rStyle w:val="Nmerodepgina"/>
-                              <w:color w:val="000000"/>
-                            </w:rPr>
-                            <w:t>24</w:t>
-                          </w:r>
-                          <w:r>
-                            <w:rPr>
-                              <w:rStyle w:val="Nmerodepgina"/>
-                              <w:color w:val="000000"/>
-                            </w:rPr>
-                            <w:fldChar w:fldCharType="end"/>
-                          </w:r>
-                        </w:p>
-                      </w:txbxContent>
-                    </wps:txbx>
-                    <wps:bodyPr lIns="0" tIns="0" rIns="0" bIns="0" anchor="t">
-                      <a:spAutoFit/>
-                    </wps:bodyPr>
-                  </wps:wsp>
-                </a:graphicData>
-              </a:graphic>
-            </wp:anchor>
-          </w:drawing>
-        </mc:Choice>
-        <mc:Fallback>
-          <w:pict>
-            <v:rect w14:anchorId="5EC902E4" id="_x0000_s1035" style="position:absolute;left:0;text-align:left;margin-left:-1.75pt;margin-top:.05pt;width:49.45pt;height:16.25pt;z-index:-251660288;visibility:visible;mso-wrap-style:square;mso-wrap-distance-left:0;mso-wrap-distance-top:0;mso-wrap-distance-right:0;mso-wrap-distance-bottom:0;mso-position-horizontal:right;mso-position-horizontal-relative:margin;mso-position-vertical:absolute;mso-position-vertical-relative:text;v-text-anchor:top" o:gfxdata="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" o:allowincell="f" filled="f" stroked="f" strokeweight="0">
-              <v:textbox style="mso-fit-shape-to-text:t" inset="0,0,0,0">
-                <w:txbxContent>
-                  <w:p>
-                    <w:pPr>
-                      <w:pStyle w:val="Encabezado"/>
-                      <w:rPr>
-                        <w:rStyle w:val="Nmerodepgina"/>
-                      </w:rPr>
-                    </w:pPr>
-                    <w:r>
-                      <w:rPr>
-                        <w:rStyle w:val="Nmerodepgina"/>
-                        <w:color w:val="000000"/>
-                      </w:rPr>
-                      <w:fldChar w:fldCharType="begin"/>
-                    </w:r>
-                    <w:r>
-                      <w:rPr>
-                        <w:rStyle w:val="Nmerodepgina"/>
-                        <w:color w:val="000000"/>
-                      </w:rPr>
-                      <w:instrText xml:space="preserve"> PAGE </w:instrText>
-                    </w:r>
-                    <w:r>
-                      <w:rPr>
-                        <w:rStyle w:val="Nmerodepgina"/>
-                        <w:color w:val="000000"/>
-                      </w:rPr>
-                      <w:fldChar w:fldCharType="separate"/>
-                    </w:r>
-                    <w:r>
-                      <w:rPr>
-                        <w:rStyle w:val="Nmerodepgina"/>
-                        <w:color w:val="000000"/>
-                      </w:rPr>
-                      <w:t>24</w:t>
-                    </w:r>
-                    <w:r>
-                      <w:rPr>
-                        <w:rStyle w:val="Nmerodepgina"/>
-                        <w:color w:val="000000"/>
-                      </w:rPr>
-                      <w:fldChar w:fldCharType="end"/>
-                    </w:r>
-                  </w:p>
-                </w:txbxContent>
-              </v:textbox>
-              <w10:wrap type="square" anchorx="margin"/>
-            </v:rect>
-          </w:pict>
-        </mc:Fallback>
-      </mc:AlternateContent>
-    </w:r>
-  </w:p>
-</w:hdr>
-</file>
-
-<file path=word/header22.xml><?xml version="1.0" encoding="utf-8"?>
-<w:hdr xmlns:wpc="http://schemas.microsoft.com/office/word/2010/wordprocessingCanvas" xmlns:cx="http://schemas.microsoft.com/office/drawing/2014/chartex" xmlns:cx1="http://schemas.microsoft.com/office/drawing/2015/9/8/chartex" xmlns:cx2="http://schemas.microsoft.com/office/drawing/2015/10/21/chartex" xmlns:cx3="http://schemas.microsoft.com/office/drawing/2016/5/9/chartex" xmlns:cx4="http://schemas.microsoft.com/office/drawing/2016/5/10/chartex" xmlns:cx5="http://schemas.microsoft.com/office/drawing/2016/5/11/chartex" xmlns:cx6="http://schemas.microsoft.com/office/drawing/2016/5/12/chartex" xmlns:cx7="http://schemas.microsoft.com/office/drawing/2016/5/13/chartex" xmlns:cx8="http://schemas.microsoft.com/office/drawing/2016/5/14/chartex" xmlns:mc="http://schemas.openxmlformats.org/markup-compatibility/2006" xmlns:aink="http://schemas.microsoft.com/office/drawing/2016/ink" xmlns:am3d="http://schemas.microsoft.com/office/drawing/2017/model3d" xmlns:o="urn:schemas-microsoft-com:office:office" xmlns:oel="http://schemas.microsoft.com/office/2019/extlst" xmlns:r="http://schemas.openxmlformats.org/officeDocument/2006/relationships" xmlns:m="http://schemas.openxmlformats.org/officeDocument/2006/math" xmlns:v="urn:schemas-microsoft-com:vml" xmlns:wp14="http://schemas.microsoft.com/office/word/2010/wordprocessingDrawing" xmlns:wp="http://schemas.openxmlformats.org/drawingml/2006/wordprocessingDrawing" xmlns:w10="urn:schemas-microsoft-com:office:word" xmlns:w="http://schemas.openxmlformats.org/wordprocessingml/2006/main" xmlns:w14="http://schemas.microsoft.com/office/word/2010/wordml" xmlns:w15="http://schemas.microsoft.com/office/word/2012/wordml" xmlns:w16cex="http://schemas.microsoft.com/office/word/2018/wordml/cex" xmlns:w16cid="http://schemas.microsoft.com/office/word/2016/wordml/cid" xmlns:w16="http://schemas.microsoft.com/office/word/2018/wordml" xmlns:w16du="http://schemas.microsoft.com/office/word/2023/wordml/word16du" xmlns:w16sdtdh="http://schemas.microsoft.com/office/word/2020/wordml/sdtdatahash" xmlns:w16sdtfl="http://schemas.microsoft.com/office/word/2024/wordml/sdtformatlock" xmlns:w16se="http://schemas.microsoft.com/office/word/2015/wordml/symex" xmlns:wpg="http://schemas.microsoft.com/office/word/2010/wordprocessingGroup" xmlns:wpi="http://schemas.microsoft.com/office/word/2010/wordprocessingInk" xmlns:wne="http://schemas.microsoft.com/office/word/2006/wordml" xmlns:wps="http://schemas.microsoft.com/office/word/2010/wordprocessingShape" mc:Ignorable="w14 w15 w16se w16cid w16 w16cex w16sdtdh w16sdtfl w16du wp14">
-  <w:p>
-    <w:pPr>
-      <w:pStyle w:val="Encabezado"/>
-    </w:pPr>
-  </w:p>
-</w:hdr>
-</file>
-
-<file path=word/header23.xml><?xml version="1.0" encoding="utf-8"?>
-<w:hdr xmlns:wpc="http://schemas.microsoft.com/office/word/2010/wordprocessingCanvas" xmlns:cx="http://schemas.microsoft.com/office/drawing/2014/chartex" xmlns:cx1="http://schemas.microsoft.com/office/drawing/2015/9/8/chartex" xmlns:cx2="http://schemas.microsoft.com/office/drawing/2015/10/21/chartex" xmlns:cx3="http://schemas.microsoft.com/office/drawing/2016/5/9/chartex" xmlns:cx4="http://schemas.microsoft.com/office/drawing/2016/5/10/chartex" xmlns:cx5="http://schemas.microsoft.com/office/drawing/2016/5/11/chartex" xmlns:cx6="http://schemas.microsoft.com/office/drawing/2016/5/12/chartex" xmlns:cx7="http://schemas.microsoft.com/office/drawing/2016/5/13/chartex" xmlns:cx8="http://schemas.microsoft.com/office/drawing/2016/5/14/chartex" xmlns:mc="http://schemas.openxmlformats.org/markup-compatibility/2006" xmlns:aink="http://schemas.microsoft.com/office/drawing/2016/ink" xmlns:am3d="http://schemas.microsoft.com/office/drawing/2017/model3d" xmlns:o="urn:schemas-microsoft-com:office:office" xmlns:oel="http://schemas.microsoft.com/office/2019/extlst" xmlns:r="http://schemas.openxmlformats.org/officeDocument/2006/relationships" xmlns:m="http://schemas.openxmlformats.org/officeDocument/2006/math" xmlns:v="urn:schemas-microsoft-com:vml" xmlns:wp14="http://schemas.microsoft.com/office/word/2010/wordprocessingDrawing" xmlns:wp="http://schemas.openxmlformats.org/drawingml/2006/wordprocessingDrawing" xmlns:w10="urn:schemas-microsoft-com:office:word" xmlns:w="http://schemas.openxmlformats.org/wordprocessingml/2006/main" xmlns:w14="http://schemas.microsoft.com/office/word/2010/wordml" xmlns:w15="http://schemas.microsoft.com/office/word/2012/wordml" xmlns:w16cex="http://schemas.microsoft.com/office/word/2018/wordml/cex" xmlns:w16cid="http://schemas.microsoft.com/office/word/2016/wordml/cid" xmlns:w16="http://schemas.microsoft.com/office/word/2018/wordml" xmlns:w16du="http://schemas.microsoft.com/office/word/2023/wordml/word16du" xmlns:w16sdtdh="http://schemas.microsoft.com/office/word/2020/wordml/sdtdatahash" xmlns:w16sdtfl="http://schemas.microsoft.com/office/word/2024/wordml/sdtformatlock" xmlns:w16se="http://schemas.microsoft.com/office/word/2015/wordml/symex" xmlns:wpg="http://schemas.microsoft.com/office/word/2010/wordprocessingGroup" xmlns:wpi="http://schemas.microsoft.com/office/word/2010/wordprocessingInk" xmlns:wne="http://schemas.microsoft.com/office/word/2006/wordml" xmlns:wps="http://schemas.microsoft.com/office/word/2010/wordprocessingShape" mc:Ignorable="w14 w15 w16se w16cid w16 w16cex w16sdtdh w16sdtfl w16du wp14">
-  <w:p>
-    <w:pPr>
-      <w:spacing w:line="34" w:lineRule="auto"/>
-      <w:ind w:right="360"/>
-      <w:jc w:val="center"/>
-    </w:pPr>
-    <w:r>
-      <mc:AlternateContent>
-        <mc:Choice Requires="wps">
-          <w:drawing>
-            <wp:anchor distT="0" distB="0" distL="0" distR="0" simplePos="0" relativeHeight="251657216" behindDoc="1" locked="0" layoutInCell="0" allowOverlap="1" wp14:anchorId="47336B61" wp14:editId="1AAB35A4">
-              <wp:simplePos x="0" y="0"/>
-              <wp:positionH relativeFrom="margin">
-                <wp:align>right</wp:align>
-              </wp:positionH>
-              <wp:positionV relativeFrom="paragraph">
-                <wp:posOffset>635</wp:posOffset>
-              </wp:positionV>
-              <wp:extent cx="628015" cy="206375"/>
-              <wp:effectExtent l="0" t="0" r="0" b="0"/>
-              <wp:wrapSquare wrapText="bothSides"/>
-              <wp:docPr id="19" name="Marco13"/>
-              <wp:cNvGraphicFramePr/>
-              <a:graphic xmlns:a="http://schemas.openxmlformats.org/drawingml/2006/main">
-                <a:graphicData uri="http://schemas.microsoft.com/office/word/2010/wordprocessingShape">
-                  <wps:wsp>
-                    <wps:cNvSpPr/>
-                    <wps:spPr>
-                      <a:xfrm>
-                        <a:off x="0" y="0"/>
-                        <a:ext cx="627840" cy="206280"/>
-                      </a:xfrm>
-                      <a:prstGeom prst="rect">
-                        <a:avLst/>
-                      </a:prstGeom>
-                      <a:noFill/>
-                      <a:ln w="0">
-                        <a:noFill/>
-                      </a:ln>
-                    </wps:spPr>
-                    <wps:style>
-                      <a:lnRef idx="0">
-                        <a:scrgbClr r="0" g="0" b="0"/>
-                      </a:lnRef>
-                      <a:fillRef idx="0">
-                        <a:scrgbClr r="0" g="0" b="0"/>
-                      </a:fillRef>
-                      <a:effectRef idx="0">
-                        <a:scrgbClr r="0" g="0" b="0"/>
-                      </a:effectRef>
-                      <a:fontRef idx="minor"/>
-                    </wps:style>
-                    <wps:txbx>
-                      <w:txbxContent>
-                        <w:p>
-                          <w:pPr>
-                            <w:pStyle w:val="Encabezado"/>
-                            <w:rPr>
-                              <w:rStyle w:val="Nmerodepgina"/>
-                            </w:rPr>
-                          </w:pPr>
-                          <w:r>
-                            <w:rPr>
-                              <w:rStyle w:val="Nmerodepgina"/>
-                              <w:color w:val="000000"/>
-                            </w:rPr>
-                            <w:fldChar w:fldCharType="begin"/>
-                          </w:r>
-                          <w:r>
-                            <w:rPr>
-                              <w:rStyle w:val="Nmerodepgina"/>
-                              <w:color w:val="000000"/>
-                            </w:rPr>
-                            <w:instrText xml:space="preserve"> PAGE </w:instrText>
-                          </w:r>
-                          <w:r>
-                            <w:rPr>
-                              <w:rStyle w:val="Nmerodepgina"/>
-                              <w:color w:val="000000"/>
-                            </w:rPr>
-                            <w:fldChar w:fldCharType="separate"/>
-                          </w:r>
-                          <w:r>
-                            <w:rPr>
-                              <w:rStyle w:val="Nmerodepgina"/>
-                              <w:color w:val="000000"/>
-                            </w:rPr>
-                            <w:t>28</w:t>
-                          </w:r>
-                          <w:r>
-                            <w:rPr>
-                              <w:rStyle w:val="Nmerodepgina"/>
-                              <w:color w:val="000000"/>
-                            </w:rPr>
-                            <w:fldChar w:fldCharType="end"/>
-                          </w:r>
-                        </w:p>
-                      </w:txbxContent>
-                    </wps:txbx>
-                    <wps:bodyPr lIns="0" tIns="0" rIns="0" bIns="0" anchor="t">
-                      <a:spAutoFit/>
-                    </wps:bodyPr>
-                  </wps:wsp>
-                </a:graphicData>
-              </a:graphic>
-            </wp:anchor>
-          </w:drawing>
-        </mc:Choice>
-        <mc:Fallback>
-          <w:pict>
-            <v:rect w14:anchorId="47336B61" id="Marco13" o:spid="_x0000_s1036" style="position:absolute;left:0;text-align:left;margin-left:-1.75pt;margin-top:.05pt;width:49.45pt;height:16.25pt;z-index:-251659264;visibility:visible;mso-wrap-style:square;mso-wrap-distance-left:0;mso-wrap-distance-top:0;mso-wrap-distance-right:0;mso-wrap-distance-bottom:0;mso-position-horizontal:right;mso-position-horizontal-relative:margin;mso-position-vertical:absolute;mso-position-vertical-relative:text;v-text-anchor:top" o:gfxdata="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" o:allowincell="f" filled="f" stroked="f" strokeweight="0">
-              <v:textbox style="mso-fit-shape-to-text:t" inset="0,0,0,0">
-                <w:txbxContent>
-                  <w:p>
-                    <w:pPr>
-                      <w:pStyle w:val="Encabezado"/>
-                      <w:rPr>
-                        <w:rStyle w:val="Nmerodepgina"/>
-                      </w:rPr>
-                    </w:pPr>
-                    <w:r>
-                      <w:rPr>
-                        <w:rStyle w:val="Nmerodepgina"/>
-                        <w:color w:val="000000"/>
-                      </w:rPr>
-                      <w:fldChar w:fldCharType="begin"/>
-                    </w:r>
-                    <w:r>
-                      <w:rPr>
-                        <w:rStyle w:val="Nmerodepgina"/>
-                        <w:color w:val="000000"/>
-                      </w:rPr>
-                      <w:instrText xml:space="preserve"> PAGE </w:instrText>
-                    </w:r>
-                    <w:r>
-                      <w:rPr>
-                        <w:rStyle w:val="Nmerodepgina"/>
-                        <w:color w:val="000000"/>
-                      </w:rPr>
-                      <w:fldChar w:fldCharType="separate"/>
-                    </w:r>
-                    <w:r>
-                      <w:rPr>
-                        <w:rStyle w:val="Nmerodepgina"/>
-                        <w:color w:val="000000"/>
-                      </w:rPr>
-                      <w:t>28</w:t>
-                    </w:r>
-                    <w:r>
-                      <w:rPr>
-                        <w:rStyle w:val="Nmerodepgina"/>
-                        <w:color w:val="000000"/>
-                      </w:rPr>
-                      <w:fldChar w:fldCharType="end"/>
-                    </w:r>
-                  </w:p>
-                </w:txbxContent>
-              </v:textbox>
-              <w10:wrap type="square" anchorx="margin"/>
-            </v:rect>
-          </w:pict>
-        </mc:Fallback>
-      </mc:AlternateContent>
-    </w:r>
-  </w:p>
-</w:hdr>
-</file>
-
-<file path=word/header24.xml><?xml version="1.0" encoding="utf-8"?>
-<w:hdr xmlns:wpc="http://schemas.microsoft.com/office/word/2010/wordprocessingCanvas" xmlns:cx="http://schemas.microsoft.com/office/drawing/2014/chartex" xmlns:cx1="http://schemas.microsoft.com/office/drawing/2015/9/8/chartex" xmlns:cx2="http://schemas.microsoft.com/office/drawing/2015/10/21/chartex" xmlns:cx3="http://schemas.microsoft.com/office/drawing/2016/5/9/chartex" xmlns:cx4="http://schemas.microsoft.com/office/drawing/2016/5/10/chartex" xmlns:cx5="http://schemas.microsoft.com/office/drawing/2016/5/11/chartex" xmlns:cx6="http://schemas.microsoft.com/office/drawing/2016/5/12/chartex" xmlns:cx7="http://schemas.microsoft.com/office/drawing/2016/5/13/chartex" xmlns:cx8="http://schemas.microsoft.com/office/drawing/2016/5/14/chartex" xmlns:mc="http://schemas.openxmlformats.org/markup-compatibility/2006" xmlns:aink="http://schemas.microsoft.com/office/drawing/2016/ink" xmlns:am3d="http://schemas.microsoft.com/office/drawing/2017/model3d" xmlns:o="urn:schemas-microsoft-com:office:office" xmlns:oel="http://schemas.microsoft.com/office/2019/extlst" xmlns:r="http://schemas.openxmlformats.org/officeDocument/2006/relationships" xmlns:m="http://schemas.openxmlformats.org/officeDocument/2006/math" xmlns:v="urn:schemas-microsoft-com:vml" xmlns:wp14="http://schemas.microsoft.com/office/word/2010/wordprocessingDrawing" xmlns:wp="http://schemas.openxmlformats.org/drawingml/2006/wordprocessingDrawing" xmlns:w10="urn:schemas-microsoft-com:office:word" xmlns:w="http://schemas.openxmlformats.org/wordprocessingml/2006/main" xmlns:w14="http://schemas.microsoft.com/office/word/2010/wordml" xmlns:w15="http://schemas.microsoft.com/office/word/2012/wordml" xmlns:w16cex="http://schemas.microsoft.com/office/word/2018/wordml/cex" xmlns:w16cid="http://schemas.microsoft.com/office/word/2016/wordml/cid" xmlns:w16="http://schemas.microsoft.com/office/word/2018/wordml" xmlns:w16du="http://schemas.microsoft.com/office/word/2023/wordml/word16du" xmlns:w16sdtdh="http://schemas.microsoft.com/office/word/2020/wordml/sdtdatahash" xmlns:w16sdtfl="http://schemas.microsoft.com/office/word/2024/wordml/sdtformatlock" xmlns:w16se="http://schemas.microsoft.com/office/word/2015/wordml/symex" xmlns:wpg="http://schemas.microsoft.com/office/word/2010/wordprocessingGroup" xmlns:wpi="http://schemas.microsoft.com/office/word/2010/wordprocessingInk" xmlns:wne="http://schemas.microsoft.com/office/word/2006/wordml" xmlns:wps="http://schemas.microsoft.com/office/word/2010/wordprocessingShape" mc:Ignorable="w14 w15 w16se w16cid w16 w16cex w16sdtdh w16sdtfl w16du wp14">
-  <w:p>
-    <w:pPr>
-      <w:spacing w:line="34" w:lineRule="auto"/>
-      <w:ind w:right="360"/>
-      <w:jc w:val="center"/>
-    </w:pPr>
-    <w:r>
-      <mc:AlternateContent>
-        <mc:Choice Requires="wps">
-          <w:drawing>
-            <wp:anchor distT="0" distB="0" distL="0" distR="0" simplePos="0" relativeHeight="251658240" behindDoc="1" locked="0" layoutInCell="0" allowOverlap="1" wp14:anchorId="3535A068" wp14:editId="655788BA">
-              <wp:simplePos x="0" y="0"/>
-              <wp:positionH relativeFrom="margin">
-                <wp:align>right</wp:align>
-              </wp:positionH>
-              <wp:positionV relativeFrom="paragraph">
-                <wp:posOffset>635</wp:posOffset>
-              </wp:positionV>
-              <wp:extent cx="628015" cy="206375"/>
-              <wp:effectExtent l="0" t="0" r="0" b="0"/>
-              <wp:wrapSquare wrapText="bothSides"/>
-              <wp:docPr id="20" name="Marco13"/>
-              <wp:cNvGraphicFramePr/>
-              <a:graphic xmlns:a="http://schemas.openxmlformats.org/drawingml/2006/main">
-                <a:graphicData uri="http://schemas.microsoft.com/office/word/2010/wordprocessingShape">
-                  <wps:wsp>
-                    <wps:cNvSpPr/>
-                    <wps:spPr>
-                      <a:xfrm>
-                        <a:off x="0" y="0"/>
-                        <a:ext cx="627840" cy="206280"/>
-                      </a:xfrm>
-                      <a:prstGeom prst="rect">
-                        <a:avLst/>
-                      </a:prstGeom>
-                      <a:noFill/>
-                      <a:ln w="0">
-                        <a:noFill/>
-                      </a:ln>
-                    </wps:spPr>
-                    <wps:style>
-                      <a:lnRef idx="0">
-                        <a:scrgbClr r="0" g="0" b="0"/>
-                      </a:lnRef>
-                      <a:fillRef idx="0">
-                        <a:scrgbClr r="0" g="0" b="0"/>
-                      </a:fillRef>
-                      <a:effectRef idx="0">
-                        <a:scrgbClr r="0" g="0" b="0"/>
-                      </a:effectRef>
-                      <a:fontRef idx="minor"/>
-                    </wps:style>
-                    <wps:txbx>
-                      <w:txbxContent>
-                        <w:p>
-                          <w:pPr>
-                            <w:pStyle w:val="Encabezado"/>
-                            <w:rPr>
-                              <w:rStyle w:val="Nmerodepgina"/>
-                            </w:rPr>
-                          </w:pPr>
-                          <w:r>
-                            <w:rPr>
-                              <w:rStyle w:val="Nmerodepgina"/>
-                              <w:color w:val="000000"/>
-                            </w:rPr>
-                            <w:fldChar w:fldCharType="begin"/>
-                          </w:r>
-                          <w:r>
-                            <w:rPr>
-                              <w:rStyle w:val="Nmerodepgina"/>
-                              <w:color w:val="000000"/>
-                            </w:rPr>
-                            <w:instrText xml:space="preserve"> PAGE </w:instrText>
-                          </w:r>
-                          <w:r>
-                            <w:rPr>
-                              <w:rStyle w:val="Nmerodepgina"/>
-                              <w:color w:val="000000"/>
-                            </w:rPr>
-                            <w:fldChar w:fldCharType="separate"/>
-                          </w:r>
-                          <w:r>
-                            <w:rPr>
-                              <w:rStyle w:val="Nmerodepgina"/>
-                              <w:color w:val="000000"/>
-                            </w:rPr>
-                            <w:t>28</w:t>
-                          </w:r>
-                          <w:r>
-                            <w:rPr>
-                              <w:rStyle w:val="Nmerodepgina"/>
-                              <w:color w:val="000000"/>
-                            </w:rPr>
-                            <w:fldChar w:fldCharType="end"/>
-                          </w:r>
-                        </w:p>
-                      </w:txbxContent>
-                    </wps:txbx>
-                    <wps:bodyPr lIns="0" tIns="0" rIns="0" bIns="0" anchor="t">
-                      <a:spAutoFit/>
-                    </wps:bodyPr>
-                  </wps:wsp>
-                </a:graphicData>
-              </a:graphic>
-            </wp:anchor>
-          </w:drawing>
-        </mc:Choice>
-        <mc:Fallback>
-          <w:pict>
-            <v:rect w14:anchorId="3535A068" id="_x0000_s1037" style="position:absolute;left:0;text-align:left;margin-left:-1.75pt;margin-top:.05pt;width:49.45pt;height:16.25pt;z-index:-251658240;visibility:visible;mso-wrap-style:square;mso-wrap-distance-left:0;mso-wrap-distance-top:0;mso-wrap-distance-right:0;mso-wrap-distance-bottom:0;mso-position-horizontal:right;mso-position-horizontal-relative:margin;mso-position-vertical:absolute;mso-position-vertical-relative:text;v-text-anchor:top" o:gfxdata="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" o:allowincell="f" filled="f" stroked="f" strokeweight="0">
-              <v:textbox style="mso-fit-shape-to-text:t" inset="0,0,0,0">
-                <w:txbxContent>
-                  <w:p>
-                    <w:pPr>
-                      <w:pStyle w:val="Encabezado"/>
-                      <w:rPr>
-                        <w:rStyle w:val="Nmerodepgina"/>
-                      </w:rPr>
-                    </w:pPr>
-                    <w:r>
-                      <w:rPr>
-                        <w:rStyle w:val="Nmerodepgina"/>
-                        <w:color w:val="000000"/>
-                      </w:rPr>
-                      <w:fldChar w:fldCharType="begin"/>
-                    </w:r>
-                    <w:r>
-                      <w:rPr>
-                        <w:rStyle w:val="Nmerodepgina"/>
-                        <w:color w:val="000000"/>
-                      </w:rPr>
-                      <w:instrText xml:space="preserve"> PAGE </w:instrText>
-                    </w:r>
-                    <w:r>
-                      <w:rPr>
-                        <w:rStyle w:val="Nmerodepgina"/>
-                        <w:color w:val="000000"/>
-                      </w:rPr>
-                      <w:fldChar w:fldCharType="separate"/>
-                    </w:r>
-                    <w:r>
-                      <w:rPr>
-                        <w:rStyle w:val="Nmerodepgina"/>
-                        <w:color w:val="000000"/>
-                      </w:rPr>
-                      <w:t>28</w:t>
-                    </w:r>
-                    <w:r>
-                      <w:rPr>
-                        <w:rStyle w:val="Nmerodepgina"/>
-                        <w:color w:val="000000"/>
-                      </w:rPr>
-                      <w:fldChar w:fldCharType="end"/>
-                    </w:r>
-                  </w:p>
-                </w:txbxContent>
-              </v:textbox>
-              <w10:wrap type="square" anchorx="margin"/>
-            </v:rect>
-          </w:pict>
-        </mc:Fallback>
-      </mc:AlternateContent>
-    </w:r>
-  </w:p>
-</w:hdr>
-</file>
-
-<file path=word/header25.xml><?xml version="1.0" encoding="utf-8"?>
-<w:hdr xmlns:wpc="http://schemas.microsoft.com/office/word/2010/wordprocessingCanvas" xmlns:cx="http://schemas.microsoft.com/office/drawing/2014/chartex" xmlns:cx1="http://schemas.microsoft.com/office/drawing/2015/9/8/chartex" xmlns:cx2="http://schemas.microsoft.com/office/drawing/2015/10/21/chartex" xmlns:cx3="http://schemas.microsoft.com/office/drawing/2016/5/9/chartex" xmlns:cx4="http://schemas.microsoft.com/office/drawing/2016/5/10/chartex" xmlns:cx5="http://schemas.microsoft.com/office/drawing/2016/5/11/chartex" xmlns:cx6="http://schemas.microsoft.com/office/drawing/2016/5/12/chartex" xmlns:cx7="http://schemas.microsoft.com/office/drawing/2016/5/13/chartex" xmlns:cx8="http://schemas.microsoft.com/office/drawing/2016/5/14/chartex" xmlns:mc="http://schemas.openxmlformats.org/markup-compatibility/2006" xmlns:aink="http://schemas.microsoft.com/office/drawing/2016/ink" xmlns:am3d="http://schemas.microsoft.com/office/drawing/2017/model3d" xmlns:o="urn:schemas-microsoft-com:office:office" xmlns:oel="http://schemas.microsoft.com/office/2019/extlst" xmlns:r="http://schemas.openxmlformats.org/officeDocument/2006/relationships" xmlns:m="http://schemas.openxmlformats.org/officeDocument/2006/math" xmlns:v="urn:schemas-microsoft-com:vml" xmlns:wp14="http://schemas.microsoft.com/office/word/2010/wordprocessingDrawing" xmlns:wp="http://schemas.openxmlformats.org/drawingml/2006/wordprocessingDrawing" xmlns:w10="urn:schemas-microsoft-com:office:word" xmlns:w="http://schemas.openxmlformats.org/wordprocessingml/2006/main" xmlns:w14="http://schemas.microsoft.com/office/word/2010/wordml" xmlns:w15="http://schemas.microsoft.com/office/word/2012/wordml" xmlns:w16cex="http://schemas.microsoft.com/office/word/2018/wordml/cex" xmlns:w16cid="http://schemas.microsoft.com/office/word/2016/wordml/cid" xmlns:w16="http://schemas.microsoft.com/office/word/2018/wordml" xmlns:w16du="http://schemas.microsoft.com/office/word/2023/wordml/word16du" xmlns:w16sdtdh="http://schemas.microsoft.com/office/word/2020/wordml/sdtdatahash" xmlns:w16sdtfl="http://schemas.microsoft.com/office/word/2024/wordml/sdtformatlock" xmlns:w16se="http://schemas.microsoft.com/office/word/2015/wordml/symex" xmlns:wpg="http://schemas.microsoft.com/office/word/2010/wordprocessingGroup" xmlns:wpi="http://schemas.microsoft.com/office/word/2010/wordprocessingInk" xmlns:wne="http://schemas.microsoft.com/office/word/2006/wordml" xmlns:wps="http://schemas.microsoft.com/office/word/2010/wordprocessingShape" mc:Ignorable="w14 w15 w16se w16cid w16 w16cex w16sdtdh w16sdtfl w16du wp14">
-  <w:p>
-    <w:pPr>
-      <w:pStyle w:val="Encabezado"/>
-    </w:pPr>
-  </w:p>
-</w:hdr>
-</file>
-
-<file path=word/header26.xml><?xml version="1.0" encoding="utf-8"?>
-<w:hdr xmlns:wpc="http://schemas.microsoft.com/office/word/2010/wordprocessingCanvas" xmlns:cx="http://schemas.microsoft.com/office/drawing/2014/chartex" xmlns:cx1="http://schemas.microsoft.com/office/drawing/2015/9/8/chartex" xmlns:cx2="http://schemas.microsoft.com/office/drawing/2015/10/21/chartex" xmlns:cx3="http://schemas.microsoft.com/office/drawing/2016/5/9/chartex" xmlns:cx4="http://schemas.microsoft.com/office/drawing/2016/5/10/chartex" xmlns:cx5="http://schemas.microsoft.com/office/drawing/2016/5/11/chartex" xmlns:cx6="http://schemas.microsoft.com/office/drawing/2016/5/12/chartex" xmlns:cx7="http://schemas.microsoft.com/office/drawing/2016/5/13/chartex" xmlns:cx8="http://schemas.microsoft.com/office/drawing/2016/5/14/chartex" xmlns:mc="http://schemas.openxmlformats.org/markup-compatibility/2006" xmlns:aink="http://schemas.microsoft.com/office/drawing/2016/ink" xmlns:am3d="http://schemas.microsoft.com/office/drawing/2017/model3d" xmlns:o="urn:schemas-microsoft-com:office:office" xmlns:oel="http://schemas.microsoft.com/office/2019/extlst" xmlns:r="http://schemas.openxmlformats.org/officeDocument/2006/relationships" xmlns:m="http://schemas.openxmlformats.org/officeDocument/2006/math" xmlns:v="urn:schemas-microsoft-com:vml" xmlns:wp14="http://schemas.microsoft.com/office/word/2010/wordprocessingDrawing" xmlns:wp="http://schemas.openxmlformats.org/drawingml/2006/wordprocessingDrawing" xmlns:w10="urn:schemas-microsoft-com:office:word" xmlns:w="http://schemas.openxmlformats.org/wordprocessingml/2006/main" xmlns:w14="http://schemas.microsoft.com/office/word/2010/wordml" xmlns:w15="http://schemas.microsoft.com/office/word/2012/wordml" xmlns:w16cex="http://schemas.microsoft.com/office/word/2018/wordml/cex" xmlns:w16cid="http://schemas.microsoft.com/office/word/2016/wordml/cid" xmlns:w16="http://schemas.microsoft.com/office/word/2018/wordml" xmlns:w16du="http://schemas.microsoft.com/office/word/2023/wordml/word16du" xmlns:w16sdtdh="http://schemas.microsoft.com/office/word/2020/wordml/sdtdatahash" xmlns:w16sdtfl="http://schemas.microsoft.com/office/word/2024/wordml/sdtformatlock" xmlns:w16se="http://schemas.microsoft.com/office/word/2015/wordml/symex" xmlns:wpg="http://schemas.microsoft.com/office/word/2010/wordprocessingGroup" xmlns:wpi="http://schemas.microsoft.com/office/word/2010/wordprocessingInk" xmlns:wne="http://schemas.microsoft.com/office/word/2006/wordml" xmlns:wps="http://schemas.microsoft.com/office/word/2010/wordprocessingShape" mc:Ignorable="w14 w15 w16se w16cid w16 w16cex w16sdtdh w16sdtfl w16du wp14">
-  <w:p>
-    <w:pPr>
-      <w:spacing w:line="34" w:lineRule="auto"/>
-      <w:ind w:right="360"/>
-      <w:jc w:val="center"/>
-    </w:pPr>
-    <w:r>
-      <mc:AlternateContent>
-        <mc:Choice Requires="wps">
-          <w:drawing>
-            <wp:anchor distT="0" distB="0" distL="0" distR="0" simplePos="0" relativeHeight="251661312" behindDoc="1" locked="0" layoutInCell="0" allowOverlap="1" wp14:anchorId="7536A3CF" wp14:editId="4C373090">
-              <wp:simplePos x="0" y="0"/>
-              <wp:positionH relativeFrom="margin">
-                <wp:align>right</wp:align>
-              </wp:positionH>
-              <wp:positionV relativeFrom="paragraph">
-                <wp:posOffset>635</wp:posOffset>
-              </wp:positionV>
-              <wp:extent cx="628015" cy="206375"/>
-              <wp:effectExtent l="0" t="0" r="0" b="0"/>
-              <wp:wrapSquare wrapText="bothSides"/>
-              <wp:docPr id="23" name="Marco15"/>
-              <wp:cNvGraphicFramePr/>
-              <a:graphic xmlns:a="http://schemas.openxmlformats.org/drawingml/2006/main">
-                <a:graphicData uri="http://schemas.microsoft.com/office/word/2010/wordprocessingShape">
-                  <wps:wsp>
-                    <wps:cNvSpPr/>
-                    <wps:spPr>
-                      <a:xfrm>
-                        <a:off x="0" y="0"/>
-                        <a:ext cx="627840" cy="206280"/>
-                      </a:xfrm>
-                      <a:prstGeom prst="rect">
-                        <a:avLst/>
-                      </a:prstGeom>
-                      <a:noFill/>
-                      <a:ln w="0">
-                        <a:noFill/>
-                      </a:ln>
-                    </wps:spPr>
-                    <wps:style>
-                      <a:lnRef idx="0">
-                        <a:scrgbClr r="0" g="0" b="0"/>
-                      </a:lnRef>
-                      <a:fillRef idx="0">
-                        <a:scrgbClr r="0" g="0" b="0"/>
-                      </a:fillRef>
-                      <a:effectRef idx="0">
-                        <a:scrgbClr r="0" g="0" b="0"/>
-                      </a:effectRef>
-                      <a:fontRef idx="minor"/>
-                    </wps:style>
-                    <wps:txbx>
-                      <w:txbxContent>
-                        <w:p>
-                          <w:pPr>
-                            <w:pStyle w:val="Encabezado"/>
-                            <w:rPr>
-                              <w:rStyle w:val="Nmerodepgina"/>
-                            </w:rPr>
-                          </w:pPr>
-                          <w:r>
-                            <w:rPr>
-                              <w:rStyle w:val="Nmerodepgina"/>
-                              <w:color w:val="000000"/>
-                            </w:rPr>
-                            <w:fldChar w:fldCharType="begin"/>
-                          </w:r>
-                          <w:r>
-                            <w:rPr>
-                              <w:rStyle w:val="Nmerodepgina"/>
-                              <w:color w:val="000000"/>
-                            </w:rPr>
-                            <w:instrText xml:space="preserve"> PAGE </w:instrText>
-                          </w:r>
-                          <w:r>
-                            <w:rPr>
-                              <w:rStyle w:val="Nmerodepgina"/>
-                              <w:color w:val="000000"/>
-                            </w:rPr>
-                            <w:fldChar w:fldCharType="separate"/>
-                          </w:r>
-                          <w:r>
-                            <w:rPr>
-                              <w:rStyle w:val="Nmerodepgina"/>
-                              <w:color w:val="000000"/>
-                            </w:rPr>
-                            <w:t>31</w:t>
-                          </w:r>
-                          <w:r>
-                            <w:rPr>
-                              <w:rStyle w:val="Nmerodepgina"/>
-                              <w:color w:val="000000"/>
-                            </w:rPr>
-                            <w:fldChar w:fldCharType="end"/>
-                          </w:r>
-                        </w:p>
-                      </w:txbxContent>
-                    </wps:txbx>
-                    <wps:bodyPr lIns="0" tIns="0" rIns="0" bIns="0" anchor="t">
-                      <a:spAutoFit/>
-                    </wps:bodyPr>
-                  </wps:wsp>
-                </a:graphicData>
-              </a:graphic>
-            </wp:anchor>
-          </w:drawing>
-        </mc:Choice>
-        <mc:Fallback>
-          <w:pict>
-            <v:rect w14:anchorId="7536A3CF" id="Marco15" o:spid="_x0000_s1038" style="position:absolute;left:0;text-align:left;margin-left:-1.75pt;margin-top:.05pt;width:49.45pt;height:16.25pt;z-index:-251655168;visibility:visible;mso-wrap-style:square;mso-wrap-distance-left:0;mso-wrap-distance-top:0;mso-wrap-distance-right:0;mso-wrap-distance-bottom:0;mso-position-horizontal:right;mso-position-horizontal-relative:margin;mso-position-vertical:absolute;mso-position-vertical-relative:text;v-text-anchor:top" o:gfxdata="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" o:allowincell="f" filled="f" stroked="f" strokeweight="0">
-              <v:textbox style="mso-fit-shape-to-text:t" inset="0,0,0,0">
-                <w:txbxContent>
-                  <w:p>
-                    <w:pPr>
-                      <w:pStyle w:val="Encabezado"/>
-                      <w:rPr>
-                        <w:rStyle w:val="Nmerodepgina"/>
-                      </w:rPr>
-                    </w:pPr>
-                    <w:r>
-                      <w:rPr>
-                        <w:rStyle w:val="Nmerodepgina"/>
-                        <w:color w:val="000000"/>
-                      </w:rPr>
-                      <w:fldChar w:fldCharType="begin"/>
-                    </w:r>
-                    <w:r>
-                      <w:rPr>
-                        <w:rStyle w:val="Nmerodepgina"/>
-                        <w:color w:val="000000"/>
-                      </w:rPr>
-                      <w:instrText xml:space="preserve"> PAGE </w:instrText>
-                    </w:r>
-                    <w:r>
-                      <w:rPr>
-                        <w:rStyle w:val="Nmerodepgina"/>
-                        <w:color w:val="000000"/>
-                      </w:rPr>
-                      <w:fldChar w:fldCharType="separate"/>
-                    </w:r>
-                    <w:r>
-                      <w:rPr>
-                        <w:rStyle w:val="Nmerodepgina"/>
-                        <w:color w:val="000000"/>
-                      </w:rPr>
-                      <w:t>31</w:t>
-                    </w:r>
-                    <w:r>
-                      <w:rPr>
-                        <w:rStyle w:val="Nmerodepgina"/>
-                        <w:color w:val="000000"/>
-                      </w:rPr>
-                      <w:fldChar w:fldCharType="end"/>
-                    </w:r>
-                  </w:p>
-                </w:txbxContent>
-              </v:textbox>
-              <w10:wrap type="square" anchorx="margin"/>
-            </v:rect>
-          </w:pict>
-        </mc:Fallback>
-      </mc:AlternateContent>
-    </w:r>
-  </w:p>
-</w:hdr>
-</file>
-
-<file path=word/header27.xml><?xml version="1.0" encoding="utf-8"?>
-<w:hdr xmlns:wpc="http://schemas.microsoft.com/office/word/2010/wordprocessingCanvas" xmlns:cx="http://schemas.microsoft.com/office/drawing/2014/chartex" xmlns:cx1="http://schemas.microsoft.com/office/drawing/2015/9/8/chartex" xmlns:cx2="http://schemas.microsoft.com/office/drawing/2015/10/21/chartex" xmlns:cx3="http://schemas.microsoft.com/office/drawing/2016/5/9/chartex" xmlns:cx4="http://schemas.microsoft.com/office/drawing/2016/5/10/chartex" xmlns:cx5="http://schemas.microsoft.com/office/drawing/2016/5/11/chartex" xmlns:cx6="http://schemas.microsoft.com/office/drawing/2016/5/12/chartex" xmlns:cx7="http://schemas.microsoft.com/office/drawing/2016/5/13/chartex" xmlns:cx8="http://schemas.microsoft.com/office/drawing/2016/5/14/chartex" xmlns:mc="http://schemas.openxmlformats.org/markup-compatibility/2006" xmlns:aink="http://schemas.microsoft.com/office/drawing/2016/ink" xmlns:am3d="http://schemas.microsoft.com/office/drawing/2017/model3d" xmlns:o="urn:schemas-microsoft-com:office:office" xmlns:oel="http://schemas.microsoft.com/office/2019/extlst" xmlns:r="http://schemas.openxmlformats.org/officeDocument/2006/relationships" xmlns:m="http://schemas.openxmlformats.org/officeDocument/2006/math" xmlns:v="urn:schemas-microsoft-com:vml" xmlns:wp14="http://schemas.microsoft.com/office/word/2010/wordprocessingDrawing" xmlns:wp="http://schemas.openxmlformats.org/drawingml/2006/wordprocessingDrawing" xmlns:w10="urn:schemas-microsoft-com:office:word" xmlns:w="http://schemas.openxmlformats.org/wordprocessingml/2006/main" xmlns:w14="http://schemas.microsoft.com/office/word/2010/wordml" xmlns:w15="http://schemas.microsoft.com/office/word/2012/wordml" xmlns:w16cex="http://schemas.microsoft.com/office/word/2018/wordml/cex" xmlns:w16cid="http://schemas.microsoft.com/office/word/2016/wordml/cid" xmlns:w16="http://schemas.microsoft.com/office/word/2018/wordml" xmlns:w16du="http://schemas.microsoft.com/office/word/2023/wordml/word16du" xmlns:w16sdtdh="http://schemas.microsoft.com/office/word/2020/wordml/sdtdatahash" xmlns:w16sdtfl="http://schemas.microsoft.com/office/word/2024/wordml/sdtformatlock" xmlns:w16se="http://schemas.microsoft.com/office/word/2015/wordml/symex" xmlns:wpg="http://schemas.microsoft.com/office/word/2010/wordprocessingGroup" xmlns:wpi="http://schemas.microsoft.com/office/word/2010/wordprocessingInk" xmlns:wne="http://schemas.microsoft.com/office/word/2006/wordml" xmlns:wps="http://schemas.microsoft.com/office/word/2010/wordprocessingShape" mc:Ignorable="w14 w15 w16se w16cid w16 w16cex w16sdtdh w16sdtfl w16du wp14">
-  <w:p>
-    <w:pPr>
-      <w:spacing w:line="34" w:lineRule="auto"/>
-      <w:ind w:right="360"/>
-      <w:jc w:val="center"/>
-    </w:pPr>
-    <w:r>
-      <mc:AlternateContent>
-        <mc:Choice Requires="wps">
-          <w:drawing>
-            <wp:anchor distT="0" distB="0" distL="0" distR="0" simplePos="0" relativeHeight="251662336" behindDoc="1" locked="0" layoutInCell="0" allowOverlap="1" wp14:anchorId="7C4EE198" wp14:editId="793189E3">
-              <wp:simplePos x="0" y="0"/>
-              <wp:positionH relativeFrom="margin">
-                <wp:align>right</wp:align>
-              </wp:positionH>
-              <wp:positionV relativeFrom="paragraph">
-                <wp:posOffset>635</wp:posOffset>
-              </wp:positionV>
-              <wp:extent cx="628015" cy="206375"/>
-              <wp:effectExtent l="0" t="0" r="0" b="0"/>
-              <wp:wrapSquare wrapText="bothSides"/>
-              <wp:docPr id="24" name="Marco15"/>
-              <wp:cNvGraphicFramePr/>
-              <a:graphic xmlns:a="http://schemas.openxmlformats.org/drawingml/2006/main">
-                <a:graphicData uri="http://schemas.microsoft.com/office/word/2010/wordprocessingShape">
-                  <wps:wsp>
-                    <wps:cNvSpPr/>
-                    <wps:spPr>
-                      <a:xfrm>
-                        <a:off x="0" y="0"/>
-                        <a:ext cx="627840" cy="206280"/>
-                      </a:xfrm>
-                      <a:prstGeom prst="rect">
-                        <a:avLst/>
-                      </a:prstGeom>
-                      <a:noFill/>
-                      <a:ln w="0">
-                        <a:noFill/>
-                      </a:ln>
-                    </wps:spPr>
-                    <wps:style>
-                      <a:lnRef idx="0">
-                        <a:scrgbClr r="0" g="0" b="0"/>
-                      </a:lnRef>
-                      <a:fillRef idx="0">
-                        <a:scrgbClr r="0" g="0" b="0"/>
-                      </a:fillRef>
-                      <a:effectRef idx="0">
-                        <a:scrgbClr r="0" g="0" b="0"/>
-                      </a:effectRef>
-                      <a:fontRef idx="minor"/>
-                    </wps:style>
-                    <wps:txbx>
-                      <w:txbxContent>
-                        <w:p>
-                          <w:pPr>
-                            <w:pStyle w:val="Encabezado"/>
-                            <w:rPr>
-                              <w:rStyle w:val="Nmerodepgina"/>
-                            </w:rPr>
-                          </w:pPr>
-                          <w:r>
-                            <w:rPr>
-                              <w:rStyle w:val="Nmerodepgina"/>
-                              <w:color w:val="000000"/>
-                            </w:rPr>
-                            <w:fldChar w:fldCharType="begin"/>
-                          </w:r>
-                          <w:r>
-                            <w:rPr>
-                              <w:rStyle w:val="Nmerodepgina"/>
-                              <w:color w:val="000000"/>
-                            </w:rPr>
-                            <w:instrText xml:space="preserve"> PAGE </w:instrText>
-                          </w:r>
-                          <w:r>
-                            <w:rPr>
-                              <w:rStyle w:val="Nmerodepgina"/>
-                              <w:color w:val="000000"/>
-                            </w:rPr>
-                            <w:fldChar w:fldCharType="separate"/>
-                          </w:r>
-                          <w:r>
-                            <w:rPr>
-                              <w:rStyle w:val="Nmerodepgina"/>
-                              <w:color w:val="000000"/>
-                            </w:rPr>
-                            <w:t>31</w:t>
-                          </w:r>
-                          <w:r>
-                            <w:rPr>
-                              <w:rStyle w:val="Nmerodepgina"/>
-                              <w:color w:val="000000"/>
-                            </w:rPr>
-                            <w:fldChar w:fldCharType="end"/>
-                          </w:r>
-                        </w:p>
-                      </w:txbxContent>
-                    </wps:txbx>
-                    <wps:bodyPr lIns="0" tIns="0" rIns="0" bIns="0" anchor="t">
-                      <a:spAutoFit/>
-                    </wps:bodyPr>
-                  </wps:wsp>
-                </a:graphicData>
-              </a:graphic>
-            </wp:anchor>
-          </w:drawing>
-        </mc:Choice>
-        <mc:Fallback>
-          <w:pict>
-            <v:rect w14:anchorId="7C4EE198" id="_x0000_s1039" style="position:absolute;left:0;text-align:left;margin-left:-1.75pt;margin-top:.05pt;width:49.45pt;height:16.25pt;z-index:-251654144;visibility:visible;mso-wrap-style:square;mso-wrap-distance-left:0;mso-wrap-distance-top:0;mso-wrap-distance-right:0;mso-wrap-distance-bottom:0;mso-position-horizontal:right;mso-position-horizontal-relative:margin;mso-position-vertical:absolute;mso-position-vertical-relative:text;v-text-anchor:top" o:gfxdata="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" o:allowincell="f" filled="f" stroked="f" strokeweight="0">
-              <v:textbox style="mso-fit-shape-to-text:t" inset="0,0,0,0">
-                <w:txbxContent>
-                  <w:p>
-                    <w:pPr>
-                      <w:pStyle w:val="Encabezado"/>
-                      <w:rPr>
-                        <w:rStyle w:val="Nmerodepgina"/>
-                      </w:rPr>
-                    </w:pPr>
-                    <w:r>
-                      <w:rPr>
-                        <w:rStyle w:val="Nmerodepgina"/>
-                        <w:color w:val="000000"/>
-                      </w:rPr>
-                      <w:fldChar w:fldCharType="begin"/>
-                    </w:r>
-                    <w:r>
-                      <w:rPr>
-                        <w:rStyle w:val="Nmerodepgina"/>
-                        <w:color w:val="000000"/>
-                      </w:rPr>
-                      <w:instrText xml:space="preserve"> PAGE </w:instrText>
-                    </w:r>
-                    <w:r>
-                      <w:rPr>
-                        <w:rStyle w:val="Nmerodepgina"/>
-                        <w:color w:val="000000"/>
-                      </w:rPr>
-                      <w:fldChar w:fldCharType="separate"/>
-                    </w:r>
-                    <w:r>
-                      <w:rPr>
-                        <w:rStyle w:val="Nmerodepgina"/>
-                        <w:color w:val="000000"/>
-                      </w:rPr>
-                      <w:t>31</w:t>
-                    </w:r>
-                    <w:r>
-                      <w:rPr>
-                        <w:rStyle w:val="Nmerodepgina"/>
-                        <w:color w:val="000000"/>
-                      </w:rPr>
-                      <w:fldChar w:fldCharType="end"/>
-                    </w:r>
-                  </w:p>
-                </w:txbxContent>
-              </v:textbox>
-              <w10:wrap type="square" anchorx="margin"/>
-            </v:rect>
-          </w:pict>
-        </mc:Fallback>
-      </mc:AlternateContent>
-    </w:r>
-  </w:p>
-</w:hdr>
-</file>
-
-<file path=word/header28.xml><?xml version="1.0" encoding="utf-8"?>
-<w:hdr xmlns:wpc="http://schemas.microsoft.com/office/word/2010/wordprocessingCanvas" xmlns:cx="http://schemas.microsoft.com/office/drawing/2014/chartex" xmlns:cx1="http://schemas.microsoft.com/office/drawing/2015/9/8/chartex" xmlns:cx2="http://schemas.microsoft.com/office/drawing/2015/10/21/chartex" xmlns:cx3="http://schemas.microsoft.com/office/drawing/2016/5/9/chartex" xmlns:cx4="http://schemas.microsoft.com/office/drawing/2016/5/10/chartex" xmlns:cx5="http://schemas.microsoft.com/office/drawing/2016/5/11/chartex" xmlns:cx6="http://schemas.microsoft.com/office/drawing/2016/5/12/chartex" xmlns:cx7="http://schemas.microsoft.com/office/drawing/2016/5/13/chartex" xmlns:cx8="http://schemas.microsoft.com/office/drawing/2016/5/14/chartex" xmlns:mc="http://schemas.openxmlformats.org/markup-compatibility/2006" xmlns:aink="http://schemas.microsoft.com/office/drawing/2016/ink" xmlns:am3d="http://schemas.microsoft.com/office/drawing/2017/model3d" xmlns:o="urn:schemas-microsoft-com:office:office" xmlns:oel="http://schemas.microsoft.com/office/2019/extlst" xmlns:r="http://schemas.openxmlformats.org/officeDocument/2006/relationships" xmlns:m="http://schemas.openxmlformats.org/officeDocument/2006/math" xmlns:v="urn:schemas-microsoft-com:vml" xmlns:wp14="http://schemas.microsoft.com/office/word/2010/wordprocessingDrawing" xmlns:wp="http://schemas.openxmlformats.org/drawingml/2006/wordprocessingDrawing" xmlns:w10="urn:schemas-microsoft-com:office:word" xmlns:w="http://schemas.openxmlformats.org/wordprocessingml/2006/main" xmlns:w14="http://schemas.microsoft.com/office/word/2010/wordml" xmlns:w15="http://schemas.microsoft.com/office/word/2012/wordml" xmlns:w16cex="http://schemas.microsoft.com/office/word/2018/wordml/cex" xmlns:w16cid="http://schemas.microsoft.com/office/word/2016/wordml/cid" xmlns:w16="http://schemas.microsoft.com/office/word/2018/wordml" xmlns:w16du="http://schemas.microsoft.com/office/word/2023/wordml/word16du" xmlns:w16sdtdh="http://schemas.microsoft.com/office/word/2020/wordml/sdtdatahash" xmlns:w16sdtfl="http://schemas.microsoft.com/office/word/2024/wordml/sdtformatlock" xmlns:w16se="http://schemas.microsoft.com/office/word/2015/wordml/symex" xmlns:wpg="http://schemas.microsoft.com/office/word/2010/wordprocessingGroup" xmlns:wpi="http://schemas.microsoft.com/office/word/2010/wordprocessingInk" xmlns:wne="http://schemas.microsoft.com/office/word/2006/wordml" xmlns:wps="http://schemas.microsoft.com/office/word/2010/wordprocessingShape" mc:Ignorable="w14 w15 w16se w16cid w16 w16cex w16sdtdh w16sdtfl w16du wp14">
-  <w:p>
-    <w:pPr>
-      <w:pStyle w:val="Encabezado"/>
-    </w:pPr>
-  </w:p>
-</w:hdr>
-</file>
-
-<file path=word/header29.xml><?xml version="1.0" encoding="utf-8"?>
-<w:hdr xmlns:wpc="http://schemas.microsoft.com/office/word/2010/wordprocessingCanvas" xmlns:cx="http://schemas.microsoft.com/office/drawing/2014/chartex" xmlns:cx1="http://schemas.microsoft.com/office/drawing/2015/9/8/chartex" xmlns:cx2="http://schemas.microsoft.com/office/drawing/2015/10/21/chartex" xmlns:cx3="http://schemas.microsoft.com/office/drawing/2016/5/9/chartex" xmlns:cx4="http://schemas.microsoft.com/office/drawing/2016/5/10/chartex" xmlns:cx5="http://schemas.microsoft.com/office/drawing/2016/5/11/chartex" xmlns:cx6="http://schemas.microsoft.com/office/drawing/2016/5/12/chartex" xmlns:cx7="http://schemas.microsoft.com/office/drawing/2016/5/13/chartex" xmlns:cx8="http://schemas.microsoft.com/office/drawing/2016/5/14/chartex" xmlns:mc="http://schemas.openxmlformats.org/markup-compatibility/2006" xmlns:aink="http://schemas.microsoft.com/office/drawing/2016/ink" xmlns:am3d="http://schemas.microsoft.com/office/drawing/2017/model3d" xmlns:o="urn:schemas-microsoft-com:office:office" xmlns:oel="http://schemas.microsoft.com/office/2019/extlst" xmlns:r="http://schemas.openxmlformats.org/officeDocument/2006/relationships" xmlns:m="http://schemas.openxmlformats.org/officeDocument/2006/math" xmlns:v="urn:schemas-microsoft-com:vml" xmlns:wp14="http://schemas.microsoft.com/office/word/2010/wordprocessingDrawing" xmlns:wp="http://schemas.openxmlformats.org/drawingml/2006/wordprocessingDrawing" xmlns:w10="urn:schemas-microsoft-com:office:word" xmlns:w="http://schemas.openxmlformats.org/wordprocessingml/2006/main" xmlns:w14="http://schemas.microsoft.com/office/word/2010/wordml" xmlns:w15="http://schemas.microsoft.com/office/word/2012/wordml" xmlns:w16cex="http://schemas.microsoft.com/office/word/2018/wordml/cex" xmlns:w16cid="http://schemas.microsoft.com/office/word/2016/wordml/cid" xmlns:w16="http://schemas.microsoft.com/office/word/2018/wordml" xmlns:w16du="http://schemas.microsoft.com/office/word/2023/wordml/word16du" xmlns:w16sdtdh="http://schemas.microsoft.com/office/word/2020/wordml/sdtdatahash" xmlns:w16sdtfl="http://schemas.microsoft.com/office/word/2024/wordml/sdtformatlock" xmlns:w16se="http://schemas.microsoft.com/office/word/2015/wordml/symex" xmlns:wpg="http://schemas.microsoft.com/office/word/2010/wordprocessingGroup" xmlns:wpi="http://schemas.microsoft.com/office/word/2010/wordprocessingInk" xmlns:wne="http://schemas.microsoft.com/office/word/2006/wordml" xmlns:wps="http://schemas.microsoft.com/office/word/2010/wordprocessingShape" mc:Ignorable="w14 w15 w16se w16cid w16 w16cex w16sdtdh w16sdtfl w16du wp14">
-  <w:p>
-    <w:pPr>
-      <w:spacing w:line="34" w:lineRule="auto"/>
-      <w:ind w:right="360"/>
-      <w:jc w:val="center"/>
-    </w:pPr>
-    <w:r>
-      <mc:AlternateContent>
-        <mc:Choice Requires="wps">
-          <w:drawing>
-            <wp:anchor distT="0" distB="0" distL="0" distR="0" simplePos="0" relativeHeight="251665408" behindDoc="1" locked="0" layoutInCell="0" allowOverlap="1" wp14:anchorId="7196AB40" wp14:editId="3C34A9A4">
-              <wp:simplePos x="0" y="0"/>
-              <wp:positionH relativeFrom="margin">
-                <wp:align>right</wp:align>
-              </wp:positionH>
-              <wp:positionV relativeFrom="paragraph">
-                <wp:posOffset>635</wp:posOffset>
-              </wp:positionV>
-              <wp:extent cx="628015" cy="206375"/>
-              <wp:effectExtent l="0" t="0" r="0" b="0"/>
-              <wp:wrapSquare wrapText="bothSides"/>
-              <wp:docPr id="27" name="Marco17"/>
-              <wp:cNvGraphicFramePr/>
-              <a:graphic xmlns:a="http://schemas.openxmlformats.org/drawingml/2006/main">
-                <a:graphicData uri="http://schemas.microsoft.com/office/word/2010/wordprocessingShape">
-                  <wps:wsp>
-                    <wps:cNvSpPr/>
-                    <wps:spPr>
-                      <a:xfrm>
-                        <a:off x="0" y="0"/>
-                        <a:ext cx="627840" cy="206280"/>
-                      </a:xfrm>
-                      <a:prstGeom prst="rect">
-                        <a:avLst/>
-                      </a:prstGeom>
-                      <a:noFill/>
-                      <a:ln w="0">
-                        <a:noFill/>
-                      </a:ln>
-                    </wps:spPr>
-                    <wps:style>
-                      <a:lnRef idx="0">
-                        <a:scrgbClr r="0" g="0" b="0"/>
-                      </a:lnRef>
-                      <a:fillRef idx="0">
-                        <a:scrgbClr r="0" g="0" b="0"/>
-                      </a:fillRef>
-                      <a:effectRef idx="0">
-                        <a:scrgbClr r="0" g="0" b="0"/>
-                      </a:effectRef>
-                      <a:fontRef idx="minor"/>
-                    </wps:style>
-                    <wps:txbx>
-                      <w:txbxContent>
-                        <w:p>
-                          <w:pPr>
-                            <w:pStyle w:val="Encabezado"/>
-                            <w:rPr>
-                              <w:rStyle w:val="Nmerodepgina"/>
-                            </w:rPr>
-                          </w:pPr>
-                          <w:r>
-                            <w:rPr>
-                              <w:rStyle w:val="Nmerodepgina"/>
-                              <w:color w:val="000000"/>
-                            </w:rPr>
-                            <w:fldChar w:fldCharType="begin"/>
-                          </w:r>
-                          <w:r>
-                            <w:rPr>
-                              <w:rStyle w:val="Nmerodepgina"/>
-                              <w:color w:val="000000"/>
-                            </w:rPr>
-                            <w:instrText xml:space="preserve"> PAGE </w:instrText>
-                          </w:r>
-                          <w:r>
-                            <w:rPr>
-                              <w:rStyle w:val="Nmerodepgina"/>
-                              <w:color w:val="000000"/>
-                            </w:rPr>
-                            <w:fldChar w:fldCharType="separate"/>
-                          </w:r>
-                          <w:r>
-                            <w:rPr>
-                              <w:rStyle w:val="Nmerodepgina"/>
-                              <w:color w:val="000000"/>
-                            </w:rPr>
-                            <w:t>34</w:t>
-                          </w:r>
-                          <w:r>
-                            <w:rPr>
-                              <w:rStyle w:val="Nmerodepgina"/>
-                              <w:color w:val="000000"/>
-                            </w:rPr>
-                            <w:fldChar w:fldCharType="end"/>
-                          </w:r>
-                        </w:p>
-                      </w:txbxContent>
-                    </wps:txbx>
-                    <wps:bodyPr lIns="0" tIns="0" rIns="0" bIns="0" anchor="t">
-                      <a:spAutoFit/>
-                    </wps:bodyPr>
-                  </wps:wsp>
-                </a:graphicData>
-              </a:graphic>
-            </wp:anchor>
-          </w:drawing>
-        </mc:Choice>
-        <mc:Fallback>
-          <w:pict>
-            <v:rect w14:anchorId="7196AB40" id="Marco17" o:spid="_x0000_s1040" style="position:absolute;left:0;text-align:left;margin-left:-1.75pt;margin-top:.05pt;width:49.45pt;height:16.25pt;z-index:-251651072;visibility:visible;mso-wrap-style:square;mso-wrap-distance-left:0;mso-wrap-distance-top:0;mso-wrap-distance-right:0;mso-wrap-distance-bottom:0;mso-position-horizontal:right;mso-position-horizontal-relative:margin;mso-position-vertical:absolute;mso-position-vertical-relative:text;v-text-anchor:top" o:gfxdata="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" o:allowincell="f" filled="f" stroked="f" strokeweight="0">
-              <v:textbox style="mso-fit-shape-to-text:t" inset="0,0,0,0">
-                <w:txbxContent>
-                  <w:p>
-                    <w:pPr>
-                      <w:pStyle w:val="Encabezado"/>
-                      <w:rPr>
-                        <w:rStyle w:val="Nmerodepgina"/>
-                      </w:rPr>
-                    </w:pPr>
-                    <w:r>
-                      <w:rPr>
-                        <w:rStyle w:val="Nmerodepgina"/>
-                        <w:color w:val="000000"/>
-                      </w:rPr>
-                      <w:fldChar w:fldCharType="begin"/>
-                    </w:r>
-                    <w:r>
-                      <w:rPr>
-                        <w:rStyle w:val="Nmerodepgina"/>
-                        <w:color w:val="000000"/>
-                      </w:rPr>
-                      <w:instrText xml:space="preserve"> PAGE </w:instrText>
-                    </w:r>
-                    <w:r>
-                      <w:rPr>
-                        <w:rStyle w:val="Nmerodepgina"/>
-                        <w:color w:val="000000"/>
-                      </w:rPr>
-                      <w:fldChar w:fldCharType="separate"/>
-                    </w:r>
-                    <w:r>
-                      <w:rPr>
-                        <w:rStyle w:val="Nmerodepgina"/>
-                        <w:color w:val="000000"/>
-                      </w:rPr>
-                      <w:t>34</w:t>
-                    </w:r>
-                    <w:r>
-                      <w:rPr>
-                        <w:rStyle w:val="Nmerodepgina"/>
-                        <w:color w:val="000000"/>
-                      </w:rPr>
-                      <w:fldChar w:fldCharType="end"/>
-                    </w:r>
-                  </w:p>
-                </w:txbxContent>
-              </v:textbox>
-              <w10:wrap type="square" anchorx="margin"/>
-            </v:rect>
-          </w:pict>
-        </mc:Fallback>
-      </mc:AlternateContent>
-    </w:r>
-  </w:p>
-</w:hdr>
-</file>
-
-<file path=word/header3.xml><?xml version="1.0" encoding="utf-8"?>
-<w:hdr xmlns:wpc="http://schemas.microsoft.com/office/word/2010/wordprocessingCanvas" xmlns:cx="http://schemas.microsoft.com/office/drawing/2014/chartex" xmlns:cx1="http://schemas.microsoft.com/office/drawing/2015/9/8/chartex" xmlns:cx2="http://schemas.microsoft.com/office/drawing/2015/10/21/chartex" xmlns:cx3="http://schemas.microsoft.com/office/drawing/2016/5/9/chartex" xmlns:cx4="http://schemas.microsoft.com/office/drawing/2016/5/10/chartex" xmlns:cx5="http://schemas.microsoft.com/office/drawing/2016/5/11/chartex" xmlns:cx6="http://schemas.microsoft.com/office/drawing/2016/5/12/chartex" xmlns:cx7="http://schemas.microsoft.com/office/drawing/2016/5/13/chartex" xmlns:cx8="http://schemas.microsoft.com/office/drawing/2016/5/14/chartex" xmlns:mc="http://schemas.openxmlformats.org/markup-compatibility/2006" xmlns:aink="http://schemas.microsoft.com/office/drawing/2016/ink" xmlns:am3d="http://schemas.microsoft.com/office/drawing/2017/model3d" xmlns:o="urn:schemas-microsoft-com:office:office" xmlns:oel="http://schemas.microsoft.com/office/2019/extlst" xmlns:r="http://schemas.openxmlformats.org/officeDocument/2006/relationships" xmlns:m="http://schemas.openxmlformats.org/officeDocument/2006/math" xmlns:v="urn:schemas-microsoft-com:vml" xmlns:wp14="http://schemas.microsoft.com/office/word/2010/wordprocessingDrawing" xmlns:wp="http://schemas.openxmlformats.org/drawingml/2006/wordprocessingDrawing" xmlns:w10="urn:schemas-microsoft-com:office:word" xmlns:w="http://schemas.openxmlformats.org/wordprocessingml/2006/main" xmlns:w14="http://schemas.microsoft.com/office/word/2010/wordml" xmlns:w15="http://schemas.microsoft.com/office/word/2012/wordml" xmlns:w16cex="http://schemas.microsoft.com/office/word/2018/wordml/cex" xmlns:w16cid="http://schemas.microsoft.com/office/word/2016/wordml/cid" xmlns:w16="http://schemas.microsoft.com/office/word/2018/wordml" xmlns:w16du="http://schemas.microsoft.com/office/word/2023/wordml/word16du" xmlns:w16sdtdh="http://schemas.microsoft.com/office/word/2020/wordml/sdtdatahash" xmlns:w16sdtfl="http://schemas.microsoft.com/office/word/2024/wordml/sdtformatlock" xmlns:w16se="http://schemas.microsoft.com/office/word/2015/wordml/symex" xmlns:wpg="http://schemas.microsoft.com/office/word/2010/wordprocessingGroup" xmlns:wpi="http://schemas.microsoft.com/office/word/2010/wordprocessingInk" xmlns:wne="http://schemas.microsoft.com/office/word/2006/wordml" xmlns:wps="http://schemas.microsoft.com/office/word/2010/wordprocessingShape" mc:Ignorable="w14 w15 w16se w16cid w16 w16cex w16sdtdh w16sdtfl w16du wp14">
-  <w:p>
-    <w:pPr>
-      <w:pStyle w:val="Encabezado"/>
-    </w:pPr>
-  </w:p>
-</w:hdr>
-</file>
-
-<file path=word/header30.xml><?xml version="1.0" encoding="utf-8"?>
-<w:hdr xmlns:wpc="http://schemas.microsoft.com/office/word/2010/wordprocessingCanvas" xmlns:cx="http://schemas.microsoft.com/office/drawing/2014/chartex" xmlns:cx1="http://schemas.microsoft.com/office/drawing/2015/9/8/chartex" xmlns:cx2="http://schemas.microsoft.com/office/drawing/2015/10/21/chartex" xmlns:cx3="http://schemas.microsoft.com/office/drawing/2016/5/9/chartex" xmlns:cx4="http://schemas.microsoft.com/office/drawing/2016/5/10/chartex" xmlns:cx5="http://schemas.microsoft.com/office/drawing/2016/5/11/chartex" xmlns:cx6="http://schemas.microsoft.com/office/drawing/2016/5/12/chartex" xmlns:cx7="http://schemas.microsoft.com/office/drawing/2016/5/13/chartex" xmlns:cx8="http://schemas.microsoft.com/office/drawing/2016/5/14/chartex" xmlns:mc="http://schemas.openxmlformats.org/markup-compatibility/2006" xmlns:aink="http://schemas.microsoft.com/office/drawing/2016/ink" xmlns:am3d="http://schemas.microsoft.com/office/drawing/2017/model3d" xmlns:o="urn:schemas-microsoft-com:office:office" xmlns:oel="http://schemas.microsoft.com/office/2019/extlst" xmlns:r="http://schemas.openxmlformats.org/officeDocument/2006/relationships" xmlns:m="http://schemas.openxmlformats.org/officeDocument/2006/math" xmlns:v="urn:schemas-microsoft-com:vml" xmlns:wp14="http://schemas.microsoft.com/office/word/2010/wordprocessingDrawing" xmlns:wp="http://schemas.openxmlformats.org/drawingml/2006/wordprocessingDrawing" xmlns:w10="urn:schemas-microsoft-com:office:word" xmlns:w="http://schemas.openxmlformats.org/wordprocessingml/2006/main" xmlns:w14="http://schemas.microsoft.com/office/word/2010/wordml" xmlns:w15="http://schemas.microsoft.com/office/word/2012/wordml" xmlns:w16cex="http://schemas.microsoft.com/office/word/2018/wordml/cex" xmlns:w16cid="http://schemas.microsoft.com/office/word/2016/wordml/cid" xmlns:w16="http://schemas.microsoft.com/office/word/2018/wordml" xmlns:w16du="http://schemas.microsoft.com/office/word/2023/wordml/word16du" xmlns:w16sdtdh="http://schemas.microsoft.com/office/word/2020/wordml/sdtdatahash" xmlns:w16sdtfl="http://schemas.microsoft.com/office/word/2024/wordml/sdtformatlock" xmlns:w16se="http://schemas.microsoft.com/office/word/2015/wordml/symex" xmlns:wpg="http://schemas.microsoft.com/office/word/2010/wordprocessingGroup" xmlns:wpi="http://schemas.microsoft.com/office/word/2010/wordprocessingInk" xmlns:wne="http://schemas.microsoft.com/office/word/2006/wordml" xmlns:wps="http://schemas.microsoft.com/office/word/2010/wordprocessingShape" mc:Ignorable="w14 w15 w16se w16cid w16 w16cex w16sdtdh w16sdtfl w16du wp14">
-  <w:p>
-    <w:pPr>
-      <w:spacing w:line="34" w:lineRule="auto"/>
-      <w:ind w:right="360"/>
-      <w:jc w:val="center"/>
-    </w:pPr>
-    <w:r>
+      <w:rPr>
+        <w:noProof/>
+      </w:rPr>
       <mc:AlternateContent>
         <mc:Choice Requires="wps">
           <w:drawing>
@@ -13683,7 +12987,7 @@
         </mc:Choice>
         <mc:Fallback>
           <w:pict>
-            <v:rect w14:anchorId="4B5CC7ED" id="_x0000_s1041" style="position:absolute;left:0;text-align:left;margin-left:-1.75pt;margin-top:.05pt;width:49.45pt;height:16.25pt;z-index:-251650048;visibility:visible;mso-wrap-style:square;mso-wrap-distance-left:0;mso-wrap-distance-top:0;mso-wrap-distance-right:0;mso-wrap-distance-bottom:0;mso-position-horizontal:right;mso-position-horizontal-relative:margin;mso-position-vertical:absolute;mso-position-vertical-relative:text;v-text-anchor:top" o:gfxdata="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" o:allowincell="f" filled="f" stroked="f" strokeweight="0">
+            <v:rect w14:anchorId="4B5CC7ED" id="_x0000_s1037" style="position:absolute;left:0;text-align:left;margin-left:-1.75pt;margin-top:.05pt;width:49.45pt;height:16.25pt;z-index:-251650048;visibility:visible;mso-wrap-style:square;mso-wrap-distance-left:0;mso-wrap-distance-top:0;mso-wrap-distance-right:0;mso-wrap-distance-bottom:0;mso-position-horizontal:right;mso-position-horizontal-relative:margin;mso-position-vertical:absolute;mso-position-vertical-relative:text;v-text-anchor:top" o:gfxdata="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" o:allowincell="f" filled="f" stroked="f" strokeweight="0">
               <v:textbox style="mso-fit-shape-to-text:t" inset="0,0,0,0">
                 <w:txbxContent>
                   <w:p>
@@ -13741,7 +13045,7 @@
 </w:hdr>
 </file>
 
-<file path=word/header31.xml><?xml version="1.0" encoding="utf-8"?>
+<file path=word/header21.xml><?xml version="1.0" encoding="utf-8"?>
 <w:hdr xmlns:wpc="http://schemas.microsoft.com/office/word/2010/wordprocessingCanvas" xmlns:cx="http://schemas.microsoft.com/office/drawing/2014/chartex" xmlns:cx1="http://schemas.microsoft.com/office/drawing/2015/9/8/chartex" xmlns:cx2="http://schemas.microsoft.com/office/drawing/2015/10/21/chartex" xmlns:cx3="http://schemas.microsoft.com/office/drawing/2016/5/9/chartex" xmlns:cx4="http://schemas.microsoft.com/office/drawing/2016/5/10/chartex" xmlns:cx5="http://schemas.microsoft.com/office/drawing/2016/5/11/chartex" xmlns:cx6="http://schemas.microsoft.com/office/drawing/2016/5/12/chartex" xmlns:cx7="http://schemas.microsoft.com/office/drawing/2016/5/13/chartex" xmlns:cx8="http://schemas.microsoft.com/office/drawing/2016/5/14/chartex" xmlns:mc="http://schemas.openxmlformats.org/markup-compatibility/2006" xmlns:aink="http://schemas.microsoft.com/office/drawing/2016/ink" xmlns:am3d="http://schemas.microsoft.com/office/drawing/2017/model3d" xmlns:o="urn:schemas-microsoft-com:office:office" xmlns:oel="http://schemas.microsoft.com/office/2019/extlst" xmlns:r="http://schemas.openxmlformats.org/officeDocument/2006/relationships" xmlns:m="http://schemas.openxmlformats.org/officeDocument/2006/math" xmlns:v="urn:schemas-microsoft-com:vml" xmlns:wp14="http://schemas.microsoft.com/office/word/2010/wordprocessingDrawing" xmlns:wp="http://schemas.openxmlformats.org/drawingml/2006/wordprocessingDrawing" xmlns:w10="urn:schemas-microsoft-com:office:word" xmlns:w="http://schemas.openxmlformats.org/wordprocessingml/2006/main" xmlns:w14="http://schemas.microsoft.com/office/word/2010/wordml" xmlns:w15="http://schemas.microsoft.com/office/word/2012/wordml" xmlns:w16cex="http://schemas.microsoft.com/office/word/2018/wordml/cex" xmlns:w16cid="http://schemas.microsoft.com/office/word/2016/wordml/cid" xmlns:w16="http://schemas.microsoft.com/office/word/2018/wordml" xmlns:w16du="http://schemas.microsoft.com/office/word/2023/wordml/word16du" xmlns:w16sdtdh="http://schemas.microsoft.com/office/word/2020/wordml/sdtdatahash" xmlns:w16sdtfl="http://schemas.microsoft.com/office/word/2024/wordml/sdtformatlock" xmlns:w16se="http://schemas.microsoft.com/office/word/2015/wordml/symex" xmlns:wpg="http://schemas.microsoft.com/office/word/2010/wordprocessingGroup" xmlns:wpi="http://schemas.microsoft.com/office/word/2010/wordprocessingInk" xmlns:wne="http://schemas.microsoft.com/office/word/2006/wordml" xmlns:wps="http://schemas.microsoft.com/office/word/2010/wordprocessingShape" mc:Ignorable="w14 w15 w16se w16cid w16 w16cex w16sdtdh w16sdtfl w16du wp14">
   <w:p>
     <w:pPr>
@@ -13751,7 +13055,7 @@
 </w:hdr>
 </file>
 
-<file path=word/header32.xml><?xml version="1.0" encoding="utf-8"?>
+<file path=word/header22.xml><?xml version="1.0" encoding="utf-8"?>
 <w:hdr xmlns:wpc="http://schemas.microsoft.com/office/word/2010/wordprocessingCanvas" xmlns:cx="http://schemas.microsoft.com/office/drawing/2014/chartex" xmlns:cx1="http://schemas.microsoft.com/office/drawing/2015/9/8/chartex" xmlns:cx2="http://schemas.microsoft.com/office/drawing/2015/10/21/chartex" xmlns:cx3="http://schemas.microsoft.com/office/drawing/2016/5/9/chartex" xmlns:cx4="http://schemas.microsoft.com/office/drawing/2016/5/10/chartex" xmlns:cx5="http://schemas.microsoft.com/office/drawing/2016/5/11/chartex" xmlns:cx6="http://schemas.microsoft.com/office/drawing/2016/5/12/chartex" xmlns:cx7="http://schemas.microsoft.com/office/drawing/2016/5/13/chartex" xmlns:cx8="http://schemas.microsoft.com/office/drawing/2016/5/14/chartex" xmlns:mc="http://schemas.openxmlformats.org/markup-compatibility/2006" xmlns:aink="http://schemas.microsoft.com/office/drawing/2016/ink" xmlns:am3d="http://schemas.microsoft.com/office/drawing/2017/model3d" xmlns:o="urn:schemas-microsoft-com:office:office" xmlns:oel="http://schemas.microsoft.com/office/2019/extlst" xmlns:r="http://schemas.openxmlformats.org/officeDocument/2006/relationships" xmlns:m="http://schemas.openxmlformats.org/officeDocument/2006/math" xmlns:v="urn:schemas-microsoft-com:vml" xmlns:wp14="http://schemas.microsoft.com/office/word/2010/wordprocessingDrawing" xmlns:wp="http://schemas.openxmlformats.org/drawingml/2006/wordprocessingDrawing" xmlns:w10="urn:schemas-microsoft-com:office:word" xmlns:w="http://schemas.openxmlformats.org/wordprocessingml/2006/main" xmlns:w14="http://schemas.microsoft.com/office/word/2010/wordml" xmlns:w15="http://schemas.microsoft.com/office/word/2012/wordml" xmlns:w16cex="http://schemas.microsoft.com/office/word/2018/wordml/cex" xmlns:w16cid="http://schemas.microsoft.com/office/word/2016/wordml/cid" xmlns:w16="http://schemas.microsoft.com/office/word/2018/wordml" xmlns:w16du="http://schemas.microsoft.com/office/word/2023/wordml/word16du" xmlns:w16sdtdh="http://schemas.microsoft.com/office/word/2020/wordml/sdtdatahash" xmlns:w16sdtfl="http://schemas.microsoft.com/office/word/2024/wordml/sdtformatlock" xmlns:w16se="http://schemas.microsoft.com/office/word/2015/wordml/symex" xmlns:wpg="http://schemas.microsoft.com/office/word/2010/wordprocessingGroup" xmlns:wpi="http://schemas.microsoft.com/office/word/2010/wordprocessingInk" xmlns:wne="http://schemas.microsoft.com/office/word/2006/wordml" xmlns:wps="http://schemas.microsoft.com/office/word/2010/wordprocessingShape" mc:Ignorable="w14 w15 w16se w16cid w16 w16cex w16sdtdh w16sdtfl w16du wp14">
   <w:p>
     <w:pPr>
@@ -13760,6 +13064,9 @@
       <w:jc w:val="center"/>
     </w:pPr>
     <w:r>
+      <w:rPr>
+        <w:noProof/>
+      </w:rPr>
       <mc:AlternateContent>
         <mc:Choice Requires="wps">
           <w:drawing>
@@ -13863,7 +13170,7 @@
         </mc:Choice>
         <mc:Fallback>
           <w:pict>
-            <v:rect w14:anchorId="4F61D931" id="Marco18" o:spid="_x0000_s1042" style="position:absolute;left:0;text-align:left;margin-left:-1.75pt;margin-top:.05pt;width:49.45pt;height:16.25pt;z-index:-251649024;visibility:visible;mso-wrap-style:square;mso-wrap-distance-left:0;mso-wrap-distance-top:0;mso-wrap-distance-right:0;mso-wrap-distance-bottom:0;mso-position-horizontal:right;mso-position-horizontal-relative:margin;mso-position-vertical:absolute;mso-position-vertical-relative:text;v-text-anchor:top" o:gfxdata="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" o:allowincell="f" filled="f" stroked="f" strokeweight="0">
+            <v:rect w14:anchorId="4F61D931" id="Marco18" o:spid="_x0000_s1038" style="position:absolute;left:0;text-align:left;margin-left:-1.75pt;margin-top:.05pt;width:49.45pt;height:16.25pt;z-index:-251649024;visibility:visible;mso-wrap-style:square;mso-wrap-distance-left:0;mso-wrap-distance-top:0;mso-wrap-distance-right:0;mso-wrap-distance-bottom:0;mso-position-horizontal:right;mso-position-horizontal-relative:margin;mso-position-vertical:absolute;mso-position-vertical-relative:text;v-text-anchor:top" o:gfxdata="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" o:allowincell="f" filled="f" stroked="f" strokeweight="0">
               <v:textbox style="mso-fit-shape-to-text:t" inset="0,0,0,0">
                 <w:txbxContent>
                   <w:p>
@@ -13921,7 +13228,7 @@
 </w:hdr>
 </file>
 
-<file path=word/header33.xml><?xml version="1.0" encoding="utf-8"?>
+<file path=word/header23.xml><?xml version="1.0" encoding="utf-8"?>
 <w:hdr xmlns:wpc="http://schemas.microsoft.com/office/word/2010/wordprocessingCanvas" xmlns:cx="http://schemas.microsoft.com/office/drawing/2014/chartex" xmlns:cx1="http://schemas.microsoft.com/office/drawing/2015/9/8/chartex" xmlns:cx2="http://schemas.microsoft.com/office/drawing/2015/10/21/chartex" xmlns:cx3="http://schemas.microsoft.com/office/drawing/2016/5/9/chartex" xmlns:cx4="http://schemas.microsoft.com/office/drawing/2016/5/10/chartex" xmlns:cx5="http://schemas.microsoft.com/office/drawing/2016/5/11/chartex" xmlns:cx6="http://schemas.microsoft.com/office/drawing/2016/5/12/chartex" xmlns:cx7="http://schemas.microsoft.com/office/drawing/2016/5/13/chartex" xmlns:cx8="http://schemas.microsoft.com/office/drawing/2016/5/14/chartex" xmlns:mc="http://schemas.openxmlformats.org/markup-compatibility/2006" xmlns:aink="http://schemas.microsoft.com/office/drawing/2016/ink" xmlns:am3d="http://schemas.microsoft.com/office/drawing/2017/model3d" xmlns:o="urn:schemas-microsoft-com:office:office" xmlns:oel="http://schemas.microsoft.com/office/2019/extlst" xmlns:r="http://schemas.openxmlformats.org/officeDocument/2006/relationships" xmlns:m="http://schemas.openxmlformats.org/officeDocument/2006/math" xmlns:v="urn:schemas-microsoft-com:vml" xmlns:wp14="http://schemas.microsoft.com/office/word/2010/wordprocessingDrawing" xmlns:wp="http://schemas.openxmlformats.org/drawingml/2006/wordprocessingDrawing" xmlns:w10="urn:schemas-microsoft-com:office:word" xmlns:w="http://schemas.openxmlformats.org/wordprocessingml/2006/main" xmlns:w14="http://schemas.microsoft.com/office/word/2010/wordml" xmlns:w15="http://schemas.microsoft.com/office/word/2012/wordml" xmlns:w16cex="http://schemas.microsoft.com/office/word/2018/wordml/cex" xmlns:w16cid="http://schemas.microsoft.com/office/word/2016/wordml/cid" xmlns:w16="http://schemas.microsoft.com/office/word/2018/wordml" xmlns:w16du="http://schemas.microsoft.com/office/word/2023/wordml/word16du" xmlns:w16sdtdh="http://schemas.microsoft.com/office/word/2020/wordml/sdtdatahash" xmlns:w16sdtfl="http://schemas.microsoft.com/office/word/2024/wordml/sdtformatlock" xmlns:w16se="http://schemas.microsoft.com/office/word/2015/wordml/symex" xmlns:wpg="http://schemas.microsoft.com/office/word/2010/wordprocessingGroup" xmlns:wpi="http://schemas.microsoft.com/office/word/2010/wordprocessingInk" xmlns:wne="http://schemas.microsoft.com/office/word/2006/wordml" xmlns:wps="http://schemas.microsoft.com/office/word/2010/wordprocessingShape" mc:Ignorable="w14 w15 w16se w16cid w16 w16cex w16sdtdh w16sdtfl w16du wp14">
   <w:p>
     <w:pPr>
@@ -13930,6 +13237,9 @@
       <w:jc w:val="center"/>
     </w:pPr>
     <w:r>
+      <w:rPr>
+        <w:noProof/>
+      </w:rPr>
       <mc:AlternateContent>
         <mc:Choice Requires="wps">
           <w:drawing>
@@ -14033,7 +13343,7 @@
         </mc:Choice>
         <mc:Fallback>
           <w:pict>
-            <v:rect w14:anchorId="6AAF5D64" id="_x0000_s1043" style="position:absolute;left:0;text-align:left;margin-left:-1.75pt;margin-top:.05pt;width:49.45pt;height:16.25pt;z-index:-251648000;visibility:visible;mso-wrap-style:square;mso-wrap-distance-left:0;mso-wrap-distance-top:0;mso-wrap-distance-right:0;mso-wrap-distance-bottom:0;mso-position-horizontal:right;mso-position-horizontal-relative:margin;mso-position-vertical:absolute;mso-position-vertical-relative:text;v-text-anchor:top" o:gfxdata="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" o:allowincell="f" filled="f" stroked="f" strokeweight="0">
+            <v:rect w14:anchorId="6AAF5D64" id="_x0000_s1039" style="position:absolute;left:0;text-align:left;margin-left:-1.75pt;margin-top:.05pt;width:49.45pt;height:16.25pt;z-index:-251648000;visibility:visible;mso-wrap-style:square;mso-wrap-distance-left:0;mso-wrap-distance-top:0;mso-wrap-distance-right:0;mso-wrap-distance-bottom:0;mso-position-horizontal:right;mso-position-horizontal-relative:margin;mso-position-vertical:absolute;mso-position-vertical-relative:text;v-text-anchor:top" o:gfxdata="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" o:allowincell="f" filled="f" stroked="f" strokeweight="0">
               <v:textbox style="mso-fit-shape-to-text:t" inset="0,0,0,0">
                 <w:txbxContent>
                   <w:p>
@@ -14091,7 +13401,7 @@
 </w:hdr>
 </file>
 
-<file path=word/header4.xml><?xml version="1.0" encoding="utf-8"?>
+<file path=word/header3.xml><?xml version="1.0" encoding="utf-8"?>
 <w:hdr xmlns:wpc="http://schemas.microsoft.com/office/word/2010/wordprocessingCanvas" xmlns:cx="http://schemas.microsoft.com/office/drawing/2014/chartex" xmlns:cx1="http://schemas.microsoft.com/office/drawing/2015/9/8/chartex" xmlns:cx2="http://schemas.microsoft.com/office/drawing/2015/10/21/chartex" xmlns:cx3="http://schemas.microsoft.com/office/drawing/2016/5/9/chartex" xmlns:cx4="http://schemas.microsoft.com/office/drawing/2016/5/10/chartex" xmlns:cx5="http://schemas.microsoft.com/office/drawing/2016/5/11/chartex" xmlns:cx6="http://schemas.microsoft.com/office/drawing/2016/5/12/chartex" xmlns:cx7="http://schemas.microsoft.com/office/drawing/2016/5/13/chartex" xmlns:cx8="http://schemas.microsoft.com/office/drawing/2016/5/14/chartex" xmlns:mc="http://schemas.openxmlformats.org/markup-compatibility/2006" xmlns:aink="http://schemas.microsoft.com/office/drawing/2016/ink" xmlns:am3d="http://schemas.microsoft.com/office/drawing/2017/model3d" xmlns:o="urn:schemas-microsoft-com:office:office" xmlns:oel="http://schemas.microsoft.com/office/2019/extlst" xmlns:r="http://schemas.openxmlformats.org/officeDocument/2006/relationships" xmlns:m="http://schemas.openxmlformats.org/officeDocument/2006/math" xmlns:v="urn:schemas-microsoft-com:vml" xmlns:wp14="http://schemas.microsoft.com/office/word/2010/wordprocessingDrawing" xmlns:wp="http://schemas.openxmlformats.org/drawingml/2006/wordprocessingDrawing" xmlns:w10="urn:schemas-microsoft-com:office:word" xmlns:w="http://schemas.openxmlformats.org/wordprocessingml/2006/main" xmlns:w14="http://schemas.microsoft.com/office/word/2010/wordml" xmlns:w15="http://schemas.microsoft.com/office/word/2012/wordml" xmlns:w16cex="http://schemas.microsoft.com/office/word/2018/wordml/cex" xmlns:w16cid="http://schemas.microsoft.com/office/word/2016/wordml/cid" xmlns:w16="http://schemas.microsoft.com/office/word/2018/wordml" xmlns:w16du="http://schemas.microsoft.com/office/word/2023/wordml/word16du" xmlns:w16sdtdh="http://schemas.microsoft.com/office/word/2020/wordml/sdtdatahash" xmlns:w16sdtfl="http://schemas.microsoft.com/office/word/2024/wordml/sdtformatlock" xmlns:w16se="http://schemas.microsoft.com/office/word/2015/wordml/symex" xmlns:wpg="http://schemas.microsoft.com/office/word/2010/wordprocessingGroup" xmlns:wpi="http://schemas.microsoft.com/office/word/2010/wordprocessingInk" xmlns:wne="http://schemas.microsoft.com/office/word/2006/wordml" xmlns:wps="http://schemas.microsoft.com/office/word/2010/wordprocessingShape" mc:Ignorable="w14 w15 w16se w16cid w16 w16cex w16sdtdh w16sdtfl w16du wp14">
   <w:p>
     <w:pPr>
@@ -14101,7 +13411,7 @@
 </w:hdr>
 </file>
 
-<file path=word/header5.xml><?xml version="1.0" encoding="utf-8"?>
+<file path=word/header4.xml><?xml version="1.0" encoding="utf-8"?>
 <w:hdr xmlns:wpc="http://schemas.microsoft.com/office/word/2010/wordprocessingCanvas" xmlns:cx="http://schemas.microsoft.com/office/drawing/2014/chartex" xmlns:cx1="http://schemas.microsoft.com/office/drawing/2015/9/8/chartex" xmlns:cx2="http://schemas.microsoft.com/office/drawing/2015/10/21/chartex" xmlns:cx3="http://schemas.microsoft.com/office/drawing/2016/5/9/chartex" xmlns:cx4="http://schemas.microsoft.com/office/drawing/2016/5/10/chartex" xmlns:cx5="http://schemas.microsoft.com/office/drawing/2016/5/11/chartex" xmlns:cx6="http://schemas.microsoft.com/office/drawing/2016/5/12/chartex" xmlns:cx7="http://schemas.microsoft.com/office/drawing/2016/5/13/chartex" xmlns:cx8="http://schemas.microsoft.com/office/drawing/2016/5/14/chartex" xmlns:mc="http://schemas.openxmlformats.org/markup-compatibility/2006" xmlns:aink="http://schemas.microsoft.com/office/drawing/2016/ink" xmlns:am3d="http://schemas.microsoft.com/office/drawing/2017/model3d" xmlns:o="urn:schemas-microsoft-com:office:office" xmlns:oel="http://schemas.microsoft.com/office/2019/extlst" xmlns:r="http://schemas.openxmlformats.org/officeDocument/2006/relationships" xmlns:m="http://schemas.openxmlformats.org/officeDocument/2006/math" xmlns:v="urn:schemas-microsoft-com:vml" xmlns:wp14="http://schemas.microsoft.com/office/word/2010/wordprocessingDrawing" xmlns:wp="http://schemas.openxmlformats.org/drawingml/2006/wordprocessingDrawing" xmlns:w10="urn:schemas-microsoft-com:office:word" xmlns:w="http://schemas.openxmlformats.org/wordprocessingml/2006/main" xmlns:w14="http://schemas.microsoft.com/office/word/2010/wordml" xmlns:w15="http://schemas.microsoft.com/office/word/2012/wordml" xmlns:w16cex="http://schemas.microsoft.com/office/word/2018/wordml/cex" xmlns:w16cid="http://schemas.microsoft.com/office/word/2016/wordml/cid" xmlns:w16="http://schemas.microsoft.com/office/word/2018/wordml" xmlns:w16du="http://schemas.microsoft.com/office/word/2023/wordml/word16du" xmlns:w16sdtdh="http://schemas.microsoft.com/office/word/2020/wordml/sdtdatahash" xmlns:w16sdtfl="http://schemas.microsoft.com/office/word/2024/wordml/sdtformatlock" xmlns:w16se="http://schemas.microsoft.com/office/word/2015/wordml/symex" xmlns:wpg="http://schemas.microsoft.com/office/word/2010/wordprocessingGroup" xmlns:wpi="http://schemas.microsoft.com/office/word/2010/wordprocessingInk" xmlns:wne="http://schemas.microsoft.com/office/word/2006/wordml" xmlns:wps="http://schemas.microsoft.com/office/word/2010/wordprocessingShape" mc:Ignorable="w14 w15 w16se w16cid w16 w16cex w16sdtdh w16sdtfl w16du wp14">
   <w:p>
     <w:pPr>
@@ -14110,10 +13420,13 @@
       <w:jc w:val="center"/>
     </w:pPr>
     <w:r>
+      <w:rPr>
+        <w:noProof/>
+      </w:rPr>
       <mc:AlternateContent>
         <mc:Choice Requires="wps">
           <w:drawing>
-            <wp:anchor distT="0" distB="0" distL="0" distR="0" simplePos="0" relativeHeight="251649024" behindDoc="1" locked="0" layoutInCell="0" allowOverlap="1" wp14:anchorId="28621D65" wp14:editId="570E7E56">
+            <wp:anchor distT="0" distB="0" distL="0" distR="0" simplePos="0" relativeHeight="251652096" behindDoc="1" locked="0" layoutInCell="0" allowOverlap="1" wp14:anchorId="144203CB" wp14:editId="4398474E">
               <wp:simplePos x="0" y="0"/>
               <wp:positionH relativeFrom="margin">
                 <wp:align>right</wp:align>
@@ -14121,10 +13434,10 @@
               <wp:positionV relativeFrom="paragraph">
                 <wp:posOffset>635</wp:posOffset>
               </wp:positionV>
-              <wp:extent cx="554990" cy="206375"/>
+              <wp:extent cx="14605" cy="14605"/>
               <wp:effectExtent l="0" t="0" r="0" b="0"/>
               <wp:wrapSquare wrapText="bothSides"/>
-              <wp:docPr id="5" name="Marco3"/>
+              <wp:docPr id="7" name="Marco5"/>
               <wp:cNvGraphicFramePr/>
               <a:graphic xmlns:a="http://schemas.openxmlformats.org/drawingml/2006/main">
                 <a:graphicData uri="http://schemas.microsoft.com/office/word/2010/wordprocessingShape">
@@ -14133,7 +13446,7 @@
                     <wps:spPr>
                       <a:xfrm>
                         <a:off x="0" y="0"/>
-                        <a:ext cx="555120" cy="206280"/>
+                        <a:ext cx="14760" cy="14760"/>
                       </a:xfrm>
                       <a:prstGeom prst="rect">
                         <a:avLst/>
@@ -14190,7 +13503,7 @@
                               <w:rStyle w:val="Nmerodepgina"/>
                               <w:color w:val="000000"/>
                             </w:rPr>
-                            <w:t>ii</w:t>
+                            <w:t>0</w:t>
                           </w:r>
                           <w:r>
                             <w:rPr>
@@ -14213,7 +13526,7 @@
         </mc:Choice>
         <mc:Fallback>
           <w:pict>
-            <v:rect w14:anchorId="28621D65" id="Marco3" o:spid="_x0000_s1028" style="position:absolute;left:0;text-align:left;margin-left:-7.5pt;margin-top:.05pt;width:43.7pt;height:16.25pt;z-index:-251667456;visibility:visible;mso-wrap-style:square;mso-wrap-distance-left:0;mso-wrap-distance-top:0;mso-wrap-distance-right:0;mso-wrap-distance-bottom:0;mso-position-horizontal:right;mso-position-horizontal-relative:margin;mso-position-vertical:absolute;mso-position-vertical-relative:text;v-text-anchor:top" o:gfxdata="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" o:allowincell="f" filled="f" stroked="f" strokeweight="0">
+            <v:rect w14:anchorId="144203CB" id="Marco5" o:spid="_x0000_s1028" style="position:absolute;left:0;text-align:left;margin-left:-50.05pt;margin-top:.05pt;width:1.15pt;height:1.15pt;z-index:-251664384;visibility:visible;mso-wrap-style:square;mso-wrap-distance-left:0;mso-wrap-distance-top:0;mso-wrap-distance-right:0;mso-wrap-distance-bottom:0;mso-position-horizontal:right;mso-position-horizontal-relative:margin;mso-position-vertical:absolute;mso-position-vertical-relative:text;v-text-anchor:top" o:gfxdata="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" o:allowincell="f" filled="f" stroked="f" strokeweight="0">
               <v:textbox style="mso-fit-shape-to-text:t" inset="0,0,0,0">
                 <w:txbxContent>
                   <w:p>
@@ -14249,7 +13562,7 @@
                         <w:rStyle w:val="Nmerodepgina"/>
                         <w:color w:val="000000"/>
                       </w:rPr>
-                      <w:t>ii</w:t>
+                      <w:t>0</w:t>
                     </w:r>
                     <w:r>
                       <w:rPr>
@@ -14271,6 +13584,16 @@
 </w:hdr>
 </file>
 
+<file path=word/header5.xml><?xml version="1.0" encoding="utf-8"?>
+<w:hdr xmlns:wpc="http://schemas.microsoft.com/office/word/2010/wordprocessingCanvas" xmlns:cx="http://schemas.microsoft.com/office/drawing/2014/chartex" xmlns:cx1="http://schemas.microsoft.com/office/drawing/2015/9/8/chartex" xmlns:cx2="http://schemas.microsoft.com/office/drawing/2015/10/21/chartex" xmlns:cx3="http://schemas.microsoft.com/office/drawing/2016/5/9/chartex" xmlns:cx4="http://schemas.microsoft.com/office/drawing/2016/5/10/chartex" xmlns:cx5="http://schemas.microsoft.com/office/drawing/2016/5/11/chartex" xmlns:cx6="http://schemas.microsoft.com/office/drawing/2016/5/12/chartex" xmlns:cx7="http://schemas.microsoft.com/office/drawing/2016/5/13/chartex" xmlns:cx8="http://schemas.microsoft.com/office/drawing/2016/5/14/chartex" xmlns:mc="http://schemas.openxmlformats.org/markup-compatibility/2006" xmlns:aink="http://schemas.microsoft.com/office/drawing/2016/ink" xmlns:am3d="http://schemas.microsoft.com/office/drawing/2017/model3d" xmlns:o="urn:schemas-microsoft-com:office:office" xmlns:oel="http://schemas.microsoft.com/office/2019/extlst" xmlns:r="http://schemas.openxmlformats.org/officeDocument/2006/relationships" xmlns:m="http://schemas.openxmlformats.org/officeDocument/2006/math" xmlns:v="urn:schemas-microsoft-com:vml" xmlns:wp14="http://schemas.microsoft.com/office/word/2010/wordprocessingDrawing" xmlns:wp="http://schemas.openxmlformats.org/drawingml/2006/wordprocessingDrawing" xmlns:w10="urn:schemas-microsoft-com:office:word" xmlns:w="http://schemas.openxmlformats.org/wordprocessingml/2006/main" xmlns:w14="http://schemas.microsoft.com/office/word/2010/wordml" xmlns:w15="http://schemas.microsoft.com/office/word/2012/wordml" xmlns:w16cex="http://schemas.microsoft.com/office/word/2018/wordml/cex" xmlns:w16cid="http://schemas.microsoft.com/office/word/2016/wordml/cid" xmlns:w16="http://schemas.microsoft.com/office/word/2018/wordml" xmlns:w16du="http://schemas.microsoft.com/office/word/2023/wordml/word16du" xmlns:w16sdtdh="http://schemas.microsoft.com/office/word/2020/wordml/sdtdatahash" xmlns:w16sdtfl="http://schemas.microsoft.com/office/word/2024/wordml/sdtformatlock" xmlns:w16se="http://schemas.microsoft.com/office/word/2015/wordml/symex" xmlns:wpg="http://schemas.microsoft.com/office/word/2010/wordprocessingGroup" xmlns:wpi="http://schemas.microsoft.com/office/word/2010/wordprocessingInk" xmlns:wne="http://schemas.microsoft.com/office/word/2006/wordml" xmlns:wps="http://schemas.microsoft.com/office/word/2010/wordprocessingShape" mc:Ignorable="w14 w15 w16se w16cid w16 w16cex w16sdtdh w16sdtfl w16du wp14">
+  <w:p>
+    <w:pPr>
+      <w:pStyle w:val="Encabezado"/>
+    </w:pPr>
+  </w:p>
+</w:hdr>
+</file>
+
 <file path=word/header6.xml><?xml version="1.0" encoding="utf-8"?>
 <w:hdr xmlns:wpc="http://schemas.microsoft.com/office/word/2010/wordprocessingCanvas" xmlns:cx="http://schemas.microsoft.com/office/drawing/2014/chartex" xmlns:cx1="http://schemas.microsoft.com/office/drawing/2015/9/8/chartex" xmlns:cx2="http://schemas.microsoft.com/office/drawing/2015/10/21/chartex" xmlns:cx3="http://schemas.microsoft.com/office/drawing/2016/5/9/chartex" xmlns:cx4="http://schemas.microsoft.com/office/drawing/2016/5/10/chartex" xmlns:cx5="http://schemas.microsoft.com/office/drawing/2016/5/11/chartex" xmlns:cx6="http://schemas.microsoft.com/office/drawing/2016/5/12/chartex" xmlns:cx7="http://schemas.microsoft.com/office/drawing/2016/5/13/chartex" xmlns:cx8="http://schemas.microsoft.com/office/drawing/2016/5/14/chartex" xmlns:mc="http://schemas.openxmlformats.org/markup-compatibility/2006" xmlns:aink="http://schemas.microsoft.com/office/drawing/2016/ink" xmlns:am3d="http://schemas.microsoft.com/office/drawing/2017/model3d" xmlns:o="urn:schemas-microsoft-com:office:office" xmlns:oel="http://schemas.microsoft.com/office/2019/extlst" xmlns:r="http://schemas.openxmlformats.org/officeDocument/2006/relationships" xmlns:m="http://schemas.openxmlformats.org/officeDocument/2006/math" xmlns:v="urn:schemas-microsoft-com:vml" xmlns:wp14="http://schemas.microsoft.com/office/word/2010/wordprocessingDrawing" xmlns:wp="http://schemas.openxmlformats.org/drawingml/2006/wordprocessingDrawing" xmlns:w10="urn:schemas-microsoft-com:office:word" xmlns:w="http://schemas.openxmlformats.org/wordprocessingml/2006/main" xmlns:w14="http://schemas.microsoft.com/office/word/2010/wordml" xmlns:w15="http://schemas.microsoft.com/office/word/2012/wordml" xmlns:w16cex="http://schemas.microsoft.com/office/word/2018/wordml/cex" xmlns:w16cid="http://schemas.microsoft.com/office/word/2016/wordml/cid" xmlns:w16="http://schemas.microsoft.com/office/word/2018/wordml" xmlns:w16du="http://schemas.microsoft.com/office/word/2023/wordml/word16du" xmlns:w16sdtdh="http://schemas.microsoft.com/office/word/2020/wordml/sdtdatahash" xmlns:w16sdtfl="http://schemas.microsoft.com/office/word/2024/wordml/sdtformatlock" xmlns:w16se="http://schemas.microsoft.com/office/word/2015/wordml/symex" xmlns:wpg="http://schemas.microsoft.com/office/word/2010/wordprocessingGroup" xmlns:wpi="http://schemas.microsoft.com/office/word/2010/wordprocessingInk" xmlns:wne="http://schemas.microsoft.com/office/word/2006/wordml" xmlns:wps="http://schemas.microsoft.com/office/word/2010/wordprocessingShape" mc:Ignorable="w14 w15 w16se w16cid w16 w16cex w16sdtdh w16sdtfl w16du wp14">
   <w:p>
@@ -14285,25 +13608,18 @@
 <w:hdr xmlns:wpc="http://schemas.microsoft.com/office/word/2010/wordprocessingCanvas" xmlns:cx="http://schemas.microsoft.com/office/drawing/2014/chartex" xmlns:cx1="http://schemas.microsoft.com/office/drawing/2015/9/8/chartex" xmlns:cx2="http://schemas.microsoft.com/office/drawing/2015/10/21/chartex" xmlns:cx3="http://schemas.microsoft.com/office/drawing/2016/5/9/chartex" xmlns:cx4="http://schemas.microsoft.com/office/drawing/2016/5/10/chartex" xmlns:cx5="http://schemas.microsoft.com/office/drawing/2016/5/11/chartex" xmlns:cx6="http://schemas.microsoft.com/office/drawing/2016/5/12/chartex" xmlns:cx7="http://schemas.microsoft.com/office/drawing/2016/5/13/chartex" xmlns:cx8="http://schemas.microsoft.com/office/drawing/2016/5/14/chartex" xmlns:mc="http://schemas.openxmlformats.org/markup-compatibility/2006" xmlns:aink="http://schemas.microsoft.com/office/drawing/2016/ink" xmlns:am3d="http://schemas.microsoft.com/office/drawing/2017/model3d" xmlns:o="urn:schemas-microsoft-com:office:office" xmlns:oel="http://schemas.microsoft.com/office/2019/extlst" xmlns:r="http://schemas.openxmlformats.org/officeDocument/2006/relationships" xmlns:m="http://schemas.openxmlformats.org/officeDocument/2006/math" xmlns:v="urn:schemas-microsoft-com:vml" xmlns:wp14="http://schemas.microsoft.com/office/word/2010/wordprocessingDrawing" xmlns:wp="http://schemas.openxmlformats.org/drawingml/2006/wordprocessingDrawing" xmlns:w10="urn:schemas-microsoft-com:office:word" xmlns:w="http://schemas.openxmlformats.org/wordprocessingml/2006/main" xmlns:w14="http://schemas.microsoft.com/office/word/2010/wordml" xmlns:w15="http://schemas.microsoft.com/office/word/2012/wordml" xmlns:w16cex="http://schemas.microsoft.com/office/word/2018/wordml/cex" xmlns:w16cid="http://schemas.microsoft.com/office/word/2016/wordml/cid" xmlns:w16="http://schemas.microsoft.com/office/word/2018/wordml" xmlns:w16du="http://schemas.microsoft.com/office/word/2023/wordml/word16du" xmlns:w16sdtdh="http://schemas.microsoft.com/office/word/2020/wordml/sdtdatahash" xmlns:w16sdtfl="http://schemas.microsoft.com/office/word/2024/wordml/sdtformatlock" xmlns:w16se="http://schemas.microsoft.com/office/word/2015/wordml/symex" xmlns:wpg="http://schemas.microsoft.com/office/word/2010/wordprocessingGroup" xmlns:wpi="http://schemas.microsoft.com/office/word/2010/wordprocessingInk" xmlns:wne="http://schemas.microsoft.com/office/word/2006/wordml" xmlns:wps="http://schemas.microsoft.com/office/word/2010/wordprocessingShape" mc:Ignorable="w14 w15 w16se w16cid w16 w16cex w16sdtdh w16sdtfl w16du wp14">
   <w:p>
     <w:pPr>
-      <w:pStyle w:val="Encabezado"/>
-    </w:pPr>
-  </w:p>
-</w:hdr>
-</file>
-
-<file path=word/header8.xml><?xml version="1.0" encoding="utf-8"?>
-<w:hdr xmlns:wpc="http://schemas.microsoft.com/office/word/2010/wordprocessingCanvas" xmlns:cx="http://schemas.microsoft.com/office/drawing/2014/chartex" xmlns:cx1="http://schemas.microsoft.com/office/drawing/2015/9/8/chartex" xmlns:cx2="http://schemas.microsoft.com/office/drawing/2015/10/21/chartex" xmlns:cx3="http://schemas.microsoft.com/office/drawing/2016/5/9/chartex" xmlns:cx4="http://schemas.microsoft.com/office/drawing/2016/5/10/chartex" xmlns:cx5="http://schemas.microsoft.com/office/drawing/2016/5/11/chartex" xmlns:cx6="http://schemas.microsoft.com/office/drawing/2016/5/12/chartex" xmlns:cx7="http://schemas.microsoft.com/office/drawing/2016/5/13/chartex" xmlns:cx8="http://schemas.microsoft.com/office/drawing/2016/5/14/chartex" xmlns:mc="http://schemas.openxmlformats.org/markup-compatibility/2006" xmlns:aink="http://schemas.microsoft.com/office/drawing/2016/ink" xmlns:am3d="http://schemas.microsoft.com/office/drawing/2017/model3d" xmlns:o="urn:schemas-microsoft-com:office:office" xmlns:oel="http://schemas.microsoft.com/office/2019/extlst" xmlns:r="http://schemas.openxmlformats.org/officeDocument/2006/relationships" xmlns:m="http://schemas.openxmlformats.org/officeDocument/2006/math" xmlns:v="urn:schemas-microsoft-com:vml" xmlns:wp14="http://schemas.microsoft.com/office/word/2010/wordprocessingDrawing" xmlns:wp="http://schemas.openxmlformats.org/drawingml/2006/wordprocessingDrawing" xmlns:w10="urn:schemas-microsoft-com:office:word" xmlns:w="http://schemas.openxmlformats.org/wordprocessingml/2006/main" xmlns:w14="http://schemas.microsoft.com/office/word/2010/wordml" xmlns:w15="http://schemas.microsoft.com/office/word/2012/wordml" xmlns:w16cex="http://schemas.microsoft.com/office/word/2018/wordml/cex" xmlns:w16cid="http://schemas.microsoft.com/office/word/2016/wordml/cid" xmlns:w16="http://schemas.microsoft.com/office/word/2018/wordml" xmlns:w16du="http://schemas.microsoft.com/office/word/2023/wordml/word16du" xmlns:w16sdtdh="http://schemas.microsoft.com/office/word/2020/wordml/sdtdatahash" xmlns:w16sdtfl="http://schemas.microsoft.com/office/word/2024/wordml/sdtformatlock" xmlns:w16se="http://schemas.microsoft.com/office/word/2015/wordml/symex" xmlns:wpg="http://schemas.microsoft.com/office/word/2010/wordprocessingGroup" xmlns:wpi="http://schemas.microsoft.com/office/word/2010/wordprocessingInk" xmlns:wne="http://schemas.microsoft.com/office/word/2006/wordml" xmlns:wps="http://schemas.microsoft.com/office/word/2010/wordprocessingShape" mc:Ignorable="w14 w15 w16se w16cid w16 w16cex w16sdtdh w16sdtfl w16du wp14">
-  <w:p>
-    <w:pPr>
       <w:spacing w:line="34" w:lineRule="auto"/>
       <w:ind w:right="360"/>
       <w:jc w:val="center"/>
     </w:pPr>
     <w:r>
+      <w:rPr>
+        <w:noProof/>
+      </w:rPr>
       <mc:AlternateContent>
         <mc:Choice Requires="wps">
           <w:drawing>
-            <wp:anchor distT="0" distB="0" distL="0" distR="0" simplePos="0" relativeHeight="251650048" behindDoc="1" locked="0" layoutInCell="0" allowOverlap="1" wp14:anchorId="6211907E" wp14:editId="56E11726">
+            <wp:anchor distT="0" distB="0" distL="0" distR="0" simplePos="0" relativeHeight="251669504" behindDoc="1" locked="0" layoutInCell="0" allowOverlap="1" wp14:anchorId="43F45CE5" wp14:editId="109C83B4">
               <wp:simplePos x="0" y="0"/>
               <wp:positionH relativeFrom="margin">
                 <wp:align>right</wp:align>
@@ -14311,10 +13627,10 @@
               <wp:positionV relativeFrom="paragraph">
                 <wp:posOffset>635</wp:posOffset>
               </wp:positionV>
-              <wp:extent cx="554990" cy="206375"/>
+              <wp:extent cx="14605" cy="14605"/>
               <wp:effectExtent l="0" t="0" r="0" b="0"/>
               <wp:wrapSquare wrapText="bothSides"/>
-              <wp:docPr id="6" name="Marco4"/>
+              <wp:docPr id="8" name="Marco6"/>
               <wp:cNvGraphicFramePr/>
               <a:graphic xmlns:a="http://schemas.openxmlformats.org/drawingml/2006/main">
                 <a:graphicData uri="http://schemas.microsoft.com/office/word/2010/wordprocessingShape">
@@ -14323,7 +13639,7 @@
                     <wps:spPr>
                       <a:xfrm>
                         <a:off x="0" y="0"/>
-                        <a:ext cx="555120" cy="206280"/>
+                        <a:ext cx="14760" cy="14760"/>
                       </a:xfrm>
                       <a:prstGeom prst="rect">
                         <a:avLst/>
@@ -14380,7 +13696,7 @@
                               <w:rStyle w:val="Nmerodepgina"/>
                               <w:color w:val="000000"/>
                             </w:rPr>
-                            <w:t>ii</w:t>
+                            <w:t>0</w:t>
                           </w:r>
                           <w:r>
                             <w:rPr>
@@ -14403,7 +13719,7 @@
         </mc:Choice>
         <mc:Fallback>
           <w:pict>
-            <v:rect w14:anchorId="6211907E" id="Marco4" o:spid="_x0000_s1029" style="position:absolute;left:0;text-align:left;margin-left:-7.5pt;margin-top:.05pt;width:43.7pt;height:16.25pt;z-index:-251666432;visibility:visible;mso-wrap-style:square;mso-wrap-distance-left:0;mso-wrap-distance-top:0;mso-wrap-distance-right:0;mso-wrap-distance-bottom:0;mso-position-horizontal:right;mso-position-horizontal-relative:margin;mso-position-vertical:absolute;mso-position-vertical-relative:text;v-text-anchor:top" o:gfxdata="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" o:allowincell="f" filled="f" stroked="f" strokeweight="0">
+            <v:rect w14:anchorId="43F45CE5" id="Marco6" o:spid="_x0000_s1029" style="position:absolute;left:0;text-align:left;margin-left:-50.05pt;margin-top:.05pt;width:1.15pt;height:1.15pt;z-index:-251646976;visibility:visible;mso-wrap-style:square;mso-wrap-distance-left:0;mso-wrap-distance-top:0;mso-wrap-distance-right:0;mso-wrap-distance-bottom:0;mso-position-horizontal:right;mso-position-horizontal-relative:margin;mso-position-vertical:absolute;mso-position-vertical-relative:text;v-text-anchor:top" o:gfxdata="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" o:allowincell="f" filled="f" stroked="f" strokeweight="0">
               <v:textbox style="mso-fit-shape-to-text:t" inset="0,0,0,0">
                 <w:txbxContent>
                   <w:p>
@@ -14439,7 +13755,7 @@
                         <w:rStyle w:val="Nmerodepgina"/>
                         <w:color w:val="000000"/>
                       </w:rPr>
-                      <w:t>ii</w:t>
+                      <w:t>0</w:t>
                     </w:r>
                     <w:r>
                       <w:rPr>
@@ -14457,6 +13773,16 @@
         </mc:Fallback>
       </mc:AlternateContent>
     </w:r>
+  </w:p>
+</w:hdr>
+</file>
+
+<file path=word/header8.xml><?xml version="1.0" encoding="utf-8"?>
+<w:hdr xmlns:wpc="http://schemas.microsoft.com/office/word/2010/wordprocessingCanvas" xmlns:cx="http://schemas.microsoft.com/office/drawing/2014/chartex" xmlns:cx1="http://schemas.microsoft.com/office/drawing/2015/9/8/chartex" xmlns:cx2="http://schemas.microsoft.com/office/drawing/2015/10/21/chartex" xmlns:cx3="http://schemas.microsoft.com/office/drawing/2016/5/9/chartex" xmlns:cx4="http://schemas.microsoft.com/office/drawing/2016/5/10/chartex" xmlns:cx5="http://schemas.microsoft.com/office/drawing/2016/5/11/chartex" xmlns:cx6="http://schemas.microsoft.com/office/drawing/2016/5/12/chartex" xmlns:cx7="http://schemas.microsoft.com/office/drawing/2016/5/13/chartex" xmlns:cx8="http://schemas.microsoft.com/office/drawing/2016/5/14/chartex" xmlns:mc="http://schemas.openxmlformats.org/markup-compatibility/2006" xmlns:aink="http://schemas.microsoft.com/office/drawing/2016/ink" xmlns:am3d="http://schemas.microsoft.com/office/drawing/2017/model3d" xmlns:o="urn:schemas-microsoft-com:office:office" xmlns:oel="http://schemas.microsoft.com/office/2019/extlst" xmlns:r="http://schemas.openxmlformats.org/officeDocument/2006/relationships" xmlns:m="http://schemas.openxmlformats.org/officeDocument/2006/math" xmlns:v="urn:schemas-microsoft-com:vml" xmlns:wp14="http://schemas.microsoft.com/office/word/2010/wordprocessingDrawing" xmlns:wp="http://schemas.openxmlformats.org/drawingml/2006/wordprocessingDrawing" xmlns:w10="urn:schemas-microsoft-com:office:word" xmlns:w="http://schemas.openxmlformats.org/wordprocessingml/2006/main" xmlns:w14="http://schemas.microsoft.com/office/word/2010/wordml" xmlns:w15="http://schemas.microsoft.com/office/word/2012/wordml" xmlns:w16cex="http://schemas.microsoft.com/office/word/2018/wordml/cex" xmlns:w16cid="http://schemas.microsoft.com/office/word/2016/wordml/cid" xmlns:w16="http://schemas.microsoft.com/office/word/2018/wordml" xmlns:w16du="http://schemas.microsoft.com/office/word/2023/wordml/word16du" xmlns:w16sdtdh="http://schemas.microsoft.com/office/word/2020/wordml/sdtdatahash" xmlns:w16sdtfl="http://schemas.microsoft.com/office/word/2024/wordml/sdtformatlock" xmlns:w16se="http://schemas.microsoft.com/office/word/2015/wordml/symex" xmlns:wpg="http://schemas.microsoft.com/office/word/2010/wordprocessingGroup" xmlns:wpi="http://schemas.microsoft.com/office/word/2010/wordprocessingInk" xmlns:wne="http://schemas.microsoft.com/office/word/2006/wordml" xmlns:wps="http://schemas.microsoft.com/office/word/2010/wordprocessingShape" mc:Ignorable="w14 w15 w16se w16cid w16 w16cex w16sdtdh w16sdtfl w16du wp14">
+  <w:p>
+    <w:pPr>
+      <w:pStyle w:val="Encabezado"/>
+    </w:pPr>
   </w:p>
 </w:hdr>
 </file>
@@ -18024,7 +17350,6 @@
     <w:basedOn w:val="Ttulo1"/>
     <w:next w:val="Normal"/>
     <w:uiPriority w:val="39"/>
-    <w:semiHidden/>
     <w:unhideWhenUsed/>
     <w:qFormat/>
     <w:rsid w:val="008572C4"/>
